--- a/TP2/Entregable.docx
+++ b/TP2/Entregable.docx
@@ -323,14 +323,7 @@
               <w:sz w:val="32"/>
               <w:lang w:val="es-MX"/>
             </w:rPr>
-            <w:t xml:space="preserve"> de Fase en el Dominio de la </w:t>
-          </w:r>
-          <w:r>
-            <w:rPr>
-              <w:sz w:val="32"/>
-              <w:lang w:val="es-MX"/>
-            </w:rPr>
-            <w:t>Frecuencia</w:t>
+            <w:t xml:space="preserve"> de Fase en el Dominio de la Frecuencia</w:t>
           </w:r>
           <w:r>
             <w:rPr>
@@ -437,21 +430,247 @@
       <w:r>
         <w:br w:type="page"/>
       </w:r>
-      <w:bookmarkStart w:id="0" w:name="_GoBack"/>
+    </w:p>
+    <w:p>
+      <w:pPr>
+        <w:pStyle w:val="Ttulo1"/>
+      </w:pPr>
+      <w:bookmarkStart w:id="0" w:name="_Toc230080423"/>
+      <w:r>
+        <w:lastRenderedPageBreak/>
+        <w:t>Introducción:</w:t>
+      </w:r>
       <w:bookmarkEnd w:id="0"/>
     </w:p>
+    <w:p/>
+    <w:p/>
     <w:p>
       <w:pPr>
         <w:pStyle w:val="Ttulo1"/>
       </w:pPr>
-      <w:bookmarkStart w:id="1" w:name="_Toc230080423"/>
-      <w:r>
-        <w:lastRenderedPageBreak/>
-        <w:t>Introducción:</w:t>
+      <w:r>
+        <w:t>Inciso 1:</w:t>
+      </w:r>
+    </w:p>
+    <w:p>
+      <w:pPr>
+        <w:rPr>
+          <w:b/>
+        </w:rPr>
+      </w:pPr>
+      <w:r>
+        <w:rPr>
+          <w:b/>
+        </w:rPr>
+        <w:t>“Estimación</w:t>
+      </w:r>
+      <w:r>
+        <w:rPr>
+          <w:b/>
+        </w:rPr>
+        <w:t xml:space="preserve"> de </w:t>
+      </w:r>
+      <w:r>
+        <w:rPr>
+          <w:b/>
+        </w:rPr>
+        <w:t>traslación</w:t>
+      </w:r>
+      <w:r>
+        <w:rPr>
+          <w:b/>
+        </w:rPr>
+        <w:t xml:space="preserve"> mediante </w:t>
+      </w:r>
+      <w:r>
+        <w:rPr>
+          <w:b/>
+        </w:rPr>
+        <w:t>correlación</w:t>
+      </w:r>
+      <w:r>
+        <w:rPr>
+          <w:b/>
+        </w:rPr>
+        <w:t xml:space="preserve"> de fase: Dadas dos </w:t>
+      </w:r>
+      <w:r>
+        <w:rPr>
+          <w:b/>
+        </w:rPr>
+        <w:t>imágenes</w:t>
+      </w:r>
+      <w:r>
+        <w:rPr>
+          <w:b/>
+        </w:rPr>
+        <w:t xml:space="preserve"> f1(x, y) y f2(x, y)</w:t>
+      </w:r>
+      <w:r>
+        <w:rPr>
+          <w:b/>
+        </w:rPr>
+        <w:t xml:space="preserve"> </w:t>
+      </w:r>
+      <w:r>
+        <w:rPr>
+          <w:b/>
+        </w:rPr>
+        <w:t xml:space="preserve">relacionadas por un desplazamiento (x0, y0), implemente un </w:t>
+      </w:r>
+      <w:r>
+        <w:rPr>
+          <w:b/>
+        </w:rPr>
+        <w:t>código</w:t>
+      </w:r>
+      <w:r>
+        <w:rPr>
+          <w:b/>
+        </w:rPr>
+        <w:t xml:space="preserve"> que determine dicho vector de </w:t>
+      </w:r>
+      <w:r>
+        <w:rPr>
+          <w:b/>
+        </w:rPr>
+        <w:t xml:space="preserve">traslación. </w:t>
+      </w:r>
+      <w:r>
+        <w:rPr>
+          <w:b/>
+        </w:rPr>
+        <w:t xml:space="preserve">Utilice </w:t>
+      </w:r>
+      <w:bookmarkStart w:id="1" w:name="_GoBack"/>
+      <w:r>
+        <w:rPr>
+          <w:b/>
+        </w:rPr>
+        <w:t xml:space="preserve">el espectro cruzado normalizado utilizando las transformadas de Fourier </w:t>
       </w:r>
       <w:bookmarkEnd w:id="1"/>
+      <w:r>
+        <w:rPr>
+          <w:b/>
+        </w:rPr>
+        <w:t xml:space="preserve">de las </w:t>
+      </w:r>
+      <w:r>
+        <w:rPr>
+          <w:b/>
+        </w:rPr>
+        <w:t xml:space="preserve">imágenes para localizar </w:t>
+      </w:r>
+      <w:r>
+        <w:rPr>
+          <w:b/>
+        </w:rPr>
+        <w:t xml:space="preserve">el desplazamiento. Explique </w:t>
+      </w:r>
+      <w:r>
+        <w:rPr>
+          <w:b/>
+        </w:rPr>
+        <w:t>teóricamente</w:t>
+      </w:r>
+      <w:r>
+        <w:rPr>
+          <w:b/>
+        </w:rPr>
+        <w:t xml:space="preserve"> por </w:t>
+      </w:r>
+      <w:r>
+        <w:rPr>
+          <w:b/>
+        </w:rPr>
+        <w:t>qué</w:t>
+      </w:r>
+      <w:r>
+        <w:rPr>
+          <w:b/>
+        </w:rPr>
+        <w:t xml:space="preserve"> la magnitud del espectro de Fourier |</w:t>
+      </w:r>
+      <w:r>
+        <w:rPr>
+          <w:b/>
+        </w:rPr>
+        <w:t>F (</w:t>
+      </w:r>
+      <w:r>
+        <w:rPr>
+          <w:b/>
+        </w:rPr>
+        <w:t xml:space="preserve">u, </w:t>
+      </w:r>
+      <w:r>
+        <w:rPr>
+          <w:b/>
+        </w:rPr>
+        <w:t>v) |</w:t>
+      </w:r>
+      <w:r>
+        <w:rPr>
+          <w:b/>
+        </w:rPr>
+        <w:t xml:space="preserve"> </w:t>
+      </w:r>
+      <w:r>
+        <w:rPr>
+          <w:b/>
+        </w:rPr>
+        <w:t xml:space="preserve">es invariante </w:t>
+      </w:r>
+      <w:r>
+        <w:rPr>
+          <w:b/>
+        </w:rPr>
+        <w:t xml:space="preserve">a las traslaciones espaciales. Escriba un algoritmo que calcule el vector </w:t>
+      </w:r>
+      <w:r>
+        <w:rPr>
+          <w:b/>
+        </w:rPr>
+        <w:t>desplazamiento,</w:t>
+      </w:r>
+      <w:r>
+        <w:rPr>
+          <w:b/>
+        </w:rPr>
+        <w:t xml:space="preserve"> pero con una </w:t>
+      </w:r>
+      <w:r>
+        <w:rPr>
+          <w:b/>
+        </w:rPr>
+        <w:t xml:space="preserve">lógica </w:t>
+      </w:r>
+      <w:r>
+        <w:rPr>
+          <w:b/>
+        </w:rPr>
+        <w:t xml:space="preserve">espacial de </w:t>
+      </w:r>
+      <w:r>
+        <w:rPr>
+          <w:b/>
+        </w:rPr>
+        <w:t>comparación</w:t>
+      </w:r>
+      <w:r>
+        <w:rPr>
+          <w:b/>
+        </w:rPr>
+        <w:t xml:space="preserve"> de pixeles, y compare el costo computacional con el algoritmo anterior.</w:t>
+      </w:r>
+      <w:r>
+        <w:rPr>
+          <w:b/>
+        </w:rPr>
+        <w:t>”</w:t>
+      </w:r>
     </w:p>
-    <w:p/>
     <w:sectPr>
       <w:footerReference w:type="default" r:id="rId9"/>
       <w:pgSz w:w="11906" w:h="16838"/>
@@ -4384,7 +4603,7 @@
 </file>
 
 <file path=customXml/itemProps1.xml><?xml version="1.0" encoding="utf-8"?>
-<ds:datastoreItem xmlns:ds="http://schemas.openxmlformats.org/officeDocument/2006/customXml" ds:itemID="{3E722AAA-6611-41D0-A674-1AC5A08B0539}">
+<ds:datastoreItem xmlns:ds="http://schemas.openxmlformats.org/officeDocument/2006/customXml" ds:itemID="{E650745C-BFE6-43C8-82FA-3A7662024B79}">
   <ds:schemaRefs>
     <ds:schemaRef ds:uri="http://schemas.openxmlformats.org/officeDocument/2006/bibliography"/>
   </ds:schemaRefs>

--- a/TP2/Entregable.docx
+++ b/TP2/Entregable.docx
@@ -462,215 +462,27 @@
         <w:rPr>
           <w:b/>
         </w:rPr>
-        <w:t>“Estimación</w:t>
+        <w:t>“Estimación de traslación mediante correlación de fase: Dadas dos imágenes f1(x, y) y f2(x, y) relacionadas por un desplazamiento (x0, y0), implemente un código que determine dicho vector de traslación. Utilice el espectro cruzado normalizado utilizando las transformadas de Fourier de las imágenes para localizar el desplazamiento. Explique teóricamente por qué la magnitud del espectro de Fourier |F (u, v) | es invariante a las traslaciones espaciales. Escriba un algoritmo que calcule el vector desplazamiento, pero con una lógica espacial de comparación de pixeles, y compare el costo computacional con el algoritmo anterior.”</w:t>
       </w:r>
+    </w:p>
+    <w:p>
       <w:r>
-        <w:rPr>
-          <w:b/>
-        </w:rPr>
-        <w:t xml:space="preserve"> de </w:t>
+        <w:t xml:space="preserve">Comenzamos creando un código para cargar las imágenes en Python utilizando una funcionalidad de </w:t>
       </w:r>
+      <w:proofErr w:type="spellStart"/>
       <w:r>
-        <w:rPr>
-          <w:b/>
-        </w:rPr>
-        <w:t>traslación</w:t>
+        <w:t>openCV</w:t>
       </w:r>
+      <w:proofErr w:type="spellEnd"/>
       <w:r>
-        <w:rPr>
-          <w:b/>
-        </w:rPr>
-        <w:t xml:space="preserve"> mediante </w:t>
-      </w:r>
-      <w:r>
-        <w:rPr>
-          <w:b/>
-        </w:rPr>
-        <w:t>correlación</w:t>
-      </w:r>
-      <w:r>
-        <w:rPr>
-          <w:b/>
-        </w:rPr>
-        <w:t xml:space="preserve"> de fase: Dadas dos </w:t>
-      </w:r>
-      <w:r>
-        <w:rPr>
-          <w:b/>
-        </w:rPr>
-        <w:t>imágenes</w:t>
-      </w:r>
-      <w:r>
-        <w:rPr>
-          <w:b/>
-        </w:rPr>
-        <w:t xml:space="preserve"> f1(x, y) y f2(x, y)</w:t>
-      </w:r>
-      <w:r>
-        <w:rPr>
-          <w:b/>
-        </w:rPr>
-        <w:t xml:space="preserve"> </w:t>
-      </w:r>
-      <w:r>
-        <w:rPr>
-          <w:b/>
-        </w:rPr>
-        <w:t xml:space="preserve">relacionadas por un desplazamiento (x0, y0), implemente un </w:t>
-      </w:r>
-      <w:r>
-        <w:rPr>
-          <w:b/>
-        </w:rPr>
-        <w:t>código</w:t>
-      </w:r>
-      <w:r>
-        <w:rPr>
-          <w:b/>
-        </w:rPr>
-        <w:t xml:space="preserve"> que determine dicho vector de </w:t>
-      </w:r>
-      <w:r>
-        <w:rPr>
-          <w:b/>
-        </w:rPr>
-        <w:t xml:space="preserve">traslación. </w:t>
-      </w:r>
-      <w:r>
-        <w:rPr>
-          <w:b/>
-        </w:rPr>
-        <w:t xml:space="preserve">Utilice </w:t>
+        <w:t>. Luego creamos otro código donde haríamos las distintas funcionalidades del inciso 1</w:t>
       </w:r>
       <w:bookmarkStart w:id="1" w:name="_GoBack"/>
-      <w:r>
-        <w:rPr>
-          <w:b/>
-        </w:rPr>
-        <w:t xml:space="preserve">el espectro cruzado normalizado utilizando las transformadas de Fourier </w:t>
-      </w:r>
       <w:bookmarkEnd w:id="1"/>
-      <w:r>
-        <w:rPr>
-          <w:b/>
-        </w:rPr>
-        <w:t xml:space="preserve">de las </w:t>
-      </w:r>
-      <w:r>
-        <w:rPr>
-          <w:b/>
-        </w:rPr>
-        <w:t xml:space="preserve">imágenes para localizar </w:t>
-      </w:r>
-      <w:r>
-        <w:rPr>
-          <w:b/>
-        </w:rPr>
-        <w:t xml:space="preserve">el desplazamiento. Explique </w:t>
-      </w:r>
-      <w:r>
-        <w:rPr>
-          <w:b/>
-        </w:rPr>
-        <w:t>teóricamente</w:t>
-      </w:r>
-      <w:r>
-        <w:rPr>
-          <w:b/>
-        </w:rPr>
-        <w:t xml:space="preserve"> por </w:t>
-      </w:r>
-      <w:r>
-        <w:rPr>
-          <w:b/>
-        </w:rPr>
-        <w:t>qué</w:t>
-      </w:r>
-      <w:r>
-        <w:rPr>
-          <w:b/>
-        </w:rPr>
-        <w:t xml:space="preserve"> la magnitud del espectro de Fourier |</w:t>
-      </w:r>
-      <w:r>
-        <w:rPr>
-          <w:b/>
-        </w:rPr>
-        <w:t>F (</w:t>
-      </w:r>
-      <w:r>
-        <w:rPr>
-          <w:b/>
-        </w:rPr>
-        <w:t xml:space="preserve">u, </w:t>
-      </w:r>
-      <w:r>
-        <w:rPr>
-          <w:b/>
-        </w:rPr>
-        <w:t>v) |</w:t>
-      </w:r>
-      <w:r>
-        <w:rPr>
-          <w:b/>
-        </w:rPr>
-        <w:t xml:space="preserve"> </w:t>
-      </w:r>
-      <w:r>
-        <w:rPr>
-          <w:b/>
-        </w:rPr>
-        <w:t xml:space="preserve">es invariante </w:t>
-      </w:r>
-      <w:r>
-        <w:rPr>
-          <w:b/>
-        </w:rPr>
-        <w:t xml:space="preserve">a las traslaciones espaciales. Escriba un algoritmo que calcule el vector </w:t>
-      </w:r>
-      <w:r>
-        <w:rPr>
-          <w:b/>
-        </w:rPr>
-        <w:t>desplazamiento,</w:t>
-      </w:r>
-      <w:r>
-        <w:rPr>
-          <w:b/>
-        </w:rPr>
-        <w:t xml:space="preserve"> pero con una </w:t>
-      </w:r>
-      <w:r>
-        <w:rPr>
-          <w:b/>
-        </w:rPr>
-        <w:t xml:space="preserve">lógica </w:t>
-      </w:r>
-      <w:r>
-        <w:rPr>
-          <w:b/>
-        </w:rPr>
-        <w:t xml:space="preserve">espacial de </w:t>
-      </w:r>
-      <w:r>
-        <w:rPr>
-          <w:b/>
-        </w:rPr>
-        <w:t>comparación</w:t>
-      </w:r>
-      <w:r>
-        <w:rPr>
-          <w:b/>
-        </w:rPr>
-        <w:t xml:space="preserve"> de pixeles, y compare el costo computacional con el algoritmo anterior.</w:t>
-      </w:r>
-      <w:r>
-        <w:rPr>
-          <w:b/>
-        </w:rPr>
-        <w:t>”</w:t>
-      </w:r>
     </w:p>
+    <w:p/>
+    <w:p/>
+    <w:p/>
     <w:sectPr>
       <w:footerReference w:type="default" r:id="rId9"/>
       <w:pgSz w:w="11906" w:h="16838"/>
@@ -4603,7 +4415,7 @@
 </file>
 
 <file path=customXml/itemProps1.xml><?xml version="1.0" encoding="utf-8"?>
-<ds:datastoreItem xmlns:ds="http://schemas.openxmlformats.org/officeDocument/2006/customXml" ds:itemID="{E650745C-BFE6-43C8-82FA-3A7662024B79}">
+<ds:datastoreItem xmlns:ds="http://schemas.openxmlformats.org/officeDocument/2006/customXml" ds:itemID="{E36221D3-DEC1-423F-8B23-A307277C922A}">
   <ds:schemaRefs>
     <ds:schemaRef ds:uri="http://schemas.openxmlformats.org/officeDocument/2006/bibliography"/>
   </ds:schemaRefs>

--- a/TP2/Entregable.docx
+++ b/TP2/Entregable.docx
@@ -355,7 +355,7 @@
           <w:r>
             <w:fldChar w:fldCharType="separate"/>
           </w:r>
-          <w:hyperlink w:anchor="_Toc230080423" w:history="1">
+          <w:hyperlink w:anchor="_Toc230691750" w:history="1">
             <w:r>
               <w:rPr>
                 <w:rStyle w:val="Hipervnculo"/>
@@ -382,7 +382,7 @@
                 <w:noProof/>
                 <w:webHidden/>
               </w:rPr>
-              <w:instrText xml:space="preserve"> PAGEREF _Toc230080423 \h </w:instrText>
+              <w:instrText xml:space="preserve"> PAGEREF _Toc230691750 \h </w:instrText>
             </w:r>
             <w:r>
               <w:rPr>
@@ -414,6 +414,162 @@
           </w:hyperlink>
         </w:p>
         <w:p>
+          <w:pPr>
+            <w:pStyle w:val="TDC1"/>
+            <w:tabs>
+              <w:tab w:val="right" w:leader="dot" w:pos="8494"/>
+            </w:tabs>
+            <w:rPr>
+              <w:rFonts w:asciiTheme="minorHAnsi" w:eastAsiaTheme="minorEastAsia" w:hAnsiTheme="minorHAnsi"/>
+              <w:noProof/>
+              <w:sz w:val="22"/>
+              <w:lang w:eastAsia="es-AR"/>
+            </w:rPr>
+          </w:pPr>
+          <w:hyperlink w:anchor="_Toc230691751" w:history="1">
+            <w:r>
+              <w:rPr>
+                <w:rStyle w:val="Hipervnculo"/>
+                <w:noProof/>
+              </w:rPr>
+              <w:t>Inciso 1:</w:t>
+            </w:r>
+            <w:r>
+              <w:rPr>
+                <w:noProof/>
+                <w:webHidden/>
+              </w:rPr>
+              <w:tab/>
+            </w:r>
+            <w:r>
+              <w:rPr>
+                <w:noProof/>
+                <w:webHidden/>
+              </w:rPr>
+              <w:fldChar w:fldCharType="begin"/>
+            </w:r>
+            <w:r>
+              <w:rPr>
+                <w:noProof/>
+                <w:webHidden/>
+              </w:rPr>
+              <w:instrText xml:space="preserve"> PAGEREF _Toc230691751 \h </w:instrText>
+            </w:r>
+            <w:r>
+              <w:rPr>
+                <w:noProof/>
+                <w:webHidden/>
+              </w:rPr>
+            </w:r>
+            <w:r>
+              <w:rPr>
+                <w:noProof/>
+                <w:webHidden/>
+              </w:rPr>
+              <w:fldChar w:fldCharType="separate"/>
+            </w:r>
+            <w:r>
+              <w:rPr>
+                <w:noProof/>
+                <w:webHidden/>
+              </w:rPr>
+              <w:t>3</w:t>
+            </w:r>
+            <w:r>
+              <w:rPr>
+                <w:noProof/>
+                <w:webHidden/>
+              </w:rPr>
+              <w:fldChar w:fldCharType="end"/>
+            </w:r>
+          </w:hyperlink>
+        </w:p>
+        <w:p>
+          <w:pPr>
+            <w:pStyle w:val="TDC1"/>
+            <w:tabs>
+              <w:tab w:val="right" w:leader="dot" w:pos="8494"/>
+            </w:tabs>
+            <w:rPr>
+              <w:rFonts w:asciiTheme="minorHAnsi" w:eastAsiaTheme="minorEastAsia" w:hAnsiTheme="minorHAnsi"/>
+              <w:noProof/>
+              <w:sz w:val="22"/>
+              <w:lang w:eastAsia="es-AR"/>
+            </w:rPr>
+          </w:pPr>
+          <w:hyperlink w:anchor="_Toc230691752" w:history="1">
+            <w:r>
+              <w:rPr>
+                <w:rStyle w:val="Hipervnculo"/>
+                <w:noProof/>
+              </w:rPr>
+              <w:t xml:space="preserve">Inciso </w:t>
+            </w:r>
+            <w:r>
+              <w:rPr>
+                <w:rStyle w:val="Hipervnculo"/>
+                <w:noProof/>
+              </w:rPr>
+              <w:t>2</w:t>
+            </w:r>
+            <w:r>
+              <w:rPr>
+                <w:rStyle w:val="Hipervnculo"/>
+                <w:noProof/>
+              </w:rPr>
+              <w:t>:</w:t>
+            </w:r>
+            <w:r>
+              <w:rPr>
+                <w:noProof/>
+                <w:webHidden/>
+              </w:rPr>
+              <w:tab/>
+            </w:r>
+            <w:r>
+              <w:rPr>
+                <w:noProof/>
+                <w:webHidden/>
+              </w:rPr>
+              <w:fldChar w:fldCharType="begin"/>
+            </w:r>
+            <w:r>
+              <w:rPr>
+                <w:noProof/>
+                <w:webHidden/>
+              </w:rPr>
+              <w:instrText xml:space="preserve"> PAGEREF _Toc230691752 \h </w:instrText>
+            </w:r>
+            <w:r>
+              <w:rPr>
+                <w:noProof/>
+                <w:webHidden/>
+              </w:rPr>
+            </w:r>
+            <w:r>
+              <w:rPr>
+                <w:noProof/>
+                <w:webHidden/>
+              </w:rPr>
+              <w:fldChar w:fldCharType="separate"/>
+            </w:r>
+            <w:r>
+              <w:rPr>
+                <w:noProof/>
+                <w:webHidden/>
+              </w:rPr>
+              <w:t>4</w:t>
+            </w:r>
+            <w:r>
+              <w:rPr>
+                <w:noProof/>
+                <w:webHidden/>
+              </w:rPr>
+              <w:fldChar w:fldCharType="end"/>
+            </w:r>
+          </w:hyperlink>
+        </w:p>
+        <w:p>
           <w:r>
             <w:rPr>
               <w:b/>
@@ -435,7 +591,7 @@
       <w:pPr>
         <w:pStyle w:val="Ttulo1"/>
       </w:pPr>
-      <w:bookmarkStart w:id="0" w:name="_Toc230080423"/>
+      <w:bookmarkStart w:id="0" w:name="_Toc230691750"/>
       <w:r>
         <w:lastRenderedPageBreak/>
         <w:t>Introducción:</w:t>
@@ -448,9 +604,11 @@
       <w:pPr>
         <w:pStyle w:val="Ttulo1"/>
       </w:pPr>
+      <w:bookmarkStart w:id="1" w:name="_Toc230691751"/>
       <w:r>
         <w:t>Inciso 1:</w:t>
       </w:r>
+      <w:bookmarkEnd w:id="1"/>
     </w:p>
     <w:p>
       <w:pPr>
@@ -462,7 +620,13 @@
         <w:rPr>
           <w:b/>
         </w:rPr>
-        <w:t>“Estimación de traslación mediante correlación de fase: Dadas dos imágenes f1(x, y) y f2(x, y) relacionadas por un desplazamiento (x0, y0), implemente un código que determine dicho vector de traslación. Utilice el espectro cruzado normalizado utilizando las transformadas de Fourier de las imágenes para localizar el desplazamiento. Explique teóricamente por qué la magnitud del espectro de Fourier |F (u, v) | es invariante a las traslaciones espaciales. Escriba un algoritmo que calcule el vector desplazamiento, pero con una lógica espacial de comparación de pixeles, y compare el costo computacional con el algoritmo anterior.”</w:t>
+        <w:t>Estimación de traslación mediante correlación de fase: Dadas dos imágenes f1(x, y) y f2(x, y) relacionadas por un desplazamiento (x0, y0), implemente un código que determine dicho vector de traslación. Utilice el espectro cruzado normalizado utilizando las transformadas de Fourier de las imágenes para localizar el desplazamiento. Explique teóricamente por qué la magnitud del espectro de Fourier |F (u, v) | es invariante a las traslaciones espaciales. Escriba un algoritmo que calcule el vector desplazamiento, pero con una lógica espacial de comparación de pixeles, y compare el costo computaci</w:t>
+      </w:r>
+      <w:r>
+        <w:rPr>
+          <w:b/>
+        </w:rPr>
+        <w:t>onal con el algoritmo anterior.</w:t>
       </w:r>
     </w:p>
     <w:p>
@@ -477,11 +641,298 @@
       <w:r>
         <w:t>. Luego creamos otro código donde haríamos las distintas funcionalidades del inciso 1</w:t>
       </w:r>
-      <w:bookmarkStart w:id="1" w:name="_GoBack"/>
-      <w:bookmarkEnd w:id="1"/>
+      <w:r>
+        <w:t>, donde primero calcula las transformadas de Fourier de ambas imágenes y luego multiplica la transformada del primero por el conjugado del segundo para conseguir el espectro cruzado. Finalmente</w:t>
+      </w:r>
+      <w:r>
+        <w:t xml:space="preserve"> hacemos el espectro cruzado normalizado dividiendo el espectro cruzado por su magnitud</w:t>
+      </w:r>
+      <w:r>
+        <w:t>.</w:t>
+      </w:r>
+    </w:p>
+    <w:p>
+      <w:r>
+        <w:t xml:space="preserve">Ya con el espectro cruzado normalizado se calcula la correlación de las imágenes utilizando una función de </w:t>
+      </w:r>
+      <w:proofErr w:type="spellStart"/>
+      <w:r>
+        <w:t>numpy</w:t>
+      </w:r>
+      <w:proofErr w:type="spellEnd"/>
+      <w:r>
+        <w:t xml:space="preserve"> para las </w:t>
+      </w:r>
+      <w:proofErr w:type="spellStart"/>
+      <w:r>
+        <w:t>fft</w:t>
+      </w:r>
+      <w:proofErr w:type="spellEnd"/>
+      <w:r>
+        <w:t xml:space="preserve"> que te da la correlación, dándonos como resultado un vector desplazamiento igual a (40, 10), o sea, está desplazado 40 la x y 10 la y en la imagen 2 con respecto a la imagen 1.</w:t>
+      </w:r>
+    </w:p>
+    <w:p>
+      <w:r>
+        <w:t>Para validar creamos un código que te genere una imagen con el desplazamiento que vos le pongas y al ponerle el desplazamiento 40 en la x y 10 en la y para la imagen 1, obtuvimos la imagen 2.</w:t>
+      </w:r>
+    </w:p>
+    <w:p>
+      <w:r>
+        <w:t xml:space="preserve">Para explicar por qué la magnitud del espectro de Fourier es invariante a las traslaciones espaciales hay que </w:t>
+      </w:r>
+      <w:r>
+        <w:t>plantear la representación polar del espectro para poder entenderlo, siendo esta:</w:t>
+      </w:r>
+    </w:p>
+    <w:p>
+      <m:oMathPara>
+        <m:oMath>
+          <m:r>
+            <w:rPr>
+              <w:rFonts w:ascii="Cambria Math" w:hAnsi="Cambria Math"/>
+            </w:rPr>
+            <m:t>F</m:t>
+          </m:r>
+          <m:d>
+            <m:dPr>
+              <m:ctrlPr>
+                <w:rPr>
+                  <w:rFonts w:ascii="Cambria Math" w:hAnsi="Cambria Math"/>
+                  <w:i/>
+                </w:rPr>
+              </m:ctrlPr>
+            </m:dPr>
+            <m:e>
+              <m:r>
+                <w:rPr>
+                  <w:rFonts w:ascii="Cambria Math" w:hAnsi="Cambria Math"/>
+                </w:rPr>
+                <m:t>u,v</m:t>
+              </m:r>
+            </m:e>
+          </m:d>
+          <m:r>
+            <w:rPr>
+              <w:rFonts w:ascii="Cambria Math" w:hAnsi="Cambria Math"/>
+            </w:rPr>
+            <m:t>=</m:t>
+          </m:r>
+          <m:d>
+            <m:dPr>
+              <m:begChr m:val="|"/>
+              <m:endChr m:val="|"/>
+              <m:ctrlPr>
+                <w:rPr>
+                  <w:rFonts w:ascii="Cambria Math" w:hAnsi="Cambria Math"/>
+                  <w:i/>
+                </w:rPr>
+              </m:ctrlPr>
+            </m:dPr>
+            <m:e>
+              <m:r>
+                <w:rPr>
+                  <w:rFonts w:ascii="Cambria Math" w:hAnsi="Cambria Math"/>
+                </w:rPr>
+                <m:t>F</m:t>
+              </m:r>
+            </m:e>
+          </m:d>
+          <m:r>
+            <w:rPr>
+              <w:rFonts w:ascii="Cambria Math" w:hAnsi="Cambria Math"/>
+            </w:rPr>
+            <m:t>*</m:t>
+          </m:r>
+          <m:sSup>
+            <m:sSupPr>
+              <m:ctrlPr>
+                <w:rPr>
+                  <w:rFonts w:ascii="Cambria Math" w:hAnsi="Cambria Math"/>
+                  <w:i/>
+                </w:rPr>
+              </m:ctrlPr>
+            </m:sSupPr>
+            <m:e>
+              <m:r>
+                <w:rPr>
+                  <w:rFonts w:ascii="Cambria Math" w:hAnsi="Cambria Math"/>
+                </w:rPr>
+                <m:t>e</m:t>
+              </m:r>
+            </m:e>
+            <m:sup>
+              <m:r>
+                <w:rPr>
+                  <w:rFonts w:ascii="Cambria Math" w:hAnsi="Cambria Math"/>
+                </w:rPr>
+                <m:t>j*φ</m:t>
+              </m:r>
+            </m:sup>
+          </m:sSup>
+        </m:oMath>
+      </m:oMathPara>
+    </w:p>
+    <w:p>
+      <w:r>
+        <w:t xml:space="preserve">Entendiendo que </w:t>
+      </w:r>
+      <m:oMath>
+        <m:d>
+          <m:dPr>
+            <m:begChr m:val="|"/>
+            <m:endChr m:val="|"/>
+            <m:ctrlPr>
+              <w:rPr>
+                <w:rFonts w:ascii="Cambria Math" w:hAnsi="Cambria Math"/>
+                <w:i/>
+              </w:rPr>
+            </m:ctrlPr>
+          </m:dPr>
+          <m:e>
+            <m:r>
+              <w:rPr>
+                <w:rFonts w:ascii="Cambria Math" w:hAnsi="Cambria Math"/>
+              </w:rPr>
+              <m:t>F</m:t>
+            </m:r>
+          </m:e>
+        </m:d>
+      </m:oMath>
+      <w:r>
+        <w:rPr>
+          <w:rFonts w:eastAsiaTheme="minorEastAsia"/>
+        </w:rPr>
+        <w:t xml:space="preserve"> es la magnitud de la función, podemos observar que si se traslada, lo que conseguimos es que se mueva el </w:t>
+      </w:r>
+      <m:oMath>
+        <m:r>
+          <w:rPr>
+            <w:rFonts w:ascii="Cambria Math" w:hAnsi="Cambria Math"/>
+          </w:rPr>
+          <m:t>φ</m:t>
+        </m:r>
+      </m:oMath>
+      <w:r>
+        <w:rPr>
+          <w:rFonts w:eastAsiaTheme="minorEastAsia"/>
+        </w:rPr>
+        <w:t>, o sea, la fase, pero su magnitud sigue invariante.</w:t>
+      </w:r>
     </w:p>
     <w:p/>
-    <w:p/>
+    <w:p>
+      <w:r>
+        <w:lastRenderedPageBreak/>
+        <w:t>Luego creamos un programa que a fuerza bruta va comparando distintos desplazamientos pixel a pixel hasta que encuentra uno que hace coincidir ambas imágenes, que también da un resultado de desplazamiento de 40 y 10 para x e y respectivamente. Este acercamiento es mucho más lento porque tiene que hacer prueba y error hasta que encuentra un match de imágenes y tiene un costo computacional considerablemente más grande.</w:t>
+      </w:r>
+    </w:p>
+    <w:p>
+      <w:pPr>
+        <w:pStyle w:val="Ttulo1"/>
+      </w:pPr>
+      <w:bookmarkStart w:id="2" w:name="_Toc230691752"/>
+      <w:r>
+        <w:t>Inciso 2:</w:t>
+      </w:r>
+      <w:bookmarkEnd w:id="2"/>
+    </w:p>
+    <w:p>
+      <w:pPr>
+        <w:rPr>
+          <w:b/>
+          <w:u w:val="single"/>
+        </w:rPr>
+      </w:pPr>
+      <w:r>
+        <w:rPr>
+          <w:b/>
+        </w:rPr>
+        <w:t>Registro de Rotación: Considere ahora las imágenes f3 y f4, siendo esta última una versión rotada de f3. Dado que una rotación en el dominio espacial se traduce en una rotación idéntica en el dominio de la frecuencia, implemente un mapeo de las magnitudes de los espectros a coordenadas polares (</w:t>
+      </w:r>
+      <w:r>
+        <w:rPr>
+          <w:rFonts w:hint="eastAsia"/>
+          <w:b/>
+          <w:sz w:val="22"/>
+        </w:rPr>
+        <w:t>ρ</w:t>
+      </w:r>
+      <w:r>
+        <w:rPr>
+          <w:b/>
+        </w:rPr>
+        <w:t xml:space="preserve">, </w:t>
+      </w:r>
+      <w:r>
+        <w:rPr>
+          <w:rFonts w:hint="eastAsia"/>
+          <w:b/>
+          <w:sz w:val="22"/>
+        </w:rPr>
+        <w:t>θ</w:t>
+      </w:r>
+      <w:r>
+        <w:rPr>
+          <w:b/>
+        </w:rPr>
+        <w:t xml:space="preserve">). Determine el ángulo de rotación encontrando el desplazamiento lineal en el eje </w:t>
+      </w:r>
+      <w:r>
+        <w:rPr>
+          <w:rFonts w:hint="eastAsia"/>
+          <w:b/>
+          <w:sz w:val="22"/>
+        </w:rPr>
+        <w:t>θ</w:t>
+      </w:r>
+      <w:r>
+        <w:rPr>
+          <w:b/>
+        </w:rPr>
+        <w:t>.</w:t>
+      </w:r>
+    </w:p>
+    <w:p>
+      <w:r>
+        <w:t xml:space="preserve">Para resolver este ejercicio, creamos un programa que primero pasa las transformadas de Fourier de coordenadas cartesianas a coordenadas polares, dando como resultado una matriz donde el eje horizontal es θ indicando el ángulo y el vertical </w:t>
+      </w:r>
+      <w:r>
+        <w:rPr>
+          <w:rFonts w:hint="eastAsia"/>
+          <w:sz w:val="22"/>
+        </w:rPr>
+        <w:t>ρ</w:t>
+      </w:r>
+      <w:r>
+        <w:rPr>
+          <w:rFonts w:hint="eastAsia"/>
+          <w:sz w:val="22"/>
+        </w:rPr>
+        <w:t xml:space="preserve"> </w:t>
+      </w:r>
+      <w:r>
+        <w:t xml:space="preserve">que indica el radio de frecuencia. Una vez tiene esos datos los promedia y luego compara distintos </w:t>
+      </w:r>
+      <w:r>
+        <w:t>ángulos hasta que encuentra el ángulo de rotación, que nos dio una rotación de 35°.</w:t>
+      </w:r>
+    </w:p>
+    <w:p>
+      <w:pPr>
+        <w:rPr>
+          <w:u w:val="single"/>
+        </w:rPr>
+      </w:pPr>
+      <w:r>
+        <w:t>Nuevamente, como en el problema anterior, para corroborar creamos un código que recibe una imagen y un ángulo y la rota dicho ángulo. Aplicando este código con la imagen 3 y un ángulo de 35°</w:t>
+      </w:r>
+      <w:bookmarkStart w:id="3" w:name="_GoBack"/>
+      <w:bookmarkEnd w:id="3"/>
+      <w:r>
+        <w:t>, conseguimos una imagen idéntica a la 4.</w:t>
+      </w:r>
+    </w:p>
     <w:p/>
     <w:sectPr>
       <w:footerReference w:type="default" r:id="rId9"/>
@@ -587,7 +1038,7 @@
         <w:szCs w:val="24"/>
         <w:lang w:val="es-MX"/>
       </w:rPr>
-      <w:t>2</w:t>
+      <w:t>3</w:t>
     </w:r>
     <w:r>
       <w:rPr>
@@ -638,7 +1089,7 @@
         <w:szCs w:val="24"/>
         <w:lang w:val="es-MX"/>
       </w:rPr>
-      <w:t>3</w:t>
+      <w:t>4</w:t>
     </w:r>
     <w:r>
       <w:rPr>
@@ -4112,6 +4563,31 @@
       <w:u w:val="single"/>
     </w:rPr>
   </w:style>
+  <w:style w:type="character" w:customStyle="1" w:styleId="mord">
+    <w:name w:val="mord"/>
+    <w:basedOn w:val="Fuentedeprrafopredeter"/>
+    <w:rsid w:val="005E2555"/>
+  </w:style>
+  <w:style w:type="character" w:customStyle="1" w:styleId="mopen">
+    <w:name w:val="mopen"/>
+    <w:basedOn w:val="Fuentedeprrafopredeter"/>
+    <w:rsid w:val="005E2555"/>
+  </w:style>
+  <w:style w:type="character" w:customStyle="1" w:styleId="mpunct">
+    <w:name w:val="mpunct"/>
+    <w:basedOn w:val="Fuentedeprrafopredeter"/>
+    <w:rsid w:val="005E2555"/>
+  </w:style>
+  <w:style w:type="character" w:customStyle="1" w:styleId="mclose">
+    <w:name w:val="mclose"/>
+    <w:basedOn w:val="Fuentedeprrafopredeter"/>
+    <w:rsid w:val="005E2555"/>
+  </w:style>
+  <w:style w:type="character" w:customStyle="1" w:styleId="mrel">
+    <w:name w:val="mrel"/>
+    <w:basedOn w:val="Fuentedeprrafopredeter"/>
+    <w:rsid w:val="005E2555"/>
+  </w:style>
 </w:styles>
 </file>
 
@@ -4415,7 +4891,7 @@
 </file>
 
 <file path=customXml/itemProps1.xml><?xml version="1.0" encoding="utf-8"?>
-<ds:datastoreItem xmlns:ds="http://schemas.openxmlformats.org/officeDocument/2006/customXml" ds:itemID="{E36221D3-DEC1-423F-8B23-A307277C922A}">
+<ds:datastoreItem xmlns:ds="http://schemas.openxmlformats.org/officeDocument/2006/customXml" ds:itemID="{38C046F4-6A32-42D5-A5A9-414E2172AF35}">
   <ds:schemaRefs>
     <ds:schemaRef ds:uri="http://schemas.openxmlformats.org/officeDocument/2006/bibliography"/>
   </ds:schemaRefs>

--- a/TP2/Entregable.docx
+++ b/TP2/Entregable.docx
@@ -9,7 +9,7 @@
       <w:r>
         <w:rPr>
           <w:noProof/>
-          <w:lang w:eastAsia="es-AR"/>
+          <w:lang w:val="es-ES" w:eastAsia="es-ES"/>
         </w:rPr>
         <w:drawing>
           <wp:inline distT="0" distB="0" distL="0" distR="0" wp14:anchorId="2601D6A7" wp14:editId="3234A761">
@@ -503,21 +503,7 @@
                 <w:rStyle w:val="Hipervnculo"/>
                 <w:noProof/>
               </w:rPr>
-              <w:t xml:space="preserve">Inciso </w:t>
-            </w:r>
-            <w:r>
-              <w:rPr>
-                <w:rStyle w:val="Hipervnculo"/>
-                <w:noProof/>
-              </w:rPr>
-              <w:t>2</w:t>
-            </w:r>
-            <w:r>
-              <w:rPr>
-                <w:rStyle w:val="Hipervnculo"/>
-                <w:noProof/>
-              </w:rPr>
-              <w:t>:</w:t>
+              <w:t>Inciso 2:</w:t>
             </w:r>
             <w:r>
               <w:rPr>
@@ -912,10 +898,22 @@
         <w:t xml:space="preserve"> </w:t>
       </w:r>
       <w:r>
-        <w:t xml:space="preserve">que indica el radio de frecuencia. Una vez tiene esos datos los promedia y luego compara distintos </w:t>
-      </w:r>
-      <w:r>
-        <w:t>ángulos hasta que encuentra el ángulo de rotación, que nos dio una rotación de 35°.</w:t>
+        <w:t>que indica el radio de frecuencia. Una vez tiene esos datos los promedia</w:t>
+      </w:r>
+      <w:r>
+        <w:t>,</w:t>
+      </w:r>
+      <w:r>
+        <w:t xml:space="preserve"> y luego compara distintos </w:t>
+      </w:r>
+      <w:r>
+        <w:t>ángulos hasta que encuentra el ángulo de rotación</w:t>
+      </w:r>
+      <w:r>
+        <w:t xml:space="preserve"> de la imagen 4 comparada con la 3</w:t>
+      </w:r>
+      <w:r>
+        <w:t>, que nos dio una rotación de 35°.</w:t>
       </w:r>
     </w:p>
     <w:p>
@@ -925,15 +923,220 @@
         </w:rPr>
       </w:pPr>
       <w:r>
-        <w:t>Nuevamente, como en el problema anterior, para corroborar creamos un código que recibe una imagen y un ángulo y la rota dicho ángulo. Aplicando este código con la imagen 3 y un ángulo de 35°</w:t>
+        <w:t>Nuevamente, como en el problema anterior, para corroborar creamos un código que recibe una imagen y un ángulo y la rota dicho ángulo. Aplicando este código con la imagen 3 y un ángulo de 35°, conseguimos una imagen idéntica a la 4.</w:t>
+      </w:r>
+    </w:p>
+    <w:p>
+      <w:pPr>
+        <w:pStyle w:val="Ttulo1"/>
+      </w:pPr>
+      <w:r>
+        <w:t>Inciso 3:</w:t>
+      </w:r>
+    </w:p>
+    <w:p>
+      <w:pPr>
+        <w:rPr>
+          <w:b/>
+        </w:rPr>
+      </w:pPr>
+      <w:r>
+        <w:rPr>
+          <w:b/>
+        </w:rPr>
+        <w:t>Cuando una imagen sufre un c</w:t>
+      </w:r>
+      <w:r>
+        <w:rPr>
+          <w:b/>
+        </w:rPr>
+        <w:t xml:space="preserve">ambio de escala, su espectro de </w:t>
+      </w:r>
+      <w:r>
+        <w:rPr>
+          <w:b/>
+        </w:rPr>
+        <w:t xml:space="preserve">Fourier se escala de forma inversa. Investigue </w:t>
+      </w:r>
+      <w:r>
+        <w:rPr>
+          <w:b/>
+        </w:rPr>
+        <w:t>cómo</w:t>
+      </w:r>
+      <w:r>
+        <w:rPr>
+          <w:b/>
+        </w:rPr>
+        <w:t xml:space="preserve"> el uso de coordenadas Log</w:t>
+      </w:r>
+      <w:r>
+        <w:rPr>
+          <w:b/>
+        </w:rPr>
+        <w:t xml:space="preserve">-Polares transforma los cambios </w:t>
+      </w:r>
+      <w:r>
+        <w:rPr>
+          <w:b/>
+        </w:rPr>
+        <w:t>de escala en desplazamientos lineales. Implemente un algoritmo que recuper</w:t>
+      </w:r>
+      <w:r>
+        <w:rPr>
+          <w:b/>
+        </w:rPr>
+        <w:t xml:space="preserve">e el factor de escala entre las </w:t>
+      </w:r>
+      <w:r>
+        <w:rPr>
+          <w:b/>
+        </w:rPr>
+        <w:t>imágenes</w:t>
+      </w:r>
+      <w:r>
+        <w:rPr>
+          <w:b/>
+        </w:rPr>
+        <w:t xml:space="preserve"> f5 y f1, utilizando la </w:t>
+      </w:r>
+      <w:r>
+        <w:rPr>
+          <w:b/>
+        </w:rPr>
+        <w:t>correlación</w:t>
+      </w:r>
+      <w:r>
+        <w:rPr>
+          <w:b/>
+        </w:rPr>
+        <w:t xml:space="preserve"> de fase sobre el mapa log-polar.</w:t>
+      </w:r>
+    </w:p>
+    <w:p>
+      <w:r>
+        <w:t xml:space="preserve">Para entender cómo transforma los cambios de escala en desplazamientos lineales, primero hay que entender que en las coordenadas log-polares, </w:t>
+      </w:r>
+      <w:r>
+        <w:rPr>
+          <w:rFonts w:hint="eastAsia"/>
+          <w:sz w:val="22"/>
+        </w:rPr>
+        <w:t>ρ</w:t>
+      </w:r>
+      <w:r>
+        <w:t xml:space="preserve"> = </w:t>
+      </w:r>
+      <w:proofErr w:type="spellStart"/>
+      <w:r>
+        <w:t>ln</w:t>
+      </w:r>
+      <w:proofErr w:type="spellEnd"/>
+      <w:r>
+        <w:t xml:space="preserve">(r), por ende, si se hace un cambio en la escala de k*r, siendo k una constante, al pasarlo a coordenadas polares quedaría </w:t>
+      </w:r>
+      <w:r>
+        <w:rPr>
+          <w:rFonts w:hint="eastAsia"/>
+          <w:sz w:val="22"/>
+        </w:rPr>
+        <w:t>ρ</w:t>
+      </w:r>
+      <w:r>
+        <w:t xml:space="preserve"> = </w:t>
+      </w:r>
+      <w:proofErr w:type="spellStart"/>
+      <w:r>
+        <w:t>ln</w:t>
+      </w:r>
+      <w:proofErr w:type="spellEnd"/>
+      <w:r>
+        <w:t>(</w:t>
+      </w:r>
+      <w:r>
+        <w:t>k*</w:t>
+      </w:r>
+      <w:r>
+        <w:t>r)</w:t>
+      </w:r>
+      <w:r>
+        <w:t>,</w:t>
+      </w:r>
+      <w:r>
+        <w:t xml:space="preserve"> y por propiedades de los logaritmos tenemos que </w:t>
+      </w:r>
+      <w:r>
+        <w:rPr>
+          <w:rFonts w:hint="eastAsia"/>
+          <w:sz w:val="22"/>
+        </w:rPr>
+        <w:t>ρ</w:t>
+      </w:r>
+      <w:r>
+        <w:t xml:space="preserve"> = </w:t>
+      </w:r>
+      <w:proofErr w:type="spellStart"/>
+      <w:r>
+        <w:t>ln</w:t>
+      </w:r>
+      <w:proofErr w:type="spellEnd"/>
+      <w:r>
+        <w:t>(k)</w:t>
+      </w:r>
+      <w:r>
+        <w:t>+</w:t>
+      </w:r>
+      <w:proofErr w:type="spellStart"/>
+      <w:r>
+        <w:t>ln</w:t>
+      </w:r>
+      <w:proofErr w:type="spellEnd"/>
+      <w:r>
+        <w:t>(r)</w:t>
+      </w:r>
+      <w:r>
+        <w:t xml:space="preserve"> siendo </w:t>
+      </w:r>
+      <w:proofErr w:type="spellStart"/>
+      <w:r>
+        <w:t>ln</w:t>
+      </w:r>
+      <w:proofErr w:type="spellEnd"/>
+      <w:r>
+        <w:t>(k) otra constante y dándonos así un desplazamiento lineal.</w:t>
+      </w:r>
+    </w:p>
+    <w:p>
+      <w:r>
+        <w:lastRenderedPageBreak/>
+        <w:t xml:space="preserve">Luego implementamos un algoritmo que utiliza la </w:t>
+      </w:r>
+      <w:r>
+        <w:t>correlación</w:t>
+      </w:r>
+      <w:r>
+        <w:t xml:space="preserve"> de fase sobre el mapa log-polar para calcular el factor de escala entre las imágenes, dándonos como resultado</w:t>
+      </w:r>
+      <w:r>
+        <w:t xml:space="preserve"> un desplazamiento de 1,2935 aproximadamente.</w:t>
+      </w:r>
+    </w:p>
+    <w:p>
+      <w:r>
+        <w:t>Finalmente creamos un nuevo programa para validar, al que le pasas una imagen y un factor k como argumento y te genera una imagen a la que</w:t>
+      </w:r>
+      <w:r>
+        <w:t xml:space="preserve"> le aplica el desplazamiento enviado como argumento haciendo para las coordenadas polares r*k, y le mandamos como argumento la imagen 1 y una k=</w:t>
+      </w:r>
+      <w:r>
+        <w:t>1,2935</w:t>
+      </w:r>
+      <w:r>
+        <w:t>, dándonos una imagen idéntica a la 5.</w:t>
       </w:r>
       <w:bookmarkStart w:id="3" w:name="_GoBack"/>
       <w:bookmarkEnd w:id="3"/>
-      <w:r>
-        <w:t>, conseguimos una imagen idéntica a la 4.</w:t>
-      </w:r>
     </w:p>
-    <w:p/>
     <w:sectPr>
       <w:footerReference w:type="default" r:id="rId9"/>
       <w:pgSz w:w="11906" w:h="16838"/>
@@ -1038,7 +1241,7 @@
         <w:szCs w:val="24"/>
         <w:lang w:val="es-MX"/>
       </w:rPr>
-      <w:t>3</w:t>
+      <w:t>4</w:t>
     </w:r>
     <w:r>
       <w:rPr>
@@ -1089,7 +1292,7 @@
         <w:szCs w:val="24"/>
         <w:lang w:val="es-MX"/>
       </w:rPr>
-      <w:t>4</w:t>
+      <w:t>5</w:t>
     </w:r>
     <w:r>
       <w:rPr>
@@ -4891,7 +5094,7 @@
 </file>
 
 <file path=customXml/itemProps1.xml><?xml version="1.0" encoding="utf-8"?>
-<ds:datastoreItem xmlns:ds="http://schemas.openxmlformats.org/officeDocument/2006/customXml" ds:itemID="{38C046F4-6A32-42D5-A5A9-414E2172AF35}">
+<ds:datastoreItem xmlns:ds="http://schemas.openxmlformats.org/officeDocument/2006/customXml" ds:itemID="{7CAFDE94-0670-4DE4-9A7E-97A15E7356FF}">
   <ds:schemaRefs>
     <ds:schemaRef ds:uri="http://schemas.openxmlformats.org/officeDocument/2006/bibliography"/>
   </ds:schemaRefs>

--- a/TP2/Entregable.docx
+++ b/TP2/Entregable.docx
@@ -1,6 +1,6 @@
 
 <file path=word/document.xml><?xml version="1.0" encoding="utf-8"?>
-<w:document xmlns:wpc="http://schemas.microsoft.com/office/word/2010/wordprocessingCanvas" xmlns:cx="http://schemas.microsoft.com/office/drawing/2014/chartex" xmlns:mc="http://schemas.openxmlformats.org/markup-compatibility/2006" xmlns:o="urn:schemas-microsoft-com:office:office" xmlns:r="http://schemas.openxmlformats.org/officeDocument/2006/relationships" xmlns:m="http://schemas.openxmlformats.org/officeDocument/2006/math" xmlns:v="urn:schemas-microsoft-com:vml" xmlns:wp14="http://schemas.microsoft.com/office/word/2010/wordprocessingDrawing" xmlns:wp="http://schemas.openxmlformats.org/drawingml/2006/wordprocessingDrawing" xmlns:w10="urn:schemas-microsoft-com:office:word" xmlns:w="http://schemas.openxmlformats.org/wordprocessingml/2006/main" xmlns:w14="http://schemas.microsoft.com/office/word/2010/wordml" xmlns:w15="http://schemas.microsoft.com/office/word/2012/wordml" xmlns:w16se="http://schemas.microsoft.com/office/word/2015/wordml/symex" xmlns:wpg="http://schemas.microsoft.com/office/word/2010/wordprocessingGroup" xmlns:wpi="http://schemas.microsoft.com/office/word/2010/wordprocessingInk" xmlns:wne="http://schemas.microsoft.com/office/word/2006/wordml" xmlns:wps="http://schemas.microsoft.com/office/word/2010/wordprocessingShape" mc:Ignorable="w14 w15 w16se wp14">
+<w:document xmlns:wpc="http://schemas.microsoft.com/office/word/2010/wordprocessingCanvas" xmlns:cx="http://schemas.microsoft.com/office/drawing/2014/chartex" xmlns:cx1="http://schemas.microsoft.com/office/drawing/2015/9/8/chartex" xmlns:cx2="http://schemas.microsoft.com/office/drawing/2015/10/21/chartex" xmlns:cx3="http://schemas.microsoft.com/office/drawing/2016/5/9/chartex" xmlns:cx4="http://schemas.microsoft.com/office/drawing/2016/5/10/chartex" xmlns:cx5="http://schemas.microsoft.com/office/drawing/2016/5/11/chartex" xmlns:cx6="http://schemas.microsoft.com/office/drawing/2016/5/12/chartex" xmlns:cx7="http://schemas.microsoft.com/office/drawing/2016/5/13/chartex" xmlns:cx8="http://schemas.microsoft.com/office/drawing/2016/5/14/chartex" xmlns:mc="http://schemas.openxmlformats.org/markup-compatibility/2006" xmlns:aink="http://schemas.microsoft.com/office/drawing/2016/ink" xmlns:am3d="http://schemas.microsoft.com/office/drawing/2017/model3d" xmlns:o="urn:schemas-microsoft-com:office:office" xmlns:oel="http://schemas.microsoft.com/office/2019/extlst" xmlns:r="http://schemas.openxmlformats.org/officeDocument/2006/relationships" xmlns:m="http://schemas.openxmlformats.org/officeDocument/2006/math" xmlns:v="urn:schemas-microsoft-com:vml" xmlns:wp14="http://schemas.microsoft.com/office/word/2010/wordprocessingDrawing" xmlns:wp="http://schemas.openxmlformats.org/drawingml/2006/wordprocessingDrawing" xmlns:w10="urn:schemas-microsoft-com:office:word" xmlns:w="http://schemas.openxmlformats.org/wordprocessingml/2006/main" xmlns:w14="http://schemas.microsoft.com/office/word/2010/wordml" xmlns:w15="http://schemas.microsoft.com/office/word/2012/wordml" xmlns:w16cex="http://schemas.microsoft.com/office/word/2018/wordml/cex" xmlns:w16cid="http://schemas.microsoft.com/office/word/2016/wordml/cid" xmlns:w16="http://schemas.microsoft.com/office/word/2018/wordml" xmlns:w16du="http://schemas.microsoft.com/office/word/2023/wordml/word16du" xmlns:w16sdtdh="http://schemas.microsoft.com/office/word/2020/wordml/sdtdatahash" xmlns:w16sdtfl="http://schemas.microsoft.com/office/word/2024/wordml/sdtformatlock" xmlns:w16se="http://schemas.microsoft.com/office/word/2015/wordml/symex" xmlns:wpg="http://schemas.microsoft.com/office/word/2010/wordprocessingGroup" xmlns:wpi="http://schemas.microsoft.com/office/word/2010/wordprocessingInk" xmlns:wne="http://schemas.microsoft.com/office/word/2006/wordml" xmlns:wps="http://schemas.microsoft.com/office/word/2010/wordprocessingShape" mc:Ignorable="w14 w15 w16se w16cid w16 w16cex w16sdtdh w16sdtfl w16du wp14">
   <w:body>
     <w:p>
       <w:pPr>
@@ -342,8 +342,11 @@
             <w:rPr>
               <w:rFonts w:asciiTheme="minorHAnsi" w:eastAsiaTheme="minorEastAsia" w:hAnsiTheme="minorHAnsi"/>
               <w:noProof/>
-              <w:sz w:val="22"/>
+              <w:kern w:val="2"/>
+              <w:sz w:val="24"/>
+              <w:szCs w:val="24"/>
               <w:lang w:eastAsia="es-AR"/>
+              <w14:ligatures w14:val="standardContextual"/>
             </w:rPr>
           </w:pPr>
           <w:r>
@@ -355,7 +358,7 @@
           <w:r>
             <w:fldChar w:fldCharType="separate"/>
           </w:r>
-          <w:hyperlink w:anchor="_Toc230691750" w:history="1">
+          <w:hyperlink w:anchor="_Toc231218692" w:history="1">
             <w:r>
               <w:rPr>
                 <w:rStyle w:val="Hipervnculo"/>
@@ -382,7 +385,7 @@
                 <w:noProof/>
                 <w:webHidden/>
               </w:rPr>
-              <w:instrText xml:space="preserve"> PAGEREF _Toc230691750 \h </w:instrText>
+              <w:instrText xml:space="preserve"> PAGEREF _Toc231218692 \h </w:instrText>
             </w:r>
             <w:r>
               <w:rPr>
@@ -422,11 +425,14 @@
             <w:rPr>
               <w:rFonts w:asciiTheme="minorHAnsi" w:eastAsiaTheme="minorEastAsia" w:hAnsiTheme="minorHAnsi"/>
               <w:noProof/>
-              <w:sz w:val="22"/>
+              <w:kern w:val="2"/>
+              <w:sz w:val="24"/>
+              <w:szCs w:val="24"/>
               <w:lang w:eastAsia="es-AR"/>
+              <w14:ligatures w14:val="standardContextual"/>
             </w:rPr>
           </w:pPr>
-          <w:hyperlink w:anchor="_Toc230691751" w:history="1">
+          <w:hyperlink w:anchor="_Toc231218693" w:history="1">
             <w:r>
               <w:rPr>
                 <w:rStyle w:val="Hipervnculo"/>
@@ -453,78 +459,7 @@
                 <w:noProof/>
                 <w:webHidden/>
               </w:rPr>
-              <w:instrText xml:space="preserve"> PAGEREF _Toc230691751 \h </w:instrText>
-            </w:r>
-            <w:r>
-              <w:rPr>
-                <w:noProof/>
-                <w:webHidden/>
-              </w:rPr>
-            </w:r>
-            <w:r>
-              <w:rPr>
-                <w:noProof/>
-                <w:webHidden/>
-              </w:rPr>
-              <w:fldChar w:fldCharType="separate"/>
-            </w:r>
-            <w:r>
-              <w:rPr>
-                <w:noProof/>
-                <w:webHidden/>
-              </w:rPr>
-              <w:t>3</w:t>
-            </w:r>
-            <w:r>
-              <w:rPr>
-                <w:noProof/>
-                <w:webHidden/>
-              </w:rPr>
-              <w:fldChar w:fldCharType="end"/>
-            </w:r>
-          </w:hyperlink>
-        </w:p>
-        <w:p>
-          <w:pPr>
-            <w:pStyle w:val="TDC1"/>
-            <w:tabs>
-              <w:tab w:val="right" w:leader="dot" w:pos="8494"/>
-            </w:tabs>
-            <w:rPr>
-              <w:rFonts w:asciiTheme="minorHAnsi" w:eastAsiaTheme="minorEastAsia" w:hAnsiTheme="minorHAnsi"/>
-              <w:noProof/>
-              <w:sz w:val="22"/>
-              <w:lang w:eastAsia="es-AR"/>
-            </w:rPr>
-          </w:pPr>
-          <w:hyperlink w:anchor="_Toc230691752" w:history="1">
-            <w:r>
-              <w:rPr>
-                <w:rStyle w:val="Hipervnculo"/>
-                <w:noProof/>
-              </w:rPr>
-              <w:t>Inciso 2:</w:t>
-            </w:r>
-            <w:r>
-              <w:rPr>
-                <w:noProof/>
-                <w:webHidden/>
-              </w:rPr>
-              <w:tab/>
-            </w:r>
-            <w:r>
-              <w:rPr>
-                <w:noProof/>
-                <w:webHidden/>
-              </w:rPr>
-              <w:fldChar w:fldCharType="begin"/>
-            </w:r>
-            <w:r>
-              <w:rPr>
-                <w:noProof/>
-                <w:webHidden/>
-              </w:rPr>
-              <w:instrText xml:space="preserve"> PAGEREF _Toc230691752 \h </w:instrText>
+              <w:instrText xml:space="preserve"> PAGEREF _Toc231218693 \h </w:instrText>
             </w:r>
             <w:r>
               <w:rPr>
@@ -556,6 +491,228 @@
           </w:hyperlink>
         </w:p>
         <w:p>
+          <w:pPr>
+            <w:pStyle w:val="TDC1"/>
+            <w:tabs>
+              <w:tab w:val="right" w:leader="dot" w:pos="8494"/>
+            </w:tabs>
+            <w:rPr>
+              <w:rFonts w:asciiTheme="minorHAnsi" w:eastAsiaTheme="minorEastAsia" w:hAnsiTheme="minorHAnsi"/>
+              <w:noProof/>
+              <w:kern w:val="2"/>
+              <w:sz w:val="24"/>
+              <w:szCs w:val="24"/>
+              <w:lang w:eastAsia="es-AR"/>
+              <w14:ligatures w14:val="standardContextual"/>
+            </w:rPr>
+          </w:pPr>
+          <w:hyperlink w:anchor="_Toc231218694" w:history="1">
+            <w:r>
+              <w:rPr>
+                <w:rStyle w:val="Hipervnculo"/>
+                <w:noProof/>
+              </w:rPr>
+              <w:t>Inciso 2:</w:t>
+            </w:r>
+            <w:r>
+              <w:rPr>
+                <w:noProof/>
+                <w:webHidden/>
+              </w:rPr>
+              <w:tab/>
+            </w:r>
+            <w:r>
+              <w:rPr>
+                <w:noProof/>
+                <w:webHidden/>
+              </w:rPr>
+              <w:fldChar w:fldCharType="begin"/>
+            </w:r>
+            <w:r>
+              <w:rPr>
+                <w:noProof/>
+                <w:webHidden/>
+              </w:rPr>
+              <w:instrText xml:space="preserve"> PAGEREF _Toc231218694 \h </w:instrText>
+            </w:r>
+            <w:r>
+              <w:rPr>
+                <w:noProof/>
+                <w:webHidden/>
+              </w:rPr>
+            </w:r>
+            <w:r>
+              <w:rPr>
+                <w:noProof/>
+                <w:webHidden/>
+              </w:rPr>
+              <w:fldChar w:fldCharType="separate"/>
+            </w:r>
+            <w:r>
+              <w:rPr>
+                <w:noProof/>
+                <w:webHidden/>
+              </w:rPr>
+              <w:t>6</w:t>
+            </w:r>
+            <w:r>
+              <w:rPr>
+                <w:noProof/>
+                <w:webHidden/>
+              </w:rPr>
+              <w:fldChar w:fldCharType="end"/>
+            </w:r>
+          </w:hyperlink>
+        </w:p>
+        <w:p>
+          <w:pPr>
+            <w:pStyle w:val="TDC1"/>
+            <w:tabs>
+              <w:tab w:val="right" w:leader="dot" w:pos="8494"/>
+            </w:tabs>
+            <w:rPr>
+              <w:rFonts w:asciiTheme="minorHAnsi" w:eastAsiaTheme="minorEastAsia" w:hAnsiTheme="minorHAnsi"/>
+              <w:noProof/>
+              <w:kern w:val="2"/>
+              <w:sz w:val="24"/>
+              <w:szCs w:val="24"/>
+              <w:lang w:eastAsia="es-AR"/>
+              <w14:ligatures w14:val="standardContextual"/>
+            </w:rPr>
+          </w:pPr>
+          <w:hyperlink w:anchor="_Toc231218695" w:history="1">
+            <w:r>
+              <w:rPr>
+                <w:rStyle w:val="Hipervnculo"/>
+                <w:noProof/>
+              </w:rPr>
+              <w:t>Inciso 3:</w:t>
+            </w:r>
+            <w:r>
+              <w:rPr>
+                <w:noProof/>
+                <w:webHidden/>
+              </w:rPr>
+              <w:tab/>
+            </w:r>
+            <w:r>
+              <w:rPr>
+                <w:noProof/>
+                <w:webHidden/>
+              </w:rPr>
+              <w:fldChar w:fldCharType="begin"/>
+            </w:r>
+            <w:r>
+              <w:rPr>
+                <w:noProof/>
+                <w:webHidden/>
+              </w:rPr>
+              <w:instrText xml:space="preserve"> PAGEREF _Toc231218695 \h </w:instrText>
+            </w:r>
+            <w:r>
+              <w:rPr>
+                <w:noProof/>
+                <w:webHidden/>
+              </w:rPr>
+            </w:r>
+            <w:r>
+              <w:rPr>
+                <w:noProof/>
+                <w:webHidden/>
+              </w:rPr>
+              <w:fldChar w:fldCharType="separate"/>
+            </w:r>
+            <w:r>
+              <w:rPr>
+                <w:noProof/>
+                <w:webHidden/>
+              </w:rPr>
+              <w:t>7</w:t>
+            </w:r>
+            <w:r>
+              <w:rPr>
+                <w:noProof/>
+                <w:webHidden/>
+              </w:rPr>
+              <w:fldChar w:fldCharType="end"/>
+            </w:r>
+          </w:hyperlink>
+        </w:p>
+        <w:p>
+          <w:pPr>
+            <w:pStyle w:val="TDC1"/>
+            <w:tabs>
+              <w:tab w:val="right" w:leader="dot" w:pos="8494"/>
+            </w:tabs>
+            <w:rPr>
+              <w:rFonts w:asciiTheme="minorHAnsi" w:eastAsiaTheme="minorEastAsia" w:hAnsiTheme="minorHAnsi"/>
+              <w:noProof/>
+              <w:kern w:val="2"/>
+              <w:sz w:val="24"/>
+              <w:szCs w:val="24"/>
+              <w:lang w:eastAsia="es-AR"/>
+              <w14:ligatures w14:val="standardContextual"/>
+            </w:rPr>
+          </w:pPr>
+          <w:hyperlink w:anchor="_Toc231218696" w:history="1">
+            <w:r>
+              <w:rPr>
+                <w:rStyle w:val="Hipervnculo"/>
+                <w:noProof/>
+              </w:rPr>
+              <w:t>Inciso 4:</w:t>
+            </w:r>
+            <w:r>
+              <w:rPr>
+                <w:noProof/>
+                <w:webHidden/>
+              </w:rPr>
+              <w:tab/>
+            </w:r>
+            <w:r>
+              <w:rPr>
+                <w:noProof/>
+                <w:webHidden/>
+              </w:rPr>
+              <w:fldChar w:fldCharType="begin"/>
+            </w:r>
+            <w:r>
+              <w:rPr>
+                <w:noProof/>
+                <w:webHidden/>
+              </w:rPr>
+              <w:instrText xml:space="preserve"> PAGEREF _Toc231218696 \h </w:instrText>
+            </w:r>
+            <w:r>
+              <w:rPr>
+                <w:noProof/>
+                <w:webHidden/>
+              </w:rPr>
+            </w:r>
+            <w:r>
+              <w:rPr>
+                <w:noProof/>
+                <w:webHidden/>
+              </w:rPr>
+              <w:fldChar w:fldCharType="separate"/>
+            </w:r>
+            <w:r>
+              <w:rPr>
+                <w:noProof/>
+                <w:webHidden/>
+              </w:rPr>
+              <w:t>8</w:t>
+            </w:r>
+            <w:r>
+              <w:rPr>
+                <w:noProof/>
+                <w:webHidden/>
+              </w:rPr>
+              <w:fldChar w:fldCharType="end"/>
+            </w:r>
+          </w:hyperlink>
+        </w:p>
+        <w:p>
           <w:r>
             <w:rPr>
               <w:b/>
@@ -577,7 +734,7 @@
       <w:pPr>
         <w:pStyle w:val="Ttulo1"/>
       </w:pPr>
-      <w:bookmarkStart w:id="0" w:name="_Toc230691750"/>
+      <w:bookmarkStart w:id="0" w:name="_Toc231218692"/>
       <w:r>
         <w:lastRenderedPageBreak/>
         <w:t>Introducción:</w:t>
@@ -586,12 +743,36 @@
     </w:p>
     <w:p/>
     <w:p/>
+    <w:p/>
+    <w:p/>
+    <w:p/>
+    <w:p/>
+    <w:p/>
+    <w:p/>
+    <w:p/>
+    <w:p/>
+    <w:p/>
+    <w:p/>
+    <w:p/>
+    <w:p/>
+    <w:p/>
+    <w:p/>
+    <w:p/>
+    <w:p/>
+    <w:p/>
+    <w:p/>
+    <w:p/>
+    <w:p/>
+    <w:p/>
+    <w:p/>
+    <w:p/>
     <w:p>
       <w:pPr>
         <w:pStyle w:val="Ttulo1"/>
       </w:pPr>
-      <w:bookmarkStart w:id="1" w:name="_Toc230691751"/>
-      <w:r>
+      <w:bookmarkStart w:id="1" w:name="_Toc231218693"/>
+      <w:r>
+        <w:lastRenderedPageBreak/>
         <w:t>Inciso 1:</w:t>
       </w:r>
       <w:bookmarkEnd w:id="1"/>
@@ -809,16 +990,44 @@
     <w:p/>
     <w:p>
       <w:r>
+        <w:t xml:space="preserve">Luego creamos un programa que a fuerza bruta va comparando distintos desplazamientos pixel a pixel hasta que encuentra uno que hace coincidir ambas imágenes, que también da un resultado de desplazamiento de 40 y 10 para x e y respectivamente. Este acercamiento es mucho más lento porque tiene que hacer </w:t>
+      </w:r>
+      <w:r>
         <w:lastRenderedPageBreak/>
-        <w:t>Luego creamos un programa que a fuerza bruta va comparando distintos desplazamientos pixel a pixel hasta que encuentra uno que hace coincidir ambas imágenes, que también da un resultado de desplazamiento de 40 y 10 para x e y respectivamente. Este acercamiento es mucho más lento porque tiene que hacer prueba y error hasta que encuentra un match de imágenes y tiene un costo computacional considerablemente más grande.</w:t>
+        <w:t>prueba y error hasta que encuentra un match de imágenes y tiene un costo computacional considerablemente más grande.</w:t>
       </w:r>
     </w:p>
+    <w:p/>
+    <w:p/>
+    <w:p/>
+    <w:p/>
+    <w:p/>
+    <w:p/>
+    <w:p/>
+    <w:p/>
+    <w:p/>
+    <w:p/>
+    <w:p/>
+    <w:p/>
+    <w:p/>
+    <w:p/>
+    <w:p/>
+    <w:p/>
+    <w:p/>
+    <w:p/>
+    <w:p/>
+    <w:p/>
+    <w:p/>
+    <w:p/>
+    <w:p/>
+    <w:p/>
     <w:p>
       <w:pPr>
         <w:pStyle w:val="Ttulo1"/>
       </w:pPr>
-      <w:bookmarkStart w:id="2" w:name="_Toc230691752"/>
-      <w:r>
+      <w:bookmarkStart w:id="2" w:name="_Toc231218694"/>
+      <w:r>
+        <w:lastRenderedPageBreak/>
         <w:t>Inciso 2:</w:t>
       </w:r>
       <w:bookmarkEnd w:id="2"/>
@@ -917,22 +1126,39 @@
       </w:r>
     </w:p>
     <w:p>
+      <w:r>
+        <w:t>Nuevamente, como en el problema anterior, para corroborar creamos un código que recibe una imagen y un ángulo y la rota dicho ángulo. Aplicando este código con la imagen 3 y un ángulo de 35°, conseguimos una imagen idéntica a la 4.</w:t>
+      </w:r>
+    </w:p>
+    <w:p/>
+    <w:p/>
+    <w:p/>
+    <w:p/>
+    <w:p/>
+    <w:p/>
+    <w:p/>
+    <w:p/>
+    <w:p/>
+    <w:p/>
+    <w:p/>
+    <w:p/>
+    <w:p>
       <w:pPr>
         <w:rPr>
           <w:u w:val="single"/>
         </w:rPr>
       </w:pPr>
-      <w:r>
-        <w:t>Nuevamente, como en el problema anterior, para corroborar creamos un código que recibe una imagen y un ángulo y la rota dicho ángulo. Aplicando este código con la imagen 3 y un ángulo de 35°, conseguimos una imagen idéntica a la 4.</w:t>
-      </w:r>
     </w:p>
     <w:p>
       <w:pPr>
         <w:pStyle w:val="Ttulo1"/>
       </w:pPr>
-      <w:r>
+      <w:bookmarkStart w:id="3" w:name="_Toc231218695"/>
+      <w:r>
+        <w:lastRenderedPageBreak/>
         <w:t>Inciso 3:</w:t>
       </w:r>
+      <w:bookmarkEnd w:id="3"/>
     </w:p>
     <w:p>
       <w:pPr>
@@ -956,19 +1182,7 @@
         <w:rPr>
           <w:b/>
         </w:rPr>
-        <w:t xml:space="preserve">Fourier se escala de forma inversa. Investigue </w:t>
-      </w:r>
-      <w:r>
-        <w:rPr>
-          <w:b/>
-        </w:rPr>
-        <w:t>cómo</w:t>
-      </w:r>
-      <w:r>
-        <w:rPr>
-          <w:b/>
-        </w:rPr>
-        <w:t xml:space="preserve"> el uso de coordenadas Log</w:t>
+        <w:t>Fourier se escala de forma inversa. Investigue cómo el uso de coordenadas Log</w:t>
       </w:r>
       <w:r>
         <w:rPr>
@@ -992,25 +1206,7 @@
         <w:rPr>
           <w:b/>
         </w:rPr>
-        <w:t>imágenes</w:t>
-      </w:r>
-      <w:r>
-        <w:rPr>
-          <w:b/>
-        </w:rPr>
-        <w:t xml:space="preserve"> f5 y f1, utilizando la </w:t>
-      </w:r>
-      <w:r>
-        <w:rPr>
-          <w:b/>
-        </w:rPr>
-        <w:t>correlación</w:t>
-      </w:r>
-      <w:r>
-        <w:rPr>
-          <w:b/>
-        </w:rPr>
-        <w:t xml:space="preserve"> de fase sobre el mapa log-polar.</w:t>
+        <w:t>imágenes f5 y f1, utilizando la correlación de fase sobre el mapa log-polar.</w:t>
       </w:r>
     </w:p>
     <w:p>
@@ -1051,13 +1247,7 @@
       </w:r>
       <w:proofErr w:type="spellEnd"/>
       <w:r>
-        <w:t>(</w:t>
-      </w:r>
-      <w:r>
-        <w:t>k*</w:t>
-      </w:r>
-      <w:r>
-        <w:t>r)</w:t>
+        <w:t>(k*r)</w:t>
       </w:r>
       <w:r>
         <w:t>,</w:t>
@@ -1081,10 +1271,7 @@
       </w:r>
       <w:proofErr w:type="spellEnd"/>
       <w:r>
-        <w:t>(k)</w:t>
-      </w:r>
-      <w:r>
-        <w:t>+</w:t>
+        <w:t>(k)+</w:t>
       </w:r>
       <w:proofErr w:type="spellStart"/>
       <w:r>
@@ -1092,10 +1279,7 @@
       </w:r>
       <w:proofErr w:type="spellEnd"/>
       <w:r>
-        <w:t>(r)</w:t>
-      </w:r>
-      <w:r>
-        <w:t xml:space="preserve"> siendo </w:t>
+        <w:t xml:space="preserve">(r) siendo </w:t>
       </w:r>
       <w:proofErr w:type="spellStart"/>
       <w:r>
@@ -1108,7 +1292,6 @@
     </w:p>
     <w:p>
       <w:r>
-        <w:lastRenderedPageBreak/>
         <w:t xml:space="preserve">Luego implementamos un algoritmo que utiliza la </w:t>
       </w:r>
       <w:r>
@@ -1126,17 +1309,393 @@
         <w:t>Finalmente creamos un nuevo programa para validar, al que le pasas una imagen y un factor k como argumento y te genera una imagen a la que</w:t>
       </w:r>
       <w:r>
-        <w:t xml:space="preserve"> le aplica el desplazamiento enviado como argumento haciendo para las coordenadas polares r*k, y le mandamos como argumento la imagen 1 y una k=</w:t>
-      </w:r>
-      <w:r>
-        <w:t>1,2935</w:t>
-      </w:r>
-      <w:r>
-        <w:t>, dándonos una imagen idéntica a la 5.</w:t>
-      </w:r>
-      <w:bookmarkStart w:id="3" w:name="_GoBack"/>
-      <w:bookmarkEnd w:id="3"/>
+        <w:t xml:space="preserve"> le aplica el desplazamiento enviado como argumento haciendo para las coordenadas polares r*k, y le mandamos como argumento la imagen 1 y una k=1,2935, dándonos una imagen idéntica a la 5.</w:t>
+      </w:r>
     </w:p>
+    <w:p/>
+    <w:p/>
+    <w:p/>
+    <w:p/>
+    <w:p/>
+    <w:p/>
+    <w:p/>
+    <w:p/>
+    <w:p/>
+    <w:p/>
+    <w:p/>
+    <w:p/>
+    <w:p/>
+    <w:p>
+      <w:pPr>
+        <w:pStyle w:val="Ttulo1"/>
+      </w:pPr>
+      <w:bookmarkStart w:id="4" w:name="_Toc231218696"/>
+      <w:r>
+        <w:lastRenderedPageBreak/>
+        <w:t>Inciso 4:</w:t>
+      </w:r>
+      <w:bookmarkEnd w:id="4"/>
+    </w:p>
+    <w:p>
+      <w:pPr>
+        <w:rPr>
+          <w:b/>
+          <w:bCs/>
+        </w:rPr>
+      </w:pPr>
+      <w:r>
+        <w:rPr>
+          <w:b/>
+          <w:bCs/>
+        </w:rPr>
+        <w:t xml:space="preserve">Se desea recuperar una imagen objetivo. Se proporcionan dos </w:t>
+      </w:r>
+      <w:r>
+        <w:rPr>
+          <w:b/>
+          <w:bCs/>
+        </w:rPr>
+        <w:t>imágenes</w:t>
+      </w:r>
+      <w:r>
+        <w:rPr>
+          <w:b/>
+          <w:bCs/>
+        </w:rPr>
+        <w:t xml:space="preserve"> en</w:t>
+      </w:r>
+      <w:r>
+        <w:rPr>
+          <w:b/>
+          <w:bCs/>
+        </w:rPr>
+        <w:t xml:space="preserve"> </w:t>
+      </w:r>
+      <w:r>
+        <w:rPr>
+          <w:b/>
+          <w:bCs/>
+        </w:rPr>
+        <w:t>formato TIF, f6 y f7. En el primer caso, la magnitud corresponde a la imagen que se desea recuperar,</w:t>
+      </w:r>
+      <w:r>
+        <w:rPr>
+          <w:b/>
+          <w:bCs/>
+        </w:rPr>
+        <w:t xml:space="preserve"> </w:t>
+      </w:r>
+      <w:r>
+        <w:rPr>
+          <w:b/>
+          <w:bCs/>
+        </w:rPr>
+        <w:t xml:space="preserve">mientras que en el segundo caso la fase corresponde a la imagen que se desea </w:t>
+      </w:r>
+      <w:r>
+        <w:rPr>
+          <w:b/>
+          <w:bCs/>
+        </w:rPr>
+        <w:t>recuperar,</w:t>
+      </w:r>
+      <w:r>
+        <w:rPr>
+          <w:b/>
+          <w:bCs/>
+        </w:rPr>
+        <w:t xml:space="preserve"> pero ha sido alterada</w:t>
+      </w:r>
+      <w:r>
+        <w:rPr>
+          <w:b/>
+          <w:bCs/>
+        </w:rPr>
+        <w:t xml:space="preserve"> </w:t>
+      </w:r>
+      <w:r>
+        <w:rPr>
+          <w:b/>
+          <w:bCs/>
+        </w:rPr>
+        <w:t xml:space="preserve">mediante un factor de </w:t>
+      </w:r>
+      <w:r>
+        <w:rPr>
+          <w:b/>
+          <w:bCs/>
+        </w:rPr>
+        <w:t>compresión</w:t>
+      </w:r>
+      <w:r>
+        <w:rPr>
+          <w:b/>
+          <w:bCs/>
+        </w:rPr>
+        <w:t xml:space="preserve"> de fase k. </w:t>
+      </w:r>
+      <w:r>
+        <w:rPr>
+          <w:b/>
+          <w:bCs/>
+        </w:rPr>
+        <w:t>Diseñe</w:t>
+      </w:r>
+      <w:r>
+        <w:rPr>
+          <w:b/>
+          <w:bCs/>
+        </w:rPr>
+        <w:t xml:space="preserve"> un proceso de </w:t>
+      </w:r>
+      <w:r>
+        <w:rPr>
+          <w:b/>
+          <w:bCs/>
+        </w:rPr>
+        <w:t>búsqueda</w:t>
+      </w:r>
+      <w:r>
+        <w:rPr>
+          <w:b/>
+          <w:bCs/>
+        </w:rPr>
+        <w:t xml:space="preserve"> </w:t>
+      </w:r>
+      <w:r>
+        <w:rPr>
+          <w:b/>
+          <w:bCs/>
+        </w:rPr>
+        <w:t>automática</w:t>
+      </w:r>
+      <w:r>
+        <w:rPr>
+          <w:b/>
+          <w:bCs/>
+        </w:rPr>
+        <w:t xml:space="preserve"> que, mediante una</w:t>
+      </w:r>
+      <w:r>
+        <w:rPr>
+          <w:b/>
+          <w:bCs/>
+        </w:rPr>
+        <w:t xml:space="preserve"> métrica</w:t>
+      </w:r>
+      <w:r>
+        <w:rPr>
+          <w:b/>
+          <w:bCs/>
+        </w:rPr>
+        <w:t xml:space="preserve"> de nitidez (como la magnitud del gradiente espacial), encuentre el factor k </w:t>
+      </w:r>
+      <w:r>
+        <w:rPr>
+          <w:b/>
+          <w:bCs/>
+        </w:rPr>
+        <w:t>óptimo</w:t>
+      </w:r>
+      <w:r>
+        <w:rPr>
+          <w:b/>
+          <w:bCs/>
+        </w:rPr>
+        <w:t xml:space="preserve"> para recuperar la</w:t>
+      </w:r>
+      <w:r>
+        <w:rPr>
+          <w:b/>
+          <w:bCs/>
+        </w:rPr>
+        <w:t xml:space="preserve"> </w:t>
+      </w:r>
+      <w:r>
+        <w:rPr>
+          <w:b/>
+          <w:bCs/>
+        </w:rPr>
+        <w:t xml:space="preserve">imagen objetivo y muestrela. Realice el mismo procedimiento ahora con las </w:t>
+      </w:r>
+      <w:r>
+        <w:rPr>
+          <w:b/>
+          <w:bCs/>
+        </w:rPr>
+        <w:t>imágenes</w:t>
+      </w:r>
+      <w:r>
+        <w:rPr>
+          <w:b/>
+          <w:bCs/>
+        </w:rPr>
+        <w:t xml:space="preserve"> en formato JPG. </w:t>
+      </w:r>
+      <w:r>
+        <w:rPr>
+          <w:b/>
+          <w:bCs/>
+        </w:rPr>
+        <w:t>¿Qué diferencia nota y por qué?</w:t>
+      </w:r>
+    </w:p>
+    <w:p/>
+    <w:p>
+      <w:r>
+        <w:t xml:space="preserve">Para resolver este inciso, diseñamos un proceso de búsqueda automática con el objetivo de encontrar el factor de compresión de fase </w:t>
+      </w:r>
+      <m:oMath>
+        <m:r>
+          <w:rPr>
+            <w:rFonts w:ascii="Cambria Math" w:hAnsi="Cambria Math"/>
+          </w:rPr>
+          <m:t>k</m:t>
+        </m:r>
+      </m:oMath>
+      <w:r>
+        <w:t xml:space="preserve"> óptimo que nos permita recuperar la imagen objetivo. Primero, establecimos como métrica de nitidez a la magnitud del gradiente espacial, ya que los gradientes más altos nos indican bordes más definidos. En el dominio de Fourier, reconstruimos las imágenes combinando la magnitud de </w:t>
+      </w:r>
+      <m:oMath>
+        <m:sSub>
+          <m:sSubPr>
+            <m:ctrlPr>
+              <w:rPr>
+                <w:rFonts w:ascii="Cambria Math" w:hAnsi="Cambria Math"/>
+                <w:i/>
+              </w:rPr>
+            </m:ctrlPr>
+          </m:sSubPr>
+          <m:e>
+            <m:r>
+              <w:rPr>
+                <w:rFonts w:ascii="Cambria Math" w:hAnsi="Cambria Math"/>
+              </w:rPr>
+              <m:t>f</m:t>
+            </m:r>
+          </m:e>
+          <m:sub>
+            <m:r>
+              <w:rPr>
+                <w:rFonts w:ascii="Cambria Math" w:hAnsi="Cambria Math"/>
+              </w:rPr>
+              <m:t>6</m:t>
+            </m:r>
+          </m:sub>
+        </m:sSub>
+      </m:oMath>
+      <w:r>
+        <w:t xml:space="preserve"> y la fase de </w:t>
+      </w:r>
+      <m:oMath>
+        <m:sSub>
+          <m:sSubPr>
+            <m:ctrlPr>
+              <w:rPr>
+                <w:rFonts w:ascii="Cambria Math" w:hAnsi="Cambria Math"/>
+                <w:i/>
+              </w:rPr>
+            </m:ctrlPr>
+          </m:sSubPr>
+          <m:e>
+            <m:r>
+              <w:rPr>
+                <w:rFonts w:ascii="Cambria Math" w:hAnsi="Cambria Math"/>
+              </w:rPr>
+              <m:t>f</m:t>
+            </m:r>
+          </m:e>
+          <m:sub>
+            <m:r>
+              <w:rPr>
+                <w:rFonts w:ascii="Cambria Math" w:hAnsi="Cambria Math"/>
+              </w:rPr>
+              <m:t>7</m:t>
+            </m:r>
+          </m:sub>
+        </m:sSub>
+      </m:oMath>
+      <w:r>
+        <w:t xml:space="preserve"> mediante la relación </w:t>
+      </w:r>
+      <m:oMath>
+        <m:r>
+          <w:rPr>
+            <w:rFonts w:ascii="Cambria Math" w:hAnsi="Cambria Math"/>
+          </w:rPr>
+          <m:t>Espectro</m:t>
+        </m:r>
+        <m:r>
+          <w:rPr>
+            <w:rFonts w:ascii="Cambria Math" w:hAnsi="Cambria Math"/>
+          </w:rPr>
+          <m:t>=</m:t>
+        </m:r>
+        <m:r>
+          <w:rPr>
+            <w:rFonts w:ascii="Cambria Math" w:hAnsi="Cambria Math"/>
+          </w:rPr>
+          <m:t>Magnitud*</m:t>
+        </m:r>
+        <m:sSup>
+          <m:sSupPr>
+            <m:ctrlPr>
+              <w:rPr>
+                <w:rFonts w:ascii="Cambria Math" w:eastAsiaTheme="minorEastAsia" w:hAnsi="Cambria Math"/>
+                <w:i/>
+              </w:rPr>
+            </m:ctrlPr>
+          </m:sSupPr>
+          <m:e>
+            <m:r>
+              <w:rPr>
+                <w:rFonts w:ascii="Cambria Math" w:eastAsiaTheme="minorEastAsia" w:hAnsi="Cambria Math"/>
+              </w:rPr>
+              <m:t>e</m:t>
+            </m:r>
+          </m:e>
+          <m:sup>
+            <m:r>
+              <w:rPr>
+                <w:rFonts w:ascii="Cambria Math" w:eastAsiaTheme="minorEastAsia" w:hAnsi="Cambria Math"/>
+              </w:rPr>
+              <m:t>i*k*Fase</m:t>
+            </m:r>
+          </m:sup>
+        </m:sSup>
+      </m:oMath>
+      <w:r>
+        <w:t xml:space="preserve">. Luego, aplicamos la transformada inversa para volver al dominio espacial, evaluamos automáticamente distintos valores para </w:t>
+      </w:r>
+      <m:oMath>
+        <m:r>
+          <w:rPr>
+            <w:rFonts w:ascii="Cambria Math" w:hAnsi="Cambria Math"/>
+          </w:rPr>
+          <m:t>k</m:t>
+        </m:r>
+      </m:oMath>
+      <w:r>
+        <w:t xml:space="preserve"> y nos quedamos con aquel que maximiza nuestra métrica de nitidez.</w:t>
+      </w:r>
+    </w:p>
+    <w:p>
+      <w:r>
+        <w:t xml:space="preserve">Al realizar este mismo procedimiento comparando los formatos TIF y JPG, notamos diferencias importantes derivadas de cómo cada uno maneja los datos de la imagen. Con el formato TIF, al ser sin pérdida, logramos una nitidez máxima superior y resultados predecibles porque la información matemática original del espectro se mantiene intacta. En cambio, con el formato JPG notamos que su algoritmo de compresión recorta severamente las altas frecuencias, lo cual afecta a la fase de forma mucho más agresiva que a la magnitud. Esta pérdida de información asimétrica provoca que el valor del </w:t>
+      </w:r>
+      <m:oMath>
+        <m:r>
+          <w:rPr>
+            <w:rFonts w:ascii="Cambria Math" w:hAnsi="Cambria Math"/>
+          </w:rPr>
+          <m:t>k</m:t>
+        </m:r>
+      </m:oMath>
+      <w:r>
+        <w:t xml:space="preserve"> óptimo cambie respecto al TIF, que aparezcan artefactos visuales en la reconstrucción y que la nitidez máxima que podemos alcanzar sea considerablemente menor.</w:t>
+      </w:r>
+    </w:p>
+    <w:p/>
     <w:sectPr>
       <w:footerReference w:type="default" r:id="rId9"/>
       <w:pgSz w:w="11906" w:h="16838"/>
@@ -1150,7 +1709,7 @@
 </file>
 
 <file path=word/endnotes.xml><?xml version="1.0" encoding="utf-8"?>
-<w:endnotes xmlns:wpc="http://schemas.microsoft.com/office/word/2010/wordprocessingCanvas" xmlns:cx="http://schemas.microsoft.com/office/drawing/2014/chartex" xmlns:mc="http://schemas.openxmlformats.org/markup-compatibility/2006" xmlns:o="urn:schemas-microsoft-com:office:office" xmlns:r="http://schemas.openxmlformats.org/officeDocument/2006/relationships" xmlns:m="http://schemas.openxmlformats.org/officeDocument/2006/math" xmlns:v="urn:schemas-microsoft-com:vml" xmlns:wp14="http://schemas.microsoft.com/office/word/2010/wordprocessingDrawing" xmlns:wp="http://schemas.openxmlformats.org/drawingml/2006/wordprocessingDrawing" xmlns:w10="urn:schemas-microsoft-com:office:word" xmlns:w="http://schemas.openxmlformats.org/wordprocessingml/2006/main" xmlns:w14="http://schemas.microsoft.com/office/word/2010/wordml" xmlns:w15="http://schemas.microsoft.com/office/word/2012/wordml" xmlns:w16se="http://schemas.microsoft.com/office/word/2015/wordml/symex" xmlns:wpg="http://schemas.microsoft.com/office/word/2010/wordprocessingGroup" xmlns:wpi="http://schemas.microsoft.com/office/word/2010/wordprocessingInk" xmlns:wne="http://schemas.microsoft.com/office/word/2006/wordml" xmlns:wps="http://schemas.microsoft.com/office/word/2010/wordprocessingShape" mc:Ignorable="w14 w15 w16se wp14">
+<w:endnotes xmlns:wpc="http://schemas.microsoft.com/office/word/2010/wordprocessingCanvas" xmlns:cx="http://schemas.microsoft.com/office/drawing/2014/chartex" xmlns:cx1="http://schemas.microsoft.com/office/drawing/2015/9/8/chartex" xmlns:cx2="http://schemas.microsoft.com/office/drawing/2015/10/21/chartex" xmlns:cx3="http://schemas.microsoft.com/office/drawing/2016/5/9/chartex" xmlns:cx4="http://schemas.microsoft.com/office/drawing/2016/5/10/chartex" xmlns:cx5="http://schemas.microsoft.com/office/drawing/2016/5/11/chartex" xmlns:cx6="http://schemas.microsoft.com/office/drawing/2016/5/12/chartex" xmlns:cx7="http://schemas.microsoft.com/office/drawing/2016/5/13/chartex" xmlns:cx8="http://schemas.microsoft.com/office/drawing/2016/5/14/chartex" xmlns:mc="http://schemas.openxmlformats.org/markup-compatibility/2006" xmlns:aink="http://schemas.microsoft.com/office/drawing/2016/ink" xmlns:am3d="http://schemas.microsoft.com/office/drawing/2017/model3d" xmlns:o="urn:schemas-microsoft-com:office:office" xmlns:oel="http://schemas.microsoft.com/office/2019/extlst" xmlns:r="http://schemas.openxmlformats.org/officeDocument/2006/relationships" xmlns:m="http://schemas.openxmlformats.org/officeDocument/2006/math" xmlns:v="urn:schemas-microsoft-com:vml" xmlns:wp14="http://schemas.microsoft.com/office/word/2010/wordprocessingDrawing" xmlns:wp="http://schemas.openxmlformats.org/drawingml/2006/wordprocessingDrawing" xmlns:w10="urn:schemas-microsoft-com:office:word" xmlns:w="http://schemas.openxmlformats.org/wordprocessingml/2006/main" xmlns:w14="http://schemas.microsoft.com/office/word/2010/wordml" xmlns:w15="http://schemas.microsoft.com/office/word/2012/wordml" xmlns:w16cex="http://schemas.microsoft.com/office/word/2018/wordml/cex" xmlns:w16cid="http://schemas.microsoft.com/office/word/2016/wordml/cid" xmlns:w16="http://schemas.microsoft.com/office/word/2018/wordml" xmlns:w16du="http://schemas.microsoft.com/office/word/2023/wordml/word16du" xmlns:w16sdtdh="http://schemas.microsoft.com/office/word/2020/wordml/sdtdatahash" xmlns:w16sdtfl="http://schemas.microsoft.com/office/word/2024/wordml/sdtformatlock" xmlns:w16se="http://schemas.microsoft.com/office/word/2015/wordml/symex" xmlns:wpg="http://schemas.microsoft.com/office/word/2010/wordprocessingGroup" xmlns:wpi="http://schemas.microsoft.com/office/word/2010/wordprocessingInk" xmlns:wne="http://schemas.microsoft.com/office/word/2006/wordml" xmlns:wps="http://schemas.microsoft.com/office/word/2010/wordprocessingShape" mc:Ignorable="w14 w15 w16se w16cid w16 w16cex w16sdtdh w16sdtfl w16du wp14">
   <w:endnote w:type="separator" w:id="-1">
     <w:p>
       <w:pPr>
@@ -1175,7 +1734,7 @@
 </file>
 
 <file path=word/footer1.xml><?xml version="1.0" encoding="utf-8"?>
-<w:ftr xmlns:wpc="http://schemas.microsoft.com/office/word/2010/wordprocessingCanvas" xmlns:cx="http://schemas.microsoft.com/office/drawing/2014/chartex" xmlns:mc="http://schemas.openxmlformats.org/markup-compatibility/2006" xmlns:o="urn:schemas-microsoft-com:office:office" xmlns:r="http://schemas.openxmlformats.org/officeDocument/2006/relationships" xmlns:m="http://schemas.openxmlformats.org/officeDocument/2006/math" xmlns:v="urn:schemas-microsoft-com:vml" xmlns:wp14="http://schemas.microsoft.com/office/word/2010/wordprocessingDrawing" xmlns:wp="http://schemas.openxmlformats.org/drawingml/2006/wordprocessingDrawing" xmlns:w10="urn:schemas-microsoft-com:office:word" xmlns:w="http://schemas.openxmlformats.org/wordprocessingml/2006/main" xmlns:w14="http://schemas.microsoft.com/office/word/2010/wordml" xmlns:w15="http://schemas.microsoft.com/office/word/2012/wordml" xmlns:w16se="http://schemas.microsoft.com/office/word/2015/wordml/symex" xmlns:wpg="http://schemas.microsoft.com/office/word/2010/wordprocessingGroup" xmlns:wpi="http://schemas.microsoft.com/office/word/2010/wordprocessingInk" xmlns:wne="http://schemas.microsoft.com/office/word/2006/wordml" xmlns:wps="http://schemas.microsoft.com/office/word/2010/wordprocessingShape" mc:Ignorable="w14 w15 w16se wp14">
+<w:ftr xmlns:wpc="http://schemas.microsoft.com/office/word/2010/wordprocessingCanvas" xmlns:cx="http://schemas.microsoft.com/office/drawing/2014/chartex" xmlns:cx1="http://schemas.microsoft.com/office/drawing/2015/9/8/chartex" xmlns:cx2="http://schemas.microsoft.com/office/drawing/2015/10/21/chartex" xmlns:cx3="http://schemas.microsoft.com/office/drawing/2016/5/9/chartex" xmlns:cx4="http://schemas.microsoft.com/office/drawing/2016/5/10/chartex" xmlns:cx5="http://schemas.microsoft.com/office/drawing/2016/5/11/chartex" xmlns:cx6="http://schemas.microsoft.com/office/drawing/2016/5/12/chartex" xmlns:cx7="http://schemas.microsoft.com/office/drawing/2016/5/13/chartex" xmlns:cx8="http://schemas.microsoft.com/office/drawing/2016/5/14/chartex" xmlns:mc="http://schemas.openxmlformats.org/markup-compatibility/2006" xmlns:aink="http://schemas.microsoft.com/office/drawing/2016/ink" xmlns:am3d="http://schemas.microsoft.com/office/drawing/2017/model3d" xmlns:o="urn:schemas-microsoft-com:office:office" xmlns:oel="http://schemas.microsoft.com/office/2019/extlst" xmlns:r="http://schemas.openxmlformats.org/officeDocument/2006/relationships" xmlns:m="http://schemas.openxmlformats.org/officeDocument/2006/math" xmlns:v="urn:schemas-microsoft-com:vml" xmlns:wp14="http://schemas.microsoft.com/office/word/2010/wordprocessingDrawing" xmlns:wp="http://schemas.openxmlformats.org/drawingml/2006/wordprocessingDrawing" xmlns:w10="urn:schemas-microsoft-com:office:word" xmlns:w="http://schemas.openxmlformats.org/wordprocessingml/2006/main" xmlns:w14="http://schemas.microsoft.com/office/word/2010/wordml" xmlns:w15="http://schemas.microsoft.com/office/word/2012/wordml" xmlns:w16cex="http://schemas.microsoft.com/office/word/2018/wordml/cex" xmlns:w16cid="http://schemas.microsoft.com/office/word/2016/wordml/cid" xmlns:w16="http://schemas.microsoft.com/office/word/2018/wordml" xmlns:w16du="http://schemas.microsoft.com/office/word/2023/wordml/word16du" xmlns:w16sdtdh="http://schemas.microsoft.com/office/word/2020/wordml/sdtdatahash" xmlns:w16sdtfl="http://schemas.microsoft.com/office/word/2024/wordml/sdtformatlock" xmlns:w16se="http://schemas.microsoft.com/office/word/2015/wordml/symex" xmlns:wpg="http://schemas.microsoft.com/office/word/2010/wordprocessingGroup" xmlns:wpi="http://schemas.microsoft.com/office/word/2010/wordprocessingInk" xmlns:wne="http://schemas.microsoft.com/office/word/2006/wordml" xmlns:wps="http://schemas.microsoft.com/office/word/2010/wordprocessingShape" mc:Ignorable="w14 w15 w16se w16cid w16 w16cex w16sdtdh w16sdtfl w16du wp14">
   <w:p>
     <w:pPr>
       <w:tabs>
@@ -1312,7 +1871,7 @@
 </file>
 
 <file path=word/footnotes.xml><?xml version="1.0" encoding="utf-8"?>
-<w:footnotes xmlns:wpc="http://schemas.microsoft.com/office/word/2010/wordprocessingCanvas" xmlns:cx="http://schemas.microsoft.com/office/drawing/2014/chartex" xmlns:mc="http://schemas.openxmlformats.org/markup-compatibility/2006" xmlns:o="urn:schemas-microsoft-com:office:office" xmlns:r="http://schemas.openxmlformats.org/officeDocument/2006/relationships" xmlns:m="http://schemas.openxmlformats.org/officeDocument/2006/math" xmlns:v="urn:schemas-microsoft-com:vml" xmlns:wp14="http://schemas.microsoft.com/office/word/2010/wordprocessingDrawing" xmlns:wp="http://schemas.openxmlformats.org/drawingml/2006/wordprocessingDrawing" xmlns:w10="urn:schemas-microsoft-com:office:word" xmlns:w="http://schemas.openxmlformats.org/wordprocessingml/2006/main" xmlns:w14="http://schemas.microsoft.com/office/word/2010/wordml" xmlns:w15="http://schemas.microsoft.com/office/word/2012/wordml" xmlns:w16se="http://schemas.microsoft.com/office/word/2015/wordml/symex" xmlns:wpg="http://schemas.microsoft.com/office/word/2010/wordprocessingGroup" xmlns:wpi="http://schemas.microsoft.com/office/word/2010/wordprocessingInk" xmlns:wne="http://schemas.microsoft.com/office/word/2006/wordml" xmlns:wps="http://schemas.microsoft.com/office/word/2010/wordprocessingShape" mc:Ignorable="w14 w15 w16se wp14">
+<w:footnotes xmlns:wpc="http://schemas.microsoft.com/office/word/2010/wordprocessingCanvas" xmlns:cx="http://schemas.microsoft.com/office/drawing/2014/chartex" xmlns:cx1="http://schemas.microsoft.com/office/drawing/2015/9/8/chartex" xmlns:cx2="http://schemas.microsoft.com/office/drawing/2015/10/21/chartex" xmlns:cx3="http://schemas.microsoft.com/office/drawing/2016/5/9/chartex" xmlns:cx4="http://schemas.microsoft.com/office/drawing/2016/5/10/chartex" xmlns:cx5="http://schemas.microsoft.com/office/drawing/2016/5/11/chartex" xmlns:cx6="http://schemas.microsoft.com/office/drawing/2016/5/12/chartex" xmlns:cx7="http://schemas.microsoft.com/office/drawing/2016/5/13/chartex" xmlns:cx8="http://schemas.microsoft.com/office/drawing/2016/5/14/chartex" xmlns:mc="http://schemas.openxmlformats.org/markup-compatibility/2006" xmlns:aink="http://schemas.microsoft.com/office/drawing/2016/ink" xmlns:am3d="http://schemas.microsoft.com/office/drawing/2017/model3d" xmlns:o="urn:schemas-microsoft-com:office:office" xmlns:oel="http://schemas.microsoft.com/office/2019/extlst" xmlns:r="http://schemas.openxmlformats.org/officeDocument/2006/relationships" xmlns:m="http://schemas.openxmlformats.org/officeDocument/2006/math" xmlns:v="urn:schemas-microsoft-com:vml" xmlns:wp14="http://schemas.microsoft.com/office/word/2010/wordprocessingDrawing" xmlns:wp="http://schemas.openxmlformats.org/drawingml/2006/wordprocessingDrawing" xmlns:w10="urn:schemas-microsoft-com:office:word" xmlns:w="http://schemas.openxmlformats.org/wordprocessingml/2006/main" xmlns:w14="http://schemas.microsoft.com/office/word/2010/wordml" xmlns:w15="http://schemas.microsoft.com/office/word/2012/wordml" xmlns:w16cex="http://schemas.microsoft.com/office/word/2018/wordml/cex" xmlns:w16cid="http://schemas.microsoft.com/office/word/2016/wordml/cid" xmlns:w16="http://schemas.microsoft.com/office/word/2018/wordml" xmlns:w16du="http://schemas.microsoft.com/office/word/2023/wordml/word16du" xmlns:w16sdtdh="http://schemas.microsoft.com/office/word/2020/wordml/sdtdatahash" xmlns:w16sdtfl="http://schemas.microsoft.com/office/word/2024/wordml/sdtformatlock" xmlns:w16se="http://schemas.microsoft.com/office/word/2015/wordml/symex" xmlns:wpg="http://schemas.microsoft.com/office/word/2010/wordprocessingGroup" xmlns:wpi="http://schemas.microsoft.com/office/word/2010/wordprocessingInk" xmlns:wne="http://schemas.microsoft.com/office/word/2006/wordml" xmlns:wps="http://schemas.microsoft.com/office/word/2010/wordprocessingShape" mc:Ignorable="w14 w15 w16se w16cid w16 w16cex w16sdtdh w16sdtfl w16du wp14">
   <w:footnote w:type="separator" w:id="-1">
     <w:p>
       <w:pPr>
@@ -1337,7 +1896,7 @@
 </file>
 
 <file path=word/numbering.xml><?xml version="1.0" encoding="utf-8"?>
-<w:numbering xmlns:wpc="http://schemas.microsoft.com/office/word/2010/wordprocessingCanvas" xmlns:cx="http://schemas.microsoft.com/office/drawing/2014/chartex" xmlns:mc="http://schemas.openxmlformats.org/markup-compatibility/2006" xmlns:o="urn:schemas-microsoft-com:office:office" xmlns:r="http://schemas.openxmlformats.org/officeDocument/2006/relationships" xmlns:m="http://schemas.openxmlformats.org/officeDocument/2006/math" xmlns:v="urn:schemas-microsoft-com:vml" xmlns:wp14="http://schemas.microsoft.com/office/word/2010/wordprocessingDrawing" xmlns:wp="http://schemas.openxmlformats.org/drawingml/2006/wordprocessingDrawing" xmlns:w10="urn:schemas-microsoft-com:office:word" xmlns:w="http://schemas.openxmlformats.org/wordprocessingml/2006/main" xmlns:w14="http://schemas.microsoft.com/office/word/2010/wordml" xmlns:w15="http://schemas.microsoft.com/office/word/2012/wordml" xmlns:w16se="http://schemas.microsoft.com/office/word/2015/wordml/symex" xmlns:wpg="http://schemas.microsoft.com/office/word/2010/wordprocessingGroup" xmlns:wpi="http://schemas.microsoft.com/office/word/2010/wordprocessingInk" xmlns:wne="http://schemas.microsoft.com/office/word/2006/wordml" xmlns:wps="http://schemas.microsoft.com/office/word/2010/wordprocessingShape" mc:Ignorable="w14 w15 w16se wp14">
+<w:numbering xmlns:wpc="http://schemas.microsoft.com/office/word/2010/wordprocessingCanvas" xmlns:cx="http://schemas.microsoft.com/office/drawing/2014/chartex" xmlns:cx1="http://schemas.microsoft.com/office/drawing/2015/9/8/chartex" xmlns:cx2="http://schemas.microsoft.com/office/drawing/2015/10/21/chartex" xmlns:cx3="http://schemas.microsoft.com/office/drawing/2016/5/9/chartex" xmlns:cx4="http://schemas.microsoft.com/office/drawing/2016/5/10/chartex" xmlns:cx5="http://schemas.microsoft.com/office/drawing/2016/5/11/chartex" xmlns:cx6="http://schemas.microsoft.com/office/drawing/2016/5/12/chartex" xmlns:cx7="http://schemas.microsoft.com/office/drawing/2016/5/13/chartex" xmlns:cx8="http://schemas.microsoft.com/office/drawing/2016/5/14/chartex" xmlns:mc="http://schemas.openxmlformats.org/markup-compatibility/2006" xmlns:aink="http://schemas.microsoft.com/office/drawing/2016/ink" xmlns:am3d="http://schemas.microsoft.com/office/drawing/2017/model3d" xmlns:o="urn:schemas-microsoft-com:office:office" xmlns:oel="http://schemas.microsoft.com/office/2019/extlst" xmlns:r="http://schemas.openxmlformats.org/officeDocument/2006/relationships" xmlns:m="http://schemas.openxmlformats.org/officeDocument/2006/math" xmlns:v="urn:schemas-microsoft-com:vml" xmlns:wp14="http://schemas.microsoft.com/office/word/2010/wordprocessingDrawing" xmlns:wp="http://schemas.openxmlformats.org/drawingml/2006/wordprocessingDrawing" xmlns:w10="urn:schemas-microsoft-com:office:word" xmlns:w="http://schemas.openxmlformats.org/wordprocessingml/2006/main" xmlns:w14="http://schemas.microsoft.com/office/word/2010/wordml" xmlns:w15="http://schemas.microsoft.com/office/word/2012/wordml" xmlns:w16cex="http://schemas.microsoft.com/office/word/2018/wordml/cex" xmlns:w16cid="http://schemas.microsoft.com/office/word/2016/wordml/cid" xmlns:w16="http://schemas.microsoft.com/office/word/2018/wordml" xmlns:w16du="http://schemas.microsoft.com/office/word/2023/wordml/word16du" xmlns:w16sdtdh="http://schemas.microsoft.com/office/word/2020/wordml/sdtdatahash" xmlns:w16sdtfl="http://schemas.microsoft.com/office/word/2024/wordml/sdtformatlock" xmlns:w16se="http://schemas.microsoft.com/office/word/2015/wordml/symex" xmlns:wpg="http://schemas.microsoft.com/office/word/2010/wordprocessingGroup" xmlns:wpi="http://schemas.microsoft.com/office/word/2010/wordprocessingInk" xmlns:wne="http://schemas.microsoft.com/office/word/2006/wordml" xmlns:wps="http://schemas.microsoft.com/office/word/2010/wordprocessingShape" mc:Ignorable="w14 w15 w16se w16cid w16 w16cex w16sdtdh w16sdtfl w16du wp14">
   <w:abstractNum w:abstractNumId="0" w15:restartNumberingAfterBreak="0">
     <w:nsid w:val="0250685B"/>
     <w:multiLevelType w:val="hybridMultilevel"/>
@@ -3972,83 +4531,83 @@
       </w:pPr>
     </w:lvl>
   </w:abstractNum>
-  <w:num w:numId="1">
+  <w:num w:numId="1" w16cid:durableId="1030648999">
     <w:abstractNumId w:val="15"/>
   </w:num>
-  <w:num w:numId="2">
+  <w:num w:numId="2" w16cid:durableId="1617562501">
     <w:abstractNumId w:val="11"/>
   </w:num>
-  <w:num w:numId="3">
+  <w:num w:numId="3" w16cid:durableId="3484874">
     <w:abstractNumId w:val="10"/>
   </w:num>
-  <w:num w:numId="4">
+  <w:num w:numId="4" w16cid:durableId="1356687633">
     <w:abstractNumId w:val="13"/>
   </w:num>
-  <w:num w:numId="5">
+  <w:num w:numId="5" w16cid:durableId="1239366344">
     <w:abstractNumId w:val="21"/>
   </w:num>
-  <w:num w:numId="6">
+  <w:num w:numId="6" w16cid:durableId="1488281850">
     <w:abstractNumId w:val="3"/>
   </w:num>
-  <w:num w:numId="7">
+  <w:num w:numId="7" w16cid:durableId="4601140">
     <w:abstractNumId w:val="14"/>
   </w:num>
-  <w:num w:numId="8">
+  <w:num w:numId="8" w16cid:durableId="1021470701">
     <w:abstractNumId w:val="9"/>
   </w:num>
-  <w:num w:numId="9">
+  <w:num w:numId="9" w16cid:durableId="795175029">
     <w:abstractNumId w:val="4"/>
   </w:num>
-  <w:num w:numId="10">
+  <w:num w:numId="10" w16cid:durableId="1639996300">
     <w:abstractNumId w:val="0"/>
   </w:num>
-  <w:num w:numId="11">
+  <w:num w:numId="11" w16cid:durableId="307247604">
     <w:abstractNumId w:val="23"/>
   </w:num>
-  <w:num w:numId="12">
+  <w:num w:numId="12" w16cid:durableId="48841996">
     <w:abstractNumId w:val="7"/>
   </w:num>
-  <w:num w:numId="13">
+  <w:num w:numId="13" w16cid:durableId="643630047">
     <w:abstractNumId w:val="18"/>
   </w:num>
-  <w:num w:numId="14">
+  <w:num w:numId="14" w16cid:durableId="18162890">
     <w:abstractNumId w:val="17"/>
   </w:num>
-  <w:num w:numId="15">
+  <w:num w:numId="15" w16cid:durableId="204290435">
     <w:abstractNumId w:val="12"/>
   </w:num>
-  <w:num w:numId="16">
+  <w:num w:numId="16" w16cid:durableId="1997490861">
     <w:abstractNumId w:val="5"/>
   </w:num>
-  <w:num w:numId="17">
+  <w:num w:numId="17" w16cid:durableId="678970645">
     <w:abstractNumId w:val="2"/>
   </w:num>
-  <w:num w:numId="18">
+  <w:num w:numId="18" w16cid:durableId="1360084481">
     <w:abstractNumId w:val="19"/>
   </w:num>
-  <w:num w:numId="19">
+  <w:num w:numId="19" w16cid:durableId="514270365">
     <w:abstractNumId w:val="20"/>
   </w:num>
-  <w:num w:numId="20">
+  <w:num w:numId="20" w16cid:durableId="378212915">
     <w:abstractNumId w:val="6"/>
   </w:num>
-  <w:num w:numId="21">
+  <w:num w:numId="21" w16cid:durableId="1891765018">
     <w:abstractNumId w:val="8"/>
   </w:num>
-  <w:num w:numId="22">
+  <w:num w:numId="22" w16cid:durableId="981546197">
     <w:abstractNumId w:val="16"/>
   </w:num>
-  <w:num w:numId="23">
+  <w:num w:numId="23" w16cid:durableId="1083144417">
     <w:abstractNumId w:val="1"/>
   </w:num>
-  <w:num w:numId="24">
+  <w:num w:numId="24" w16cid:durableId="208804011">
     <w:abstractNumId w:val="22"/>
   </w:num>
 </w:numbering>
 </file>
 
 <file path=word/styles.xml><?xml version="1.0" encoding="utf-8"?>
-<w:styles xmlns:mc="http://schemas.openxmlformats.org/markup-compatibility/2006" xmlns:r="http://schemas.openxmlformats.org/officeDocument/2006/relationships" xmlns:w="http://schemas.openxmlformats.org/wordprocessingml/2006/main" xmlns:w14="http://schemas.microsoft.com/office/word/2010/wordml" xmlns:w15="http://schemas.microsoft.com/office/word/2012/wordml" xmlns:w16se="http://schemas.microsoft.com/office/word/2015/wordml/symex" mc:Ignorable="w14 w15 w16se">
+<w:styles xmlns:mc="http://schemas.openxmlformats.org/markup-compatibility/2006" xmlns:r="http://schemas.openxmlformats.org/officeDocument/2006/relationships" xmlns:w="http://schemas.openxmlformats.org/wordprocessingml/2006/main" xmlns:w14="http://schemas.microsoft.com/office/word/2010/wordml" xmlns:w15="http://schemas.microsoft.com/office/word/2012/wordml" xmlns:w16cex="http://schemas.microsoft.com/office/word/2018/wordml/cex" xmlns:w16cid="http://schemas.microsoft.com/office/word/2016/wordml/cid" xmlns:w16="http://schemas.microsoft.com/office/word/2018/wordml" xmlns:w16du="http://schemas.microsoft.com/office/word/2023/wordml/word16du" xmlns:w16sdtdh="http://schemas.microsoft.com/office/word/2020/wordml/sdtdatahash" xmlns:w16sdtfl="http://schemas.microsoft.com/office/word/2024/wordml/sdtformatlock" xmlns:w16se="http://schemas.microsoft.com/office/word/2015/wordml/symex" mc:Ignorable="w14 w15 w16se w16cid w16 w16cex w16sdtdh w16sdtfl w16du">
   <w:docDefaults>
     <w:rPrDefault>
       <w:rPr>
@@ -4064,7 +4623,7 @@
       </w:pPr>
     </w:pPrDefault>
   </w:docDefaults>
-  <w:latentStyles w:defLockedState="0" w:defUIPriority="99" w:defSemiHidden="0" w:defUnhideWhenUsed="0" w:defQFormat="0" w:count="371">
+  <w:latentStyles w:defLockedState="0" w:defUIPriority="99" w:defSemiHidden="0" w:defUnhideWhenUsed="0" w:defQFormat="0" w:count="376">
     <w:lsdException w:name="Normal" w:uiPriority="0" w:qFormat="1"/>
     <w:lsdException w:name="heading 1" w:uiPriority="9" w:qFormat="1"/>
     <w:lsdException w:name="heading 2" w:semiHidden="1" w:uiPriority="9" w:unhideWhenUsed="1" w:qFormat="1"/>
@@ -4436,6 +4995,11 @@
     <w:lsdException w:name="List Table 5 Dark Accent 6" w:uiPriority="50"/>
     <w:lsdException w:name="List Table 6 Colorful Accent 6" w:uiPriority="51"/>
     <w:lsdException w:name="List Table 7 Colorful Accent 6" w:uiPriority="52"/>
+    <w:lsdException w:name="Mention" w:semiHidden="1" w:unhideWhenUsed="1"/>
+    <w:lsdException w:name="Smart Hyperlink" w:semiHidden="1" w:unhideWhenUsed="1"/>
+    <w:lsdException w:name="Hashtag" w:semiHidden="1" w:unhideWhenUsed="1"/>
+    <w:lsdException w:name="Unresolved Mention" w:semiHidden="1" w:unhideWhenUsed="1"/>
+    <w:lsdException w:name="Smart Link" w:semiHidden="1" w:unhideWhenUsed="1"/>
   </w:latentStyles>
   <w:style w:type="paragraph" w:default="1" w:styleId="Normal">
     <w:name w:val="Normal"/>
@@ -4496,7 +5060,6 @@
   <w:style w:type="character" w:default="1" w:styleId="Fuentedeprrafopredeter">
     <w:name w:val="Default Paragraph Font"/>
     <w:uiPriority w:val="1"/>
-    <w:semiHidden/>
     <w:unhideWhenUsed/>
   </w:style>
   <w:style w:type="table" w:default="1" w:styleId="Tablanormal">
@@ -4743,7 +5306,7 @@
       <w:contextualSpacing/>
     </w:pPr>
   </w:style>
-  <w:style w:type="character" w:styleId="Textoennegrita">
+  <w:style w:type="character" w:styleId="Fuerte">
     <w:name w:val="Strong"/>
     <w:basedOn w:val="Fuentedeprrafopredeter"/>
     <w:uiPriority w:val="22"/>

--- a/TP2/Entregable.docx
+++ b/TP2/Entregable.docx
@@ -1,6 +1,6 @@
 
 <file path=word/document.xml><?xml version="1.0" encoding="utf-8"?>
-<w:document xmlns:wpc="http://schemas.microsoft.com/office/word/2010/wordprocessingCanvas" xmlns:cx="http://schemas.microsoft.com/office/drawing/2014/chartex" xmlns:cx1="http://schemas.microsoft.com/office/drawing/2015/9/8/chartex" xmlns:cx2="http://schemas.microsoft.com/office/drawing/2015/10/21/chartex" xmlns:cx3="http://schemas.microsoft.com/office/drawing/2016/5/9/chartex" xmlns:cx4="http://schemas.microsoft.com/office/drawing/2016/5/10/chartex" xmlns:cx5="http://schemas.microsoft.com/office/drawing/2016/5/11/chartex" xmlns:cx6="http://schemas.microsoft.com/office/drawing/2016/5/12/chartex" xmlns:cx7="http://schemas.microsoft.com/office/drawing/2016/5/13/chartex" xmlns:cx8="http://schemas.microsoft.com/office/drawing/2016/5/14/chartex" xmlns:mc="http://schemas.openxmlformats.org/markup-compatibility/2006" xmlns:aink="http://schemas.microsoft.com/office/drawing/2016/ink" xmlns:am3d="http://schemas.microsoft.com/office/drawing/2017/model3d" xmlns:o="urn:schemas-microsoft-com:office:office" xmlns:oel="http://schemas.microsoft.com/office/2019/extlst" xmlns:r="http://schemas.openxmlformats.org/officeDocument/2006/relationships" xmlns:m="http://schemas.openxmlformats.org/officeDocument/2006/math" xmlns:v="urn:schemas-microsoft-com:vml" xmlns:wp14="http://schemas.microsoft.com/office/word/2010/wordprocessingDrawing" xmlns:wp="http://schemas.openxmlformats.org/drawingml/2006/wordprocessingDrawing" xmlns:w10="urn:schemas-microsoft-com:office:word" xmlns:w="http://schemas.openxmlformats.org/wordprocessingml/2006/main" xmlns:w14="http://schemas.microsoft.com/office/word/2010/wordml" xmlns:w15="http://schemas.microsoft.com/office/word/2012/wordml" xmlns:w16cex="http://schemas.microsoft.com/office/word/2018/wordml/cex" xmlns:w16cid="http://schemas.microsoft.com/office/word/2016/wordml/cid" xmlns:w16="http://schemas.microsoft.com/office/word/2018/wordml" xmlns:w16du="http://schemas.microsoft.com/office/word/2023/wordml/word16du" xmlns:w16sdtdh="http://schemas.microsoft.com/office/word/2020/wordml/sdtdatahash" xmlns:w16sdtfl="http://schemas.microsoft.com/office/word/2024/wordml/sdtformatlock" xmlns:w16se="http://schemas.microsoft.com/office/word/2015/wordml/symex" xmlns:wpg="http://schemas.microsoft.com/office/word/2010/wordprocessingGroup" xmlns:wpi="http://schemas.microsoft.com/office/word/2010/wordprocessingInk" xmlns:wne="http://schemas.microsoft.com/office/word/2006/wordml" xmlns:wps="http://schemas.microsoft.com/office/word/2010/wordprocessingShape" mc:Ignorable="w14 w15 w16se w16cid w16 w16cex w16sdtdh w16sdtfl w16du wp14">
+<w:document xmlns:wpc="http://schemas.microsoft.com/office/word/2010/wordprocessingCanvas" xmlns:cx="http://schemas.microsoft.com/office/drawing/2014/chartex" xmlns:mc="http://schemas.openxmlformats.org/markup-compatibility/2006" xmlns:o="urn:schemas-microsoft-com:office:office" xmlns:r="http://schemas.openxmlformats.org/officeDocument/2006/relationships" xmlns:m="http://schemas.openxmlformats.org/officeDocument/2006/math" xmlns:v="urn:schemas-microsoft-com:vml" xmlns:wp14="http://schemas.microsoft.com/office/word/2010/wordprocessingDrawing" xmlns:wp="http://schemas.openxmlformats.org/drawingml/2006/wordprocessingDrawing" xmlns:w10="urn:schemas-microsoft-com:office:word" xmlns:w="http://schemas.openxmlformats.org/wordprocessingml/2006/main" xmlns:w14="http://schemas.microsoft.com/office/word/2010/wordml" xmlns:w15="http://schemas.microsoft.com/office/word/2012/wordml" xmlns:w16se="http://schemas.microsoft.com/office/word/2015/wordml/symex" xmlns:wpg="http://schemas.microsoft.com/office/word/2010/wordprocessingGroup" xmlns:wpi="http://schemas.microsoft.com/office/word/2010/wordprocessingInk" xmlns:wne="http://schemas.microsoft.com/office/word/2006/wordml" xmlns:wps="http://schemas.microsoft.com/office/word/2010/wordprocessingShape" mc:Ignorable="w14 w15 w16se wp14">
   <w:body>
     <w:p>
       <w:pPr>
@@ -9,7 +9,7 @@
       <w:r>
         <w:rPr>
           <w:noProof/>
-          <w:lang w:val="es-ES" w:eastAsia="es-ES"/>
+          <w:lang w:eastAsia="es-AR"/>
         </w:rPr>
         <w:drawing>
           <wp:inline distT="0" distB="0" distL="0" distR="0" wp14:anchorId="2601D6A7" wp14:editId="3234A761">
@@ -479,7 +479,7 @@
                 <w:noProof/>
                 <w:webHidden/>
               </w:rPr>
-              <w:t>4</w:t>
+              <w:t>3</w:t>
             </w:r>
             <w:r>
               <w:rPr>
@@ -553,7 +553,7 @@
                 <w:noProof/>
                 <w:webHidden/>
               </w:rPr>
-              <w:t>6</w:t>
+              <w:t>4</w:t>
             </w:r>
             <w:r>
               <w:rPr>
@@ -627,7 +627,7 @@
                 <w:noProof/>
                 <w:webHidden/>
               </w:rPr>
-              <w:t>7</w:t>
+              <w:t>4</w:t>
             </w:r>
             <w:r>
               <w:rPr>
@@ -701,7 +701,7 @@
                 <w:noProof/>
                 <w:webHidden/>
               </w:rPr>
-              <w:t>8</w:t>
+              <w:t>5</w:t>
             </w:r>
             <w:r>
               <w:rPr>
@@ -741,41 +741,99 @@
       </w:r>
       <w:bookmarkEnd w:id="0"/>
     </w:p>
-    <w:p/>
-    <w:p/>
-    <w:p/>
-    <w:p/>
-    <w:p/>
-    <w:p/>
-    <w:p/>
-    <w:p/>
-    <w:p/>
-    <w:p/>
-    <w:p/>
-    <w:p/>
-    <w:p/>
-    <w:p/>
-    <w:p/>
-    <w:p/>
-    <w:p/>
-    <w:p/>
-    <w:p/>
-    <w:p/>
-    <w:p/>
-    <w:p/>
-    <w:p/>
-    <w:p/>
-    <w:p/>
     <w:p>
+      <w:r>
+        <w:t xml:space="preserve">El objetivo de este trabajo </w:t>
+      </w:r>
+      <w:r>
+        <w:t>practico</w:t>
+      </w:r>
+      <w:r>
+        <w:t xml:space="preserve"> es implementar algoritmos de registro de </w:t>
+      </w:r>
+      <w:r>
+        <w:t xml:space="preserve">imágenes basados en propiedades </w:t>
+      </w:r>
+      <w:r>
+        <w:t>de la Transformada de Fourier. A diferencia de los</w:t>
+      </w:r>
+      <w:r>
+        <w:t xml:space="preserve"> métodos</w:t>
+      </w:r>
+      <w:r>
+        <w:t xml:space="preserve"> espaciales, la </w:t>
+      </w:r>
+      <w:r>
+        <w:t>correlación de fase permite determinar parámetros</w:t>
+      </w:r>
+      <w:r>
+        <w:t xml:space="preserve"> de </w:t>
+      </w:r>
+      <w:r>
+        <w:t>traslación</w:t>
+      </w:r>
+      <w:r>
+        <w:t xml:space="preserve">, </w:t>
+      </w:r>
+      <w:r>
+        <w:t>rotación</w:t>
+      </w:r>
+      <w:r>
+        <w:t xml:space="preserve"> y escalamiento de forma robusta y eficiente.</w:t>
+      </w:r>
+    </w:p>
+    <w:p>
+      <w:r>
+        <w:t xml:space="preserve">Para realizarlo utilizamos paquetes de Python recomendados por la cátedra </w:t>
+      </w:r>
+      <w:r>
+        <w:t>y,</w:t>
+      </w:r>
+      <w:r>
+        <w:t xml:space="preserve"> además, creamos </w:t>
+      </w:r>
+      <w:r>
+        <w:t xml:space="preserve">un repositorio de </w:t>
+      </w:r>
+      <w:proofErr w:type="spellStart"/>
+      <w:r>
+        <w:t>G</w:t>
+      </w:r>
+      <w:bookmarkStart w:id="1" w:name="_GoBack"/>
+      <w:bookmarkEnd w:id="1"/>
+      <w:r>
+        <w:t>ithub</w:t>
+      </w:r>
+      <w:proofErr w:type="spellEnd"/>
+      <w:r>
+        <w:t xml:space="preserve"> donde iremos subiendo los trabajos prácticos durante el año</w:t>
+      </w:r>
+      <w:r>
+        <w:t>, el cual está en el siguiente link:</w:t>
+      </w:r>
+    </w:p>
+    <w:p>
+      <w:hyperlink r:id="rId9" w:history="1">
+        <w:r>
+          <w:rPr>
+            <w:rStyle w:val="Hipervnculo"/>
+          </w:rPr>
+          <w:t>https://github.com/pabloDLQ/Analisis-numerico-2026</w:t>
+        </w:r>
+      </w:hyperlink>
+      <w:r>
+        <w:t xml:space="preserve"> </w:t>
+      </w:r>
+    </w:p>
+    <w:p>
       <w:pPr>
         <w:pStyle w:val="Ttulo1"/>
       </w:pPr>
-      <w:bookmarkStart w:id="1" w:name="_Toc231218693"/>
-      <w:r>
-        <w:lastRenderedPageBreak/>
+      <w:bookmarkStart w:id="2" w:name="_Toc231218693"/>
+      <w:r>
         <w:t>Inciso 1:</w:t>
       </w:r>
-      <w:bookmarkEnd w:id="1"/>
+      <w:bookmarkEnd w:id="2"/>
     </w:p>
     <w:p>
       <w:pPr>
@@ -859,6 +917,7 @@
             <w:rPr>
               <w:rFonts w:ascii="Cambria Math" w:hAnsi="Cambria Math"/>
             </w:rPr>
+            <w:lastRenderedPageBreak/>
             <m:t>F</m:t>
           </m:r>
           <m:d>
@@ -990,47 +1049,19 @@
     <w:p/>
     <w:p>
       <w:r>
-        <w:t xml:space="preserve">Luego creamos un programa que a fuerza bruta va comparando distintos desplazamientos pixel a pixel hasta que encuentra uno que hace coincidir ambas imágenes, que también da un resultado de desplazamiento de 40 y 10 para x e y respectivamente. Este acercamiento es mucho más lento porque tiene que hacer </w:t>
-      </w:r>
-      <w:r>
-        <w:lastRenderedPageBreak/>
-        <w:t>prueba y error hasta que encuentra un match de imágenes y tiene un costo computacional considerablemente más grande.</w:t>
+        <w:t>Luego creamos un programa que a fuerza bruta va comparando distintos desplazamientos pixel a pixel hasta que encuentra uno que hace coincidir ambas imágenes, que también da un resultado de desplazamiento de 40 y 10 para x e y respectivamente. Este acercamiento es mucho más lento porque tiene que hacer prueba y error hasta que encuentra un match de imágenes y tiene un costo computacional considerablemente más grande.</w:t>
       </w:r>
     </w:p>
     <w:p/>
-    <w:p/>
-    <w:p/>
-    <w:p/>
-    <w:p/>
-    <w:p/>
-    <w:p/>
-    <w:p/>
-    <w:p/>
-    <w:p/>
-    <w:p/>
-    <w:p/>
-    <w:p/>
-    <w:p/>
-    <w:p/>
-    <w:p/>
-    <w:p/>
-    <w:p/>
-    <w:p/>
-    <w:p/>
-    <w:p/>
-    <w:p/>
-    <w:p/>
-    <w:p/>
     <w:p>
       <w:pPr>
         <w:pStyle w:val="Ttulo1"/>
       </w:pPr>
-      <w:bookmarkStart w:id="2" w:name="_Toc231218694"/>
-      <w:r>
-        <w:lastRenderedPageBreak/>
+      <w:bookmarkStart w:id="3" w:name="_Toc231218694"/>
+      <w:r>
         <w:t>Inciso 2:</w:t>
       </w:r>
-      <w:bookmarkEnd w:id="2"/>
+      <w:bookmarkEnd w:id="3"/>
     </w:p>
     <w:p>
       <w:pPr>
@@ -1130,18 +1161,6 @@
         <w:t>Nuevamente, como en el problema anterior, para corroborar creamos un código que recibe una imagen y un ángulo y la rota dicho ángulo. Aplicando este código con la imagen 3 y un ángulo de 35°, conseguimos una imagen idéntica a la 4.</w:t>
       </w:r>
     </w:p>
-    <w:p/>
-    <w:p/>
-    <w:p/>
-    <w:p/>
-    <w:p/>
-    <w:p/>
-    <w:p/>
-    <w:p/>
-    <w:p/>
-    <w:p/>
-    <w:p/>
-    <w:p/>
     <w:p>
       <w:pPr>
         <w:rPr>
@@ -1153,12 +1172,11 @@
       <w:pPr>
         <w:pStyle w:val="Ttulo1"/>
       </w:pPr>
-      <w:bookmarkStart w:id="3" w:name="_Toc231218695"/>
-      <w:r>
-        <w:lastRenderedPageBreak/>
+      <w:bookmarkStart w:id="4" w:name="_Toc231218695"/>
+      <w:r>
         <w:t>Inciso 3:</w:t>
       </w:r>
-      <w:bookmarkEnd w:id="3"/>
+      <w:bookmarkEnd w:id="4"/>
     </w:p>
     <w:p>
       <w:pPr>
@@ -1188,7 +1206,14 @@
         <w:rPr>
           <w:b/>
         </w:rPr>
-        <w:t xml:space="preserve">-Polares transforma los cambios </w:t>
+        <w:t>-</w:t>
+      </w:r>
+      <w:r>
+        <w:rPr>
+          <w:b/>
+        </w:rPr>
+        <w:lastRenderedPageBreak/>
+        <w:t xml:space="preserve">Polares transforma los cambios </w:t>
       </w:r>
       <w:r>
         <w:rPr>
@@ -1313,28 +1338,15 @@
       </w:r>
     </w:p>
     <w:p/>
-    <w:p/>
-    <w:p/>
-    <w:p/>
-    <w:p/>
-    <w:p/>
-    <w:p/>
-    <w:p/>
-    <w:p/>
-    <w:p/>
-    <w:p/>
-    <w:p/>
-    <w:p/>
     <w:p>
       <w:pPr>
         <w:pStyle w:val="Ttulo1"/>
       </w:pPr>
-      <w:bookmarkStart w:id="4" w:name="_Toc231218696"/>
-      <w:r>
-        <w:lastRenderedPageBreak/>
+      <w:bookmarkStart w:id="5" w:name="_Toc231218696"/>
+      <w:r>
         <w:t>Inciso 4:</w:t>
       </w:r>
-      <w:bookmarkEnd w:id="4"/>
+      <w:bookmarkEnd w:id="5"/>
     </w:p>
     <w:p>
       <w:pPr>
@@ -1348,199 +1360,9 @@
           <w:b/>
           <w:bCs/>
         </w:rPr>
-        <w:t xml:space="preserve">Se desea recuperar una imagen objetivo. Se proporcionan dos </w:t>
-      </w:r>
-      <w:r>
-        <w:rPr>
-          <w:b/>
-          <w:bCs/>
-        </w:rPr>
-        <w:t>imágenes</w:t>
-      </w:r>
-      <w:r>
-        <w:rPr>
-          <w:b/>
-          <w:bCs/>
-        </w:rPr>
-        <w:t xml:space="preserve"> en</w:t>
-      </w:r>
-      <w:r>
-        <w:rPr>
-          <w:b/>
-          <w:bCs/>
-        </w:rPr>
-        <w:t xml:space="preserve"> </w:t>
-      </w:r>
-      <w:r>
-        <w:rPr>
-          <w:b/>
-          <w:bCs/>
-        </w:rPr>
-        <w:t>formato TIF, f6 y f7. En el primer caso, la magnitud corresponde a la imagen que se desea recuperar,</w:t>
-      </w:r>
-      <w:r>
-        <w:rPr>
-          <w:b/>
-          <w:bCs/>
-        </w:rPr>
-        <w:t xml:space="preserve"> </w:t>
-      </w:r>
-      <w:r>
-        <w:rPr>
-          <w:b/>
-          <w:bCs/>
-        </w:rPr>
-        <w:t xml:space="preserve">mientras que en el segundo caso la fase corresponde a la imagen que se desea </w:t>
-      </w:r>
-      <w:r>
-        <w:rPr>
-          <w:b/>
-          <w:bCs/>
-        </w:rPr>
-        <w:t>recuperar,</w:t>
-      </w:r>
-      <w:r>
-        <w:rPr>
-          <w:b/>
-          <w:bCs/>
-        </w:rPr>
-        <w:t xml:space="preserve"> pero ha sido alterada</w:t>
-      </w:r>
-      <w:r>
-        <w:rPr>
-          <w:b/>
-          <w:bCs/>
-        </w:rPr>
-        <w:t xml:space="preserve"> </w:t>
-      </w:r>
-      <w:r>
-        <w:rPr>
-          <w:b/>
-          <w:bCs/>
-        </w:rPr>
-        <w:t xml:space="preserve">mediante un factor de </w:t>
-      </w:r>
-      <w:r>
-        <w:rPr>
-          <w:b/>
-          <w:bCs/>
-        </w:rPr>
-        <w:t>compresión</w:t>
-      </w:r>
-      <w:r>
-        <w:rPr>
-          <w:b/>
-          <w:bCs/>
-        </w:rPr>
-        <w:t xml:space="preserve"> de fase k. </w:t>
-      </w:r>
-      <w:r>
-        <w:rPr>
-          <w:b/>
-          <w:bCs/>
-        </w:rPr>
-        <w:t>Diseñe</w:t>
-      </w:r>
-      <w:r>
-        <w:rPr>
-          <w:b/>
-          <w:bCs/>
-        </w:rPr>
-        <w:t xml:space="preserve"> un proceso de </w:t>
-      </w:r>
-      <w:r>
-        <w:rPr>
-          <w:b/>
-          <w:bCs/>
-        </w:rPr>
-        <w:t>búsqueda</w:t>
-      </w:r>
-      <w:r>
-        <w:rPr>
-          <w:b/>
-          <w:bCs/>
-        </w:rPr>
-        <w:t xml:space="preserve"> </w:t>
-      </w:r>
-      <w:r>
-        <w:rPr>
-          <w:b/>
-          <w:bCs/>
-        </w:rPr>
-        <w:t>automática</w:t>
-      </w:r>
-      <w:r>
-        <w:rPr>
-          <w:b/>
-          <w:bCs/>
-        </w:rPr>
-        <w:t xml:space="preserve"> que, mediante una</w:t>
-      </w:r>
-      <w:r>
-        <w:rPr>
-          <w:b/>
-          <w:bCs/>
-        </w:rPr>
-        <w:t xml:space="preserve"> métrica</w:t>
-      </w:r>
-      <w:r>
-        <w:rPr>
-          <w:b/>
-          <w:bCs/>
-        </w:rPr>
-        <w:t xml:space="preserve"> de nitidez (como la magnitud del gradiente espacial), encuentre el factor k </w:t>
-      </w:r>
-      <w:r>
-        <w:rPr>
-          <w:b/>
-          <w:bCs/>
-        </w:rPr>
-        <w:t>óptimo</w:t>
-      </w:r>
-      <w:r>
-        <w:rPr>
-          <w:b/>
-          <w:bCs/>
-        </w:rPr>
-        <w:t xml:space="preserve"> para recuperar la</w:t>
-      </w:r>
-      <w:r>
-        <w:rPr>
-          <w:b/>
-          <w:bCs/>
-        </w:rPr>
-        <w:t xml:space="preserve"> </w:t>
-      </w:r>
-      <w:r>
-        <w:rPr>
-          <w:b/>
-          <w:bCs/>
-        </w:rPr>
-        <w:t xml:space="preserve">imagen objetivo y muestrela. Realice el mismo procedimiento ahora con las </w:t>
-      </w:r>
-      <w:r>
-        <w:rPr>
-          <w:b/>
-          <w:bCs/>
-        </w:rPr>
-        <w:t>imágenes</w:t>
-      </w:r>
-      <w:r>
-        <w:rPr>
-          <w:b/>
-          <w:bCs/>
-        </w:rPr>
-        <w:t xml:space="preserve"> en formato JPG. </w:t>
-      </w:r>
-      <w:r>
-        <w:rPr>
-          <w:b/>
-          <w:bCs/>
-        </w:rPr>
-        <w:t>¿Qué diferencia nota y por qué?</w:t>
+        <w:t>Se desea recuperar una imagen objetivo. Se proporcionan dos imágenes en formato TIF, f6 y f7. En el primer caso, la magnitud corresponde a la imagen que se desea recuperar, mientras que en el segundo caso la fase corresponde a la imagen que se desea recuperar, pero ha sido alterada mediante un factor de compresión de fase k. Diseñe un proceso de búsqueda automática que, mediante una métrica de nitidez (como la magnitud del gradiente espacial), encuentre el factor k óptimo para recuperar la imagen objetivo y muestrela. Realice el mismo procedimiento ahora con las imágenes en formato JPG. ¿Qué diferencia nota y por qué?</w:t>
       </w:r>
     </w:p>
-    <w:p/>
     <w:p>
       <w:r>
         <w:t xml:space="preserve">Para resolver este inciso, diseñamos un proceso de búsqueda automática con el objetivo de encontrar el factor de compresión de fase </w:t>
@@ -1623,19 +1445,7 @@
           <w:rPr>
             <w:rFonts w:ascii="Cambria Math" w:hAnsi="Cambria Math"/>
           </w:rPr>
-          <m:t>Espectro</m:t>
-        </m:r>
-        <m:r>
-          <w:rPr>
-            <w:rFonts w:ascii="Cambria Math" w:hAnsi="Cambria Math"/>
-          </w:rPr>
-          <m:t>=</m:t>
-        </m:r>
-        <m:r>
-          <w:rPr>
-            <w:rFonts w:ascii="Cambria Math" w:hAnsi="Cambria Math"/>
-          </w:rPr>
-          <m:t>Magnitud*</m:t>
+          <m:t>Espectro=Magnitud*</m:t>
         </m:r>
         <m:sSup>
           <m:sSupPr>
@@ -1665,7 +1475,11 @@
         </m:sSup>
       </m:oMath>
       <w:r>
-        <w:t xml:space="preserve">. Luego, aplicamos la transformada inversa para volver al dominio espacial, evaluamos automáticamente distintos valores para </w:t>
+        <w:t xml:space="preserve">. Luego, aplicamos la transformada inversa para volver </w:t>
+      </w:r>
+      <w:r>
+        <w:lastRenderedPageBreak/>
+        <w:t xml:space="preserve">al dominio espacial, evaluamos automáticamente distintos valores para </w:t>
       </w:r>
       <m:oMath>
         <m:r>
@@ -1697,7 +1511,7 @@
     </w:p>
     <w:p/>
     <w:sectPr>
-      <w:footerReference w:type="default" r:id="rId9"/>
+      <w:footerReference w:type="default" r:id="rId10"/>
       <w:pgSz w:w="11906" w:h="16838"/>
       <w:pgMar w:top="1417" w:right="1701" w:bottom="1417" w:left="1701" w:header="708" w:footer="708" w:gutter="0"/>
       <w:cols w:space="708"/>
@@ -1709,7 +1523,7 @@
 </file>
 
 <file path=word/endnotes.xml><?xml version="1.0" encoding="utf-8"?>
-<w:endnotes xmlns:wpc="http://schemas.microsoft.com/office/word/2010/wordprocessingCanvas" xmlns:cx="http://schemas.microsoft.com/office/drawing/2014/chartex" xmlns:cx1="http://schemas.microsoft.com/office/drawing/2015/9/8/chartex" xmlns:cx2="http://schemas.microsoft.com/office/drawing/2015/10/21/chartex" xmlns:cx3="http://schemas.microsoft.com/office/drawing/2016/5/9/chartex" xmlns:cx4="http://schemas.microsoft.com/office/drawing/2016/5/10/chartex" xmlns:cx5="http://schemas.microsoft.com/office/drawing/2016/5/11/chartex" xmlns:cx6="http://schemas.microsoft.com/office/drawing/2016/5/12/chartex" xmlns:cx7="http://schemas.microsoft.com/office/drawing/2016/5/13/chartex" xmlns:cx8="http://schemas.microsoft.com/office/drawing/2016/5/14/chartex" xmlns:mc="http://schemas.openxmlformats.org/markup-compatibility/2006" xmlns:aink="http://schemas.microsoft.com/office/drawing/2016/ink" xmlns:am3d="http://schemas.microsoft.com/office/drawing/2017/model3d" xmlns:o="urn:schemas-microsoft-com:office:office" xmlns:oel="http://schemas.microsoft.com/office/2019/extlst" xmlns:r="http://schemas.openxmlformats.org/officeDocument/2006/relationships" xmlns:m="http://schemas.openxmlformats.org/officeDocument/2006/math" xmlns:v="urn:schemas-microsoft-com:vml" xmlns:wp14="http://schemas.microsoft.com/office/word/2010/wordprocessingDrawing" xmlns:wp="http://schemas.openxmlformats.org/drawingml/2006/wordprocessingDrawing" xmlns:w10="urn:schemas-microsoft-com:office:word" xmlns:w="http://schemas.openxmlformats.org/wordprocessingml/2006/main" xmlns:w14="http://schemas.microsoft.com/office/word/2010/wordml" xmlns:w15="http://schemas.microsoft.com/office/word/2012/wordml" xmlns:w16cex="http://schemas.microsoft.com/office/word/2018/wordml/cex" xmlns:w16cid="http://schemas.microsoft.com/office/word/2016/wordml/cid" xmlns:w16="http://schemas.microsoft.com/office/word/2018/wordml" xmlns:w16du="http://schemas.microsoft.com/office/word/2023/wordml/word16du" xmlns:w16sdtdh="http://schemas.microsoft.com/office/word/2020/wordml/sdtdatahash" xmlns:w16sdtfl="http://schemas.microsoft.com/office/word/2024/wordml/sdtformatlock" xmlns:w16se="http://schemas.microsoft.com/office/word/2015/wordml/symex" xmlns:wpg="http://schemas.microsoft.com/office/word/2010/wordprocessingGroup" xmlns:wpi="http://schemas.microsoft.com/office/word/2010/wordprocessingInk" xmlns:wne="http://schemas.microsoft.com/office/word/2006/wordml" xmlns:wps="http://schemas.microsoft.com/office/word/2010/wordprocessingShape" mc:Ignorable="w14 w15 w16se w16cid w16 w16cex w16sdtdh w16sdtfl w16du wp14">
+<w:endnotes xmlns:wpc="http://schemas.microsoft.com/office/word/2010/wordprocessingCanvas" xmlns:cx="http://schemas.microsoft.com/office/drawing/2014/chartex" xmlns:mc="http://schemas.openxmlformats.org/markup-compatibility/2006" xmlns:o="urn:schemas-microsoft-com:office:office" xmlns:r="http://schemas.openxmlformats.org/officeDocument/2006/relationships" xmlns:m="http://schemas.openxmlformats.org/officeDocument/2006/math" xmlns:v="urn:schemas-microsoft-com:vml" xmlns:wp14="http://schemas.microsoft.com/office/word/2010/wordprocessingDrawing" xmlns:wp="http://schemas.openxmlformats.org/drawingml/2006/wordprocessingDrawing" xmlns:w10="urn:schemas-microsoft-com:office:word" xmlns:w="http://schemas.openxmlformats.org/wordprocessingml/2006/main" xmlns:w14="http://schemas.microsoft.com/office/word/2010/wordml" xmlns:w15="http://schemas.microsoft.com/office/word/2012/wordml" xmlns:w16se="http://schemas.microsoft.com/office/word/2015/wordml/symex" xmlns:wpg="http://schemas.microsoft.com/office/word/2010/wordprocessingGroup" xmlns:wpi="http://schemas.microsoft.com/office/word/2010/wordprocessingInk" xmlns:wne="http://schemas.microsoft.com/office/word/2006/wordml" xmlns:wps="http://schemas.microsoft.com/office/word/2010/wordprocessingShape" mc:Ignorable="w14 w15 w16se wp14">
   <w:endnote w:type="separator" w:id="-1">
     <w:p>
       <w:pPr>
@@ -1734,7 +1548,7 @@
 </file>
 
 <file path=word/footer1.xml><?xml version="1.0" encoding="utf-8"?>
-<w:ftr xmlns:wpc="http://schemas.microsoft.com/office/word/2010/wordprocessingCanvas" xmlns:cx="http://schemas.microsoft.com/office/drawing/2014/chartex" xmlns:cx1="http://schemas.microsoft.com/office/drawing/2015/9/8/chartex" xmlns:cx2="http://schemas.microsoft.com/office/drawing/2015/10/21/chartex" xmlns:cx3="http://schemas.microsoft.com/office/drawing/2016/5/9/chartex" xmlns:cx4="http://schemas.microsoft.com/office/drawing/2016/5/10/chartex" xmlns:cx5="http://schemas.microsoft.com/office/drawing/2016/5/11/chartex" xmlns:cx6="http://schemas.microsoft.com/office/drawing/2016/5/12/chartex" xmlns:cx7="http://schemas.microsoft.com/office/drawing/2016/5/13/chartex" xmlns:cx8="http://schemas.microsoft.com/office/drawing/2016/5/14/chartex" xmlns:mc="http://schemas.openxmlformats.org/markup-compatibility/2006" xmlns:aink="http://schemas.microsoft.com/office/drawing/2016/ink" xmlns:am3d="http://schemas.microsoft.com/office/drawing/2017/model3d" xmlns:o="urn:schemas-microsoft-com:office:office" xmlns:oel="http://schemas.microsoft.com/office/2019/extlst" xmlns:r="http://schemas.openxmlformats.org/officeDocument/2006/relationships" xmlns:m="http://schemas.openxmlformats.org/officeDocument/2006/math" xmlns:v="urn:schemas-microsoft-com:vml" xmlns:wp14="http://schemas.microsoft.com/office/word/2010/wordprocessingDrawing" xmlns:wp="http://schemas.openxmlformats.org/drawingml/2006/wordprocessingDrawing" xmlns:w10="urn:schemas-microsoft-com:office:word" xmlns:w="http://schemas.openxmlformats.org/wordprocessingml/2006/main" xmlns:w14="http://schemas.microsoft.com/office/word/2010/wordml" xmlns:w15="http://schemas.microsoft.com/office/word/2012/wordml" xmlns:w16cex="http://schemas.microsoft.com/office/word/2018/wordml/cex" xmlns:w16cid="http://schemas.microsoft.com/office/word/2016/wordml/cid" xmlns:w16="http://schemas.microsoft.com/office/word/2018/wordml" xmlns:w16du="http://schemas.microsoft.com/office/word/2023/wordml/word16du" xmlns:w16sdtdh="http://schemas.microsoft.com/office/word/2020/wordml/sdtdatahash" xmlns:w16sdtfl="http://schemas.microsoft.com/office/word/2024/wordml/sdtformatlock" xmlns:w16se="http://schemas.microsoft.com/office/word/2015/wordml/symex" xmlns:wpg="http://schemas.microsoft.com/office/word/2010/wordprocessingGroup" xmlns:wpi="http://schemas.microsoft.com/office/word/2010/wordprocessingInk" xmlns:wne="http://schemas.microsoft.com/office/word/2006/wordml" xmlns:wps="http://schemas.microsoft.com/office/word/2010/wordprocessingShape" mc:Ignorable="w14 w15 w16se w16cid w16 w16cex w16sdtdh w16sdtfl w16du wp14">
+<w:ftr xmlns:wpc="http://schemas.microsoft.com/office/word/2010/wordprocessingCanvas" xmlns:cx="http://schemas.microsoft.com/office/drawing/2014/chartex" xmlns:mc="http://schemas.openxmlformats.org/markup-compatibility/2006" xmlns:o="urn:schemas-microsoft-com:office:office" xmlns:r="http://schemas.openxmlformats.org/officeDocument/2006/relationships" xmlns:m="http://schemas.openxmlformats.org/officeDocument/2006/math" xmlns:v="urn:schemas-microsoft-com:vml" xmlns:wp14="http://schemas.microsoft.com/office/word/2010/wordprocessingDrawing" xmlns:wp="http://schemas.openxmlformats.org/drawingml/2006/wordprocessingDrawing" xmlns:w10="urn:schemas-microsoft-com:office:word" xmlns:w="http://schemas.openxmlformats.org/wordprocessingml/2006/main" xmlns:w14="http://schemas.microsoft.com/office/word/2010/wordml" xmlns:w15="http://schemas.microsoft.com/office/word/2012/wordml" xmlns:w16se="http://schemas.microsoft.com/office/word/2015/wordml/symex" xmlns:wpg="http://schemas.microsoft.com/office/word/2010/wordprocessingGroup" xmlns:wpi="http://schemas.microsoft.com/office/word/2010/wordprocessingInk" xmlns:wne="http://schemas.microsoft.com/office/word/2006/wordml" xmlns:wps="http://schemas.microsoft.com/office/word/2010/wordprocessingShape" mc:Ignorable="w14 w15 w16se wp14">
   <w:p>
     <w:pPr>
       <w:tabs>
@@ -1800,7 +1614,7 @@
         <w:szCs w:val="24"/>
         <w:lang w:val="es-MX"/>
       </w:rPr>
-      <w:t>4</w:t>
+      <w:t>6</w:t>
     </w:r>
     <w:r>
       <w:rPr>
@@ -1851,7 +1665,7 @@
         <w:szCs w:val="24"/>
         <w:lang w:val="es-MX"/>
       </w:rPr>
-      <w:t>5</w:t>
+      <w:t>6</w:t>
     </w:r>
     <w:r>
       <w:rPr>
@@ -1871,7 +1685,7 @@
 </file>
 
 <file path=word/footnotes.xml><?xml version="1.0" encoding="utf-8"?>
-<w:footnotes xmlns:wpc="http://schemas.microsoft.com/office/word/2010/wordprocessingCanvas" xmlns:cx="http://schemas.microsoft.com/office/drawing/2014/chartex" xmlns:cx1="http://schemas.microsoft.com/office/drawing/2015/9/8/chartex" xmlns:cx2="http://schemas.microsoft.com/office/drawing/2015/10/21/chartex" xmlns:cx3="http://schemas.microsoft.com/office/drawing/2016/5/9/chartex" xmlns:cx4="http://schemas.microsoft.com/office/drawing/2016/5/10/chartex" xmlns:cx5="http://schemas.microsoft.com/office/drawing/2016/5/11/chartex" xmlns:cx6="http://schemas.microsoft.com/office/drawing/2016/5/12/chartex" xmlns:cx7="http://schemas.microsoft.com/office/drawing/2016/5/13/chartex" xmlns:cx8="http://schemas.microsoft.com/office/drawing/2016/5/14/chartex" xmlns:mc="http://schemas.openxmlformats.org/markup-compatibility/2006" xmlns:aink="http://schemas.microsoft.com/office/drawing/2016/ink" xmlns:am3d="http://schemas.microsoft.com/office/drawing/2017/model3d" xmlns:o="urn:schemas-microsoft-com:office:office" xmlns:oel="http://schemas.microsoft.com/office/2019/extlst" xmlns:r="http://schemas.openxmlformats.org/officeDocument/2006/relationships" xmlns:m="http://schemas.openxmlformats.org/officeDocument/2006/math" xmlns:v="urn:schemas-microsoft-com:vml" xmlns:wp14="http://schemas.microsoft.com/office/word/2010/wordprocessingDrawing" xmlns:wp="http://schemas.openxmlformats.org/drawingml/2006/wordprocessingDrawing" xmlns:w10="urn:schemas-microsoft-com:office:word" xmlns:w="http://schemas.openxmlformats.org/wordprocessingml/2006/main" xmlns:w14="http://schemas.microsoft.com/office/word/2010/wordml" xmlns:w15="http://schemas.microsoft.com/office/word/2012/wordml" xmlns:w16cex="http://schemas.microsoft.com/office/word/2018/wordml/cex" xmlns:w16cid="http://schemas.microsoft.com/office/word/2016/wordml/cid" xmlns:w16="http://schemas.microsoft.com/office/word/2018/wordml" xmlns:w16du="http://schemas.microsoft.com/office/word/2023/wordml/word16du" xmlns:w16sdtdh="http://schemas.microsoft.com/office/word/2020/wordml/sdtdatahash" xmlns:w16sdtfl="http://schemas.microsoft.com/office/word/2024/wordml/sdtformatlock" xmlns:w16se="http://schemas.microsoft.com/office/word/2015/wordml/symex" xmlns:wpg="http://schemas.microsoft.com/office/word/2010/wordprocessingGroup" xmlns:wpi="http://schemas.microsoft.com/office/word/2010/wordprocessingInk" xmlns:wne="http://schemas.microsoft.com/office/word/2006/wordml" xmlns:wps="http://schemas.microsoft.com/office/word/2010/wordprocessingShape" mc:Ignorable="w14 w15 w16se w16cid w16 w16cex w16sdtdh w16sdtfl w16du wp14">
+<w:footnotes xmlns:wpc="http://schemas.microsoft.com/office/word/2010/wordprocessingCanvas" xmlns:cx="http://schemas.microsoft.com/office/drawing/2014/chartex" xmlns:mc="http://schemas.openxmlformats.org/markup-compatibility/2006" xmlns:o="urn:schemas-microsoft-com:office:office" xmlns:r="http://schemas.openxmlformats.org/officeDocument/2006/relationships" xmlns:m="http://schemas.openxmlformats.org/officeDocument/2006/math" xmlns:v="urn:schemas-microsoft-com:vml" xmlns:wp14="http://schemas.microsoft.com/office/word/2010/wordprocessingDrawing" xmlns:wp="http://schemas.openxmlformats.org/drawingml/2006/wordprocessingDrawing" xmlns:w10="urn:schemas-microsoft-com:office:word" xmlns:w="http://schemas.openxmlformats.org/wordprocessingml/2006/main" xmlns:w14="http://schemas.microsoft.com/office/word/2010/wordml" xmlns:w15="http://schemas.microsoft.com/office/word/2012/wordml" xmlns:w16se="http://schemas.microsoft.com/office/word/2015/wordml/symex" xmlns:wpg="http://schemas.microsoft.com/office/word/2010/wordprocessingGroup" xmlns:wpi="http://schemas.microsoft.com/office/word/2010/wordprocessingInk" xmlns:wne="http://schemas.microsoft.com/office/word/2006/wordml" xmlns:wps="http://schemas.microsoft.com/office/word/2010/wordprocessingShape" mc:Ignorable="w14 w15 w16se wp14">
   <w:footnote w:type="separator" w:id="-1">
     <w:p>
       <w:pPr>
@@ -1896,7 +1710,7 @@
 </file>
 
 <file path=word/numbering.xml><?xml version="1.0" encoding="utf-8"?>
-<w:numbering xmlns:wpc="http://schemas.microsoft.com/office/word/2010/wordprocessingCanvas" xmlns:cx="http://schemas.microsoft.com/office/drawing/2014/chartex" xmlns:cx1="http://schemas.microsoft.com/office/drawing/2015/9/8/chartex" xmlns:cx2="http://schemas.microsoft.com/office/drawing/2015/10/21/chartex" xmlns:cx3="http://schemas.microsoft.com/office/drawing/2016/5/9/chartex" xmlns:cx4="http://schemas.microsoft.com/office/drawing/2016/5/10/chartex" xmlns:cx5="http://schemas.microsoft.com/office/drawing/2016/5/11/chartex" xmlns:cx6="http://schemas.microsoft.com/office/drawing/2016/5/12/chartex" xmlns:cx7="http://schemas.microsoft.com/office/drawing/2016/5/13/chartex" xmlns:cx8="http://schemas.microsoft.com/office/drawing/2016/5/14/chartex" xmlns:mc="http://schemas.openxmlformats.org/markup-compatibility/2006" xmlns:aink="http://schemas.microsoft.com/office/drawing/2016/ink" xmlns:am3d="http://schemas.microsoft.com/office/drawing/2017/model3d" xmlns:o="urn:schemas-microsoft-com:office:office" xmlns:oel="http://schemas.microsoft.com/office/2019/extlst" xmlns:r="http://schemas.openxmlformats.org/officeDocument/2006/relationships" xmlns:m="http://schemas.openxmlformats.org/officeDocument/2006/math" xmlns:v="urn:schemas-microsoft-com:vml" xmlns:wp14="http://schemas.microsoft.com/office/word/2010/wordprocessingDrawing" xmlns:wp="http://schemas.openxmlformats.org/drawingml/2006/wordprocessingDrawing" xmlns:w10="urn:schemas-microsoft-com:office:word" xmlns:w="http://schemas.openxmlformats.org/wordprocessingml/2006/main" xmlns:w14="http://schemas.microsoft.com/office/word/2010/wordml" xmlns:w15="http://schemas.microsoft.com/office/word/2012/wordml" xmlns:w16cex="http://schemas.microsoft.com/office/word/2018/wordml/cex" xmlns:w16cid="http://schemas.microsoft.com/office/word/2016/wordml/cid" xmlns:w16="http://schemas.microsoft.com/office/word/2018/wordml" xmlns:w16du="http://schemas.microsoft.com/office/word/2023/wordml/word16du" xmlns:w16sdtdh="http://schemas.microsoft.com/office/word/2020/wordml/sdtdatahash" xmlns:w16sdtfl="http://schemas.microsoft.com/office/word/2024/wordml/sdtformatlock" xmlns:w16se="http://schemas.microsoft.com/office/word/2015/wordml/symex" xmlns:wpg="http://schemas.microsoft.com/office/word/2010/wordprocessingGroup" xmlns:wpi="http://schemas.microsoft.com/office/word/2010/wordprocessingInk" xmlns:wne="http://schemas.microsoft.com/office/word/2006/wordml" xmlns:wps="http://schemas.microsoft.com/office/word/2010/wordprocessingShape" mc:Ignorable="w14 w15 w16se w16cid w16 w16cex w16sdtdh w16sdtfl w16du wp14">
+<w:numbering xmlns:wpc="http://schemas.microsoft.com/office/word/2010/wordprocessingCanvas" xmlns:cx="http://schemas.microsoft.com/office/drawing/2014/chartex" xmlns:mc="http://schemas.openxmlformats.org/markup-compatibility/2006" xmlns:o="urn:schemas-microsoft-com:office:office" xmlns:r="http://schemas.openxmlformats.org/officeDocument/2006/relationships" xmlns:m="http://schemas.openxmlformats.org/officeDocument/2006/math" xmlns:v="urn:schemas-microsoft-com:vml" xmlns:wp14="http://schemas.microsoft.com/office/word/2010/wordprocessingDrawing" xmlns:wp="http://schemas.openxmlformats.org/drawingml/2006/wordprocessingDrawing" xmlns:w10="urn:schemas-microsoft-com:office:word" xmlns:w="http://schemas.openxmlformats.org/wordprocessingml/2006/main" xmlns:w14="http://schemas.microsoft.com/office/word/2010/wordml" xmlns:w15="http://schemas.microsoft.com/office/word/2012/wordml" xmlns:w16se="http://schemas.microsoft.com/office/word/2015/wordml/symex" xmlns:wpg="http://schemas.microsoft.com/office/word/2010/wordprocessingGroup" xmlns:wpi="http://schemas.microsoft.com/office/word/2010/wordprocessingInk" xmlns:wne="http://schemas.microsoft.com/office/word/2006/wordml" xmlns:wps="http://schemas.microsoft.com/office/word/2010/wordprocessingShape" mc:Ignorable="w14 w15 w16se wp14">
   <w:abstractNum w:abstractNumId="0" w15:restartNumberingAfterBreak="0">
     <w:nsid w:val="0250685B"/>
     <w:multiLevelType w:val="hybridMultilevel"/>
@@ -4531,83 +4345,83 @@
       </w:pPr>
     </w:lvl>
   </w:abstractNum>
-  <w:num w:numId="1" w16cid:durableId="1030648999">
+  <w:num w:numId="1">
     <w:abstractNumId w:val="15"/>
   </w:num>
-  <w:num w:numId="2" w16cid:durableId="1617562501">
+  <w:num w:numId="2">
     <w:abstractNumId w:val="11"/>
   </w:num>
-  <w:num w:numId="3" w16cid:durableId="3484874">
+  <w:num w:numId="3">
     <w:abstractNumId w:val="10"/>
   </w:num>
-  <w:num w:numId="4" w16cid:durableId="1356687633">
+  <w:num w:numId="4">
     <w:abstractNumId w:val="13"/>
   </w:num>
-  <w:num w:numId="5" w16cid:durableId="1239366344">
+  <w:num w:numId="5">
     <w:abstractNumId w:val="21"/>
   </w:num>
-  <w:num w:numId="6" w16cid:durableId="1488281850">
+  <w:num w:numId="6">
     <w:abstractNumId w:val="3"/>
   </w:num>
-  <w:num w:numId="7" w16cid:durableId="4601140">
+  <w:num w:numId="7">
     <w:abstractNumId w:val="14"/>
   </w:num>
-  <w:num w:numId="8" w16cid:durableId="1021470701">
+  <w:num w:numId="8">
     <w:abstractNumId w:val="9"/>
   </w:num>
-  <w:num w:numId="9" w16cid:durableId="795175029">
+  <w:num w:numId="9">
     <w:abstractNumId w:val="4"/>
   </w:num>
-  <w:num w:numId="10" w16cid:durableId="1639996300">
+  <w:num w:numId="10">
     <w:abstractNumId w:val="0"/>
   </w:num>
-  <w:num w:numId="11" w16cid:durableId="307247604">
+  <w:num w:numId="11">
     <w:abstractNumId w:val="23"/>
   </w:num>
-  <w:num w:numId="12" w16cid:durableId="48841996">
+  <w:num w:numId="12">
     <w:abstractNumId w:val="7"/>
   </w:num>
-  <w:num w:numId="13" w16cid:durableId="643630047">
+  <w:num w:numId="13">
     <w:abstractNumId w:val="18"/>
   </w:num>
-  <w:num w:numId="14" w16cid:durableId="18162890">
+  <w:num w:numId="14">
     <w:abstractNumId w:val="17"/>
   </w:num>
-  <w:num w:numId="15" w16cid:durableId="204290435">
+  <w:num w:numId="15">
     <w:abstractNumId w:val="12"/>
   </w:num>
-  <w:num w:numId="16" w16cid:durableId="1997490861">
+  <w:num w:numId="16">
     <w:abstractNumId w:val="5"/>
   </w:num>
-  <w:num w:numId="17" w16cid:durableId="678970645">
+  <w:num w:numId="17">
     <w:abstractNumId w:val="2"/>
   </w:num>
-  <w:num w:numId="18" w16cid:durableId="1360084481">
+  <w:num w:numId="18">
     <w:abstractNumId w:val="19"/>
   </w:num>
-  <w:num w:numId="19" w16cid:durableId="514270365">
+  <w:num w:numId="19">
     <w:abstractNumId w:val="20"/>
   </w:num>
-  <w:num w:numId="20" w16cid:durableId="378212915">
+  <w:num w:numId="20">
     <w:abstractNumId w:val="6"/>
   </w:num>
-  <w:num w:numId="21" w16cid:durableId="1891765018">
+  <w:num w:numId="21">
     <w:abstractNumId w:val="8"/>
   </w:num>
-  <w:num w:numId="22" w16cid:durableId="981546197">
+  <w:num w:numId="22">
     <w:abstractNumId w:val="16"/>
   </w:num>
-  <w:num w:numId="23" w16cid:durableId="1083144417">
+  <w:num w:numId="23">
     <w:abstractNumId w:val="1"/>
   </w:num>
-  <w:num w:numId="24" w16cid:durableId="208804011">
+  <w:num w:numId="24">
     <w:abstractNumId w:val="22"/>
   </w:num>
 </w:numbering>
 </file>
 
 <file path=word/styles.xml><?xml version="1.0" encoding="utf-8"?>
-<w:styles xmlns:mc="http://schemas.openxmlformats.org/markup-compatibility/2006" xmlns:r="http://schemas.openxmlformats.org/officeDocument/2006/relationships" xmlns:w="http://schemas.openxmlformats.org/wordprocessingml/2006/main" xmlns:w14="http://schemas.microsoft.com/office/word/2010/wordml" xmlns:w15="http://schemas.microsoft.com/office/word/2012/wordml" xmlns:w16cex="http://schemas.microsoft.com/office/word/2018/wordml/cex" xmlns:w16cid="http://schemas.microsoft.com/office/word/2016/wordml/cid" xmlns:w16="http://schemas.microsoft.com/office/word/2018/wordml" xmlns:w16du="http://schemas.microsoft.com/office/word/2023/wordml/word16du" xmlns:w16sdtdh="http://schemas.microsoft.com/office/word/2020/wordml/sdtdatahash" xmlns:w16sdtfl="http://schemas.microsoft.com/office/word/2024/wordml/sdtformatlock" xmlns:w16se="http://schemas.microsoft.com/office/word/2015/wordml/symex" mc:Ignorable="w14 w15 w16se w16cid w16 w16cex w16sdtdh w16sdtfl w16du">
+<w:styles xmlns:mc="http://schemas.openxmlformats.org/markup-compatibility/2006" xmlns:r="http://schemas.openxmlformats.org/officeDocument/2006/relationships" xmlns:w="http://schemas.openxmlformats.org/wordprocessingml/2006/main" xmlns:w14="http://schemas.microsoft.com/office/word/2010/wordml" xmlns:w15="http://schemas.microsoft.com/office/word/2012/wordml" xmlns:w16se="http://schemas.microsoft.com/office/word/2015/wordml/symex" mc:Ignorable="w14 w15 w16se">
   <w:docDefaults>
     <w:rPrDefault>
       <w:rPr>
@@ -4623,7 +4437,7 @@
       </w:pPr>
     </w:pPrDefault>
   </w:docDefaults>
-  <w:latentStyles w:defLockedState="0" w:defUIPriority="99" w:defSemiHidden="0" w:defUnhideWhenUsed="0" w:defQFormat="0" w:count="376">
+  <w:latentStyles w:defLockedState="0" w:defUIPriority="99" w:defSemiHidden="0" w:defUnhideWhenUsed="0" w:defQFormat="0" w:count="371">
     <w:lsdException w:name="Normal" w:uiPriority="0" w:qFormat="1"/>
     <w:lsdException w:name="heading 1" w:uiPriority="9" w:qFormat="1"/>
     <w:lsdException w:name="heading 2" w:semiHidden="1" w:uiPriority="9" w:unhideWhenUsed="1" w:qFormat="1"/>
@@ -4995,11 +4809,6 @@
     <w:lsdException w:name="List Table 5 Dark Accent 6" w:uiPriority="50"/>
     <w:lsdException w:name="List Table 6 Colorful Accent 6" w:uiPriority="51"/>
     <w:lsdException w:name="List Table 7 Colorful Accent 6" w:uiPriority="52"/>
-    <w:lsdException w:name="Mention" w:semiHidden="1" w:unhideWhenUsed="1"/>
-    <w:lsdException w:name="Smart Hyperlink" w:semiHidden="1" w:unhideWhenUsed="1"/>
-    <w:lsdException w:name="Hashtag" w:semiHidden="1" w:unhideWhenUsed="1"/>
-    <w:lsdException w:name="Unresolved Mention" w:semiHidden="1" w:unhideWhenUsed="1"/>
-    <w:lsdException w:name="Smart Link" w:semiHidden="1" w:unhideWhenUsed="1"/>
   </w:latentStyles>
   <w:style w:type="paragraph" w:default="1" w:styleId="Normal">
     <w:name w:val="Normal"/>
@@ -5060,6 +4869,7 @@
   <w:style w:type="character" w:default="1" w:styleId="Fuentedeprrafopredeter">
     <w:name w:val="Default Paragraph Font"/>
     <w:uiPriority w:val="1"/>
+    <w:semiHidden/>
     <w:unhideWhenUsed/>
   </w:style>
   <w:style w:type="table" w:default="1" w:styleId="Tablanormal">
@@ -5306,7 +5116,7 @@
       <w:contextualSpacing/>
     </w:pPr>
   </w:style>
-  <w:style w:type="character" w:styleId="Fuerte">
+  <w:style w:type="character" w:styleId="Textoennegrita">
     <w:name w:val="Strong"/>
     <w:basedOn w:val="Fuentedeprrafopredeter"/>
     <w:uiPriority w:val="22"/>
@@ -5657,7 +5467,7 @@
 </file>
 
 <file path=customXml/itemProps1.xml><?xml version="1.0" encoding="utf-8"?>
-<ds:datastoreItem xmlns:ds="http://schemas.openxmlformats.org/officeDocument/2006/customXml" ds:itemID="{7CAFDE94-0670-4DE4-9A7E-97A15E7356FF}">
+<ds:datastoreItem xmlns:ds="http://schemas.openxmlformats.org/officeDocument/2006/customXml" ds:itemID="{EBE43E1A-7734-4F78-A5DE-1D4C3E616A6C}">
   <ds:schemaRefs>
     <ds:schemaRef ds:uri="http://schemas.openxmlformats.org/officeDocument/2006/bibliography"/>
   </ds:schemaRefs>

--- a/TP2/Entregable.docx
+++ b/TP2/Entregable.docx
@@ -1,6 +1,6 @@
 
 <file path=word/document.xml><?xml version="1.0" encoding="utf-8"?>
-<w:document xmlns:wpc="http://schemas.microsoft.com/office/word/2010/wordprocessingCanvas" xmlns:cx="http://schemas.microsoft.com/office/drawing/2014/chartex" xmlns:mc="http://schemas.openxmlformats.org/markup-compatibility/2006" xmlns:o="urn:schemas-microsoft-com:office:office" xmlns:r="http://schemas.openxmlformats.org/officeDocument/2006/relationships" xmlns:m="http://schemas.openxmlformats.org/officeDocument/2006/math" xmlns:v="urn:schemas-microsoft-com:vml" xmlns:wp14="http://schemas.microsoft.com/office/word/2010/wordprocessingDrawing" xmlns:wp="http://schemas.openxmlformats.org/drawingml/2006/wordprocessingDrawing" xmlns:w10="urn:schemas-microsoft-com:office:word" xmlns:w="http://schemas.openxmlformats.org/wordprocessingml/2006/main" xmlns:w14="http://schemas.microsoft.com/office/word/2010/wordml" xmlns:w15="http://schemas.microsoft.com/office/word/2012/wordml" xmlns:w16se="http://schemas.microsoft.com/office/word/2015/wordml/symex" xmlns:wpg="http://schemas.microsoft.com/office/word/2010/wordprocessingGroup" xmlns:wpi="http://schemas.microsoft.com/office/word/2010/wordprocessingInk" xmlns:wne="http://schemas.microsoft.com/office/word/2006/wordml" xmlns:wps="http://schemas.microsoft.com/office/word/2010/wordprocessingShape" mc:Ignorable="w14 w15 w16se wp14">
+<w:document xmlns:wpc="http://schemas.microsoft.com/office/word/2010/wordprocessingCanvas" xmlns:cx="http://schemas.microsoft.com/office/drawing/2014/chartex" xmlns:cx1="http://schemas.microsoft.com/office/drawing/2015/9/8/chartex" xmlns:cx2="http://schemas.microsoft.com/office/drawing/2015/10/21/chartex" xmlns:cx3="http://schemas.microsoft.com/office/drawing/2016/5/9/chartex" xmlns:cx4="http://schemas.microsoft.com/office/drawing/2016/5/10/chartex" xmlns:cx5="http://schemas.microsoft.com/office/drawing/2016/5/11/chartex" xmlns:cx6="http://schemas.microsoft.com/office/drawing/2016/5/12/chartex" xmlns:cx7="http://schemas.microsoft.com/office/drawing/2016/5/13/chartex" xmlns:cx8="http://schemas.microsoft.com/office/drawing/2016/5/14/chartex" xmlns:mc="http://schemas.openxmlformats.org/markup-compatibility/2006" xmlns:aink="http://schemas.microsoft.com/office/drawing/2016/ink" xmlns:am3d="http://schemas.microsoft.com/office/drawing/2017/model3d" xmlns:o="urn:schemas-microsoft-com:office:office" xmlns:oel="http://schemas.microsoft.com/office/2019/extlst" xmlns:r="http://schemas.openxmlformats.org/officeDocument/2006/relationships" xmlns:m="http://schemas.openxmlformats.org/officeDocument/2006/math" xmlns:v="urn:schemas-microsoft-com:vml" xmlns:wp14="http://schemas.microsoft.com/office/word/2010/wordprocessingDrawing" xmlns:wp="http://schemas.openxmlformats.org/drawingml/2006/wordprocessingDrawing" xmlns:w10="urn:schemas-microsoft-com:office:word" xmlns:w="http://schemas.openxmlformats.org/wordprocessingml/2006/main" xmlns:w14="http://schemas.microsoft.com/office/word/2010/wordml" xmlns:w15="http://schemas.microsoft.com/office/word/2012/wordml" xmlns:w16cex="http://schemas.microsoft.com/office/word/2018/wordml/cex" xmlns:w16cid="http://schemas.microsoft.com/office/word/2016/wordml/cid" xmlns:w16="http://schemas.microsoft.com/office/word/2018/wordml" xmlns:w16du="http://schemas.microsoft.com/office/word/2023/wordml/word16du" xmlns:w16sdtdh="http://schemas.microsoft.com/office/word/2020/wordml/sdtdatahash" xmlns:w16sdtfl="http://schemas.microsoft.com/office/word/2024/wordml/sdtformatlock" xmlns:w16se="http://schemas.microsoft.com/office/word/2015/wordml/symex" xmlns:wpg="http://schemas.microsoft.com/office/word/2010/wordprocessingGroup" xmlns:wpi="http://schemas.microsoft.com/office/word/2010/wordprocessingInk" xmlns:wne="http://schemas.microsoft.com/office/word/2006/wordml" xmlns:wps="http://schemas.microsoft.com/office/word/2010/wordprocessingShape" mc:Ignorable="w14 w15 w16se w16cid w16 w16cex w16sdtdh w16sdtfl w16du wp14">
   <w:body>
     <w:p>
       <w:pPr>
@@ -743,43 +743,7 @@
     </w:p>
     <w:p>
       <w:r>
-        <w:t xml:space="preserve">El objetivo de este trabajo </w:t>
-      </w:r>
-      <w:r>
-        <w:t>practico</w:t>
-      </w:r>
-      <w:r>
-        <w:t xml:space="preserve"> es implementar algoritmos de registro de </w:t>
-      </w:r>
-      <w:r>
-        <w:t xml:space="preserve">imágenes basados en propiedades </w:t>
-      </w:r>
-      <w:r>
-        <w:t>de la Transformada de Fourier. A diferencia de los</w:t>
-      </w:r>
-      <w:r>
-        <w:t xml:space="preserve"> métodos</w:t>
-      </w:r>
-      <w:r>
-        <w:t xml:space="preserve"> espaciales, la </w:t>
-      </w:r>
-      <w:r>
-        <w:t>correlación de fase permite determinar parámetros</w:t>
-      </w:r>
-      <w:r>
-        <w:t xml:space="preserve"> de </w:t>
-      </w:r>
-      <w:r>
-        <w:t>traslación</w:t>
-      </w:r>
-      <w:r>
-        <w:t xml:space="preserve">, </w:t>
-      </w:r>
-      <w:r>
-        <w:t>rotación</w:t>
-      </w:r>
-      <w:r>
-        <w:t xml:space="preserve"> y escalamiento de forma robusta y eficiente.</w:t>
+        <w:t>El objetivo de este trabajo practico es implementar algoritmos de registro de imágenes basados en propiedades de la Transformada de Fourier. A diferencia de los métodos espaciales, la correlación de fase permite determinar parámetros de traslación, rotación y escalamiento de forma robusta y eficiente.</w:t>
       </w:r>
     </w:p>
     <w:p>
@@ -793,20 +757,10 @@
         <w:t xml:space="preserve"> además, creamos </w:t>
       </w:r>
       <w:r>
-        <w:t xml:space="preserve">un repositorio de </w:t>
-      </w:r>
-      <w:proofErr w:type="spellStart"/>
-      <w:r>
-        <w:t>G</w:t>
-      </w:r>
-      <w:bookmarkStart w:id="1" w:name="_GoBack"/>
-      <w:bookmarkEnd w:id="1"/>
-      <w:r>
-        <w:t>ithub</w:t>
-      </w:r>
-      <w:proofErr w:type="spellEnd"/>
-      <w:r>
-        <w:t xml:space="preserve"> donde iremos subiendo los trabajos prácticos durante el año</w:t>
+        <w:t>un repositorio de G</w:t>
+      </w:r>
+      <w:r>
+        <w:t>ithub donde iremos subiendo los trabajos prácticos durante el año</w:t>
       </w:r>
       <w:r>
         <w:t>, el cual está en el siguiente link:</w:t>
@@ -829,11 +783,11 @@
       <w:pPr>
         <w:pStyle w:val="Ttulo1"/>
       </w:pPr>
-      <w:bookmarkStart w:id="2" w:name="_Toc231218693"/>
+      <w:bookmarkStart w:id="1" w:name="_Toc231218693"/>
       <w:r>
         <w:t>Inciso 1:</w:t>
       </w:r>
-      <w:bookmarkEnd w:id="2"/>
+      <w:bookmarkEnd w:id="1"/>
     </w:p>
     <w:p>
       <w:pPr>
@@ -856,15 +810,7 @@
     </w:p>
     <w:p>
       <w:r>
-        <w:t xml:space="preserve">Comenzamos creando un código para cargar las imágenes en Python utilizando una funcionalidad de </w:t>
-      </w:r>
-      <w:proofErr w:type="spellStart"/>
-      <w:r>
-        <w:t>openCV</w:t>
-      </w:r>
-      <w:proofErr w:type="spellEnd"/>
-      <w:r>
-        <w:t>. Luego creamos otro código donde haríamos las distintas funcionalidades del inciso 1</w:t>
+        <w:t>Comenzamos creando un código para cargar las imágenes en Python utilizando una funcionalidad de openCV. Luego creamos otro código donde haríamos las distintas funcionalidades del inciso 1</w:t>
       </w:r>
       <w:r>
         <w:t>, donde primero calcula las transformadas de Fourier de ambas imágenes y luego multiplica la transformada del primero por el conjugado del segundo para conseguir el espectro cruzado. Finalmente</w:t>
@@ -878,23 +824,7 @@
     </w:p>
     <w:p>
       <w:r>
-        <w:t xml:space="preserve">Ya con el espectro cruzado normalizado se calcula la correlación de las imágenes utilizando una función de </w:t>
-      </w:r>
-      <w:proofErr w:type="spellStart"/>
-      <w:r>
-        <w:t>numpy</w:t>
-      </w:r>
-      <w:proofErr w:type="spellEnd"/>
-      <w:r>
-        <w:t xml:space="preserve"> para las </w:t>
-      </w:r>
-      <w:proofErr w:type="spellStart"/>
-      <w:r>
-        <w:t>fft</w:t>
-      </w:r>
-      <w:proofErr w:type="spellEnd"/>
-      <w:r>
-        <w:t xml:space="preserve"> que te da la correlación, dándonos como resultado un vector desplazamiento igual a (40, 10), o sea, está desplazado 40 la x y 10 la y en la imagen 2 con respecto a la imagen 1.</w:t>
+        <w:t>Ya con el espectro cruzado normalizado se calcula la correlación de las imágenes utilizando una función de numpy para las fft que te da la correlación, dándonos como resultado un vector desplazamiento igual a (40, 10), o sea, está desplazado 40 la x y 10 la y en la imagen 2 con respecto a la imagen 1.</w:t>
       </w:r>
     </w:p>
     <w:p>
@@ -1057,11 +987,11 @@
       <w:pPr>
         <w:pStyle w:val="Ttulo1"/>
       </w:pPr>
-      <w:bookmarkStart w:id="3" w:name="_Toc231218694"/>
+      <w:bookmarkStart w:id="2" w:name="_Toc231218694"/>
       <w:r>
         <w:t>Inciso 2:</w:t>
       </w:r>
-      <w:bookmarkEnd w:id="3"/>
+      <w:bookmarkEnd w:id="2"/>
     </w:p>
     <w:p>
       <w:pPr>
@@ -1172,11 +1102,11 @@
       <w:pPr>
         <w:pStyle w:val="Ttulo1"/>
       </w:pPr>
-      <w:bookmarkStart w:id="4" w:name="_Toc231218695"/>
+      <w:bookmarkStart w:id="3" w:name="_Toc231218695"/>
       <w:r>
         <w:t>Inciso 3:</w:t>
       </w:r>
-      <w:bookmarkEnd w:id="4"/>
+      <w:bookmarkEnd w:id="3"/>
     </w:p>
     <w:p>
       <w:pPr>
@@ -1206,20 +1136,20 @@
         <w:rPr>
           <w:b/>
         </w:rPr>
-        <w:t>-</w:t>
+        <w:t xml:space="preserve">-Polares transforma los cambios </w:t>
+      </w:r>
+      <w:r>
+        <w:rPr>
+          <w:b/>
+        </w:rPr>
+        <w:t xml:space="preserve">de escala en desplazamientos lineales. </w:t>
       </w:r>
       <w:r>
         <w:rPr>
           <w:b/>
         </w:rPr>
         <w:lastRenderedPageBreak/>
-        <w:t xml:space="preserve">Polares transforma los cambios </w:t>
-      </w:r>
-      <w:r>
-        <w:rPr>
-          <w:b/>
-        </w:rPr>
-        <w:t>de escala en desplazamientos lineales. Implemente un algoritmo que recuper</w:t>
+        <w:t>Implemente un algoritmo que recuper</w:t>
       </w:r>
       <w:r>
         <w:rPr>
@@ -1246,15 +1176,7 @@
         <w:t>ρ</w:t>
       </w:r>
       <w:r>
-        <w:t xml:space="preserve"> = </w:t>
-      </w:r>
-      <w:proofErr w:type="spellStart"/>
-      <w:r>
-        <w:t>ln</w:t>
-      </w:r>
-      <w:proofErr w:type="spellEnd"/>
-      <w:r>
-        <w:t xml:space="preserve">(r), por ende, si se hace un cambio en la escala de k*r, siendo k una constante, al pasarlo a coordenadas polares quedaría </w:t>
+        <w:t xml:space="preserve"> = ln(r), por ende, si se hace un cambio en la escala de k*r, siendo k una constante, al pasarlo a coordenadas polares quedaría </w:t>
       </w:r>
       <w:r>
         <w:rPr>
@@ -1264,15 +1186,7 @@
         <w:t>ρ</w:t>
       </w:r>
       <w:r>
-        <w:t xml:space="preserve"> = </w:t>
-      </w:r>
-      <w:proofErr w:type="spellStart"/>
-      <w:r>
-        <w:t>ln</w:t>
-      </w:r>
-      <w:proofErr w:type="spellEnd"/>
-      <w:r>
-        <w:t>(k*r)</w:t>
+        <w:t xml:space="preserve"> = ln(k*r)</w:t>
       </w:r>
       <w:r>
         <w:t>,</w:t>
@@ -1288,31 +1202,7 @@
         <w:t>ρ</w:t>
       </w:r>
       <w:r>
-        <w:t xml:space="preserve"> = </w:t>
-      </w:r>
-      <w:proofErr w:type="spellStart"/>
-      <w:r>
-        <w:t>ln</w:t>
-      </w:r>
-      <w:proofErr w:type="spellEnd"/>
-      <w:r>
-        <w:t>(k)+</w:t>
-      </w:r>
-      <w:proofErr w:type="spellStart"/>
-      <w:r>
-        <w:t>ln</w:t>
-      </w:r>
-      <w:proofErr w:type="spellEnd"/>
-      <w:r>
-        <w:t xml:space="preserve">(r) siendo </w:t>
-      </w:r>
-      <w:proofErr w:type="spellStart"/>
-      <w:r>
-        <w:t>ln</w:t>
-      </w:r>
-      <w:proofErr w:type="spellEnd"/>
-      <w:r>
-        <w:t>(k) otra constante y dándonos así un desplazamiento lineal.</w:t>
+        <w:t xml:space="preserve"> = ln(k)+ln(r) siendo ln(k) otra constante y dándonos así un desplazamiento lineal.</w:t>
       </w:r>
     </w:p>
     <w:p>
@@ -1342,11 +1232,11 @@
       <w:pPr>
         <w:pStyle w:val="Ttulo1"/>
       </w:pPr>
-      <w:bookmarkStart w:id="5" w:name="_Toc231218696"/>
+      <w:bookmarkStart w:id="4" w:name="_Toc231218696"/>
       <w:r>
         <w:t>Inciso 4:</w:t>
       </w:r>
-      <w:bookmarkEnd w:id="5"/>
+      <w:bookmarkEnd w:id="4"/>
     </w:p>
     <w:p>
       <w:pPr>
@@ -1376,7 +1266,7 @@
         </m:r>
       </m:oMath>
       <w:r>
-        <w:t xml:space="preserve"> óptimo que nos permita recuperar la imagen objetivo. Primero, establecimos como métrica de nitidez a la magnitud del gradiente espacial, ya que los gradientes más altos nos indican bordes más definidos. En el dominio de Fourier, reconstruimos las imágenes combinando la magnitud de </w:t>
+        <w:t xml:space="preserve"> óptimo que nos permita recuperar la imagen objetivo. Primero, establecimos como métrica de nitidez a la magnitud del gradiente espacial, ya que los gradientes más altos nos indican bordes más definidos y una imagen más clara. En el dominio de Fourier, combinamos la magnitud espectral de la imagen </w:t>
       </w:r>
       <m:oMath>
         <m:sSub>
@@ -1407,7 +1297,7 @@
         </m:sSub>
       </m:oMath>
       <w:r>
-        <w:t xml:space="preserve"> y la fase de </w:t>
+        <w:t xml:space="preserve"> con la fase alterada de la imagen </w:t>
       </w:r>
       <m:oMath>
         <m:sSub>
@@ -1438,48 +1328,151 @@
         </m:sSub>
       </m:oMath>
       <w:r>
-        <w:t xml:space="preserve"> mediante la relación </w:t>
-      </w:r>
-      <m:oMath>
-        <m:r>
-          <w:rPr>
-            <w:rFonts w:ascii="Cambria Math" w:hAnsi="Cambria Math"/>
-          </w:rPr>
-          <m:t>Espectro=Magnitud*</m:t>
-        </m:r>
-        <m:sSup>
-          <m:sSupPr>
-            <m:ctrlPr>
-              <w:rPr>
-                <w:rFonts w:ascii="Cambria Math" w:eastAsiaTheme="minorEastAsia" w:hAnsi="Cambria Math"/>
-                <w:i/>
-              </w:rPr>
-            </m:ctrlPr>
-          </m:sSupPr>
-          <m:e>
-            <m:r>
-              <w:rPr>
-                <w:rFonts w:ascii="Cambria Math" w:eastAsiaTheme="minorEastAsia" w:hAnsi="Cambria Math"/>
-              </w:rPr>
-              <m:t>e</m:t>
-            </m:r>
-          </m:e>
-          <m:sup>
-            <m:r>
-              <w:rPr>
-                <w:rFonts w:ascii="Cambria Math" w:eastAsiaTheme="minorEastAsia" w:hAnsi="Cambria Math"/>
-              </w:rPr>
-              <m:t>i*k*Fase</m:t>
-            </m:r>
-          </m:sup>
-        </m:sSup>
-      </m:oMath>
-      <w:r>
-        <w:t xml:space="preserve">. Luego, aplicamos la transformada inversa para volver </w:t>
-      </w:r>
+        <w:t xml:space="preserve"> mediante la siguiente relación fundamental:</w:t>
+      </w:r>
+    </w:p>
+    <w:p>
+      <m:oMathPara>
+        <m:oMath>
+          <m:r>
+            <w:rPr>
+              <w:rFonts w:ascii="Cambria Math" w:hAnsi="Cambria Math"/>
+            </w:rPr>
+            <m:t>Espectro=</m:t>
+          </m:r>
+          <m:d>
+            <m:dPr>
+              <m:begChr m:val="|"/>
+              <m:endChr m:val="|"/>
+              <m:ctrlPr>
+                <w:rPr>
+                  <w:rFonts w:ascii="Cambria Math" w:hAnsi="Cambria Math"/>
+                  <w:i/>
+                </w:rPr>
+              </m:ctrlPr>
+            </m:dPr>
+            <m:e>
+              <m:r>
+                <w:rPr>
+                  <w:rFonts w:ascii="Cambria Math" w:hAnsi="Cambria Math"/>
+                </w:rPr>
+                <m:t>FFT(</m:t>
+              </m:r>
+              <m:sSub>
+                <m:sSubPr>
+                  <m:ctrlPr>
+                    <w:rPr>
+                      <w:rFonts w:ascii="Cambria Math" w:hAnsi="Cambria Math"/>
+                      <w:i/>
+                    </w:rPr>
+                  </m:ctrlPr>
+                </m:sSubPr>
+                <m:e>
+                  <m:r>
+                    <w:rPr>
+                      <w:rFonts w:ascii="Cambria Math" w:hAnsi="Cambria Math"/>
+                    </w:rPr>
+                    <m:t>f</m:t>
+                  </m:r>
+                </m:e>
+                <m:sub>
+                  <m:r>
+                    <w:rPr>
+                      <w:rFonts w:ascii="Cambria Math" w:hAnsi="Cambria Math"/>
+                    </w:rPr>
+                    <m:t>6</m:t>
+                  </m:r>
+                </m:sub>
+              </m:sSub>
+              <m:r>
+                <w:rPr>
+                  <w:rFonts w:ascii="Cambria Math" w:hAnsi="Cambria Math"/>
+                </w:rPr>
+                <m:t>)</m:t>
+              </m:r>
+            </m:e>
+          </m:d>
+          <m:r>
+            <w:rPr>
+              <w:rFonts w:ascii="Cambria Math" w:hAnsi="Cambria Math"/>
+            </w:rPr>
+            <m:t>*</m:t>
+          </m:r>
+          <m:sSup>
+            <m:sSupPr>
+              <m:ctrlPr>
+                <w:rPr>
+                  <w:rFonts w:ascii="Cambria Math" w:hAnsi="Cambria Math"/>
+                  <w:i/>
+                </w:rPr>
+              </m:ctrlPr>
+            </m:sSupPr>
+            <m:e>
+              <m:r>
+                <w:rPr>
+                  <w:rFonts w:ascii="Cambria Math" w:hAnsi="Cambria Math"/>
+                </w:rPr>
+                <m:t>e</m:t>
+              </m:r>
+            </m:e>
+            <m:sup>
+              <m:r>
+                <w:rPr>
+                  <w:rFonts w:ascii="Cambria Math" w:hAnsi="Cambria Math"/>
+                </w:rPr>
+                <m:t>i*k*</m:t>
+              </m:r>
+              <m:r>
+                <w:rPr>
+                  <w:rFonts w:ascii="Cambria Math" w:hAnsi="Cambria Math"/>
+                </w:rPr>
+                <m:t>∠FFT</m:t>
+              </m:r>
+              <m:d>
+                <m:dPr>
+                  <m:ctrlPr>
+                    <w:rPr>
+                      <w:rFonts w:ascii="Cambria Math" w:hAnsi="Cambria Math"/>
+                    </w:rPr>
+                  </m:ctrlPr>
+                </m:dPr>
+                <m:e>
+                  <m:sSub>
+                    <m:sSubPr>
+                      <m:ctrlPr>
+                        <w:rPr>
+                          <w:rFonts w:ascii="Cambria Math" w:hAnsi="Cambria Math"/>
+                        </w:rPr>
+                      </m:ctrlPr>
+                    </m:sSubPr>
+                    <m:e>
+                      <m:r>
+                        <w:rPr>
+                          <w:rFonts w:ascii="Cambria Math" w:hAnsi="Cambria Math"/>
+                        </w:rPr>
+                        <m:t>f</m:t>
+                      </m:r>
+                    </m:e>
+                    <m:sub>
+                      <m:r>
+                        <w:rPr>
+                          <w:rFonts w:ascii="Cambria Math" w:hAnsi="Cambria Math"/>
+                        </w:rPr>
+                        <m:t>7</m:t>
+                      </m:r>
+                    </m:sub>
+                  </m:sSub>
+                </m:e>
+              </m:d>
+            </m:sup>
+          </m:sSup>
+        </m:oMath>
+      </m:oMathPara>
+    </w:p>
+    <w:p>
       <w:r>
         <w:lastRenderedPageBreak/>
-        <w:t xml:space="preserve">al dominio espacial, evaluamos automáticamente distintos valores para </w:t>
+        <w:t xml:space="preserve">donde </w:t>
       </w:r>
       <m:oMath>
         <m:r>
@@ -1490,12 +1483,7 @@
         </m:r>
       </m:oMath>
       <w:r>
-        <w:t xml:space="preserve"> y nos quedamos con aquel que maximiza nuestra métrica de nitidez.</w:t>
-      </w:r>
-    </w:p>
-    <w:p>
-      <w:r>
-        <w:t xml:space="preserve">Al realizar este mismo procedimiento comparando los formatos TIF y JPG, notamos diferencias importantes derivadas de cómo cada uno maneja los datos de la imagen. Con el formato TIF, al ser sin pérdida, logramos una nitidez máxima superior y resultados predecibles porque la información matemática original del espectro se mantiene intacta. En cambio, con el formato JPG notamos que su algoritmo de compresión recorta severamente las altas frecuencias, lo cual afecta a la fase de forma mucho más agresiva que a la magnitud. Esta pérdida de información asimétrica provoca que el valor del </w:t>
+        <w:t xml:space="preserve"> es el factor de compresión que buscamos optimizar. Luego, aplicamos la transformada inversa de Fourier para volver al dominio espacial y obtener la imagen reconstruida. Para hacer esto de forma eficiente, implementamos una búsqueda en dos etapas sobre un rango amplio de [0.1, 5.0]: primero una búsqueda gruesa para identificar la región del máximo, y luego una búsqueda fina que evalúa y selecciona el valor exacto de </w:t>
       </w:r>
       <m:oMath>
         <m:r>
@@ -1506,7 +1494,210 @@
         </m:r>
       </m:oMath>
       <w:r>
-        <w:t xml:space="preserve"> óptimo cambie respecto al TIF, que aparezcan artefactos visuales en la reconstrucción y que la nitidez máxima que podemos alcanzar sea considerablemente menor.</w:t>
+        <w:t xml:space="preserve"> que maximiza nuestra métrica de nitidez.</w:t>
+      </w:r>
+    </w:p>
+    <w:p>
+      <w:r>
+        <w:t xml:space="preserve">Al realizar este mismo procedimiento comparando los formatos TIF y JPG, notamos diferencias importantes derivadas de cómo cada uno maneja los datos espectrales de la imagen. Con el formato TIF, al ser sin pérdida, logramos una nitidez máxima superior y resultados predecibles porque la información matemática completa del espectro se mantiene intacta en magnitud y fase. En este caso, el factor </w:t>
+      </w:r>
+      <m:oMath>
+        <m:r>
+          <w:rPr>
+            <w:rFonts w:ascii="Cambria Math" w:hAnsi="Cambria Math"/>
+          </w:rPr>
+          <m:t>k</m:t>
+        </m:r>
+      </m:oMath>
+      <w:r>
+        <w:t xml:space="preserve"> óptimo que encontramos se aproxima a 3.0. En cambio, con el formato JPG notamos que su algoritmo de compresión basado en DCT recorta severamente las altas frecuencias, lo cual tiene un efecto asimétrico: la fase sufre alteraciones mucho más drásticas que la magnitud. Matemáticamente, la cuantización del JPG altera la fase introduciendo un ruido </w:t>
+      </w:r>
+      <m:oMath>
+        <m:r>
+          <w:rPr>
+            <w:rFonts w:ascii="Cambria Math" w:hAnsi="Cambria Math"/>
+          </w:rPr>
+          <m:t>∆∅(ω)</m:t>
+        </m:r>
+      </m:oMath>
+      <w:r>
+        <w:t xml:space="preserve"> en las altas frecuencias, lo que podemos expresar de la siguiente forma:</w:t>
+      </w:r>
+    </w:p>
+    <w:p>
+      <m:oMathPara>
+        <m:oMath>
+          <m:r>
+            <w:rPr>
+              <w:rFonts w:ascii="Cambria Math" w:hAnsi="Cambria Math"/>
+            </w:rPr>
+            <m:t>∠</m:t>
+          </m:r>
+          <m:sSub>
+            <m:sSubPr>
+              <m:ctrlPr>
+                <w:rPr>
+                  <w:rFonts w:ascii="Cambria Math" w:hAnsi="Cambria Math"/>
+                  <w:i/>
+                </w:rPr>
+              </m:ctrlPr>
+            </m:sSubPr>
+            <m:e>
+              <m:r>
+                <w:rPr>
+                  <w:rFonts w:ascii="Cambria Math" w:hAnsi="Cambria Math"/>
+                </w:rPr>
+                <m:t>FFT</m:t>
+              </m:r>
+            </m:e>
+            <m:sub>
+              <m:r>
+                <w:rPr>
+                  <w:rFonts w:ascii="Cambria Math" w:hAnsi="Cambria Math"/>
+                </w:rPr>
+                <m:t>JPG</m:t>
+              </m:r>
+            </m:sub>
+          </m:sSub>
+          <m:d>
+            <m:dPr>
+              <m:ctrlPr>
+                <w:rPr>
+                  <w:rFonts w:ascii="Cambria Math" w:hAnsi="Cambria Math"/>
+                </w:rPr>
+              </m:ctrlPr>
+            </m:dPr>
+            <m:e>
+              <m:sSub>
+                <m:sSubPr>
+                  <m:ctrlPr>
+                    <w:rPr>
+                      <w:rFonts w:ascii="Cambria Math" w:hAnsi="Cambria Math"/>
+                    </w:rPr>
+                  </m:ctrlPr>
+                </m:sSubPr>
+                <m:e>
+                  <m:r>
+                    <w:rPr>
+                      <w:rFonts w:ascii="Cambria Math" w:hAnsi="Cambria Math"/>
+                    </w:rPr>
+                    <m:t>f</m:t>
+                  </m:r>
+                </m:e>
+                <m:sub>
+                  <m:r>
+                    <w:rPr>
+                      <w:rFonts w:ascii="Cambria Math" w:hAnsi="Cambria Math"/>
+                    </w:rPr>
+                    <m:t>7</m:t>
+                  </m:r>
+                </m:sub>
+              </m:sSub>
+            </m:e>
+          </m:d>
+          <m:r>
+            <w:rPr>
+              <w:rFonts w:ascii="Cambria Math" w:hAnsi="Cambria Math"/>
+            </w:rPr>
+            <m:t>≈</m:t>
+          </m:r>
+          <m:r>
+            <w:rPr>
+              <w:rFonts w:ascii="Cambria Math" w:hAnsi="Cambria Math"/>
+            </w:rPr>
+            <m:t>∠</m:t>
+          </m:r>
+          <m:sSub>
+            <m:sSubPr>
+              <m:ctrlPr>
+                <w:rPr>
+                  <w:rFonts w:ascii="Cambria Math" w:hAnsi="Cambria Math"/>
+                  <w:i/>
+                </w:rPr>
+              </m:ctrlPr>
+            </m:sSubPr>
+            <m:e>
+              <m:r>
+                <w:rPr>
+                  <w:rFonts w:ascii="Cambria Math" w:hAnsi="Cambria Math"/>
+                </w:rPr>
+                <m:t>FFT</m:t>
+              </m:r>
+            </m:e>
+            <m:sub>
+              <m:r>
+                <w:rPr>
+                  <w:rFonts w:ascii="Cambria Math" w:hAnsi="Cambria Math"/>
+                </w:rPr>
+                <m:t>TIF</m:t>
+              </m:r>
+            </m:sub>
+          </m:sSub>
+          <m:d>
+            <m:dPr>
+              <m:ctrlPr>
+                <w:rPr>
+                  <w:rFonts w:ascii="Cambria Math" w:hAnsi="Cambria Math"/>
+                </w:rPr>
+              </m:ctrlPr>
+            </m:dPr>
+            <m:e>
+              <m:sSub>
+                <m:sSubPr>
+                  <m:ctrlPr>
+                    <w:rPr>
+                      <w:rFonts w:ascii="Cambria Math" w:hAnsi="Cambria Math"/>
+                    </w:rPr>
+                  </m:ctrlPr>
+                </m:sSubPr>
+                <m:e>
+                  <m:r>
+                    <w:rPr>
+                      <w:rFonts w:ascii="Cambria Math" w:hAnsi="Cambria Math"/>
+                    </w:rPr>
+                    <m:t>f</m:t>
+                  </m:r>
+                </m:e>
+                <m:sub>
+                  <m:r>
+                    <w:rPr>
+                      <w:rFonts w:ascii="Cambria Math" w:hAnsi="Cambria Math"/>
+                    </w:rPr>
+                    <m:t>7</m:t>
+                  </m:r>
+                </m:sub>
+              </m:sSub>
+            </m:e>
+          </m:d>
+          <m:r>
+            <w:rPr>
+              <w:rFonts w:ascii="Cambria Math" w:hAnsi="Cambria Math"/>
+            </w:rPr>
+            <m:t>+</m:t>
+          </m:r>
+          <m:r>
+            <w:rPr>
+              <w:rFonts w:ascii="Cambria Math" w:hAnsi="Cambria Math"/>
+            </w:rPr>
+            <m:t>∆∅(ω)</m:t>
+          </m:r>
+        </m:oMath>
+      </m:oMathPara>
+    </w:p>
+    <w:p>
+      <w:r>
+        <w:t xml:space="preserve">Esta perturbación no lineal provoca que el valor del </w:t>
+      </w:r>
+      <m:oMath>
+        <m:r>
+          <w:rPr>
+            <w:rFonts w:ascii="Cambria Math" w:hAnsi="Cambria Math"/>
+          </w:rPr>
+          <m:t>k</m:t>
+        </m:r>
+      </m:oMath>
+      <w:r>
+        <w:t xml:space="preserve"> óptimo para JPG difiera del encontrado en TIF, ya que la relación original entre magnitud y fase se perdió. Como resultado de esta degradación, en la reconstrucción con JPG observamos la aparición de artefactos visuales, una textura más ruidosa y una nitidez máxima alcanzable considerablemente menor. Todo esto nos demostró la importancia crítica de mantener la integridad espectral en procesos que dependen de la coherencia de fase, justificando el uso de formatos sin pérdida para estos casos.</w:t>
       </w:r>
     </w:p>
     <w:p/>
@@ -1523,7 +1714,7 @@
 </file>
 
 <file path=word/endnotes.xml><?xml version="1.0" encoding="utf-8"?>
-<w:endnotes xmlns:wpc="http://schemas.microsoft.com/office/word/2010/wordprocessingCanvas" xmlns:cx="http://schemas.microsoft.com/office/drawing/2014/chartex" xmlns:mc="http://schemas.openxmlformats.org/markup-compatibility/2006" xmlns:o="urn:schemas-microsoft-com:office:office" xmlns:r="http://schemas.openxmlformats.org/officeDocument/2006/relationships" xmlns:m="http://schemas.openxmlformats.org/officeDocument/2006/math" xmlns:v="urn:schemas-microsoft-com:vml" xmlns:wp14="http://schemas.microsoft.com/office/word/2010/wordprocessingDrawing" xmlns:wp="http://schemas.openxmlformats.org/drawingml/2006/wordprocessingDrawing" xmlns:w10="urn:schemas-microsoft-com:office:word" xmlns:w="http://schemas.openxmlformats.org/wordprocessingml/2006/main" xmlns:w14="http://schemas.microsoft.com/office/word/2010/wordml" xmlns:w15="http://schemas.microsoft.com/office/word/2012/wordml" xmlns:w16se="http://schemas.microsoft.com/office/word/2015/wordml/symex" xmlns:wpg="http://schemas.microsoft.com/office/word/2010/wordprocessingGroup" xmlns:wpi="http://schemas.microsoft.com/office/word/2010/wordprocessingInk" xmlns:wne="http://schemas.microsoft.com/office/word/2006/wordml" xmlns:wps="http://schemas.microsoft.com/office/word/2010/wordprocessingShape" mc:Ignorable="w14 w15 w16se wp14">
+<w:endnotes xmlns:wpc="http://schemas.microsoft.com/office/word/2010/wordprocessingCanvas" xmlns:cx="http://schemas.microsoft.com/office/drawing/2014/chartex" xmlns:cx1="http://schemas.microsoft.com/office/drawing/2015/9/8/chartex" xmlns:cx2="http://schemas.microsoft.com/office/drawing/2015/10/21/chartex" xmlns:cx3="http://schemas.microsoft.com/office/drawing/2016/5/9/chartex" xmlns:cx4="http://schemas.microsoft.com/office/drawing/2016/5/10/chartex" xmlns:cx5="http://schemas.microsoft.com/office/drawing/2016/5/11/chartex" xmlns:cx6="http://schemas.microsoft.com/office/drawing/2016/5/12/chartex" xmlns:cx7="http://schemas.microsoft.com/office/drawing/2016/5/13/chartex" xmlns:cx8="http://schemas.microsoft.com/office/drawing/2016/5/14/chartex" xmlns:mc="http://schemas.openxmlformats.org/markup-compatibility/2006" xmlns:aink="http://schemas.microsoft.com/office/drawing/2016/ink" xmlns:am3d="http://schemas.microsoft.com/office/drawing/2017/model3d" xmlns:o="urn:schemas-microsoft-com:office:office" xmlns:oel="http://schemas.microsoft.com/office/2019/extlst" xmlns:r="http://schemas.openxmlformats.org/officeDocument/2006/relationships" xmlns:m="http://schemas.openxmlformats.org/officeDocument/2006/math" xmlns:v="urn:schemas-microsoft-com:vml" xmlns:wp14="http://schemas.microsoft.com/office/word/2010/wordprocessingDrawing" xmlns:wp="http://schemas.openxmlformats.org/drawingml/2006/wordprocessingDrawing" xmlns:w10="urn:schemas-microsoft-com:office:word" xmlns:w="http://schemas.openxmlformats.org/wordprocessingml/2006/main" xmlns:w14="http://schemas.microsoft.com/office/word/2010/wordml" xmlns:w15="http://schemas.microsoft.com/office/word/2012/wordml" xmlns:w16cex="http://schemas.microsoft.com/office/word/2018/wordml/cex" xmlns:w16cid="http://schemas.microsoft.com/office/word/2016/wordml/cid" xmlns:w16="http://schemas.microsoft.com/office/word/2018/wordml" xmlns:w16du="http://schemas.microsoft.com/office/word/2023/wordml/word16du" xmlns:w16sdtdh="http://schemas.microsoft.com/office/word/2020/wordml/sdtdatahash" xmlns:w16sdtfl="http://schemas.microsoft.com/office/word/2024/wordml/sdtformatlock" xmlns:w16se="http://schemas.microsoft.com/office/word/2015/wordml/symex" xmlns:wpg="http://schemas.microsoft.com/office/word/2010/wordprocessingGroup" xmlns:wpi="http://schemas.microsoft.com/office/word/2010/wordprocessingInk" xmlns:wne="http://schemas.microsoft.com/office/word/2006/wordml" xmlns:wps="http://schemas.microsoft.com/office/word/2010/wordprocessingShape" mc:Ignorable="w14 w15 w16se w16cid w16 w16cex w16sdtdh w16sdtfl w16du wp14">
   <w:endnote w:type="separator" w:id="-1">
     <w:p>
       <w:pPr>
@@ -1548,7 +1739,7 @@
 </file>
 
 <file path=word/footer1.xml><?xml version="1.0" encoding="utf-8"?>
-<w:ftr xmlns:wpc="http://schemas.microsoft.com/office/word/2010/wordprocessingCanvas" xmlns:cx="http://schemas.microsoft.com/office/drawing/2014/chartex" xmlns:mc="http://schemas.openxmlformats.org/markup-compatibility/2006" xmlns:o="urn:schemas-microsoft-com:office:office" xmlns:r="http://schemas.openxmlformats.org/officeDocument/2006/relationships" xmlns:m="http://schemas.openxmlformats.org/officeDocument/2006/math" xmlns:v="urn:schemas-microsoft-com:vml" xmlns:wp14="http://schemas.microsoft.com/office/word/2010/wordprocessingDrawing" xmlns:wp="http://schemas.openxmlformats.org/drawingml/2006/wordprocessingDrawing" xmlns:w10="urn:schemas-microsoft-com:office:word" xmlns:w="http://schemas.openxmlformats.org/wordprocessingml/2006/main" xmlns:w14="http://schemas.microsoft.com/office/word/2010/wordml" xmlns:w15="http://schemas.microsoft.com/office/word/2012/wordml" xmlns:w16se="http://schemas.microsoft.com/office/word/2015/wordml/symex" xmlns:wpg="http://schemas.microsoft.com/office/word/2010/wordprocessingGroup" xmlns:wpi="http://schemas.microsoft.com/office/word/2010/wordprocessingInk" xmlns:wne="http://schemas.microsoft.com/office/word/2006/wordml" xmlns:wps="http://schemas.microsoft.com/office/word/2010/wordprocessingShape" mc:Ignorable="w14 w15 w16se wp14">
+<w:ftr xmlns:wpc="http://schemas.microsoft.com/office/word/2010/wordprocessingCanvas" xmlns:cx="http://schemas.microsoft.com/office/drawing/2014/chartex" xmlns:cx1="http://schemas.microsoft.com/office/drawing/2015/9/8/chartex" xmlns:cx2="http://schemas.microsoft.com/office/drawing/2015/10/21/chartex" xmlns:cx3="http://schemas.microsoft.com/office/drawing/2016/5/9/chartex" xmlns:cx4="http://schemas.microsoft.com/office/drawing/2016/5/10/chartex" xmlns:cx5="http://schemas.microsoft.com/office/drawing/2016/5/11/chartex" xmlns:cx6="http://schemas.microsoft.com/office/drawing/2016/5/12/chartex" xmlns:cx7="http://schemas.microsoft.com/office/drawing/2016/5/13/chartex" xmlns:cx8="http://schemas.microsoft.com/office/drawing/2016/5/14/chartex" xmlns:mc="http://schemas.openxmlformats.org/markup-compatibility/2006" xmlns:aink="http://schemas.microsoft.com/office/drawing/2016/ink" xmlns:am3d="http://schemas.microsoft.com/office/drawing/2017/model3d" xmlns:o="urn:schemas-microsoft-com:office:office" xmlns:oel="http://schemas.microsoft.com/office/2019/extlst" xmlns:r="http://schemas.openxmlformats.org/officeDocument/2006/relationships" xmlns:m="http://schemas.openxmlformats.org/officeDocument/2006/math" xmlns:v="urn:schemas-microsoft-com:vml" xmlns:wp14="http://schemas.microsoft.com/office/word/2010/wordprocessingDrawing" xmlns:wp="http://schemas.openxmlformats.org/drawingml/2006/wordprocessingDrawing" xmlns:w10="urn:schemas-microsoft-com:office:word" xmlns:w="http://schemas.openxmlformats.org/wordprocessingml/2006/main" xmlns:w14="http://schemas.microsoft.com/office/word/2010/wordml" xmlns:w15="http://schemas.microsoft.com/office/word/2012/wordml" xmlns:w16cex="http://schemas.microsoft.com/office/word/2018/wordml/cex" xmlns:w16cid="http://schemas.microsoft.com/office/word/2016/wordml/cid" xmlns:w16="http://schemas.microsoft.com/office/word/2018/wordml" xmlns:w16du="http://schemas.microsoft.com/office/word/2023/wordml/word16du" xmlns:w16sdtdh="http://schemas.microsoft.com/office/word/2020/wordml/sdtdatahash" xmlns:w16sdtfl="http://schemas.microsoft.com/office/word/2024/wordml/sdtformatlock" xmlns:w16se="http://schemas.microsoft.com/office/word/2015/wordml/symex" xmlns:wpg="http://schemas.microsoft.com/office/word/2010/wordprocessingGroup" xmlns:wpi="http://schemas.microsoft.com/office/word/2010/wordprocessingInk" xmlns:wne="http://schemas.microsoft.com/office/word/2006/wordml" xmlns:wps="http://schemas.microsoft.com/office/word/2010/wordprocessingShape" mc:Ignorable="w14 w15 w16se w16cid w16 w16cex w16sdtdh w16sdtfl w16du wp14">
   <w:p>
     <w:pPr>
       <w:tabs>
@@ -1685,7 +1876,7 @@
 </file>
 
 <file path=word/footnotes.xml><?xml version="1.0" encoding="utf-8"?>
-<w:footnotes xmlns:wpc="http://schemas.microsoft.com/office/word/2010/wordprocessingCanvas" xmlns:cx="http://schemas.microsoft.com/office/drawing/2014/chartex" xmlns:mc="http://schemas.openxmlformats.org/markup-compatibility/2006" xmlns:o="urn:schemas-microsoft-com:office:office" xmlns:r="http://schemas.openxmlformats.org/officeDocument/2006/relationships" xmlns:m="http://schemas.openxmlformats.org/officeDocument/2006/math" xmlns:v="urn:schemas-microsoft-com:vml" xmlns:wp14="http://schemas.microsoft.com/office/word/2010/wordprocessingDrawing" xmlns:wp="http://schemas.openxmlformats.org/drawingml/2006/wordprocessingDrawing" xmlns:w10="urn:schemas-microsoft-com:office:word" xmlns:w="http://schemas.openxmlformats.org/wordprocessingml/2006/main" xmlns:w14="http://schemas.microsoft.com/office/word/2010/wordml" xmlns:w15="http://schemas.microsoft.com/office/word/2012/wordml" xmlns:w16se="http://schemas.microsoft.com/office/word/2015/wordml/symex" xmlns:wpg="http://schemas.microsoft.com/office/word/2010/wordprocessingGroup" xmlns:wpi="http://schemas.microsoft.com/office/word/2010/wordprocessingInk" xmlns:wne="http://schemas.microsoft.com/office/word/2006/wordml" xmlns:wps="http://schemas.microsoft.com/office/word/2010/wordprocessingShape" mc:Ignorable="w14 w15 w16se wp14">
+<w:footnotes xmlns:wpc="http://schemas.microsoft.com/office/word/2010/wordprocessingCanvas" xmlns:cx="http://schemas.microsoft.com/office/drawing/2014/chartex" xmlns:cx1="http://schemas.microsoft.com/office/drawing/2015/9/8/chartex" xmlns:cx2="http://schemas.microsoft.com/office/drawing/2015/10/21/chartex" xmlns:cx3="http://schemas.microsoft.com/office/drawing/2016/5/9/chartex" xmlns:cx4="http://schemas.microsoft.com/office/drawing/2016/5/10/chartex" xmlns:cx5="http://schemas.microsoft.com/office/drawing/2016/5/11/chartex" xmlns:cx6="http://schemas.microsoft.com/office/drawing/2016/5/12/chartex" xmlns:cx7="http://schemas.microsoft.com/office/drawing/2016/5/13/chartex" xmlns:cx8="http://schemas.microsoft.com/office/drawing/2016/5/14/chartex" xmlns:mc="http://schemas.openxmlformats.org/markup-compatibility/2006" xmlns:aink="http://schemas.microsoft.com/office/drawing/2016/ink" xmlns:am3d="http://schemas.microsoft.com/office/drawing/2017/model3d" xmlns:o="urn:schemas-microsoft-com:office:office" xmlns:oel="http://schemas.microsoft.com/office/2019/extlst" xmlns:r="http://schemas.openxmlformats.org/officeDocument/2006/relationships" xmlns:m="http://schemas.openxmlformats.org/officeDocument/2006/math" xmlns:v="urn:schemas-microsoft-com:vml" xmlns:wp14="http://schemas.microsoft.com/office/word/2010/wordprocessingDrawing" xmlns:wp="http://schemas.openxmlformats.org/drawingml/2006/wordprocessingDrawing" xmlns:w10="urn:schemas-microsoft-com:office:word" xmlns:w="http://schemas.openxmlformats.org/wordprocessingml/2006/main" xmlns:w14="http://schemas.microsoft.com/office/word/2010/wordml" xmlns:w15="http://schemas.microsoft.com/office/word/2012/wordml" xmlns:w16cex="http://schemas.microsoft.com/office/word/2018/wordml/cex" xmlns:w16cid="http://schemas.microsoft.com/office/word/2016/wordml/cid" xmlns:w16="http://schemas.microsoft.com/office/word/2018/wordml" xmlns:w16du="http://schemas.microsoft.com/office/word/2023/wordml/word16du" xmlns:w16sdtdh="http://schemas.microsoft.com/office/word/2020/wordml/sdtdatahash" xmlns:w16sdtfl="http://schemas.microsoft.com/office/word/2024/wordml/sdtformatlock" xmlns:w16se="http://schemas.microsoft.com/office/word/2015/wordml/symex" xmlns:wpg="http://schemas.microsoft.com/office/word/2010/wordprocessingGroup" xmlns:wpi="http://schemas.microsoft.com/office/word/2010/wordprocessingInk" xmlns:wne="http://schemas.microsoft.com/office/word/2006/wordml" xmlns:wps="http://schemas.microsoft.com/office/word/2010/wordprocessingShape" mc:Ignorable="w14 w15 w16se w16cid w16 w16cex w16sdtdh w16sdtfl w16du wp14">
   <w:footnote w:type="separator" w:id="-1">
     <w:p>
       <w:pPr>
@@ -1710,7 +1901,7 @@
 </file>
 
 <file path=word/numbering.xml><?xml version="1.0" encoding="utf-8"?>
-<w:numbering xmlns:wpc="http://schemas.microsoft.com/office/word/2010/wordprocessingCanvas" xmlns:cx="http://schemas.microsoft.com/office/drawing/2014/chartex" xmlns:mc="http://schemas.openxmlformats.org/markup-compatibility/2006" xmlns:o="urn:schemas-microsoft-com:office:office" xmlns:r="http://schemas.openxmlformats.org/officeDocument/2006/relationships" xmlns:m="http://schemas.openxmlformats.org/officeDocument/2006/math" xmlns:v="urn:schemas-microsoft-com:vml" xmlns:wp14="http://schemas.microsoft.com/office/word/2010/wordprocessingDrawing" xmlns:wp="http://schemas.openxmlformats.org/drawingml/2006/wordprocessingDrawing" xmlns:w10="urn:schemas-microsoft-com:office:word" xmlns:w="http://schemas.openxmlformats.org/wordprocessingml/2006/main" xmlns:w14="http://schemas.microsoft.com/office/word/2010/wordml" xmlns:w15="http://schemas.microsoft.com/office/word/2012/wordml" xmlns:w16se="http://schemas.microsoft.com/office/word/2015/wordml/symex" xmlns:wpg="http://schemas.microsoft.com/office/word/2010/wordprocessingGroup" xmlns:wpi="http://schemas.microsoft.com/office/word/2010/wordprocessingInk" xmlns:wne="http://schemas.microsoft.com/office/word/2006/wordml" xmlns:wps="http://schemas.microsoft.com/office/word/2010/wordprocessingShape" mc:Ignorable="w14 w15 w16se wp14">
+<w:numbering xmlns:wpc="http://schemas.microsoft.com/office/word/2010/wordprocessingCanvas" xmlns:cx="http://schemas.microsoft.com/office/drawing/2014/chartex" xmlns:cx1="http://schemas.microsoft.com/office/drawing/2015/9/8/chartex" xmlns:cx2="http://schemas.microsoft.com/office/drawing/2015/10/21/chartex" xmlns:cx3="http://schemas.microsoft.com/office/drawing/2016/5/9/chartex" xmlns:cx4="http://schemas.microsoft.com/office/drawing/2016/5/10/chartex" xmlns:cx5="http://schemas.microsoft.com/office/drawing/2016/5/11/chartex" xmlns:cx6="http://schemas.microsoft.com/office/drawing/2016/5/12/chartex" xmlns:cx7="http://schemas.microsoft.com/office/drawing/2016/5/13/chartex" xmlns:cx8="http://schemas.microsoft.com/office/drawing/2016/5/14/chartex" xmlns:mc="http://schemas.openxmlformats.org/markup-compatibility/2006" xmlns:aink="http://schemas.microsoft.com/office/drawing/2016/ink" xmlns:am3d="http://schemas.microsoft.com/office/drawing/2017/model3d" xmlns:o="urn:schemas-microsoft-com:office:office" xmlns:oel="http://schemas.microsoft.com/office/2019/extlst" xmlns:r="http://schemas.openxmlformats.org/officeDocument/2006/relationships" xmlns:m="http://schemas.openxmlformats.org/officeDocument/2006/math" xmlns:v="urn:schemas-microsoft-com:vml" xmlns:wp14="http://schemas.microsoft.com/office/word/2010/wordprocessingDrawing" xmlns:wp="http://schemas.openxmlformats.org/drawingml/2006/wordprocessingDrawing" xmlns:w10="urn:schemas-microsoft-com:office:word" xmlns:w="http://schemas.openxmlformats.org/wordprocessingml/2006/main" xmlns:w14="http://schemas.microsoft.com/office/word/2010/wordml" xmlns:w15="http://schemas.microsoft.com/office/word/2012/wordml" xmlns:w16cex="http://schemas.microsoft.com/office/word/2018/wordml/cex" xmlns:w16cid="http://schemas.microsoft.com/office/word/2016/wordml/cid" xmlns:w16="http://schemas.microsoft.com/office/word/2018/wordml" xmlns:w16du="http://schemas.microsoft.com/office/word/2023/wordml/word16du" xmlns:w16sdtdh="http://schemas.microsoft.com/office/word/2020/wordml/sdtdatahash" xmlns:w16sdtfl="http://schemas.microsoft.com/office/word/2024/wordml/sdtformatlock" xmlns:w16se="http://schemas.microsoft.com/office/word/2015/wordml/symex" xmlns:wpg="http://schemas.microsoft.com/office/word/2010/wordprocessingGroup" xmlns:wpi="http://schemas.microsoft.com/office/word/2010/wordprocessingInk" xmlns:wne="http://schemas.microsoft.com/office/word/2006/wordml" xmlns:wps="http://schemas.microsoft.com/office/word/2010/wordprocessingShape" mc:Ignorable="w14 w15 w16se w16cid w16 w16cex w16sdtdh w16sdtfl w16du wp14">
   <w:abstractNum w:abstractNumId="0" w15:restartNumberingAfterBreak="0">
     <w:nsid w:val="0250685B"/>
     <w:multiLevelType w:val="hybridMultilevel"/>
@@ -4345,83 +4536,83 @@
       </w:pPr>
     </w:lvl>
   </w:abstractNum>
-  <w:num w:numId="1">
+  <w:num w:numId="1" w16cid:durableId="1908876000">
     <w:abstractNumId w:val="15"/>
   </w:num>
-  <w:num w:numId="2">
+  <w:num w:numId="2" w16cid:durableId="229312703">
     <w:abstractNumId w:val="11"/>
   </w:num>
-  <w:num w:numId="3">
+  <w:num w:numId="3" w16cid:durableId="1204096633">
     <w:abstractNumId w:val="10"/>
   </w:num>
-  <w:num w:numId="4">
+  <w:num w:numId="4" w16cid:durableId="446583064">
     <w:abstractNumId w:val="13"/>
   </w:num>
-  <w:num w:numId="5">
+  <w:num w:numId="5" w16cid:durableId="231474129">
     <w:abstractNumId w:val="21"/>
   </w:num>
-  <w:num w:numId="6">
+  <w:num w:numId="6" w16cid:durableId="939458590">
     <w:abstractNumId w:val="3"/>
   </w:num>
-  <w:num w:numId="7">
+  <w:num w:numId="7" w16cid:durableId="89084937">
     <w:abstractNumId w:val="14"/>
   </w:num>
-  <w:num w:numId="8">
+  <w:num w:numId="8" w16cid:durableId="473134233">
     <w:abstractNumId w:val="9"/>
   </w:num>
-  <w:num w:numId="9">
+  <w:num w:numId="9" w16cid:durableId="2003780150">
     <w:abstractNumId w:val="4"/>
   </w:num>
-  <w:num w:numId="10">
+  <w:num w:numId="10" w16cid:durableId="1933540331">
     <w:abstractNumId w:val="0"/>
   </w:num>
-  <w:num w:numId="11">
+  <w:num w:numId="11" w16cid:durableId="832067593">
     <w:abstractNumId w:val="23"/>
   </w:num>
-  <w:num w:numId="12">
+  <w:num w:numId="12" w16cid:durableId="2125269593">
     <w:abstractNumId w:val="7"/>
   </w:num>
-  <w:num w:numId="13">
+  <w:num w:numId="13" w16cid:durableId="1583025199">
     <w:abstractNumId w:val="18"/>
   </w:num>
-  <w:num w:numId="14">
+  <w:num w:numId="14" w16cid:durableId="612135891">
     <w:abstractNumId w:val="17"/>
   </w:num>
-  <w:num w:numId="15">
+  <w:num w:numId="15" w16cid:durableId="459609431">
     <w:abstractNumId w:val="12"/>
   </w:num>
-  <w:num w:numId="16">
+  <w:num w:numId="16" w16cid:durableId="1006402429">
     <w:abstractNumId w:val="5"/>
   </w:num>
-  <w:num w:numId="17">
+  <w:num w:numId="17" w16cid:durableId="1844011505">
     <w:abstractNumId w:val="2"/>
   </w:num>
-  <w:num w:numId="18">
+  <w:num w:numId="18" w16cid:durableId="1254700336">
     <w:abstractNumId w:val="19"/>
   </w:num>
-  <w:num w:numId="19">
+  <w:num w:numId="19" w16cid:durableId="1115059231">
     <w:abstractNumId w:val="20"/>
   </w:num>
-  <w:num w:numId="20">
+  <w:num w:numId="20" w16cid:durableId="383722298">
     <w:abstractNumId w:val="6"/>
   </w:num>
-  <w:num w:numId="21">
+  <w:num w:numId="21" w16cid:durableId="1326980289">
     <w:abstractNumId w:val="8"/>
   </w:num>
-  <w:num w:numId="22">
+  <w:num w:numId="22" w16cid:durableId="313726031">
     <w:abstractNumId w:val="16"/>
   </w:num>
-  <w:num w:numId="23">
+  <w:num w:numId="23" w16cid:durableId="2124494850">
     <w:abstractNumId w:val="1"/>
   </w:num>
-  <w:num w:numId="24">
+  <w:num w:numId="24" w16cid:durableId="1146122685">
     <w:abstractNumId w:val="22"/>
   </w:num>
 </w:numbering>
 </file>
 
 <file path=word/styles.xml><?xml version="1.0" encoding="utf-8"?>
-<w:styles xmlns:mc="http://schemas.openxmlformats.org/markup-compatibility/2006" xmlns:r="http://schemas.openxmlformats.org/officeDocument/2006/relationships" xmlns:w="http://schemas.openxmlformats.org/wordprocessingml/2006/main" xmlns:w14="http://schemas.microsoft.com/office/word/2010/wordml" xmlns:w15="http://schemas.microsoft.com/office/word/2012/wordml" xmlns:w16se="http://schemas.microsoft.com/office/word/2015/wordml/symex" mc:Ignorable="w14 w15 w16se">
+<w:styles xmlns:mc="http://schemas.openxmlformats.org/markup-compatibility/2006" xmlns:r="http://schemas.openxmlformats.org/officeDocument/2006/relationships" xmlns:w="http://schemas.openxmlformats.org/wordprocessingml/2006/main" xmlns:w14="http://schemas.microsoft.com/office/word/2010/wordml" xmlns:w15="http://schemas.microsoft.com/office/word/2012/wordml" xmlns:w16cex="http://schemas.microsoft.com/office/word/2018/wordml/cex" xmlns:w16cid="http://schemas.microsoft.com/office/word/2016/wordml/cid" xmlns:w16="http://schemas.microsoft.com/office/word/2018/wordml" xmlns:w16du="http://schemas.microsoft.com/office/word/2023/wordml/word16du" xmlns:w16sdtdh="http://schemas.microsoft.com/office/word/2020/wordml/sdtdatahash" xmlns:w16sdtfl="http://schemas.microsoft.com/office/word/2024/wordml/sdtformatlock" xmlns:w16se="http://schemas.microsoft.com/office/word/2015/wordml/symex" mc:Ignorable="w14 w15 w16se w16cid w16 w16cex w16sdtdh w16sdtfl w16du">
   <w:docDefaults>
     <w:rPrDefault>
       <w:rPr>
@@ -4437,7 +4628,7 @@
       </w:pPr>
     </w:pPrDefault>
   </w:docDefaults>
-  <w:latentStyles w:defLockedState="0" w:defUIPriority="99" w:defSemiHidden="0" w:defUnhideWhenUsed="0" w:defQFormat="0" w:count="371">
+  <w:latentStyles w:defLockedState="0" w:defUIPriority="99" w:defSemiHidden="0" w:defUnhideWhenUsed="0" w:defQFormat="0" w:count="376">
     <w:lsdException w:name="Normal" w:uiPriority="0" w:qFormat="1"/>
     <w:lsdException w:name="heading 1" w:uiPriority="9" w:qFormat="1"/>
     <w:lsdException w:name="heading 2" w:semiHidden="1" w:uiPriority="9" w:unhideWhenUsed="1" w:qFormat="1"/>
@@ -4809,6 +5000,11 @@
     <w:lsdException w:name="List Table 5 Dark Accent 6" w:uiPriority="50"/>
     <w:lsdException w:name="List Table 6 Colorful Accent 6" w:uiPriority="51"/>
     <w:lsdException w:name="List Table 7 Colorful Accent 6" w:uiPriority="52"/>
+    <w:lsdException w:name="Mention" w:semiHidden="1" w:unhideWhenUsed="1"/>
+    <w:lsdException w:name="Smart Hyperlink" w:semiHidden="1" w:unhideWhenUsed="1"/>
+    <w:lsdException w:name="Hashtag" w:semiHidden="1" w:unhideWhenUsed="1"/>
+    <w:lsdException w:name="Unresolved Mention" w:semiHidden="1" w:unhideWhenUsed="1"/>
+    <w:lsdException w:name="Smart Link" w:semiHidden="1" w:unhideWhenUsed="1"/>
   </w:latentStyles>
   <w:style w:type="paragraph" w:default="1" w:styleId="Normal">
     <w:name w:val="Normal"/>
@@ -4869,7 +5065,6 @@
   <w:style w:type="character" w:default="1" w:styleId="Fuentedeprrafopredeter">
     <w:name w:val="Default Paragraph Font"/>
     <w:uiPriority w:val="1"/>
-    <w:semiHidden/>
     <w:unhideWhenUsed/>
   </w:style>
   <w:style w:type="table" w:default="1" w:styleId="Tablanormal">
@@ -5116,7 +5311,7 @@
       <w:contextualSpacing/>
     </w:pPr>
   </w:style>
-  <w:style w:type="character" w:styleId="Textoennegrita">
+  <w:style w:type="character" w:styleId="Fuerte">
     <w:name w:val="Strong"/>
     <w:basedOn w:val="Fuentedeprrafopredeter"/>
     <w:uiPriority w:val="22"/>

--- a/TP2/Entregable.docx
+++ b/TP2/Entregable.docx
@@ -757,13 +757,29 @@
         <w:t xml:space="preserve"> además, creamos </w:t>
       </w:r>
       <w:r>
-        <w:t>un repositorio de G</w:t>
-      </w:r>
-      <w:r>
-        <w:t>ithub donde iremos subiendo los trabajos prácticos durante el año</w:t>
-      </w:r>
-      <w:r>
-        <w:t>, el cual está en el siguiente link:</w:t>
+        <w:t xml:space="preserve">un repositorio de </w:t>
+      </w:r>
+      <w:proofErr w:type="spellStart"/>
+      <w:r>
+        <w:t>G</w:t>
+      </w:r>
+      <w:r>
+        <w:t>ithub</w:t>
+      </w:r>
+      <w:proofErr w:type="spellEnd"/>
+      <w:r>
+        <w:t xml:space="preserve"> donde iremos subiendo los trabajos prácticos durante el año</w:t>
+      </w:r>
+      <w:r>
+        <w:t xml:space="preserve">, el cual está en el siguiente </w:t>
+      </w:r>
+      <w:proofErr w:type="gramStart"/>
+      <w:r>
+        <w:t>link</w:t>
+      </w:r>
+      <w:proofErr w:type="gramEnd"/>
+      <w:r>
+        <w:t>:</w:t>
       </w:r>
     </w:p>
     <w:p>
@@ -810,7 +826,15 @@
     </w:p>
     <w:p>
       <w:r>
-        <w:t>Comenzamos creando un código para cargar las imágenes en Python utilizando una funcionalidad de openCV. Luego creamos otro código donde haríamos las distintas funcionalidades del inciso 1</w:t>
+        <w:t xml:space="preserve">Comenzamos creando un código para cargar las imágenes en Python utilizando una funcionalidad de </w:t>
+      </w:r>
+      <w:proofErr w:type="spellStart"/>
+      <w:r>
+        <w:t>openCV</w:t>
+      </w:r>
+      <w:proofErr w:type="spellEnd"/>
+      <w:r>
+        <w:t>. Luego creamos otro código donde haríamos las distintas funcionalidades del inciso 1</w:t>
       </w:r>
       <w:r>
         <w:t>, donde primero calcula las transformadas de Fourier de ambas imágenes y luego multiplica la transformada del primero por el conjugado del segundo para conseguir el espectro cruzado. Finalmente</w:t>
@@ -824,7 +848,23 @@
     </w:p>
     <w:p>
       <w:r>
-        <w:t>Ya con el espectro cruzado normalizado se calcula la correlación de las imágenes utilizando una función de numpy para las fft que te da la correlación, dándonos como resultado un vector desplazamiento igual a (40, 10), o sea, está desplazado 40 la x y 10 la y en la imagen 2 con respecto a la imagen 1.</w:t>
+        <w:t xml:space="preserve">Ya con el espectro cruzado normalizado se calcula la correlación de las imágenes utilizando una función de </w:t>
+      </w:r>
+      <w:proofErr w:type="spellStart"/>
+      <w:r>
+        <w:t>numpy</w:t>
+      </w:r>
+      <w:proofErr w:type="spellEnd"/>
+      <w:r>
+        <w:t xml:space="preserve"> para las </w:t>
+      </w:r>
+      <w:proofErr w:type="spellStart"/>
+      <w:r>
+        <w:t>fft</w:t>
+      </w:r>
+      <w:proofErr w:type="spellEnd"/>
+      <w:r>
+        <w:t xml:space="preserve"> que te da la correlación, dándonos como resultado un vector desplazamiento igual a (40, 10), o sea, está desplazado 40 la x y 10 la y en la imagen 2 con respecto a la imagen 1.</w:t>
       </w:r>
     </w:p>
     <w:p>
@@ -959,7 +999,21 @@
         <w:rPr>
           <w:rFonts w:eastAsiaTheme="minorEastAsia"/>
         </w:rPr>
-        <w:t xml:space="preserve"> es la magnitud de la función, podemos observar que si se traslada, lo que conseguimos es que se mueva el </w:t>
+        <w:t xml:space="preserve"> es la magnitud de la función, podemos observar </w:t>
+      </w:r>
+      <w:proofErr w:type="gramStart"/>
+      <w:r>
+        <w:rPr>
+          <w:rFonts w:eastAsiaTheme="minorEastAsia"/>
+        </w:rPr>
+        <w:t>que</w:t>
+      </w:r>
+      <w:proofErr w:type="gramEnd"/>
+      <w:r>
+        <w:rPr>
+          <w:rFonts w:eastAsiaTheme="minorEastAsia"/>
+        </w:rPr>
+        <w:t xml:space="preserve"> si se traslada, lo que conseguimos es que se mueva el </w:t>
       </w:r>
       <m:oMath>
         <m:r>
@@ -979,7 +1033,23 @@
     <w:p/>
     <w:p>
       <w:r>
-        <w:t>Luego creamos un programa que a fuerza bruta va comparando distintos desplazamientos pixel a pixel hasta que encuentra uno que hace coincidir ambas imágenes, que también da un resultado de desplazamiento de 40 y 10 para x e y respectivamente. Este acercamiento es mucho más lento porque tiene que hacer prueba y error hasta que encuentra un match de imágenes y tiene un costo computacional considerablemente más grande.</w:t>
+        <w:t xml:space="preserve">Luego creamos un programa que a fuerza bruta va comparando distintos desplazamientos </w:t>
+      </w:r>
+      <w:proofErr w:type="gramStart"/>
+      <w:r>
+        <w:t>pixel</w:t>
+      </w:r>
+      <w:proofErr w:type="gramEnd"/>
+      <w:r>
+        <w:t xml:space="preserve"> a </w:t>
+      </w:r>
+      <w:proofErr w:type="gramStart"/>
+      <w:r>
+        <w:t>pixel</w:t>
+      </w:r>
+      <w:proofErr w:type="gramEnd"/>
+      <w:r>
+        <w:t xml:space="preserve"> hasta que encuentra uno que hace coincidir ambas imágenes, que también da un resultado de desplazamiento de 40 y 10 para x e y respectivamente. Este acercamiento es mucho más lento porque tiene que hacer prueba y error hasta que encuentra un match de imágenes y tiene un costo computacional considerablemente más grande.</w:t>
       </w:r>
     </w:p>
     <w:p/>
@@ -1176,7 +1246,15 @@
         <w:t>ρ</w:t>
       </w:r>
       <w:r>
-        <w:t xml:space="preserve"> = ln(r), por ende, si se hace un cambio en la escala de k*r, siendo k una constante, al pasarlo a coordenadas polares quedaría </w:t>
+        <w:t xml:space="preserve"> = </w:t>
+      </w:r>
+      <w:proofErr w:type="spellStart"/>
+      <w:r>
+        <w:t>ln</w:t>
+      </w:r>
+      <w:proofErr w:type="spellEnd"/>
+      <w:r>
+        <w:t xml:space="preserve">(r), por ende, si se hace un cambio en la escala de k*r, siendo k una constante, al pasarlo a coordenadas polares quedaría </w:t>
       </w:r>
       <w:r>
         <w:rPr>
@@ -1186,7 +1264,15 @@
         <w:t>ρ</w:t>
       </w:r>
       <w:r>
-        <w:t xml:space="preserve"> = ln(k*r)</w:t>
+        <w:t xml:space="preserve"> = </w:t>
+      </w:r>
+      <w:proofErr w:type="spellStart"/>
+      <w:r>
+        <w:t>ln</w:t>
+      </w:r>
+      <w:proofErr w:type="spellEnd"/>
+      <w:r>
+        <w:t>(k*r)</w:t>
       </w:r>
       <w:r>
         <w:t>,</w:t>
@@ -1202,7 +1288,31 @@
         <w:t>ρ</w:t>
       </w:r>
       <w:r>
-        <w:t xml:space="preserve"> = ln(k)+ln(r) siendo ln(k) otra constante y dándonos así un desplazamiento lineal.</w:t>
+        <w:t xml:space="preserve"> = </w:t>
+      </w:r>
+      <w:proofErr w:type="spellStart"/>
+      <w:r>
+        <w:t>ln</w:t>
+      </w:r>
+      <w:proofErr w:type="spellEnd"/>
+      <w:r>
+        <w:t>(k)+</w:t>
+      </w:r>
+      <w:proofErr w:type="spellStart"/>
+      <w:r>
+        <w:t>ln</w:t>
+      </w:r>
+      <w:proofErr w:type="spellEnd"/>
+      <w:r>
+        <w:t xml:space="preserve">(r) siendo </w:t>
+      </w:r>
+      <w:proofErr w:type="spellStart"/>
+      <w:r>
+        <w:t>ln</w:t>
+      </w:r>
+      <w:proofErr w:type="spellEnd"/>
+      <w:r>
+        <w:t>(k) otra constante y dándonos así un desplazamiento lineal.</w:t>
       </w:r>
     </w:p>
     <w:p>
@@ -1250,7 +1360,23 @@
           <w:b/>
           <w:bCs/>
         </w:rPr>
-        <w:t>Se desea recuperar una imagen objetivo. Se proporcionan dos imágenes en formato TIF, f6 y f7. En el primer caso, la magnitud corresponde a la imagen que se desea recuperar, mientras que en el segundo caso la fase corresponde a la imagen que se desea recuperar, pero ha sido alterada mediante un factor de compresión de fase k. Diseñe un proceso de búsqueda automática que, mediante una métrica de nitidez (como la magnitud del gradiente espacial), encuentre el factor k óptimo para recuperar la imagen objetivo y muestrela. Realice el mismo procedimiento ahora con las imágenes en formato JPG. ¿Qué diferencia nota y por qué?</w:t>
+        <w:t xml:space="preserve">Se desea recuperar una imagen objetivo. Se proporcionan dos imágenes en formato TIF, f6 y f7. En el primer caso, la magnitud corresponde a la imagen que se desea recuperar, mientras que en el segundo caso la fase corresponde a la imagen que se desea recuperar, pero ha sido alterada mediante un factor de compresión de fase k. Diseñe un proceso de búsqueda automática que, mediante una métrica de nitidez (como la magnitud del gradiente espacial), encuentre el factor k óptimo para recuperar la imagen objetivo y </w:t>
+      </w:r>
+      <w:proofErr w:type="spellStart"/>
+      <w:r>
+        <w:rPr>
+          <w:b/>
+          <w:bCs/>
+        </w:rPr>
+        <w:t>muestrela</w:t>
+      </w:r>
+      <w:proofErr w:type="spellEnd"/>
+      <w:r>
+        <w:rPr>
+          <w:b/>
+          <w:bCs/>
+        </w:rPr>
+        <w:t>. Realice el mismo procedimiento ahora con las imágenes en formato JPG. ¿Qué diferencia nota y por qué?</w:t>
       </w:r>
     </w:p>
     <w:p>
@@ -1420,13 +1546,7 @@
                 <w:rPr>
                   <w:rFonts w:ascii="Cambria Math" w:hAnsi="Cambria Math"/>
                 </w:rPr>
-                <m:t>i*k*</m:t>
-              </m:r>
-              <m:r>
-                <w:rPr>
-                  <w:rFonts w:ascii="Cambria Math" w:hAnsi="Cambria Math"/>
-                </w:rPr>
-                <m:t>∠FFT</m:t>
+                <m:t>i*k*∠FFT</m:t>
               </m:r>
               <m:d>
                 <m:dPr>
@@ -1510,7 +1630,13 @@
         </m:r>
       </m:oMath>
       <w:r>
-        <w:t xml:space="preserve"> óptimo que encontramos se aproxima a 3.0. En cambio, con el formato JPG notamos que su algoritmo de compresión basado en DCT recorta severamente las altas frecuencias, lo cual tiene un efecto asimétrico: la fase sufre alteraciones mucho más drásticas que la magnitud. Matemáticamente, la cuantización del JPG altera la fase introduciendo un ruido </w:t>
+        <w:t xml:space="preserve"> óptimo que encontramos se aproxima a 3.0</w:t>
+      </w:r>
+      <w:r>
+        <w:t xml:space="preserve"> (3.333)</w:t>
+      </w:r>
+      <w:r>
+        <w:t xml:space="preserve">. En cambio, con el formato JPG notamos que su algoritmo de compresión basado en DCT recorta severamente las altas frecuencias, lo cual tiene un efecto asimétrico: la fase sufre alteraciones mucho más drásticas que la magnitud. Matemáticamente, la cuantización del JPG altera la fase introduciendo un ruido </w:t>
       </w:r>
       <m:oMath>
         <m:r>
@@ -1599,13 +1725,7 @@
             <w:rPr>
               <w:rFonts w:ascii="Cambria Math" w:hAnsi="Cambria Math"/>
             </w:rPr>
-            <m:t>≈</m:t>
-          </m:r>
-          <m:r>
-            <w:rPr>
-              <w:rFonts w:ascii="Cambria Math" w:hAnsi="Cambria Math"/>
-            </w:rPr>
-            <m:t>∠</m:t>
+            <m:t>≈∠</m:t>
           </m:r>
           <m:sSub>
             <m:sSubPr>
@@ -1673,13 +1793,7 @@
             <w:rPr>
               <w:rFonts w:ascii="Cambria Math" w:hAnsi="Cambria Math"/>
             </w:rPr>
-            <m:t>+</m:t>
-          </m:r>
-          <m:r>
-            <w:rPr>
-              <w:rFonts w:ascii="Cambria Math" w:hAnsi="Cambria Math"/>
-            </w:rPr>
-            <m:t>∆∅(ω)</m:t>
+            <m:t>+∆∅(ω)</m:t>
           </m:r>
         </m:oMath>
       </m:oMathPara>
@@ -1700,9 +1814,125 @@
         <w:t xml:space="preserve"> óptimo para JPG difiera del encontrado en TIF, ya que la relación original entre magnitud y fase se perdió. Como resultado de esta degradación, en la reconstrucción con JPG observamos la aparición de artefactos visuales, una textura más ruidosa y una nitidez máxima alcanzable considerablemente menor. Todo esto nos demostró la importancia crítica de mantener la integridad espectral en procesos que dependen de la coherencia de fase, justificando el uso de formatos sin pérdida para estos casos.</w:t>
       </w:r>
     </w:p>
+    <w:p>
+      <w:r>
+        <w:t>Imagen Objetivo (TIF):</w:t>
+      </w:r>
+    </w:p>
+    <w:p>
+      <w:r>
+        <w:drawing>
+          <wp:inline distT="0" distB="0" distL="0" distR="0" wp14:anchorId="149A008E" wp14:editId="2583C611">
+            <wp:extent cx="1637969" cy="1637969"/>
+            <wp:effectExtent l="0" t="0" r="635" b="635"/>
+            <wp:docPr id="1556253534" name="Imagen 2"/>
+            <wp:cNvGraphicFramePr>
+              <a:graphicFrameLocks xmlns:a="http://schemas.openxmlformats.org/drawingml/2006/main" noChangeAspect="1"/>
+            </wp:cNvGraphicFramePr>
+            <a:graphic xmlns:a="http://schemas.openxmlformats.org/drawingml/2006/main">
+              <a:graphicData uri="http://schemas.openxmlformats.org/drawingml/2006/picture">
+                <pic:pic xmlns:pic="http://schemas.openxmlformats.org/drawingml/2006/picture">
+                  <pic:nvPicPr>
+                    <pic:cNvPr id="0" name="Picture 6"/>
+                    <pic:cNvPicPr>
+                      <a:picLocks noChangeAspect="1" noChangeArrowheads="1"/>
+                    </pic:cNvPicPr>
+                  </pic:nvPicPr>
+                  <pic:blipFill>
+                    <a:blip r:embed="rId10">
+                      <a:extLst>
+                        <a:ext uri="{28A0092B-C50C-407E-A947-70E740481C1C}">
+                          <a14:useLocalDpi xmlns:a14="http://schemas.microsoft.com/office/drawing/2010/main" val="0"/>
+                        </a:ext>
+                      </a:extLst>
+                    </a:blip>
+                    <a:srcRect/>
+                    <a:stretch>
+                      <a:fillRect/>
+                    </a:stretch>
+                  </pic:blipFill>
+                  <pic:spPr bwMode="auto">
+                    <a:xfrm>
+                      <a:off x="0" y="0"/>
+                      <a:ext cx="1642233" cy="1642233"/>
+                    </a:xfrm>
+                    <a:prstGeom prst="rect">
+                      <a:avLst/>
+                    </a:prstGeom>
+                    <a:noFill/>
+                    <a:ln>
+                      <a:noFill/>
+                    </a:ln>
+                  </pic:spPr>
+                </pic:pic>
+              </a:graphicData>
+            </a:graphic>
+          </wp:inline>
+        </w:drawing>
+      </w:r>
+    </w:p>
+    <w:p/>
+    <w:p>
+      <w:r>
+        <w:lastRenderedPageBreak/>
+        <w:t>Imagen Objetivo (PDF):</w:t>
+      </w:r>
+    </w:p>
+    <w:p>
+      <w:r>
+        <w:drawing>
+          <wp:inline distT="0" distB="0" distL="0" distR="0" wp14:anchorId="4F427A75" wp14:editId="231BBAB5">
+            <wp:extent cx="1645920" cy="1645920"/>
+            <wp:effectExtent l="0" t="0" r="0" b="0"/>
+            <wp:docPr id="675481517" name="Imagen 4"/>
+            <wp:cNvGraphicFramePr>
+              <a:graphicFrameLocks xmlns:a="http://schemas.openxmlformats.org/drawingml/2006/main" noChangeAspect="1"/>
+            </wp:cNvGraphicFramePr>
+            <a:graphic xmlns:a="http://schemas.openxmlformats.org/drawingml/2006/main">
+              <a:graphicData uri="http://schemas.openxmlformats.org/drawingml/2006/picture">
+                <pic:pic xmlns:pic="http://schemas.openxmlformats.org/drawingml/2006/picture">
+                  <pic:nvPicPr>
+                    <pic:cNvPr id="0" name="Picture 13"/>
+                    <pic:cNvPicPr>
+                      <a:picLocks noChangeAspect="1" noChangeArrowheads="1"/>
+                    </pic:cNvPicPr>
+                  </pic:nvPicPr>
+                  <pic:blipFill>
+                    <a:blip r:embed="rId11">
+                      <a:extLst>
+                        <a:ext uri="{28A0092B-C50C-407E-A947-70E740481C1C}">
+                          <a14:useLocalDpi xmlns:a14="http://schemas.microsoft.com/office/drawing/2010/main" val="0"/>
+                        </a:ext>
+                      </a:extLst>
+                    </a:blip>
+                    <a:srcRect/>
+                    <a:stretch>
+                      <a:fillRect/>
+                    </a:stretch>
+                  </pic:blipFill>
+                  <pic:spPr bwMode="auto">
+                    <a:xfrm>
+                      <a:off x="0" y="0"/>
+                      <a:ext cx="1650229" cy="1650229"/>
+                    </a:xfrm>
+                    <a:prstGeom prst="rect">
+                      <a:avLst/>
+                    </a:prstGeom>
+                    <a:noFill/>
+                    <a:ln>
+                      <a:noFill/>
+                    </a:ln>
+                  </pic:spPr>
+                </pic:pic>
+              </a:graphicData>
+            </a:graphic>
+          </wp:inline>
+        </w:drawing>
+      </w:r>
+    </w:p>
     <w:p/>
     <w:sectPr>
-      <w:footerReference w:type="default" r:id="rId10"/>
+      <w:footerReference w:type="default" r:id="rId12"/>
       <w:pgSz w:w="11906" w:h="16838"/>
       <w:pgMar w:top="1417" w:right="1701" w:bottom="1417" w:left="1701" w:header="708" w:footer="708" w:gutter="0"/>
       <w:cols w:space="708"/>

--- a/TP2/Entregable.docx
+++ b/TP2/Entregable.docx
@@ -1,6 +1,6 @@
 
 <file path=word/document.xml><?xml version="1.0" encoding="utf-8"?>
-<w:document xmlns:wpc="http://schemas.microsoft.com/office/word/2010/wordprocessingCanvas" xmlns:cx="http://schemas.microsoft.com/office/drawing/2014/chartex" xmlns:cx1="http://schemas.microsoft.com/office/drawing/2015/9/8/chartex" xmlns:cx2="http://schemas.microsoft.com/office/drawing/2015/10/21/chartex" xmlns:cx3="http://schemas.microsoft.com/office/drawing/2016/5/9/chartex" xmlns:cx4="http://schemas.microsoft.com/office/drawing/2016/5/10/chartex" xmlns:cx5="http://schemas.microsoft.com/office/drawing/2016/5/11/chartex" xmlns:cx6="http://schemas.microsoft.com/office/drawing/2016/5/12/chartex" xmlns:cx7="http://schemas.microsoft.com/office/drawing/2016/5/13/chartex" xmlns:cx8="http://schemas.microsoft.com/office/drawing/2016/5/14/chartex" xmlns:mc="http://schemas.openxmlformats.org/markup-compatibility/2006" xmlns:aink="http://schemas.microsoft.com/office/drawing/2016/ink" xmlns:am3d="http://schemas.microsoft.com/office/drawing/2017/model3d" xmlns:o="urn:schemas-microsoft-com:office:office" xmlns:oel="http://schemas.microsoft.com/office/2019/extlst" xmlns:r="http://schemas.openxmlformats.org/officeDocument/2006/relationships" xmlns:m="http://schemas.openxmlformats.org/officeDocument/2006/math" xmlns:v="urn:schemas-microsoft-com:vml" xmlns:wp14="http://schemas.microsoft.com/office/word/2010/wordprocessingDrawing" xmlns:wp="http://schemas.openxmlformats.org/drawingml/2006/wordprocessingDrawing" xmlns:w10="urn:schemas-microsoft-com:office:word" xmlns:w="http://schemas.openxmlformats.org/wordprocessingml/2006/main" xmlns:w14="http://schemas.microsoft.com/office/word/2010/wordml" xmlns:w15="http://schemas.microsoft.com/office/word/2012/wordml" xmlns:w16cex="http://schemas.microsoft.com/office/word/2018/wordml/cex" xmlns:w16cid="http://schemas.microsoft.com/office/word/2016/wordml/cid" xmlns:w16="http://schemas.microsoft.com/office/word/2018/wordml" xmlns:w16du="http://schemas.microsoft.com/office/word/2023/wordml/word16du" xmlns:w16sdtdh="http://schemas.microsoft.com/office/word/2020/wordml/sdtdatahash" xmlns:w16sdtfl="http://schemas.microsoft.com/office/word/2024/wordml/sdtformatlock" xmlns:w16se="http://schemas.microsoft.com/office/word/2015/wordml/symex" xmlns:wpg="http://schemas.microsoft.com/office/word/2010/wordprocessingGroup" xmlns:wpi="http://schemas.microsoft.com/office/word/2010/wordprocessingInk" xmlns:wne="http://schemas.microsoft.com/office/word/2006/wordml" xmlns:wps="http://schemas.microsoft.com/office/word/2010/wordprocessingShape" mc:Ignorable="w14 w15 w16se w16cid w16 w16cex w16sdtdh w16sdtfl w16du wp14">
+<w:document xmlns:wpc="http://schemas.microsoft.com/office/word/2010/wordprocessingCanvas" xmlns:cx="http://schemas.microsoft.com/office/drawing/2014/chartex" xmlns:mc="http://schemas.openxmlformats.org/markup-compatibility/2006" xmlns:o="urn:schemas-microsoft-com:office:office" xmlns:r="http://schemas.openxmlformats.org/officeDocument/2006/relationships" xmlns:m="http://schemas.openxmlformats.org/officeDocument/2006/math" xmlns:v="urn:schemas-microsoft-com:vml" xmlns:wp14="http://schemas.microsoft.com/office/word/2010/wordprocessingDrawing" xmlns:wp="http://schemas.openxmlformats.org/drawingml/2006/wordprocessingDrawing" xmlns:w10="urn:schemas-microsoft-com:office:word" xmlns:w="http://schemas.openxmlformats.org/wordprocessingml/2006/main" xmlns:w14="http://schemas.microsoft.com/office/word/2010/wordml" xmlns:w15="http://schemas.microsoft.com/office/word/2012/wordml" xmlns:w16se="http://schemas.microsoft.com/office/word/2015/wordml/symex" xmlns:wpg="http://schemas.microsoft.com/office/word/2010/wordprocessingGroup" xmlns:wpi="http://schemas.microsoft.com/office/word/2010/wordprocessingInk" xmlns:wne="http://schemas.microsoft.com/office/word/2006/wordml" xmlns:wps="http://schemas.microsoft.com/office/word/2010/wordprocessingShape" mc:Ignorable="w14 w15 w16se wp14">
   <w:body>
     <w:p>
       <w:pPr>
@@ -342,11 +342,8 @@
             <w:rPr>
               <w:rFonts w:asciiTheme="minorHAnsi" w:eastAsiaTheme="minorEastAsia" w:hAnsiTheme="minorHAnsi"/>
               <w:noProof/>
-              <w:kern w:val="2"/>
-              <w:sz w:val="24"/>
-              <w:szCs w:val="24"/>
+              <w:sz w:val="22"/>
               <w:lang w:eastAsia="es-AR"/>
-              <w14:ligatures w14:val="standardContextual"/>
             </w:rPr>
           </w:pPr>
           <w:r>
@@ -358,13 +355,131 @@
           <w:r>
             <w:fldChar w:fldCharType="separate"/>
           </w:r>
-          <w:hyperlink w:anchor="_Toc231218692" w:history="1">
+          <w:bookmarkStart w:id="0" w:name="_GoBack"/>
+          <w:bookmarkEnd w:id="0"/>
+          <w:r>
+            <w:rPr>
+              <w:rStyle w:val="Hipervnculo"/>
+              <w:noProof/>
+            </w:rPr>
+            <w:fldChar w:fldCharType="begin"/>
+          </w:r>
+          <w:r>
+            <w:rPr>
+              <w:rStyle w:val="Hipervnculo"/>
+              <w:noProof/>
+            </w:rPr>
+            <w:instrText xml:space="preserve"> </w:instrText>
+          </w:r>
+          <w:r>
+            <w:rPr>
+              <w:noProof/>
+            </w:rPr>
+            <w:instrText>HYPERLINK \l "_Toc231549183"</w:instrText>
+          </w:r>
+          <w:r>
+            <w:rPr>
+              <w:rStyle w:val="Hipervnculo"/>
+              <w:noProof/>
+            </w:rPr>
+            <w:instrText xml:space="preserve"> </w:instrText>
+          </w:r>
+          <w:r>
+            <w:rPr>
+              <w:rStyle w:val="Hipervnculo"/>
+              <w:noProof/>
+            </w:rPr>
+          </w:r>
+          <w:r>
+            <w:rPr>
+              <w:rStyle w:val="Hipervnculo"/>
+              <w:noProof/>
+            </w:rPr>
+            <w:fldChar w:fldCharType="separate"/>
+          </w:r>
+          <w:r>
+            <w:rPr>
+              <w:rStyle w:val="Hipervnculo"/>
+              <w:noProof/>
+            </w:rPr>
+            <w:t>Introducción:</w:t>
+          </w:r>
+          <w:r>
+            <w:rPr>
+              <w:noProof/>
+              <w:webHidden/>
+            </w:rPr>
+            <w:tab/>
+          </w:r>
+          <w:r>
+            <w:rPr>
+              <w:noProof/>
+              <w:webHidden/>
+            </w:rPr>
+            <w:fldChar w:fldCharType="begin"/>
+          </w:r>
+          <w:r>
+            <w:rPr>
+              <w:noProof/>
+              <w:webHidden/>
+            </w:rPr>
+            <w:instrText xml:space="preserve"> PAGEREF _Toc231549183 \h </w:instrText>
+          </w:r>
+          <w:r>
+            <w:rPr>
+              <w:noProof/>
+              <w:webHidden/>
+            </w:rPr>
+          </w:r>
+          <w:r>
+            <w:rPr>
+              <w:noProof/>
+              <w:webHidden/>
+            </w:rPr>
+            <w:fldChar w:fldCharType="separate"/>
+          </w:r>
+          <w:r>
+            <w:rPr>
+              <w:noProof/>
+              <w:webHidden/>
+            </w:rPr>
+            <w:t>3</w:t>
+          </w:r>
+          <w:r>
+            <w:rPr>
+              <w:noProof/>
+              <w:webHidden/>
+            </w:rPr>
+            <w:fldChar w:fldCharType="end"/>
+          </w:r>
+          <w:r>
+            <w:rPr>
+              <w:rStyle w:val="Hipervnculo"/>
+              <w:noProof/>
+            </w:rPr>
+            <w:fldChar w:fldCharType="end"/>
+          </w:r>
+        </w:p>
+        <w:p>
+          <w:pPr>
+            <w:pStyle w:val="TDC1"/>
+            <w:tabs>
+              <w:tab w:val="right" w:leader="dot" w:pos="8494"/>
+            </w:tabs>
+            <w:rPr>
+              <w:rFonts w:asciiTheme="minorHAnsi" w:eastAsiaTheme="minorEastAsia" w:hAnsiTheme="minorHAnsi"/>
+              <w:noProof/>
+              <w:sz w:val="22"/>
+              <w:lang w:eastAsia="es-AR"/>
+            </w:rPr>
+          </w:pPr>
+          <w:hyperlink w:anchor="_Toc231549184" w:history="1">
             <w:r>
               <w:rPr>
                 <w:rStyle w:val="Hipervnculo"/>
                 <w:noProof/>
               </w:rPr>
-              <w:t>Introducción:</w:t>
+              <w:t>Inciso 1:</w:t>
             </w:r>
             <w:r>
               <w:rPr>
@@ -385,7 +500,7 @@
                 <w:noProof/>
                 <w:webHidden/>
               </w:rPr>
-              <w:instrText xml:space="preserve"> PAGEREF _Toc231218692 \h </w:instrText>
+              <w:instrText xml:space="preserve"> PAGEREF _Toc231549184 \h </w:instrText>
             </w:r>
             <w:r>
               <w:rPr>
@@ -425,88 +540,11 @@
             <w:rPr>
               <w:rFonts w:asciiTheme="minorHAnsi" w:eastAsiaTheme="minorEastAsia" w:hAnsiTheme="minorHAnsi"/>
               <w:noProof/>
-              <w:kern w:val="2"/>
-              <w:sz w:val="24"/>
-              <w:szCs w:val="24"/>
+              <w:sz w:val="22"/>
               <w:lang w:eastAsia="es-AR"/>
-              <w14:ligatures w14:val="standardContextual"/>
             </w:rPr>
           </w:pPr>
-          <w:hyperlink w:anchor="_Toc231218693" w:history="1">
-            <w:r>
-              <w:rPr>
-                <w:rStyle w:val="Hipervnculo"/>
-                <w:noProof/>
-              </w:rPr>
-              <w:t>Inciso 1:</w:t>
-            </w:r>
-            <w:r>
-              <w:rPr>
-                <w:noProof/>
-                <w:webHidden/>
-              </w:rPr>
-              <w:tab/>
-            </w:r>
-            <w:r>
-              <w:rPr>
-                <w:noProof/>
-                <w:webHidden/>
-              </w:rPr>
-              <w:fldChar w:fldCharType="begin"/>
-            </w:r>
-            <w:r>
-              <w:rPr>
-                <w:noProof/>
-                <w:webHidden/>
-              </w:rPr>
-              <w:instrText xml:space="preserve"> PAGEREF _Toc231218693 \h </w:instrText>
-            </w:r>
-            <w:r>
-              <w:rPr>
-                <w:noProof/>
-                <w:webHidden/>
-              </w:rPr>
-            </w:r>
-            <w:r>
-              <w:rPr>
-                <w:noProof/>
-                <w:webHidden/>
-              </w:rPr>
-              <w:fldChar w:fldCharType="separate"/>
-            </w:r>
-            <w:r>
-              <w:rPr>
-                <w:noProof/>
-                <w:webHidden/>
-              </w:rPr>
-              <w:t>3</w:t>
-            </w:r>
-            <w:r>
-              <w:rPr>
-                <w:noProof/>
-                <w:webHidden/>
-              </w:rPr>
-              <w:fldChar w:fldCharType="end"/>
-            </w:r>
-          </w:hyperlink>
-        </w:p>
-        <w:p>
-          <w:pPr>
-            <w:pStyle w:val="TDC1"/>
-            <w:tabs>
-              <w:tab w:val="right" w:leader="dot" w:pos="8494"/>
-            </w:tabs>
-            <w:rPr>
-              <w:rFonts w:asciiTheme="minorHAnsi" w:eastAsiaTheme="minorEastAsia" w:hAnsiTheme="minorHAnsi"/>
-              <w:noProof/>
-              <w:kern w:val="2"/>
-              <w:sz w:val="24"/>
-              <w:szCs w:val="24"/>
-              <w:lang w:eastAsia="es-AR"/>
-              <w14:ligatures w14:val="standardContextual"/>
-            </w:rPr>
-          </w:pPr>
-          <w:hyperlink w:anchor="_Toc231218694" w:history="1">
+          <w:hyperlink w:anchor="_Toc231549185" w:history="1">
             <w:r>
               <w:rPr>
                 <w:rStyle w:val="Hipervnculo"/>
@@ -533,7 +571,7 @@
                 <w:noProof/>
                 <w:webHidden/>
               </w:rPr>
-              <w:instrText xml:space="preserve"> PAGEREF _Toc231218694 \h </w:instrText>
+              <w:instrText xml:space="preserve"> PAGEREF _Toc231549185 \h </w:instrText>
             </w:r>
             <w:r>
               <w:rPr>
@@ -573,14 +611,11 @@
             <w:rPr>
               <w:rFonts w:asciiTheme="minorHAnsi" w:eastAsiaTheme="minorEastAsia" w:hAnsiTheme="minorHAnsi"/>
               <w:noProof/>
-              <w:kern w:val="2"/>
-              <w:sz w:val="24"/>
-              <w:szCs w:val="24"/>
+              <w:sz w:val="22"/>
               <w:lang w:eastAsia="es-AR"/>
-              <w14:ligatures w14:val="standardContextual"/>
             </w:rPr>
           </w:pPr>
-          <w:hyperlink w:anchor="_Toc231218695" w:history="1">
+          <w:hyperlink w:anchor="_Toc231549186" w:history="1">
             <w:r>
               <w:rPr>
                 <w:rStyle w:val="Hipervnculo"/>
@@ -607,7 +642,7 @@
                 <w:noProof/>
                 <w:webHidden/>
               </w:rPr>
-              <w:instrText xml:space="preserve"> PAGEREF _Toc231218695 \h </w:instrText>
+              <w:instrText xml:space="preserve"> PAGEREF _Toc231549186 \h </w:instrText>
             </w:r>
             <w:r>
               <w:rPr>
@@ -647,14 +682,11 @@
             <w:rPr>
               <w:rFonts w:asciiTheme="minorHAnsi" w:eastAsiaTheme="minorEastAsia" w:hAnsiTheme="minorHAnsi"/>
               <w:noProof/>
-              <w:kern w:val="2"/>
-              <w:sz w:val="24"/>
-              <w:szCs w:val="24"/>
+              <w:sz w:val="22"/>
               <w:lang w:eastAsia="es-AR"/>
-              <w14:ligatures w14:val="standardContextual"/>
             </w:rPr>
           </w:pPr>
-          <w:hyperlink w:anchor="_Toc231218696" w:history="1">
+          <w:hyperlink w:anchor="_Toc231549187" w:history="1">
             <w:r>
               <w:rPr>
                 <w:rStyle w:val="Hipervnculo"/>
@@ -681,7 +713,7 @@
                 <w:noProof/>
                 <w:webHidden/>
               </w:rPr>
-              <w:instrText xml:space="preserve"> PAGEREF _Toc231218696 \h </w:instrText>
+              <w:instrText xml:space="preserve"> PAGEREF _Toc231549187 \h </w:instrText>
             </w:r>
             <w:r>
               <w:rPr>
@@ -734,12 +766,12 @@
       <w:pPr>
         <w:pStyle w:val="Ttulo1"/>
       </w:pPr>
-      <w:bookmarkStart w:id="0" w:name="_Toc231218692"/>
+      <w:bookmarkStart w:id="1" w:name="_Toc231549183"/>
       <w:r>
         <w:lastRenderedPageBreak/>
         <w:t>Introducción:</w:t>
       </w:r>
-      <w:bookmarkEnd w:id="0"/>
+      <w:bookmarkEnd w:id="1"/>
     </w:p>
     <w:p>
       <w:r>
@@ -771,15 +803,7 @@
         <w:t xml:space="preserve"> donde iremos subiendo los trabajos prácticos durante el año</w:t>
       </w:r>
       <w:r>
-        <w:t xml:space="preserve">, el cual está en el siguiente </w:t>
-      </w:r>
-      <w:proofErr w:type="gramStart"/>
-      <w:r>
-        <w:t>link</w:t>
-      </w:r>
-      <w:proofErr w:type="gramEnd"/>
-      <w:r>
-        <w:t>:</w:t>
+        <w:t>, el cual está en el siguiente link:</w:t>
       </w:r>
     </w:p>
     <w:p>
@@ -799,11 +823,11 @@
       <w:pPr>
         <w:pStyle w:val="Ttulo1"/>
       </w:pPr>
-      <w:bookmarkStart w:id="1" w:name="_Toc231218693"/>
+      <w:bookmarkStart w:id="2" w:name="_Toc231549184"/>
       <w:r>
         <w:t>Inciso 1:</w:t>
       </w:r>
-      <w:bookmarkEnd w:id="1"/>
+      <w:bookmarkEnd w:id="2"/>
     </w:p>
     <w:p>
       <w:pPr>
@@ -840,7 +864,13 @@
         <w:t>, donde primero calcula las transformadas de Fourier de ambas imágenes y luego multiplica la transformada del primero por el conjugado del segundo para conseguir el espectro cruzado. Finalmente</w:t>
       </w:r>
       <w:r>
-        <w:t xml:space="preserve"> hacemos el espectro cruzado normalizado dividiendo el espectro cruzado por su magnitud</w:t>
+        <w:t xml:space="preserve"> hacemos el espectro </w:t>
+      </w:r>
+      <w:r>
+        <w:t>cruzado normalizado dividiendo a</w:t>
+      </w:r>
+      <w:r>
+        <w:t>l espectro cruzado por su magnitud</w:t>
       </w:r>
       <w:r>
         <w:t>.</w:t>
@@ -999,21 +1029,7 @@
         <w:rPr>
           <w:rFonts w:eastAsiaTheme="minorEastAsia"/>
         </w:rPr>
-        <w:t xml:space="preserve"> es la magnitud de la función, podemos observar </w:t>
-      </w:r>
-      <w:proofErr w:type="gramStart"/>
-      <w:r>
-        <w:rPr>
-          <w:rFonts w:eastAsiaTheme="minorEastAsia"/>
-        </w:rPr>
-        <w:t>que</w:t>
-      </w:r>
-      <w:proofErr w:type="gramEnd"/>
-      <w:r>
-        <w:rPr>
-          <w:rFonts w:eastAsiaTheme="minorEastAsia"/>
-        </w:rPr>
-        <w:t xml:space="preserve"> si se traslada, lo que conseguimos es que se mueva el </w:t>
+        <w:t xml:space="preserve"> es la magnitud de la función, podemos observar que si se traslada, lo que conseguimos es que se mueva el </w:t>
       </w:r>
       <m:oMath>
         <m:r>
@@ -1030,26 +1046,21 @@
         <w:t>, o sea, la fase, pero su magnitud sigue invariante.</w:t>
       </w:r>
     </w:p>
-    <w:p/>
     <w:p>
       <w:r>
-        <w:t xml:space="preserve">Luego creamos un programa que a fuerza bruta va comparando distintos desplazamientos </w:t>
-      </w:r>
-      <w:proofErr w:type="gramStart"/>
-      <w:r>
-        <w:t>pixel</w:t>
-      </w:r>
-      <w:proofErr w:type="gramEnd"/>
-      <w:r>
-        <w:t xml:space="preserve"> a </w:t>
-      </w:r>
-      <w:proofErr w:type="gramStart"/>
-      <w:r>
-        <w:t>pixel</w:t>
-      </w:r>
-      <w:proofErr w:type="gramEnd"/>
-      <w:r>
-        <w:t xml:space="preserve"> hasta que encuentra uno que hace coincidir ambas imágenes, que también da un resultado de desplazamiento de 40 y 10 para x e y respectivamente. Este acercamiento es mucho más lento porque tiene que hacer prueba y error hasta que encuentra un match de imágenes y tiene un costo computacional considerablemente más grande.</w:t>
+        <w:t>Luego creamos un programa que a fuerza bruta va comparando distintos desplazamientos pixel a pixel hasta que encuentra uno que hace coincidir ambas imágenes, que también da un resultado de desplazamiento de 40 y 10 para x e y respectivamente. Este acercamiento es mucho más lento porque tiene que hacer prueba y error hasta que encuentra un match de imágenes</w:t>
+      </w:r>
+      <w:r>
+        <w:t>,</w:t>
+      </w:r>
+      <w:r>
+        <w:t xml:space="preserve"> </w:t>
+      </w:r>
+      <w:r>
+        <w:t xml:space="preserve">y también </w:t>
+      </w:r>
+      <w:r>
+        <w:t>tiene un costo computacional considerablemente más grande.</w:t>
       </w:r>
     </w:p>
     <w:p/>
@@ -1057,11 +1068,11 @@
       <w:pPr>
         <w:pStyle w:val="Ttulo1"/>
       </w:pPr>
-      <w:bookmarkStart w:id="2" w:name="_Toc231218694"/>
+      <w:bookmarkStart w:id="3" w:name="_Toc231549185"/>
       <w:r>
         <w:t>Inciso 2:</w:t>
       </w:r>
-      <w:bookmarkEnd w:id="2"/>
+      <w:bookmarkEnd w:id="3"/>
     </w:p>
     <w:p>
       <w:pPr>
@@ -1172,11 +1183,11 @@
       <w:pPr>
         <w:pStyle w:val="Ttulo1"/>
       </w:pPr>
-      <w:bookmarkStart w:id="3" w:name="_Toc231218695"/>
+      <w:bookmarkStart w:id="4" w:name="_Toc231549186"/>
       <w:r>
         <w:t>Inciso 3:</w:t>
       </w:r>
-      <w:bookmarkEnd w:id="3"/>
+      <w:bookmarkEnd w:id="4"/>
     </w:p>
     <w:p>
       <w:pPr>
@@ -1342,11 +1353,11 @@
       <w:pPr>
         <w:pStyle w:val="Ttulo1"/>
       </w:pPr>
-      <w:bookmarkStart w:id="4" w:name="_Toc231218696"/>
+      <w:bookmarkStart w:id="5" w:name="_Toc231549187"/>
       <w:r>
         <w:t>Inciso 4:</w:t>
       </w:r>
-      <w:bookmarkEnd w:id="4"/>
+      <w:bookmarkEnd w:id="5"/>
     </w:p>
     <w:p>
       <w:pPr>
@@ -1818,9 +1829,99 @@
       <w:r>
         <w:t>Imagen Objetivo (TIF):</w:t>
       </w:r>
+      <w:r>
+        <w:t xml:space="preserve"> </w:t>
+      </w:r>
+      <w:r>
+        <w:tab/>
+      </w:r>
+      <w:r>
+        <w:tab/>
+      </w:r>
+      <w:r>
+        <w:tab/>
+        <w:t>Imagen Objetivo (JPG</w:t>
+      </w:r>
+      <w:r>
+        <w:t>):</w:t>
+      </w:r>
     </w:p>
     <w:p>
       <w:r>
+        <w:rPr>
+          <w:noProof/>
+          <w:lang w:eastAsia="es-AR"/>
+        </w:rPr>
+        <w:drawing>
+          <wp:anchor distT="0" distB="0" distL="114300" distR="114300" simplePos="0" relativeHeight="251658240" behindDoc="1" locked="0" layoutInCell="1" allowOverlap="1" wp14:anchorId="1B8C12FA" wp14:editId="5582A5DA">
+            <wp:simplePos x="0" y="0"/>
+            <wp:positionH relativeFrom="margin">
+              <wp:posOffset>2705073</wp:posOffset>
+            </wp:positionH>
+            <wp:positionV relativeFrom="page">
+              <wp:posOffset>7572164</wp:posOffset>
+            </wp:positionV>
+            <wp:extent cx="1645920" cy="1645920"/>
+            <wp:effectExtent l="0" t="0" r="0" b="0"/>
+            <wp:wrapTight wrapText="bothSides">
+              <wp:wrapPolygon edited="0">
+                <wp:start x="0" y="0"/>
+                <wp:lineTo x="0" y="21250"/>
+                <wp:lineTo x="21250" y="21250"/>
+                <wp:lineTo x="21250" y="0"/>
+                <wp:lineTo x="0" y="0"/>
+              </wp:wrapPolygon>
+            </wp:wrapTight>
+            <wp:docPr id="675481517" name="Imagen 4"/>
+            <wp:cNvGraphicFramePr>
+              <a:graphicFrameLocks xmlns:a="http://schemas.openxmlformats.org/drawingml/2006/main" noChangeAspect="1"/>
+            </wp:cNvGraphicFramePr>
+            <a:graphic xmlns:a="http://schemas.openxmlformats.org/drawingml/2006/main">
+              <a:graphicData uri="http://schemas.openxmlformats.org/drawingml/2006/picture">
+                <pic:pic xmlns:pic="http://schemas.openxmlformats.org/drawingml/2006/picture">
+                  <pic:nvPicPr>
+                    <pic:cNvPr id="0" name="Picture 13"/>
+                    <pic:cNvPicPr>
+                      <a:picLocks noChangeAspect="1" noChangeArrowheads="1"/>
+                    </pic:cNvPicPr>
+                  </pic:nvPicPr>
+                  <pic:blipFill>
+                    <a:blip r:embed="rId10">
+                      <a:extLst>
+                        <a:ext uri="{28A0092B-C50C-407E-A947-70E740481C1C}">
+                          <a14:useLocalDpi xmlns:a14="http://schemas.microsoft.com/office/drawing/2010/main" val="0"/>
+                        </a:ext>
+                      </a:extLst>
+                    </a:blip>
+                    <a:srcRect/>
+                    <a:stretch>
+                      <a:fillRect/>
+                    </a:stretch>
+                  </pic:blipFill>
+                  <pic:spPr bwMode="auto">
+                    <a:xfrm>
+                      <a:off x="0" y="0"/>
+                      <a:ext cx="1645920" cy="1645920"/>
+                    </a:xfrm>
+                    <a:prstGeom prst="rect">
+                      <a:avLst/>
+                    </a:prstGeom>
+                    <a:noFill/>
+                    <a:ln>
+                      <a:noFill/>
+                    </a:ln>
+                  </pic:spPr>
+                </pic:pic>
+              </a:graphicData>
+            </a:graphic>
+          </wp:anchor>
+        </w:drawing>
+      </w:r>
+      <w:r>
+        <w:rPr>
+          <w:noProof/>
+          <w:lang w:eastAsia="es-AR"/>
+        </w:rPr>
         <w:drawing>
           <wp:inline distT="0" distB="0" distL="0" distR="0" wp14:anchorId="149A008E" wp14:editId="2583C611">
             <wp:extent cx="1637969" cy="1637969"/>
@@ -1839,7 +1940,7 @@
                     </pic:cNvPicPr>
                   </pic:nvPicPr>
                   <pic:blipFill>
-                    <a:blip r:embed="rId10">
+                    <a:blip r:embed="rId11">
                       <a:extLst>
                         <a:ext uri="{28A0092B-C50C-407E-A947-70E740481C1C}">
                           <a14:useLocalDpi xmlns:a14="http://schemas.microsoft.com/office/drawing/2010/main" val="0"/>
@@ -1872,65 +1973,6 @@
       </w:r>
     </w:p>
     <w:p/>
-    <w:p>
-      <w:r>
-        <w:lastRenderedPageBreak/>
-        <w:t>Imagen Objetivo (PDF):</w:t>
-      </w:r>
-    </w:p>
-    <w:p>
-      <w:r>
-        <w:drawing>
-          <wp:inline distT="0" distB="0" distL="0" distR="0" wp14:anchorId="4F427A75" wp14:editId="231BBAB5">
-            <wp:extent cx="1645920" cy="1645920"/>
-            <wp:effectExtent l="0" t="0" r="0" b="0"/>
-            <wp:docPr id="675481517" name="Imagen 4"/>
-            <wp:cNvGraphicFramePr>
-              <a:graphicFrameLocks xmlns:a="http://schemas.openxmlformats.org/drawingml/2006/main" noChangeAspect="1"/>
-            </wp:cNvGraphicFramePr>
-            <a:graphic xmlns:a="http://schemas.openxmlformats.org/drawingml/2006/main">
-              <a:graphicData uri="http://schemas.openxmlformats.org/drawingml/2006/picture">
-                <pic:pic xmlns:pic="http://schemas.openxmlformats.org/drawingml/2006/picture">
-                  <pic:nvPicPr>
-                    <pic:cNvPr id="0" name="Picture 13"/>
-                    <pic:cNvPicPr>
-                      <a:picLocks noChangeAspect="1" noChangeArrowheads="1"/>
-                    </pic:cNvPicPr>
-                  </pic:nvPicPr>
-                  <pic:blipFill>
-                    <a:blip r:embed="rId11">
-                      <a:extLst>
-                        <a:ext uri="{28A0092B-C50C-407E-A947-70E740481C1C}">
-                          <a14:useLocalDpi xmlns:a14="http://schemas.microsoft.com/office/drawing/2010/main" val="0"/>
-                        </a:ext>
-                      </a:extLst>
-                    </a:blip>
-                    <a:srcRect/>
-                    <a:stretch>
-                      <a:fillRect/>
-                    </a:stretch>
-                  </pic:blipFill>
-                  <pic:spPr bwMode="auto">
-                    <a:xfrm>
-                      <a:off x="0" y="0"/>
-                      <a:ext cx="1650229" cy="1650229"/>
-                    </a:xfrm>
-                    <a:prstGeom prst="rect">
-                      <a:avLst/>
-                    </a:prstGeom>
-                    <a:noFill/>
-                    <a:ln>
-                      <a:noFill/>
-                    </a:ln>
-                  </pic:spPr>
-                </pic:pic>
-              </a:graphicData>
-            </a:graphic>
-          </wp:inline>
-        </w:drawing>
-      </w:r>
-    </w:p>
-    <w:p/>
     <w:sectPr>
       <w:footerReference w:type="default" r:id="rId12"/>
       <w:pgSz w:w="11906" w:h="16838"/>
@@ -1944,7 +1986,7 @@
 </file>
 
 <file path=word/endnotes.xml><?xml version="1.0" encoding="utf-8"?>
-<w:endnotes xmlns:wpc="http://schemas.microsoft.com/office/word/2010/wordprocessingCanvas" xmlns:cx="http://schemas.microsoft.com/office/drawing/2014/chartex" xmlns:cx1="http://schemas.microsoft.com/office/drawing/2015/9/8/chartex" xmlns:cx2="http://schemas.microsoft.com/office/drawing/2015/10/21/chartex" xmlns:cx3="http://schemas.microsoft.com/office/drawing/2016/5/9/chartex" xmlns:cx4="http://schemas.microsoft.com/office/drawing/2016/5/10/chartex" xmlns:cx5="http://schemas.microsoft.com/office/drawing/2016/5/11/chartex" xmlns:cx6="http://schemas.microsoft.com/office/drawing/2016/5/12/chartex" xmlns:cx7="http://schemas.microsoft.com/office/drawing/2016/5/13/chartex" xmlns:cx8="http://schemas.microsoft.com/office/drawing/2016/5/14/chartex" xmlns:mc="http://schemas.openxmlformats.org/markup-compatibility/2006" xmlns:aink="http://schemas.microsoft.com/office/drawing/2016/ink" xmlns:am3d="http://schemas.microsoft.com/office/drawing/2017/model3d" xmlns:o="urn:schemas-microsoft-com:office:office" xmlns:oel="http://schemas.microsoft.com/office/2019/extlst" xmlns:r="http://schemas.openxmlformats.org/officeDocument/2006/relationships" xmlns:m="http://schemas.openxmlformats.org/officeDocument/2006/math" xmlns:v="urn:schemas-microsoft-com:vml" xmlns:wp14="http://schemas.microsoft.com/office/word/2010/wordprocessingDrawing" xmlns:wp="http://schemas.openxmlformats.org/drawingml/2006/wordprocessingDrawing" xmlns:w10="urn:schemas-microsoft-com:office:word" xmlns:w="http://schemas.openxmlformats.org/wordprocessingml/2006/main" xmlns:w14="http://schemas.microsoft.com/office/word/2010/wordml" xmlns:w15="http://schemas.microsoft.com/office/word/2012/wordml" xmlns:w16cex="http://schemas.microsoft.com/office/word/2018/wordml/cex" xmlns:w16cid="http://schemas.microsoft.com/office/word/2016/wordml/cid" xmlns:w16="http://schemas.microsoft.com/office/word/2018/wordml" xmlns:w16du="http://schemas.microsoft.com/office/word/2023/wordml/word16du" xmlns:w16sdtdh="http://schemas.microsoft.com/office/word/2020/wordml/sdtdatahash" xmlns:w16sdtfl="http://schemas.microsoft.com/office/word/2024/wordml/sdtformatlock" xmlns:w16se="http://schemas.microsoft.com/office/word/2015/wordml/symex" xmlns:wpg="http://schemas.microsoft.com/office/word/2010/wordprocessingGroup" xmlns:wpi="http://schemas.microsoft.com/office/word/2010/wordprocessingInk" xmlns:wne="http://schemas.microsoft.com/office/word/2006/wordml" xmlns:wps="http://schemas.microsoft.com/office/word/2010/wordprocessingShape" mc:Ignorable="w14 w15 w16se w16cid w16 w16cex w16sdtdh w16sdtfl w16du wp14">
+<w:endnotes xmlns:wpc="http://schemas.microsoft.com/office/word/2010/wordprocessingCanvas" xmlns:cx="http://schemas.microsoft.com/office/drawing/2014/chartex" xmlns:mc="http://schemas.openxmlformats.org/markup-compatibility/2006" xmlns:o="urn:schemas-microsoft-com:office:office" xmlns:r="http://schemas.openxmlformats.org/officeDocument/2006/relationships" xmlns:m="http://schemas.openxmlformats.org/officeDocument/2006/math" xmlns:v="urn:schemas-microsoft-com:vml" xmlns:wp14="http://schemas.microsoft.com/office/word/2010/wordprocessingDrawing" xmlns:wp="http://schemas.openxmlformats.org/drawingml/2006/wordprocessingDrawing" xmlns:w10="urn:schemas-microsoft-com:office:word" xmlns:w="http://schemas.openxmlformats.org/wordprocessingml/2006/main" xmlns:w14="http://schemas.microsoft.com/office/word/2010/wordml" xmlns:w15="http://schemas.microsoft.com/office/word/2012/wordml" xmlns:w16se="http://schemas.microsoft.com/office/word/2015/wordml/symex" xmlns:wpg="http://schemas.microsoft.com/office/word/2010/wordprocessingGroup" xmlns:wpi="http://schemas.microsoft.com/office/word/2010/wordprocessingInk" xmlns:wne="http://schemas.microsoft.com/office/word/2006/wordml" xmlns:wps="http://schemas.microsoft.com/office/word/2010/wordprocessingShape" mc:Ignorable="w14 w15 w16se wp14">
   <w:endnote w:type="separator" w:id="-1">
     <w:p>
       <w:pPr>
@@ -1969,7 +2011,7 @@
 </file>
 
 <file path=word/footer1.xml><?xml version="1.0" encoding="utf-8"?>
-<w:ftr xmlns:wpc="http://schemas.microsoft.com/office/word/2010/wordprocessingCanvas" xmlns:cx="http://schemas.microsoft.com/office/drawing/2014/chartex" xmlns:cx1="http://schemas.microsoft.com/office/drawing/2015/9/8/chartex" xmlns:cx2="http://schemas.microsoft.com/office/drawing/2015/10/21/chartex" xmlns:cx3="http://schemas.microsoft.com/office/drawing/2016/5/9/chartex" xmlns:cx4="http://schemas.microsoft.com/office/drawing/2016/5/10/chartex" xmlns:cx5="http://schemas.microsoft.com/office/drawing/2016/5/11/chartex" xmlns:cx6="http://schemas.microsoft.com/office/drawing/2016/5/12/chartex" xmlns:cx7="http://schemas.microsoft.com/office/drawing/2016/5/13/chartex" xmlns:cx8="http://schemas.microsoft.com/office/drawing/2016/5/14/chartex" xmlns:mc="http://schemas.openxmlformats.org/markup-compatibility/2006" xmlns:aink="http://schemas.microsoft.com/office/drawing/2016/ink" xmlns:am3d="http://schemas.microsoft.com/office/drawing/2017/model3d" xmlns:o="urn:schemas-microsoft-com:office:office" xmlns:oel="http://schemas.microsoft.com/office/2019/extlst" xmlns:r="http://schemas.openxmlformats.org/officeDocument/2006/relationships" xmlns:m="http://schemas.openxmlformats.org/officeDocument/2006/math" xmlns:v="urn:schemas-microsoft-com:vml" xmlns:wp14="http://schemas.microsoft.com/office/word/2010/wordprocessingDrawing" xmlns:wp="http://schemas.openxmlformats.org/drawingml/2006/wordprocessingDrawing" xmlns:w10="urn:schemas-microsoft-com:office:word" xmlns:w="http://schemas.openxmlformats.org/wordprocessingml/2006/main" xmlns:w14="http://schemas.microsoft.com/office/word/2010/wordml" xmlns:w15="http://schemas.microsoft.com/office/word/2012/wordml" xmlns:w16cex="http://schemas.microsoft.com/office/word/2018/wordml/cex" xmlns:w16cid="http://schemas.microsoft.com/office/word/2016/wordml/cid" xmlns:w16="http://schemas.microsoft.com/office/word/2018/wordml" xmlns:w16du="http://schemas.microsoft.com/office/word/2023/wordml/word16du" xmlns:w16sdtdh="http://schemas.microsoft.com/office/word/2020/wordml/sdtdatahash" xmlns:w16sdtfl="http://schemas.microsoft.com/office/word/2024/wordml/sdtformatlock" xmlns:w16se="http://schemas.microsoft.com/office/word/2015/wordml/symex" xmlns:wpg="http://schemas.microsoft.com/office/word/2010/wordprocessingGroup" xmlns:wpi="http://schemas.microsoft.com/office/word/2010/wordprocessingInk" xmlns:wne="http://schemas.microsoft.com/office/word/2006/wordml" xmlns:wps="http://schemas.microsoft.com/office/word/2010/wordprocessingShape" mc:Ignorable="w14 w15 w16se w16cid w16 w16cex w16sdtdh w16sdtfl w16du wp14">
+<w:ftr xmlns:wpc="http://schemas.microsoft.com/office/word/2010/wordprocessingCanvas" xmlns:cx="http://schemas.microsoft.com/office/drawing/2014/chartex" xmlns:mc="http://schemas.openxmlformats.org/markup-compatibility/2006" xmlns:o="urn:schemas-microsoft-com:office:office" xmlns:r="http://schemas.openxmlformats.org/officeDocument/2006/relationships" xmlns:m="http://schemas.openxmlformats.org/officeDocument/2006/math" xmlns:v="urn:schemas-microsoft-com:vml" xmlns:wp14="http://schemas.microsoft.com/office/word/2010/wordprocessingDrawing" xmlns:wp="http://schemas.openxmlformats.org/drawingml/2006/wordprocessingDrawing" xmlns:w10="urn:schemas-microsoft-com:office:word" xmlns:w="http://schemas.openxmlformats.org/wordprocessingml/2006/main" xmlns:w14="http://schemas.microsoft.com/office/word/2010/wordml" xmlns:w15="http://schemas.microsoft.com/office/word/2012/wordml" xmlns:w16se="http://schemas.microsoft.com/office/word/2015/wordml/symex" xmlns:wpg="http://schemas.microsoft.com/office/word/2010/wordprocessingGroup" xmlns:wpi="http://schemas.microsoft.com/office/word/2010/wordprocessingInk" xmlns:wne="http://schemas.microsoft.com/office/word/2006/wordml" xmlns:wps="http://schemas.microsoft.com/office/word/2010/wordprocessingShape" mc:Ignorable="w14 w15 w16se wp14">
   <w:p>
     <w:pPr>
       <w:tabs>
@@ -2106,7 +2148,7 @@
 </file>
 
 <file path=word/footnotes.xml><?xml version="1.0" encoding="utf-8"?>
-<w:footnotes xmlns:wpc="http://schemas.microsoft.com/office/word/2010/wordprocessingCanvas" xmlns:cx="http://schemas.microsoft.com/office/drawing/2014/chartex" xmlns:cx1="http://schemas.microsoft.com/office/drawing/2015/9/8/chartex" xmlns:cx2="http://schemas.microsoft.com/office/drawing/2015/10/21/chartex" xmlns:cx3="http://schemas.microsoft.com/office/drawing/2016/5/9/chartex" xmlns:cx4="http://schemas.microsoft.com/office/drawing/2016/5/10/chartex" xmlns:cx5="http://schemas.microsoft.com/office/drawing/2016/5/11/chartex" xmlns:cx6="http://schemas.microsoft.com/office/drawing/2016/5/12/chartex" xmlns:cx7="http://schemas.microsoft.com/office/drawing/2016/5/13/chartex" xmlns:cx8="http://schemas.microsoft.com/office/drawing/2016/5/14/chartex" xmlns:mc="http://schemas.openxmlformats.org/markup-compatibility/2006" xmlns:aink="http://schemas.microsoft.com/office/drawing/2016/ink" xmlns:am3d="http://schemas.microsoft.com/office/drawing/2017/model3d" xmlns:o="urn:schemas-microsoft-com:office:office" xmlns:oel="http://schemas.microsoft.com/office/2019/extlst" xmlns:r="http://schemas.openxmlformats.org/officeDocument/2006/relationships" xmlns:m="http://schemas.openxmlformats.org/officeDocument/2006/math" xmlns:v="urn:schemas-microsoft-com:vml" xmlns:wp14="http://schemas.microsoft.com/office/word/2010/wordprocessingDrawing" xmlns:wp="http://schemas.openxmlformats.org/drawingml/2006/wordprocessingDrawing" xmlns:w10="urn:schemas-microsoft-com:office:word" xmlns:w="http://schemas.openxmlformats.org/wordprocessingml/2006/main" xmlns:w14="http://schemas.microsoft.com/office/word/2010/wordml" xmlns:w15="http://schemas.microsoft.com/office/word/2012/wordml" xmlns:w16cex="http://schemas.microsoft.com/office/word/2018/wordml/cex" xmlns:w16cid="http://schemas.microsoft.com/office/word/2016/wordml/cid" xmlns:w16="http://schemas.microsoft.com/office/word/2018/wordml" xmlns:w16du="http://schemas.microsoft.com/office/word/2023/wordml/word16du" xmlns:w16sdtdh="http://schemas.microsoft.com/office/word/2020/wordml/sdtdatahash" xmlns:w16sdtfl="http://schemas.microsoft.com/office/word/2024/wordml/sdtformatlock" xmlns:w16se="http://schemas.microsoft.com/office/word/2015/wordml/symex" xmlns:wpg="http://schemas.microsoft.com/office/word/2010/wordprocessingGroup" xmlns:wpi="http://schemas.microsoft.com/office/word/2010/wordprocessingInk" xmlns:wne="http://schemas.microsoft.com/office/word/2006/wordml" xmlns:wps="http://schemas.microsoft.com/office/word/2010/wordprocessingShape" mc:Ignorable="w14 w15 w16se w16cid w16 w16cex w16sdtdh w16sdtfl w16du wp14">
+<w:footnotes xmlns:wpc="http://schemas.microsoft.com/office/word/2010/wordprocessingCanvas" xmlns:cx="http://schemas.microsoft.com/office/drawing/2014/chartex" xmlns:mc="http://schemas.openxmlformats.org/markup-compatibility/2006" xmlns:o="urn:schemas-microsoft-com:office:office" xmlns:r="http://schemas.openxmlformats.org/officeDocument/2006/relationships" xmlns:m="http://schemas.openxmlformats.org/officeDocument/2006/math" xmlns:v="urn:schemas-microsoft-com:vml" xmlns:wp14="http://schemas.microsoft.com/office/word/2010/wordprocessingDrawing" xmlns:wp="http://schemas.openxmlformats.org/drawingml/2006/wordprocessingDrawing" xmlns:w10="urn:schemas-microsoft-com:office:word" xmlns:w="http://schemas.openxmlformats.org/wordprocessingml/2006/main" xmlns:w14="http://schemas.microsoft.com/office/word/2010/wordml" xmlns:w15="http://schemas.microsoft.com/office/word/2012/wordml" xmlns:w16se="http://schemas.microsoft.com/office/word/2015/wordml/symex" xmlns:wpg="http://schemas.microsoft.com/office/word/2010/wordprocessingGroup" xmlns:wpi="http://schemas.microsoft.com/office/word/2010/wordprocessingInk" xmlns:wne="http://schemas.microsoft.com/office/word/2006/wordml" xmlns:wps="http://schemas.microsoft.com/office/word/2010/wordprocessingShape" mc:Ignorable="w14 w15 w16se wp14">
   <w:footnote w:type="separator" w:id="-1">
     <w:p>
       <w:pPr>
@@ -2131,7 +2173,7 @@
 </file>
 
 <file path=word/numbering.xml><?xml version="1.0" encoding="utf-8"?>
-<w:numbering xmlns:wpc="http://schemas.microsoft.com/office/word/2010/wordprocessingCanvas" xmlns:cx="http://schemas.microsoft.com/office/drawing/2014/chartex" xmlns:cx1="http://schemas.microsoft.com/office/drawing/2015/9/8/chartex" xmlns:cx2="http://schemas.microsoft.com/office/drawing/2015/10/21/chartex" xmlns:cx3="http://schemas.microsoft.com/office/drawing/2016/5/9/chartex" xmlns:cx4="http://schemas.microsoft.com/office/drawing/2016/5/10/chartex" xmlns:cx5="http://schemas.microsoft.com/office/drawing/2016/5/11/chartex" xmlns:cx6="http://schemas.microsoft.com/office/drawing/2016/5/12/chartex" xmlns:cx7="http://schemas.microsoft.com/office/drawing/2016/5/13/chartex" xmlns:cx8="http://schemas.microsoft.com/office/drawing/2016/5/14/chartex" xmlns:mc="http://schemas.openxmlformats.org/markup-compatibility/2006" xmlns:aink="http://schemas.microsoft.com/office/drawing/2016/ink" xmlns:am3d="http://schemas.microsoft.com/office/drawing/2017/model3d" xmlns:o="urn:schemas-microsoft-com:office:office" xmlns:oel="http://schemas.microsoft.com/office/2019/extlst" xmlns:r="http://schemas.openxmlformats.org/officeDocument/2006/relationships" xmlns:m="http://schemas.openxmlformats.org/officeDocument/2006/math" xmlns:v="urn:schemas-microsoft-com:vml" xmlns:wp14="http://schemas.microsoft.com/office/word/2010/wordprocessingDrawing" xmlns:wp="http://schemas.openxmlformats.org/drawingml/2006/wordprocessingDrawing" xmlns:w10="urn:schemas-microsoft-com:office:word" xmlns:w="http://schemas.openxmlformats.org/wordprocessingml/2006/main" xmlns:w14="http://schemas.microsoft.com/office/word/2010/wordml" xmlns:w15="http://schemas.microsoft.com/office/word/2012/wordml" xmlns:w16cex="http://schemas.microsoft.com/office/word/2018/wordml/cex" xmlns:w16cid="http://schemas.microsoft.com/office/word/2016/wordml/cid" xmlns:w16="http://schemas.microsoft.com/office/word/2018/wordml" xmlns:w16du="http://schemas.microsoft.com/office/word/2023/wordml/word16du" xmlns:w16sdtdh="http://schemas.microsoft.com/office/word/2020/wordml/sdtdatahash" xmlns:w16sdtfl="http://schemas.microsoft.com/office/word/2024/wordml/sdtformatlock" xmlns:w16se="http://schemas.microsoft.com/office/word/2015/wordml/symex" xmlns:wpg="http://schemas.microsoft.com/office/word/2010/wordprocessingGroup" xmlns:wpi="http://schemas.microsoft.com/office/word/2010/wordprocessingInk" xmlns:wne="http://schemas.microsoft.com/office/word/2006/wordml" xmlns:wps="http://schemas.microsoft.com/office/word/2010/wordprocessingShape" mc:Ignorable="w14 w15 w16se w16cid w16 w16cex w16sdtdh w16sdtfl w16du wp14">
+<w:numbering xmlns:wpc="http://schemas.microsoft.com/office/word/2010/wordprocessingCanvas" xmlns:cx="http://schemas.microsoft.com/office/drawing/2014/chartex" xmlns:mc="http://schemas.openxmlformats.org/markup-compatibility/2006" xmlns:o="urn:schemas-microsoft-com:office:office" xmlns:r="http://schemas.openxmlformats.org/officeDocument/2006/relationships" xmlns:m="http://schemas.openxmlformats.org/officeDocument/2006/math" xmlns:v="urn:schemas-microsoft-com:vml" xmlns:wp14="http://schemas.microsoft.com/office/word/2010/wordprocessingDrawing" xmlns:wp="http://schemas.openxmlformats.org/drawingml/2006/wordprocessingDrawing" xmlns:w10="urn:schemas-microsoft-com:office:word" xmlns:w="http://schemas.openxmlformats.org/wordprocessingml/2006/main" xmlns:w14="http://schemas.microsoft.com/office/word/2010/wordml" xmlns:w15="http://schemas.microsoft.com/office/word/2012/wordml" xmlns:w16se="http://schemas.microsoft.com/office/word/2015/wordml/symex" xmlns:wpg="http://schemas.microsoft.com/office/word/2010/wordprocessingGroup" xmlns:wpi="http://schemas.microsoft.com/office/word/2010/wordprocessingInk" xmlns:wne="http://schemas.microsoft.com/office/word/2006/wordml" xmlns:wps="http://schemas.microsoft.com/office/word/2010/wordprocessingShape" mc:Ignorable="w14 w15 w16se wp14">
   <w:abstractNum w:abstractNumId="0" w15:restartNumberingAfterBreak="0">
     <w:nsid w:val="0250685B"/>
     <w:multiLevelType w:val="hybridMultilevel"/>
@@ -4766,83 +4808,83 @@
       </w:pPr>
     </w:lvl>
   </w:abstractNum>
-  <w:num w:numId="1" w16cid:durableId="1908876000">
+  <w:num w:numId="1">
     <w:abstractNumId w:val="15"/>
   </w:num>
-  <w:num w:numId="2" w16cid:durableId="229312703">
+  <w:num w:numId="2">
     <w:abstractNumId w:val="11"/>
   </w:num>
-  <w:num w:numId="3" w16cid:durableId="1204096633">
+  <w:num w:numId="3">
     <w:abstractNumId w:val="10"/>
   </w:num>
-  <w:num w:numId="4" w16cid:durableId="446583064">
+  <w:num w:numId="4">
     <w:abstractNumId w:val="13"/>
   </w:num>
-  <w:num w:numId="5" w16cid:durableId="231474129">
+  <w:num w:numId="5">
     <w:abstractNumId w:val="21"/>
   </w:num>
-  <w:num w:numId="6" w16cid:durableId="939458590">
+  <w:num w:numId="6">
     <w:abstractNumId w:val="3"/>
   </w:num>
-  <w:num w:numId="7" w16cid:durableId="89084937">
+  <w:num w:numId="7">
     <w:abstractNumId w:val="14"/>
   </w:num>
-  <w:num w:numId="8" w16cid:durableId="473134233">
+  <w:num w:numId="8">
     <w:abstractNumId w:val="9"/>
   </w:num>
-  <w:num w:numId="9" w16cid:durableId="2003780150">
+  <w:num w:numId="9">
     <w:abstractNumId w:val="4"/>
   </w:num>
-  <w:num w:numId="10" w16cid:durableId="1933540331">
+  <w:num w:numId="10">
     <w:abstractNumId w:val="0"/>
   </w:num>
-  <w:num w:numId="11" w16cid:durableId="832067593">
+  <w:num w:numId="11">
     <w:abstractNumId w:val="23"/>
   </w:num>
-  <w:num w:numId="12" w16cid:durableId="2125269593">
+  <w:num w:numId="12">
     <w:abstractNumId w:val="7"/>
   </w:num>
-  <w:num w:numId="13" w16cid:durableId="1583025199">
+  <w:num w:numId="13">
     <w:abstractNumId w:val="18"/>
   </w:num>
-  <w:num w:numId="14" w16cid:durableId="612135891">
+  <w:num w:numId="14">
     <w:abstractNumId w:val="17"/>
   </w:num>
-  <w:num w:numId="15" w16cid:durableId="459609431">
+  <w:num w:numId="15">
     <w:abstractNumId w:val="12"/>
   </w:num>
-  <w:num w:numId="16" w16cid:durableId="1006402429">
+  <w:num w:numId="16">
     <w:abstractNumId w:val="5"/>
   </w:num>
-  <w:num w:numId="17" w16cid:durableId="1844011505">
+  <w:num w:numId="17">
     <w:abstractNumId w:val="2"/>
   </w:num>
-  <w:num w:numId="18" w16cid:durableId="1254700336">
+  <w:num w:numId="18">
     <w:abstractNumId w:val="19"/>
   </w:num>
-  <w:num w:numId="19" w16cid:durableId="1115059231">
+  <w:num w:numId="19">
     <w:abstractNumId w:val="20"/>
   </w:num>
-  <w:num w:numId="20" w16cid:durableId="383722298">
+  <w:num w:numId="20">
     <w:abstractNumId w:val="6"/>
   </w:num>
-  <w:num w:numId="21" w16cid:durableId="1326980289">
+  <w:num w:numId="21">
     <w:abstractNumId w:val="8"/>
   </w:num>
-  <w:num w:numId="22" w16cid:durableId="313726031">
+  <w:num w:numId="22">
     <w:abstractNumId w:val="16"/>
   </w:num>
-  <w:num w:numId="23" w16cid:durableId="2124494850">
+  <w:num w:numId="23">
     <w:abstractNumId w:val="1"/>
   </w:num>
-  <w:num w:numId="24" w16cid:durableId="1146122685">
+  <w:num w:numId="24">
     <w:abstractNumId w:val="22"/>
   </w:num>
 </w:numbering>
 </file>
 
 <file path=word/styles.xml><?xml version="1.0" encoding="utf-8"?>
-<w:styles xmlns:mc="http://schemas.openxmlformats.org/markup-compatibility/2006" xmlns:r="http://schemas.openxmlformats.org/officeDocument/2006/relationships" xmlns:w="http://schemas.openxmlformats.org/wordprocessingml/2006/main" xmlns:w14="http://schemas.microsoft.com/office/word/2010/wordml" xmlns:w15="http://schemas.microsoft.com/office/word/2012/wordml" xmlns:w16cex="http://schemas.microsoft.com/office/word/2018/wordml/cex" xmlns:w16cid="http://schemas.microsoft.com/office/word/2016/wordml/cid" xmlns:w16="http://schemas.microsoft.com/office/word/2018/wordml" xmlns:w16du="http://schemas.microsoft.com/office/word/2023/wordml/word16du" xmlns:w16sdtdh="http://schemas.microsoft.com/office/word/2020/wordml/sdtdatahash" xmlns:w16sdtfl="http://schemas.microsoft.com/office/word/2024/wordml/sdtformatlock" xmlns:w16se="http://schemas.microsoft.com/office/word/2015/wordml/symex" mc:Ignorable="w14 w15 w16se w16cid w16 w16cex w16sdtdh w16sdtfl w16du">
+<w:styles xmlns:mc="http://schemas.openxmlformats.org/markup-compatibility/2006" xmlns:r="http://schemas.openxmlformats.org/officeDocument/2006/relationships" xmlns:w="http://schemas.openxmlformats.org/wordprocessingml/2006/main" xmlns:w14="http://schemas.microsoft.com/office/word/2010/wordml" xmlns:w15="http://schemas.microsoft.com/office/word/2012/wordml" xmlns:w16se="http://schemas.microsoft.com/office/word/2015/wordml/symex" mc:Ignorable="w14 w15 w16se">
   <w:docDefaults>
     <w:rPrDefault>
       <w:rPr>
@@ -4858,7 +4900,7 @@
       </w:pPr>
     </w:pPrDefault>
   </w:docDefaults>
-  <w:latentStyles w:defLockedState="0" w:defUIPriority="99" w:defSemiHidden="0" w:defUnhideWhenUsed="0" w:defQFormat="0" w:count="376">
+  <w:latentStyles w:defLockedState="0" w:defUIPriority="99" w:defSemiHidden="0" w:defUnhideWhenUsed="0" w:defQFormat="0" w:count="371">
     <w:lsdException w:name="Normal" w:uiPriority="0" w:qFormat="1"/>
     <w:lsdException w:name="heading 1" w:uiPriority="9" w:qFormat="1"/>
     <w:lsdException w:name="heading 2" w:semiHidden="1" w:uiPriority="9" w:unhideWhenUsed="1" w:qFormat="1"/>
@@ -5230,11 +5272,6 @@
     <w:lsdException w:name="List Table 5 Dark Accent 6" w:uiPriority="50"/>
     <w:lsdException w:name="List Table 6 Colorful Accent 6" w:uiPriority="51"/>
     <w:lsdException w:name="List Table 7 Colorful Accent 6" w:uiPriority="52"/>
-    <w:lsdException w:name="Mention" w:semiHidden="1" w:unhideWhenUsed="1"/>
-    <w:lsdException w:name="Smart Hyperlink" w:semiHidden="1" w:unhideWhenUsed="1"/>
-    <w:lsdException w:name="Hashtag" w:semiHidden="1" w:unhideWhenUsed="1"/>
-    <w:lsdException w:name="Unresolved Mention" w:semiHidden="1" w:unhideWhenUsed="1"/>
-    <w:lsdException w:name="Smart Link" w:semiHidden="1" w:unhideWhenUsed="1"/>
   </w:latentStyles>
   <w:style w:type="paragraph" w:default="1" w:styleId="Normal">
     <w:name w:val="Normal"/>
@@ -5295,6 +5332,7 @@
   <w:style w:type="character" w:default="1" w:styleId="Fuentedeprrafopredeter">
     <w:name w:val="Default Paragraph Font"/>
     <w:uiPriority w:val="1"/>
+    <w:semiHidden/>
     <w:unhideWhenUsed/>
   </w:style>
   <w:style w:type="table" w:default="1" w:styleId="Tablanormal">
@@ -5541,7 +5579,7 @@
       <w:contextualSpacing/>
     </w:pPr>
   </w:style>
-  <w:style w:type="character" w:styleId="Fuerte">
+  <w:style w:type="character" w:styleId="Textoennegrita">
     <w:name w:val="Strong"/>
     <w:basedOn w:val="Fuentedeprrafopredeter"/>
     <w:uiPriority w:val="22"/>
@@ -5892,7 +5930,7 @@
 </file>
 
 <file path=customXml/itemProps1.xml><?xml version="1.0" encoding="utf-8"?>
-<ds:datastoreItem xmlns:ds="http://schemas.openxmlformats.org/officeDocument/2006/customXml" ds:itemID="{EBE43E1A-7734-4F78-A5DE-1D4C3E616A6C}">
+<ds:datastoreItem xmlns:ds="http://schemas.openxmlformats.org/officeDocument/2006/customXml" ds:itemID="{3F2CFA55-DE7E-4C03-B95A-284EEC83CE34}">
   <ds:schemaRefs>
     <ds:schemaRef ds:uri="http://schemas.openxmlformats.org/officeDocument/2006/bibliography"/>
   </ds:schemaRefs>

--- a/TP2/Entregable.docx
+++ b/TP2/Entregable.docx
@@ -1,6 +1,6 @@
 
 <file path=word/document.xml><?xml version="1.0" encoding="utf-8"?>
-<w:document xmlns:wpc="http://schemas.microsoft.com/office/word/2010/wordprocessingCanvas" xmlns:cx="http://schemas.microsoft.com/office/drawing/2014/chartex" xmlns:mc="http://schemas.openxmlformats.org/markup-compatibility/2006" xmlns:o="urn:schemas-microsoft-com:office:office" xmlns:r="http://schemas.openxmlformats.org/officeDocument/2006/relationships" xmlns:m="http://schemas.openxmlformats.org/officeDocument/2006/math" xmlns:v="urn:schemas-microsoft-com:vml" xmlns:wp14="http://schemas.microsoft.com/office/word/2010/wordprocessingDrawing" xmlns:wp="http://schemas.openxmlformats.org/drawingml/2006/wordprocessingDrawing" xmlns:w10="urn:schemas-microsoft-com:office:word" xmlns:w="http://schemas.openxmlformats.org/wordprocessingml/2006/main" xmlns:w14="http://schemas.microsoft.com/office/word/2010/wordml" xmlns:w15="http://schemas.microsoft.com/office/word/2012/wordml" xmlns:w16se="http://schemas.microsoft.com/office/word/2015/wordml/symex" xmlns:wpg="http://schemas.microsoft.com/office/word/2010/wordprocessingGroup" xmlns:wpi="http://schemas.microsoft.com/office/word/2010/wordprocessingInk" xmlns:wne="http://schemas.microsoft.com/office/word/2006/wordml" xmlns:wps="http://schemas.microsoft.com/office/word/2010/wordprocessingShape" mc:Ignorable="w14 w15 w16se wp14">
+<w:document xmlns:wpc="http://schemas.microsoft.com/office/word/2010/wordprocessingCanvas" xmlns:cx="http://schemas.microsoft.com/office/drawing/2014/chartex" xmlns:cx1="http://schemas.microsoft.com/office/drawing/2015/9/8/chartex" xmlns:cx2="http://schemas.microsoft.com/office/drawing/2015/10/21/chartex" xmlns:cx3="http://schemas.microsoft.com/office/drawing/2016/5/9/chartex" xmlns:cx4="http://schemas.microsoft.com/office/drawing/2016/5/10/chartex" xmlns:cx5="http://schemas.microsoft.com/office/drawing/2016/5/11/chartex" xmlns:cx6="http://schemas.microsoft.com/office/drawing/2016/5/12/chartex" xmlns:cx7="http://schemas.microsoft.com/office/drawing/2016/5/13/chartex" xmlns:cx8="http://schemas.microsoft.com/office/drawing/2016/5/14/chartex" xmlns:mc="http://schemas.openxmlformats.org/markup-compatibility/2006" xmlns:aink="http://schemas.microsoft.com/office/drawing/2016/ink" xmlns:am3d="http://schemas.microsoft.com/office/drawing/2017/model3d" xmlns:o="urn:schemas-microsoft-com:office:office" xmlns:oel="http://schemas.microsoft.com/office/2019/extlst" xmlns:r="http://schemas.openxmlformats.org/officeDocument/2006/relationships" xmlns:m="http://schemas.openxmlformats.org/officeDocument/2006/math" xmlns:v="urn:schemas-microsoft-com:vml" xmlns:wp14="http://schemas.microsoft.com/office/word/2010/wordprocessingDrawing" xmlns:wp="http://schemas.openxmlformats.org/drawingml/2006/wordprocessingDrawing" xmlns:w10="urn:schemas-microsoft-com:office:word" xmlns:w="http://schemas.openxmlformats.org/wordprocessingml/2006/main" xmlns:w14="http://schemas.microsoft.com/office/word/2010/wordml" xmlns:w15="http://schemas.microsoft.com/office/word/2012/wordml" xmlns:w16cex="http://schemas.microsoft.com/office/word/2018/wordml/cex" xmlns:w16cid="http://schemas.microsoft.com/office/word/2016/wordml/cid" xmlns:w16="http://schemas.microsoft.com/office/word/2018/wordml" xmlns:w16du="http://schemas.microsoft.com/office/word/2023/wordml/word16du" xmlns:w16sdtdh="http://schemas.microsoft.com/office/word/2020/wordml/sdtdatahash" xmlns:w16sdtfl="http://schemas.microsoft.com/office/word/2024/wordml/sdtformatlock" xmlns:w16se="http://schemas.microsoft.com/office/word/2015/wordml/symex" xmlns:wpg="http://schemas.microsoft.com/office/word/2010/wordprocessingGroup" xmlns:wpi="http://schemas.microsoft.com/office/word/2010/wordprocessingInk" xmlns:wne="http://schemas.microsoft.com/office/word/2006/wordml" xmlns:wps="http://schemas.microsoft.com/office/word/2010/wordprocessingShape" mc:Ignorable="w14 w15 w16se w16cid w16 w16cex w16sdtdh w16sdtfl w16du wp14">
   <w:body>
     <w:p>
       <w:pPr>
@@ -355,110 +355,63 @@
           <w:r>
             <w:fldChar w:fldCharType="separate"/>
           </w:r>
-          <w:bookmarkStart w:id="0" w:name="_GoBack"/>
-          <w:bookmarkEnd w:id="0"/>
-          <w:r>
-            <w:rPr>
-              <w:rStyle w:val="Hipervnculo"/>
-              <w:noProof/>
-            </w:rPr>
-            <w:fldChar w:fldCharType="begin"/>
-          </w:r>
-          <w:r>
-            <w:rPr>
-              <w:rStyle w:val="Hipervnculo"/>
-              <w:noProof/>
-            </w:rPr>
-            <w:instrText xml:space="preserve"> </w:instrText>
-          </w:r>
-          <w:r>
-            <w:rPr>
-              <w:noProof/>
-            </w:rPr>
-            <w:instrText>HYPERLINK \l "_Toc231549183"</w:instrText>
-          </w:r>
-          <w:r>
-            <w:rPr>
-              <w:rStyle w:val="Hipervnculo"/>
-              <w:noProof/>
-            </w:rPr>
-            <w:instrText xml:space="preserve"> </w:instrText>
-          </w:r>
-          <w:r>
-            <w:rPr>
-              <w:rStyle w:val="Hipervnculo"/>
-              <w:noProof/>
-            </w:rPr>
-          </w:r>
-          <w:r>
-            <w:rPr>
-              <w:rStyle w:val="Hipervnculo"/>
-              <w:noProof/>
-            </w:rPr>
-            <w:fldChar w:fldCharType="separate"/>
-          </w:r>
-          <w:r>
-            <w:rPr>
-              <w:rStyle w:val="Hipervnculo"/>
-              <w:noProof/>
-            </w:rPr>
-            <w:t>Introducción:</w:t>
-          </w:r>
-          <w:r>
-            <w:rPr>
-              <w:noProof/>
-              <w:webHidden/>
-            </w:rPr>
-            <w:tab/>
-          </w:r>
-          <w:r>
-            <w:rPr>
-              <w:noProof/>
-              <w:webHidden/>
-            </w:rPr>
-            <w:fldChar w:fldCharType="begin"/>
-          </w:r>
-          <w:r>
-            <w:rPr>
-              <w:noProof/>
-              <w:webHidden/>
-            </w:rPr>
-            <w:instrText xml:space="preserve"> PAGEREF _Toc231549183 \h </w:instrText>
-          </w:r>
-          <w:r>
-            <w:rPr>
-              <w:noProof/>
-              <w:webHidden/>
-            </w:rPr>
-          </w:r>
-          <w:r>
-            <w:rPr>
-              <w:noProof/>
-              <w:webHidden/>
-            </w:rPr>
-            <w:fldChar w:fldCharType="separate"/>
-          </w:r>
-          <w:r>
-            <w:rPr>
-              <w:noProof/>
-              <w:webHidden/>
-            </w:rPr>
-            <w:t>3</w:t>
-          </w:r>
-          <w:r>
-            <w:rPr>
-              <w:noProof/>
-              <w:webHidden/>
-            </w:rPr>
-            <w:fldChar w:fldCharType="end"/>
-          </w:r>
-          <w:r>
-            <w:rPr>
-              <w:rStyle w:val="Hipervnculo"/>
-              <w:noProof/>
-            </w:rPr>
-            <w:fldChar w:fldCharType="end"/>
-          </w:r>
+          <w:hyperlink w:anchor="_Toc231549183" w:history="1">
+            <w:r>
+              <w:rPr>
+                <w:rStyle w:val="Hipervnculo"/>
+                <w:noProof/>
+              </w:rPr>
+              <w:t>Introducción:</w:t>
+            </w:r>
+            <w:r>
+              <w:rPr>
+                <w:noProof/>
+                <w:webHidden/>
+              </w:rPr>
+              <w:tab/>
+            </w:r>
+            <w:r>
+              <w:rPr>
+                <w:noProof/>
+                <w:webHidden/>
+              </w:rPr>
+              <w:fldChar w:fldCharType="begin"/>
+            </w:r>
+            <w:r>
+              <w:rPr>
+                <w:noProof/>
+                <w:webHidden/>
+              </w:rPr>
+              <w:instrText xml:space="preserve"> PAGEREF _Toc231549183 \h </w:instrText>
+            </w:r>
+            <w:r>
+              <w:rPr>
+                <w:noProof/>
+                <w:webHidden/>
+              </w:rPr>
+            </w:r>
+            <w:r>
+              <w:rPr>
+                <w:noProof/>
+                <w:webHidden/>
+              </w:rPr>
+              <w:fldChar w:fldCharType="separate"/>
+            </w:r>
+            <w:r>
+              <w:rPr>
+                <w:noProof/>
+                <w:webHidden/>
+              </w:rPr>
+              <w:t>3</w:t>
+            </w:r>
+            <w:r>
+              <w:rPr>
+                <w:noProof/>
+                <w:webHidden/>
+              </w:rPr>
+              <w:fldChar w:fldCharType="end"/>
+            </w:r>
+          </w:hyperlink>
         </w:p>
         <w:p>
           <w:pPr>
@@ -766,12 +719,12 @@
       <w:pPr>
         <w:pStyle w:val="Ttulo1"/>
       </w:pPr>
-      <w:bookmarkStart w:id="1" w:name="_Toc231549183"/>
+      <w:bookmarkStart w:id="0" w:name="_Toc231549183"/>
       <w:r>
         <w:lastRenderedPageBreak/>
         <w:t>Introducción:</w:t>
       </w:r>
-      <w:bookmarkEnd w:id="1"/>
+      <w:bookmarkEnd w:id="0"/>
     </w:p>
     <w:p>
       <w:r>
@@ -823,11 +776,11 @@
       <w:pPr>
         <w:pStyle w:val="Ttulo1"/>
       </w:pPr>
-      <w:bookmarkStart w:id="2" w:name="_Toc231549184"/>
+      <w:bookmarkStart w:id="1" w:name="_Toc231549184"/>
       <w:r>
         <w:t>Inciso 1:</w:t>
       </w:r>
-      <w:bookmarkEnd w:id="2"/>
+      <w:bookmarkEnd w:id="1"/>
     </w:p>
     <w:p>
       <w:pPr>
@@ -849,83 +802,494 @@
       </w:r>
     </w:p>
     <w:p>
-      <w:r>
-        <w:t xml:space="preserve">Comenzamos creando un código para cargar las imágenes en Python utilizando una funcionalidad de </w:t>
-      </w:r>
-      <w:proofErr w:type="spellStart"/>
-      <w:r>
-        <w:t>openCV</w:t>
-      </w:r>
-      <w:proofErr w:type="spellEnd"/>
-      <w:r>
-        <w:t>. Luego creamos otro código donde haríamos las distintas funcionalidades del inciso 1</w:t>
-      </w:r>
-      <w:r>
-        <w:t>, donde primero calcula las transformadas de Fourier de ambas imágenes y luego multiplica la transformada del primero por el conjugado del segundo para conseguir el espectro cruzado. Finalmente</w:t>
-      </w:r>
-      <w:r>
-        <w:t xml:space="preserve"> hacemos el espectro </w:t>
-      </w:r>
-      <w:r>
-        <w:t>cruzado normalizado dividiendo a</w:t>
-      </w:r>
-      <w:r>
-        <w:t>l espectro cruzado por su magnitud</w:t>
-      </w:r>
-      <w:r>
+      <w:pPr>
+        <w:rPr>
+          <w:sz w:val="24"/>
+          <w:szCs w:val="20"/>
+        </w:rPr>
+      </w:pPr>
+      <w:r>
+        <w:rPr>
+          <w:sz w:val="24"/>
+          <w:szCs w:val="20"/>
+        </w:rPr>
+        <w:t>El objetivo de este inciso fue determinar el vector de desplazamiento espacial</w:t>
+      </w:r>
+      <w:r>
+        <w:rPr>
+          <w:sz w:val="24"/>
+          <w:szCs w:val="20"/>
+        </w:rPr>
+        <w:t xml:space="preserve"> </w:t>
+      </w:r>
+      <m:oMath>
+        <m:d>
+          <m:dPr>
+            <m:ctrlPr>
+              <w:rPr>
+                <w:rFonts w:ascii="Cambria Math" w:hAnsi="Cambria Math"/>
+                <w:i/>
+                <w:sz w:val="24"/>
+                <w:szCs w:val="20"/>
+              </w:rPr>
+            </m:ctrlPr>
+          </m:dPr>
+          <m:e>
+            <m:sSub>
+              <m:sSubPr>
+                <m:ctrlPr>
+                  <w:rPr>
+                    <w:rFonts w:ascii="Cambria Math" w:hAnsi="Cambria Math"/>
+                    <w:i/>
+                    <w:sz w:val="24"/>
+                    <w:szCs w:val="20"/>
+                  </w:rPr>
+                </m:ctrlPr>
+              </m:sSubPr>
+              <m:e>
+                <m:r>
+                  <w:rPr>
+                    <w:rFonts w:ascii="Cambria Math" w:hAnsi="Cambria Math"/>
+                    <w:sz w:val="24"/>
+                    <w:szCs w:val="20"/>
+                  </w:rPr>
+                  <m:t>x</m:t>
+                </m:r>
+              </m:e>
+              <m:sub>
+                <m:r>
+                  <w:rPr>
+                    <w:rFonts w:ascii="Cambria Math" w:hAnsi="Cambria Math"/>
+                    <w:sz w:val="24"/>
+                    <w:szCs w:val="20"/>
+                  </w:rPr>
+                  <m:t>0</m:t>
+                </m:r>
+              </m:sub>
+            </m:sSub>
+            <m:r>
+              <w:rPr>
+                <w:rFonts w:ascii="Cambria Math" w:hAnsi="Cambria Math"/>
+                <w:sz w:val="24"/>
+                <w:szCs w:val="20"/>
+              </w:rPr>
+              <m:t xml:space="preserve">, </m:t>
+            </m:r>
+            <m:sSub>
+              <m:sSubPr>
+                <m:ctrlPr>
+                  <w:rPr>
+                    <w:rFonts w:ascii="Cambria Math" w:hAnsi="Cambria Math"/>
+                    <w:i/>
+                    <w:sz w:val="24"/>
+                    <w:szCs w:val="20"/>
+                  </w:rPr>
+                </m:ctrlPr>
+              </m:sSubPr>
+              <m:e>
+                <m:r>
+                  <w:rPr>
+                    <w:rFonts w:ascii="Cambria Math" w:hAnsi="Cambria Math"/>
+                    <w:sz w:val="24"/>
+                    <w:szCs w:val="20"/>
+                  </w:rPr>
+                  <m:t>y</m:t>
+                </m:r>
+              </m:e>
+              <m:sub>
+                <m:r>
+                  <w:rPr>
+                    <w:rFonts w:ascii="Cambria Math" w:hAnsi="Cambria Math"/>
+                    <w:sz w:val="24"/>
+                    <w:szCs w:val="20"/>
+                  </w:rPr>
+                  <m:t>0</m:t>
+                </m:r>
+              </m:sub>
+            </m:sSub>
+          </m:e>
+        </m:d>
+      </m:oMath>
+      <w:r>
+        <w:rPr>
+          <w:sz w:val="24"/>
+          <w:szCs w:val="20"/>
+        </w:rPr>
+        <w:t xml:space="preserve"> entre dos imágenes, </w:t>
+      </w:r>
+      <m:oMath>
+        <m:sSub>
+          <m:sSubPr>
+            <m:ctrlPr>
+              <w:rPr>
+                <w:rFonts w:ascii="Cambria Math" w:hAnsi="Cambria Math"/>
+                <w:i/>
+                <w:sz w:val="24"/>
+                <w:szCs w:val="20"/>
+              </w:rPr>
+            </m:ctrlPr>
+          </m:sSubPr>
+          <m:e>
+            <m:r>
+              <w:rPr>
+                <w:rFonts w:ascii="Cambria Math" w:hAnsi="Cambria Math"/>
+                <w:sz w:val="24"/>
+                <w:szCs w:val="20"/>
+              </w:rPr>
+              <m:t>f</m:t>
+            </m:r>
+          </m:e>
+          <m:sub>
+            <m:r>
+              <w:rPr>
+                <w:rFonts w:ascii="Cambria Math" w:hAnsi="Cambria Math"/>
+                <w:sz w:val="24"/>
+                <w:szCs w:val="20"/>
+              </w:rPr>
+              <m:t>1</m:t>
+            </m:r>
+          </m:sub>
+        </m:sSub>
+      </m:oMath>
+      <w:r>
+        <w:rPr>
+          <w:sz w:val="24"/>
+          <w:szCs w:val="20"/>
+        </w:rPr>
+        <w:t xml:space="preserve"> y </w:t>
+      </w:r>
+      <m:oMath>
+        <m:sSub>
+          <m:sSubPr>
+            <m:ctrlPr>
+              <w:rPr>
+                <w:rFonts w:ascii="Cambria Math" w:hAnsi="Cambria Math"/>
+                <w:i/>
+                <w:sz w:val="24"/>
+                <w:szCs w:val="20"/>
+              </w:rPr>
+            </m:ctrlPr>
+          </m:sSubPr>
+          <m:e>
+            <m:r>
+              <w:rPr>
+                <w:rFonts w:ascii="Cambria Math" w:hAnsi="Cambria Math"/>
+                <w:sz w:val="24"/>
+                <w:szCs w:val="20"/>
+              </w:rPr>
+              <m:t>f</m:t>
+            </m:r>
+          </m:e>
+          <m:sub>
+            <m:r>
+              <w:rPr>
+                <w:rFonts w:ascii="Cambria Math" w:hAnsi="Cambria Math"/>
+                <w:sz w:val="24"/>
+                <w:szCs w:val="20"/>
+              </w:rPr>
+              <m:t>2</m:t>
+            </m:r>
+          </m:sub>
+        </m:sSub>
+      </m:oMath>
+      <w:r>
+        <w:rPr>
+          <w:sz w:val="24"/>
+          <w:szCs w:val="20"/>
+        </w:rPr>
+        <w:t xml:space="preserve">, </w:t>
+      </w:r>
+      <w:r>
+        <w:rPr>
+          <w:sz w:val="24"/>
+          <w:szCs w:val="20"/>
+        </w:rPr>
+        <w:t>asumiendo que la segunda es simplemente una versión desplazada de la primera, es decir:</w:t>
+      </w:r>
+      <w:r>
+        <w:rPr>
+          <w:sz w:val="24"/>
+          <w:szCs w:val="20"/>
+        </w:rPr>
+        <w:t xml:space="preserve"> </w:t>
+      </w:r>
+      <m:oMath>
+        <m:sSub>
+          <m:sSubPr>
+            <m:ctrlPr>
+              <w:rPr>
+                <w:rFonts w:ascii="Cambria Math" w:hAnsi="Cambria Math"/>
+                <w:i/>
+                <w:sz w:val="24"/>
+                <w:szCs w:val="20"/>
+              </w:rPr>
+            </m:ctrlPr>
+          </m:sSubPr>
+          <m:e>
+            <m:r>
+              <w:rPr>
+                <w:rFonts w:ascii="Cambria Math" w:hAnsi="Cambria Math"/>
+                <w:sz w:val="24"/>
+                <w:szCs w:val="20"/>
+              </w:rPr>
+              <m:t>f</m:t>
+            </m:r>
+          </m:e>
+          <m:sub>
+            <m:r>
+              <w:rPr>
+                <w:rFonts w:ascii="Cambria Math" w:hAnsi="Cambria Math"/>
+                <w:sz w:val="24"/>
+                <w:szCs w:val="20"/>
+              </w:rPr>
+              <m:t>2</m:t>
+            </m:r>
+          </m:sub>
+        </m:sSub>
+        <m:d>
+          <m:dPr>
+            <m:ctrlPr>
+              <w:rPr>
+                <w:rFonts w:ascii="Cambria Math" w:hAnsi="Cambria Math"/>
+                <w:i/>
+                <w:sz w:val="24"/>
+                <w:szCs w:val="20"/>
+              </w:rPr>
+            </m:ctrlPr>
+          </m:dPr>
+          <m:e>
+            <m:r>
+              <w:rPr>
+                <w:rFonts w:ascii="Cambria Math" w:hAnsi="Cambria Math"/>
+                <w:sz w:val="24"/>
+                <w:szCs w:val="20"/>
+              </w:rPr>
+              <m:t>x,y</m:t>
+            </m:r>
+          </m:e>
+        </m:d>
+        <m:r>
+          <w:rPr>
+            <w:rFonts w:ascii="Cambria Math" w:hAnsi="Cambria Math"/>
+            <w:sz w:val="24"/>
+            <w:szCs w:val="20"/>
+          </w:rPr>
+          <m:t>=</m:t>
+        </m:r>
+        <m:sSub>
+          <m:sSubPr>
+            <m:ctrlPr>
+              <w:rPr>
+                <w:rFonts w:ascii="Cambria Math" w:hAnsi="Cambria Math"/>
+                <w:i/>
+                <w:sz w:val="24"/>
+                <w:szCs w:val="20"/>
+              </w:rPr>
+            </m:ctrlPr>
+          </m:sSubPr>
+          <m:e>
+            <m:r>
+              <w:rPr>
+                <w:rFonts w:ascii="Cambria Math" w:hAnsi="Cambria Math"/>
+                <w:sz w:val="24"/>
+                <w:szCs w:val="20"/>
+              </w:rPr>
+              <m:t>f</m:t>
+            </m:r>
+          </m:e>
+          <m:sub>
+            <m:r>
+              <w:rPr>
+                <w:rFonts w:ascii="Cambria Math" w:hAnsi="Cambria Math"/>
+                <w:sz w:val="24"/>
+                <w:szCs w:val="20"/>
+              </w:rPr>
+              <m:t>1</m:t>
+            </m:r>
+          </m:sub>
+        </m:sSub>
+        <m:d>
+          <m:dPr>
+            <m:ctrlPr>
+              <w:rPr>
+                <w:rFonts w:ascii="Cambria Math" w:hAnsi="Cambria Math"/>
+                <w:i/>
+                <w:sz w:val="24"/>
+                <w:szCs w:val="20"/>
+              </w:rPr>
+            </m:ctrlPr>
+          </m:dPr>
+          <m:e>
+            <m:r>
+              <w:rPr>
+                <w:rFonts w:ascii="Cambria Math" w:hAnsi="Cambria Math"/>
+                <w:sz w:val="24"/>
+                <w:szCs w:val="20"/>
+              </w:rPr>
+              <m:t>x-</m:t>
+            </m:r>
+            <m:sSub>
+              <m:sSubPr>
+                <m:ctrlPr>
+                  <w:rPr>
+                    <w:rFonts w:ascii="Cambria Math" w:hAnsi="Cambria Math"/>
+                    <w:i/>
+                    <w:sz w:val="24"/>
+                    <w:szCs w:val="20"/>
+                  </w:rPr>
+                </m:ctrlPr>
+              </m:sSubPr>
+              <m:e>
+                <m:r>
+                  <w:rPr>
+                    <w:rFonts w:ascii="Cambria Math" w:hAnsi="Cambria Math"/>
+                    <w:sz w:val="24"/>
+                    <w:szCs w:val="20"/>
+                  </w:rPr>
+                  <m:t>x</m:t>
+                </m:r>
+              </m:e>
+              <m:sub>
+                <m:r>
+                  <w:rPr>
+                    <w:rFonts w:ascii="Cambria Math" w:hAnsi="Cambria Math"/>
+                    <w:sz w:val="24"/>
+                    <w:szCs w:val="20"/>
+                  </w:rPr>
+                  <m:t>0</m:t>
+                </m:r>
+              </m:sub>
+            </m:sSub>
+            <m:r>
+              <w:rPr>
+                <w:rFonts w:ascii="Cambria Math" w:hAnsi="Cambria Math"/>
+                <w:sz w:val="24"/>
+                <w:szCs w:val="20"/>
+              </w:rPr>
+              <m:t>,y-</m:t>
+            </m:r>
+            <m:sSub>
+              <m:sSubPr>
+                <m:ctrlPr>
+                  <w:rPr>
+                    <w:rFonts w:ascii="Cambria Math" w:hAnsi="Cambria Math"/>
+                    <w:i/>
+                    <w:sz w:val="24"/>
+                    <w:szCs w:val="20"/>
+                  </w:rPr>
+                </m:ctrlPr>
+              </m:sSubPr>
+              <m:e>
+                <m:r>
+                  <w:rPr>
+                    <w:rFonts w:ascii="Cambria Math" w:hAnsi="Cambria Math"/>
+                    <w:sz w:val="24"/>
+                    <w:szCs w:val="20"/>
+                  </w:rPr>
+                  <m:t>y</m:t>
+                </m:r>
+              </m:e>
+              <m:sub>
+                <m:r>
+                  <w:rPr>
+                    <w:rFonts w:ascii="Cambria Math" w:hAnsi="Cambria Math"/>
+                    <w:sz w:val="24"/>
+                    <w:szCs w:val="20"/>
+                  </w:rPr>
+                  <m:t>0</m:t>
+                </m:r>
+              </m:sub>
+            </m:sSub>
+          </m:e>
+        </m:d>
+      </m:oMath>
+      <w:r>
+        <w:rPr>
+          <w:sz w:val="24"/>
+          <w:szCs w:val="20"/>
+        </w:rPr>
         <w:t>.</w:t>
       </w:r>
     </w:p>
     <w:p>
-      <w:r>
-        <w:t xml:space="preserve">Ya con el espectro cruzado normalizado se calcula la correlación de las imágenes utilizando una función de </w:t>
-      </w:r>
-      <w:proofErr w:type="spellStart"/>
-      <w:r>
-        <w:t>numpy</w:t>
-      </w:r>
-      <w:proofErr w:type="spellEnd"/>
-      <w:r>
-        <w:t xml:space="preserve"> para las </w:t>
-      </w:r>
-      <w:proofErr w:type="spellStart"/>
-      <w:r>
-        <w:t>fft</w:t>
-      </w:r>
-      <w:proofErr w:type="spellEnd"/>
-      <w:r>
-        <w:t xml:space="preserve"> que te da la correlación, dándonos como resultado un vector desplazamiento igual a (40, 10), o sea, está desplazado 40 la x y 10 la y en la imagen 2 con respecto a la imagen 1.</w:t>
+      <w:pPr>
+        <w:rPr>
+          <w:b/>
+          <w:bCs/>
+        </w:rPr>
+      </w:pPr>
+      <w:r>
+        <w:rPr>
+          <w:b/>
+          <w:bCs/>
+        </w:rPr>
+        <w:t>Fundamento Matemático</w:t>
       </w:r>
     </w:p>
     <w:p>
-      <w:r>
-        <w:t>Para validar creamos un código que te genere una imagen con el desplazamiento que vos le pongas y al ponerle el desplazamiento 40 en la x y 10 en la y para la imagen 1, obtuvimos la imagen 2.</w:t>
+      <w:pPr>
+        <w:rPr>
+          <w:sz w:val="24"/>
+          <w:szCs w:val="24"/>
+        </w:rPr>
+      </w:pPr>
+      <w:r>
+        <w:rPr>
+          <w:sz w:val="24"/>
+          <w:szCs w:val="24"/>
+        </w:rPr>
+        <w:t>Teóricamente, una traslación en el dominio espacial introduce exclusivamente un cambio (un factor de fase) en el dominio de la frecuencia, sin alterar la estructura general de la información. Esto se expresa de la siguiente manera:</w:t>
       </w:r>
     </w:p>
     <w:p>
-      <w:r>
-        <w:t xml:space="preserve">Para explicar por qué la magnitud del espectro de Fourier es invariante a las traslaciones espaciales hay que </w:t>
-      </w:r>
-      <w:r>
-        <w:t>plantear la representación polar del espectro para poder entenderlo, siendo esta:</w:t>
-      </w:r>
-    </w:p>
-    <w:p>
+      <w:pPr>
+        <w:rPr>
+          <w:sz w:val="24"/>
+          <w:szCs w:val="24"/>
+        </w:rPr>
+      </w:pPr>
       <m:oMathPara>
         <m:oMath>
-          <m:r>
-            <w:rPr>
-              <w:rFonts w:ascii="Cambria Math" w:hAnsi="Cambria Math"/>
-            </w:rPr>
-            <w:lastRenderedPageBreak/>
-            <m:t>F</m:t>
-          </m:r>
+          <m:sSub>
+            <m:sSubPr>
+              <m:ctrlPr>
+                <w:rPr>
+                  <w:rFonts w:ascii="Cambria Math" w:hAnsi="Cambria Math"/>
+                  <w:i/>
+                  <w:sz w:val="24"/>
+                  <w:szCs w:val="24"/>
+                </w:rPr>
+              </m:ctrlPr>
+            </m:sSubPr>
+            <m:e>
+              <m:r>
+                <w:rPr>
+                  <w:rFonts w:ascii="Cambria Math" w:hAnsi="Cambria Math"/>
+                  <w:sz w:val="24"/>
+                  <w:szCs w:val="24"/>
+                </w:rPr>
+                <m:t>F</m:t>
+              </m:r>
+            </m:e>
+            <m:sub>
+              <m:r>
+                <w:rPr>
+                  <w:rFonts w:ascii="Cambria Math" w:hAnsi="Cambria Math"/>
+                  <w:sz w:val="24"/>
+                  <w:szCs w:val="24"/>
+                </w:rPr>
+                <m:t>2</m:t>
+              </m:r>
+            </m:sub>
+          </m:sSub>
           <m:d>
             <m:dPr>
               <m:ctrlPr>
                 <w:rPr>
                   <w:rFonts w:ascii="Cambria Math" w:hAnsi="Cambria Math"/>
                   <w:i/>
+                  <w:sz w:val="24"/>
+                  <w:szCs w:val="24"/>
                 </w:rPr>
               </m:ctrlPr>
             </m:dPr>
@@ -933,6 +1297,8 @@
               <m:r>
                 <w:rPr>
                   <w:rFonts w:ascii="Cambria Math" w:hAnsi="Cambria Math"/>
+                  <w:sz w:val="24"/>
+                  <w:szCs w:val="24"/>
                 </w:rPr>
                 <m:t>u,v</m:t>
               </m:r>
@@ -941,6 +1307,341 @@
           <m:r>
             <w:rPr>
               <w:rFonts w:ascii="Cambria Math" w:hAnsi="Cambria Math"/>
+              <w:sz w:val="24"/>
+              <w:szCs w:val="24"/>
+            </w:rPr>
+            <m:t>=</m:t>
+          </m:r>
+          <m:sSup>
+            <m:sSupPr>
+              <m:ctrlPr>
+                <w:rPr>
+                  <w:rFonts w:ascii="Cambria Math" w:hAnsi="Cambria Math"/>
+                  <w:i/>
+                  <w:sz w:val="24"/>
+                  <w:szCs w:val="24"/>
+                </w:rPr>
+              </m:ctrlPr>
+            </m:sSupPr>
+            <m:e>
+              <m:r>
+                <w:rPr>
+                  <w:rFonts w:ascii="Cambria Math" w:hAnsi="Cambria Math"/>
+                  <w:sz w:val="24"/>
+                  <w:szCs w:val="24"/>
+                </w:rPr>
+                <m:t>e</m:t>
+              </m:r>
+            </m:e>
+            <m:sup>
+              <m:r>
+                <w:rPr>
+                  <w:rFonts w:ascii="Cambria Math" w:hAnsi="Cambria Math"/>
+                  <w:sz w:val="24"/>
+                  <w:szCs w:val="24"/>
+                </w:rPr>
+                <m:t>-j*2π*</m:t>
+              </m:r>
+              <m:d>
+                <m:dPr>
+                  <m:ctrlPr>
+                    <w:rPr>
+                      <w:rFonts w:ascii="Cambria Math" w:hAnsi="Cambria Math"/>
+                      <w:i/>
+                      <w:sz w:val="24"/>
+                      <w:szCs w:val="24"/>
+                    </w:rPr>
+                  </m:ctrlPr>
+                </m:dPr>
+                <m:e>
+                  <m:f>
+                    <m:fPr>
+                      <m:ctrlPr>
+                        <w:rPr>
+                          <w:rFonts w:ascii="Cambria Math" w:hAnsi="Cambria Math"/>
+                          <w:i/>
+                          <w:sz w:val="24"/>
+                          <w:szCs w:val="24"/>
+                        </w:rPr>
+                      </m:ctrlPr>
+                    </m:fPr>
+                    <m:num>
+                      <m:sSub>
+                        <m:sSubPr>
+                          <m:ctrlPr>
+                            <w:rPr>
+                              <w:rFonts w:ascii="Cambria Math" w:hAnsi="Cambria Math"/>
+                              <w:i/>
+                              <w:sz w:val="24"/>
+                              <w:szCs w:val="24"/>
+                            </w:rPr>
+                          </m:ctrlPr>
+                        </m:sSubPr>
+                        <m:e>
+                          <m:r>
+                            <w:rPr>
+                              <w:rFonts w:ascii="Cambria Math" w:hAnsi="Cambria Math"/>
+                              <w:sz w:val="24"/>
+                              <w:szCs w:val="24"/>
+                            </w:rPr>
+                            <m:t>ux</m:t>
+                          </m:r>
+                        </m:e>
+                        <m:sub>
+                          <m:r>
+                            <w:rPr>
+                              <w:rFonts w:ascii="Cambria Math" w:hAnsi="Cambria Math"/>
+                              <w:sz w:val="24"/>
+                              <w:szCs w:val="24"/>
+                            </w:rPr>
+                            <m:t>0</m:t>
+                          </m:r>
+                        </m:sub>
+                      </m:sSub>
+                    </m:num>
+                    <m:den>
+                      <m:r>
+                        <w:rPr>
+                          <w:rFonts w:ascii="Cambria Math" w:hAnsi="Cambria Math"/>
+                          <w:sz w:val="24"/>
+                          <w:szCs w:val="24"/>
+                        </w:rPr>
+                        <m:t>M</m:t>
+                      </m:r>
+                    </m:den>
+                  </m:f>
+                  <m:r>
+                    <w:rPr>
+                      <w:rFonts w:ascii="Cambria Math" w:hAnsi="Cambria Math"/>
+                      <w:sz w:val="24"/>
+                      <w:szCs w:val="24"/>
+                    </w:rPr>
+                    <m:t>+</m:t>
+                  </m:r>
+                  <m:f>
+                    <m:fPr>
+                      <m:ctrlPr>
+                        <w:rPr>
+                          <w:rFonts w:ascii="Cambria Math" w:hAnsi="Cambria Math"/>
+                          <w:i/>
+                          <w:sz w:val="24"/>
+                          <w:szCs w:val="24"/>
+                        </w:rPr>
+                      </m:ctrlPr>
+                    </m:fPr>
+                    <m:num>
+                      <m:sSub>
+                        <m:sSubPr>
+                          <m:ctrlPr>
+                            <w:rPr>
+                              <w:rFonts w:ascii="Cambria Math" w:hAnsi="Cambria Math"/>
+                              <w:i/>
+                              <w:sz w:val="24"/>
+                              <w:szCs w:val="24"/>
+                            </w:rPr>
+                          </m:ctrlPr>
+                        </m:sSubPr>
+                        <m:e>
+                          <m:r>
+                            <w:rPr>
+                              <w:rFonts w:ascii="Cambria Math" w:hAnsi="Cambria Math"/>
+                              <w:sz w:val="24"/>
+                              <w:szCs w:val="24"/>
+                            </w:rPr>
+                            <m:t>uy</m:t>
+                          </m:r>
+                        </m:e>
+                        <m:sub>
+                          <m:r>
+                            <w:rPr>
+                              <w:rFonts w:ascii="Cambria Math" w:hAnsi="Cambria Math"/>
+                              <w:sz w:val="24"/>
+                              <w:szCs w:val="24"/>
+                            </w:rPr>
+                            <m:t>0</m:t>
+                          </m:r>
+                        </m:sub>
+                      </m:sSub>
+                    </m:num>
+                    <m:den>
+                      <m:r>
+                        <w:rPr>
+                          <w:rFonts w:ascii="Cambria Math" w:hAnsi="Cambria Math"/>
+                          <w:sz w:val="24"/>
+                          <w:szCs w:val="24"/>
+                        </w:rPr>
+                        <m:t>N</m:t>
+                      </m:r>
+                    </m:den>
+                  </m:f>
+                </m:e>
+              </m:d>
+            </m:sup>
+          </m:sSup>
+          <m:r>
+            <w:rPr>
+              <w:rFonts w:ascii="Cambria Math" w:hAnsi="Cambria Math"/>
+              <w:sz w:val="24"/>
+              <w:szCs w:val="24"/>
+            </w:rPr>
+            <m:t>*</m:t>
+          </m:r>
+          <m:sSub>
+            <m:sSubPr>
+              <m:ctrlPr>
+                <w:rPr>
+                  <w:rFonts w:ascii="Cambria Math" w:hAnsi="Cambria Math"/>
+                  <w:i/>
+                  <w:sz w:val="24"/>
+                  <w:szCs w:val="24"/>
+                </w:rPr>
+              </m:ctrlPr>
+            </m:sSubPr>
+            <m:e>
+              <m:r>
+                <w:rPr>
+                  <w:rFonts w:ascii="Cambria Math" w:hAnsi="Cambria Math"/>
+                  <w:sz w:val="24"/>
+                  <w:szCs w:val="24"/>
+                </w:rPr>
+                <m:t>F</m:t>
+              </m:r>
+            </m:e>
+            <m:sub>
+              <m:r>
+                <w:rPr>
+                  <w:rFonts w:ascii="Cambria Math" w:hAnsi="Cambria Math"/>
+                  <w:sz w:val="24"/>
+                  <w:szCs w:val="24"/>
+                </w:rPr>
+                <m:t>1</m:t>
+              </m:r>
+            </m:sub>
+          </m:sSub>
+          <m:d>
+            <m:dPr>
+              <m:ctrlPr>
+                <w:rPr>
+                  <w:rFonts w:ascii="Cambria Math" w:hAnsi="Cambria Math"/>
+                  <w:i/>
+                  <w:sz w:val="24"/>
+                  <w:szCs w:val="24"/>
+                </w:rPr>
+              </m:ctrlPr>
+            </m:dPr>
+            <m:e>
+              <m:r>
+                <w:rPr>
+                  <w:rFonts w:ascii="Cambria Math" w:hAnsi="Cambria Math"/>
+                  <w:sz w:val="24"/>
+                  <w:szCs w:val="24"/>
+                </w:rPr>
+                <m:t>u,v</m:t>
+              </m:r>
+            </m:e>
+          </m:d>
+        </m:oMath>
+      </m:oMathPara>
+    </w:p>
+    <w:p>
+      <w:pPr>
+        <w:rPr>
+          <w:sz w:val="24"/>
+          <w:szCs w:val="24"/>
+        </w:rPr>
+      </w:pPr>
+      <w:r>
+        <w:rPr>
+          <w:sz w:val="24"/>
+          <w:szCs w:val="24"/>
+        </w:rPr>
+        <w:t>Al tomar el valor absoluto a ambos lados, demostramos por qué la magnitud es invariante a las traslaciones:</w:t>
+      </w:r>
+    </w:p>
+    <w:p>
+      <w:pPr>
+        <w:rPr>
+          <w:sz w:val="24"/>
+          <w:szCs w:val="24"/>
+        </w:rPr>
+      </w:pPr>
+      <m:oMathPara>
+        <m:oMath>
+          <m:d>
+            <m:dPr>
+              <m:begChr m:val="|"/>
+              <m:endChr m:val="|"/>
+              <m:ctrlPr>
+                <w:rPr>
+                  <w:rFonts w:ascii="Cambria Math" w:hAnsi="Cambria Math"/>
+                  <w:i/>
+                  <w:sz w:val="24"/>
+                  <w:szCs w:val="24"/>
+                </w:rPr>
+              </m:ctrlPr>
+            </m:dPr>
+            <m:e>
+              <m:sSub>
+                <m:sSubPr>
+                  <m:ctrlPr>
+                    <w:rPr>
+                      <w:rFonts w:ascii="Cambria Math" w:hAnsi="Cambria Math"/>
+                      <w:i/>
+                      <w:sz w:val="24"/>
+                      <w:szCs w:val="24"/>
+                    </w:rPr>
+                  </m:ctrlPr>
+                </m:sSubPr>
+                <m:e>
+                  <m:r>
+                    <w:rPr>
+                      <w:rFonts w:ascii="Cambria Math" w:hAnsi="Cambria Math"/>
+                      <w:sz w:val="24"/>
+                      <w:szCs w:val="24"/>
+                    </w:rPr>
+                    <m:t>F</m:t>
+                  </m:r>
+                </m:e>
+                <m:sub>
+                  <m:r>
+                    <w:rPr>
+                      <w:rFonts w:ascii="Cambria Math" w:hAnsi="Cambria Math"/>
+                      <w:sz w:val="24"/>
+                      <w:szCs w:val="24"/>
+                    </w:rPr>
+                    <m:t>2</m:t>
+                  </m:r>
+                </m:sub>
+              </m:sSub>
+              <m:d>
+                <m:dPr>
+                  <m:ctrlPr>
+                    <w:rPr>
+                      <w:rFonts w:ascii="Cambria Math" w:hAnsi="Cambria Math"/>
+                      <w:i/>
+                      <w:sz w:val="24"/>
+                      <w:szCs w:val="24"/>
+                    </w:rPr>
+                  </m:ctrlPr>
+                </m:dPr>
+                <m:e>
+                  <m:r>
+                    <w:rPr>
+                      <w:rFonts w:ascii="Cambria Math" w:hAnsi="Cambria Math"/>
+                      <w:sz w:val="24"/>
+                      <w:szCs w:val="24"/>
+                    </w:rPr>
+                    <m:t>u,v</m:t>
+                  </m:r>
+                </m:e>
+              </m:d>
+            </m:e>
+          </m:d>
+          <m:r>
+            <w:rPr>
+              <w:rFonts w:ascii="Cambria Math" w:hAnsi="Cambria Math"/>
+              <w:sz w:val="24"/>
+              <w:szCs w:val="24"/>
             </w:rPr>
             <m:t>=</m:t>
           </m:r>
@@ -952,6 +1653,128 @@
                 <w:rPr>
                   <w:rFonts w:ascii="Cambria Math" w:hAnsi="Cambria Math"/>
                   <w:i/>
+                  <w:sz w:val="24"/>
+                  <w:szCs w:val="24"/>
+                </w:rPr>
+              </m:ctrlPr>
+            </m:dPr>
+            <m:e>
+              <m:d>
+                <m:dPr>
+                  <m:begChr m:val="|"/>
+                  <m:endChr m:val="|"/>
+                  <m:ctrlPr>
+                    <w:rPr>
+                      <w:rFonts w:ascii="Cambria Math" w:hAnsi="Cambria Math"/>
+                      <w:i/>
+                      <w:sz w:val="24"/>
+                      <w:szCs w:val="24"/>
+                    </w:rPr>
+                  </m:ctrlPr>
+                </m:dPr>
+                <m:e>
+                  <m:sSub>
+                    <m:sSubPr>
+                      <m:ctrlPr>
+                        <w:rPr>
+                          <w:rFonts w:ascii="Cambria Math" w:hAnsi="Cambria Math"/>
+                          <w:i/>
+                          <w:sz w:val="24"/>
+                          <w:szCs w:val="24"/>
+                        </w:rPr>
+                      </m:ctrlPr>
+                    </m:sSubPr>
+                    <m:e>
+                      <m:r>
+                        <w:rPr>
+                          <w:rFonts w:ascii="Cambria Math" w:hAnsi="Cambria Math"/>
+                          <w:sz w:val="24"/>
+                          <w:szCs w:val="24"/>
+                        </w:rPr>
+                        <m:t>F</m:t>
+                      </m:r>
+                    </m:e>
+                    <m:sub>
+                      <m:r>
+                        <w:rPr>
+                          <w:rFonts w:ascii="Cambria Math" w:hAnsi="Cambria Math"/>
+                          <w:sz w:val="24"/>
+                          <w:szCs w:val="24"/>
+                        </w:rPr>
+                        <m:t>1</m:t>
+                      </m:r>
+                    </m:sub>
+                  </m:sSub>
+                  <m:d>
+                    <m:dPr>
+                      <m:ctrlPr>
+                        <w:rPr>
+                          <w:rFonts w:ascii="Cambria Math" w:hAnsi="Cambria Math"/>
+                          <w:i/>
+                          <w:sz w:val="24"/>
+                          <w:szCs w:val="24"/>
+                        </w:rPr>
+                      </m:ctrlPr>
+                    </m:dPr>
+                    <m:e>
+                      <m:r>
+                        <w:rPr>
+                          <w:rFonts w:ascii="Cambria Math" w:hAnsi="Cambria Math"/>
+                          <w:sz w:val="24"/>
+                          <w:szCs w:val="24"/>
+                        </w:rPr>
+                        <m:t>u,v</m:t>
+                      </m:r>
+                    </m:e>
+                  </m:d>
+                </m:e>
+              </m:d>
+            </m:e>
+          </m:d>
+        </m:oMath>
+      </m:oMathPara>
+    </w:p>
+    <w:p>
+      <w:pPr>
+        <w:rPr>
+          <w:sz w:val="24"/>
+          <w:szCs w:val="24"/>
+        </w:rPr>
+      </w:pPr>
+      <w:r>
+        <w:rPr>
+          <w:sz w:val="24"/>
+          <w:szCs w:val="24"/>
+        </w:rPr>
+        <w:t>Para extraer el desplazamiento exacto, construimos el espectro cruzado normalizado (correlación de fase). Esta operación aísla la diferencia de fase entre ambas imágenes eliminando la influencia de la magnitud:</w:t>
+      </w:r>
+    </w:p>
+    <w:p>
+      <w:pPr>
+        <w:rPr>
+          <w:rFonts w:eastAsiaTheme="minorEastAsia"/>
+          <w:sz w:val="24"/>
+          <w:szCs w:val="24"/>
+        </w:rPr>
+      </w:pPr>
+      <m:oMathPara>
+        <m:oMath>
+          <m:r>
+            <w:rPr>
+              <w:rFonts w:ascii="Cambria Math" w:hAnsi="Cambria Math"/>
+              <w:sz w:val="24"/>
+              <w:szCs w:val="24"/>
+            </w:rPr>
+            <m:t>R</m:t>
+          </m:r>
+          <m:d>
+            <m:dPr>
+              <m:ctrlPr>
+                <w:rPr>
+                  <w:rFonts w:ascii="Cambria Math" w:hAnsi="Cambria Math"/>
+                  <w:i/>
+                  <w:sz w:val="24"/>
+                  <w:szCs w:val="24"/>
                 </w:rPr>
               </m:ctrlPr>
             </m:dPr>
@@ -959,14 +1782,4180 @@
               <m:r>
                 <w:rPr>
                   <w:rFonts w:ascii="Cambria Math" w:hAnsi="Cambria Math"/>
+                  <w:sz w:val="24"/>
+                  <w:szCs w:val="24"/>
                 </w:rPr>
-                <m:t>F</m:t>
+                <m:t>u,v</m:t>
               </m:r>
             </m:e>
           </m:d>
           <m:r>
             <w:rPr>
               <w:rFonts w:ascii="Cambria Math" w:hAnsi="Cambria Math"/>
+              <w:sz w:val="24"/>
+              <w:szCs w:val="24"/>
+            </w:rPr>
+            <m:t>=</m:t>
+          </m:r>
+          <m:f>
+            <m:fPr>
+              <m:ctrlPr>
+                <w:rPr>
+                  <w:rFonts w:ascii="Cambria Math" w:hAnsi="Cambria Math"/>
+                  <w:i/>
+                  <w:sz w:val="24"/>
+                  <w:szCs w:val="24"/>
+                </w:rPr>
+              </m:ctrlPr>
+            </m:fPr>
+            <m:num>
+              <m:sSub>
+                <m:sSubPr>
+                  <m:ctrlPr>
+                    <w:rPr>
+                      <w:rFonts w:ascii="Cambria Math" w:hAnsi="Cambria Math"/>
+                      <w:i/>
+                      <w:sz w:val="24"/>
+                      <w:szCs w:val="24"/>
+                    </w:rPr>
+                  </m:ctrlPr>
+                </m:sSubPr>
+                <m:e>
+                  <m:r>
+                    <w:rPr>
+                      <w:rFonts w:ascii="Cambria Math" w:hAnsi="Cambria Math"/>
+                      <w:sz w:val="24"/>
+                      <w:szCs w:val="24"/>
+                    </w:rPr>
+                    <m:t>F</m:t>
+                  </m:r>
+                </m:e>
+                <m:sub>
+                  <m:r>
+                    <w:rPr>
+                      <w:rFonts w:ascii="Cambria Math" w:hAnsi="Cambria Math"/>
+                      <w:sz w:val="24"/>
+                      <w:szCs w:val="24"/>
+                    </w:rPr>
+                    <m:t>1</m:t>
+                  </m:r>
+                </m:sub>
+              </m:sSub>
+              <m:d>
+                <m:dPr>
+                  <m:ctrlPr>
+                    <w:rPr>
+                      <w:rFonts w:ascii="Cambria Math" w:hAnsi="Cambria Math"/>
+                      <w:i/>
+                      <w:sz w:val="24"/>
+                      <w:szCs w:val="24"/>
+                    </w:rPr>
+                  </m:ctrlPr>
+                </m:dPr>
+                <m:e>
+                  <m:r>
+                    <w:rPr>
+                      <w:rFonts w:ascii="Cambria Math" w:hAnsi="Cambria Math"/>
+                      <w:sz w:val="24"/>
+                      <w:szCs w:val="24"/>
+                    </w:rPr>
+                    <m:t>u,v</m:t>
+                  </m:r>
+                </m:e>
+              </m:d>
+              <m:r>
+                <w:rPr>
+                  <w:rFonts w:ascii="Cambria Math" w:hAnsi="Cambria Math"/>
+                  <w:sz w:val="24"/>
+                  <w:szCs w:val="24"/>
+                </w:rPr>
+                <m:t>*</m:t>
+              </m:r>
+              <m:acc>
+                <m:accPr>
+                  <m:chr m:val="̅"/>
+                  <m:ctrlPr>
+                    <w:rPr>
+                      <w:rFonts w:ascii="Cambria Math" w:hAnsi="Cambria Math"/>
+                      <w:i/>
+                      <w:sz w:val="24"/>
+                      <w:szCs w:val="24"/>
+                    </w:rPr>
+                  </m:ctrlPr>
+                </m:accPr>
+                <m:e>
+                  <m:sSub>
+                    <m:sSubPr>
+                      <m:ctrlPr>
+                        <w:rPr>
+                          <w:rFonts w:ascii="Cambria Math" w:hAnsi="Cambria Math"/>
+                          <w:i/>
+                          <w:sz w:val="24"/>
+                          <w:szCs w:val="24"/>
+                        </w:rPr>
+                      </m:ctrlPr>
+                    </m:sSubPr>
+                    <m:e>
+                      <m:r>
+                        <w:rPr>
+                          <w:rFonts w:ascii="Cambria Math" w:hAnsi="Cambria Math"/>
+                          <w:sz w:val="24"/>
+                          <w:szCs w:val="24"/>
+                        </w:rPr>
+                        <m:t>F</m:t>
+                      </m:r>
+                    </m:e>
+                    <m:sub>
+                      <m:r>
+                        <w:rPr>
+                          <w:rFonts w:ascii="Cambria Math" w:hAnsi="Cambria Math"/>
+                          <w:sz w:val="24"/>
+                          <w:szCs w:val="24"/>
+                        </w:rPr>
+                        <m:t>2</m:t>
+                      </m:r>
+                    </m:sub>
+                  </m:sSub>
+                  <m:d>
+                    <m:dPr>
+                      <m:ctrlPr>
+                        <w:rPr>
+                          <w:rFonts w:ascii="Cambria Math" w:hAnsi="Cambria Math"/>
+                          <w:i/>
+                          <w:sz w:val="24"/>
+                          <w:szCs w:val="24"/>
+                        </w:rPr>
+                      </m:ctrlPr>
+                    </m:dPr>
+                    <m:e>
+                      <m:r>
+                        <w:rPr>
+                          <w:rFonts w:ascii="Cambria Math" w:hAnsi="Cambria Math"/>
+                          <w:sz w:val="24"/>
+                          <w:szCs w:val="24"/>
+                        </w:rPr>
+                        <m:t>u,v</m:t>
+                      </m:r>
+                    </m:e>
+                  </m:d>
+                </m:e>
+              </m:acc>
+            </m:num>
+            <m:den>
+              <m:d>
+                <m:dPr>
+                  <m:begChr m:val="|"/>
+                  <m:endChr m:val="|"/>
+                  <m:ctrlPr>
+                    <w:rPr>
+                      <w:rFonts w:ascii="Cambria Math" w:hAnsi="Cambria Math"/>
+                      <w:i/>
+                      <w:sz w:val="24"/>
+                      <w:szCs w:val="24"/>
+                    </w:rPr>
+                  </m:ctrlPr>
+                </m:dPr>
+                <m:e>
+                  <m:sSub>
+                    <m:sSubPr>
+                      <m:ctrlPr>
+                        <w:rPr>
+                          <w:rFonts w:ascii="Cambria Math" w:hAnsi="Cambria Math"/>
+                          <w:i/>
+                          <w:sz w:val="24"/>
+                          <w:szCs w:val="24"/>
+                        </w:rPr>
+                      </m:ctrlPr>
+                    </m:sSubPr>
+                    <m:e>
+                      <m:r>
+                        <w:rPr>
+                          <w:rFonts w:ascii="Cambria Math" w:hAnsi="Cambria Math"/>
+                          <w:sz w:val="24"/>
+                          <w:szCs w:val="24"/>
+                        </w:rPr>
+                        <m:t>F</m:t>
+                      </m:r>
+                    </m:e>
+                    <m:sub>
+                      <m:r>
+                        <w:rPr>
+                          <w:rFonts w:ascii="Cambria Math" w:hAnsi="Cambria Math"/>
+                          <w:sz w:val="24"/>
+                          <w:szCs w:val="24"/>
+                        </w:rPr>
+                        <m:t>1</m:t>
+                      </m:r>
+                    </m:sub>
+                  </m:sSub>
+                  <m:d>
+                    <m:dPr>
+                      <m:ctrlPr>
+                        <w:rPr>
+                          <w:rFonts w:ascii="Cambria Math" w:hAnsi="Cambria Math"/>
+                          <w:i/>
+                          <w:sz w:val="24"/>
+                          <w:szCs w:val="24"/>
+                        </w:rPr>
+                      </m:ctrlPr>
+                    </m:dPr>
+                    <m:e>
+                      <m:r>
+                        <w:rPr>
+                          <w:rFonts w:ascii="Cambria Math" w:hAnsi="Cambria Math"/>
+                          <w:sz w:val="24"/>
+                          <w:szCs w:val="24"/>
+                        </w:rPr>
+                        <m:t>u,v</m:t>
+                      </m:r>
+                    </m:e>
+                  </m:d>
+                  <m:r>
+                    <w:rPr>
+                      <w:rFonts w:ascii="Cambria Math" w:hAnsi="Cambria Math"/>
+                      <w:sz w:val="24"/>
+                      <w:szCs w:val="24"/>
+                    </w:rPr>
+                    <m:t>*</m:t>
+                  </m:r>
+                  <m:acc>
+                    <m:accPr>
+                      <m:chr m:val="̅"/>
+                      <m:ctrlPr>
+                        <w:rPr>
+                          <w:rFonts w:ascii="Cambria Math" w:hAnsi="Cambria Math"/>
+                          <w:i/>
+                          <w:sz w:val="24"/>
+                          <w:szCs w:val="24"/>
+                        </w:rPr>
+                      </m:ctrlPr>
+                    </m:accPr>
+                    <m:e>
+                      <m:sSub>
+                        <m:sSubPr>
+                          <m:ctrlPr>
+                            <w:rPr>
+                              <w:rFonts w:ascii="Cambria Math" w:hAnsi="Cambria Math"/>
+                              <w:i/>
+                              <w:sz w:val="24"/>
+                              <w:szCs w:val="24"/>
+                            </w:rPr>
+                          </m:ctrlPr>
+                        </m:sSubPr>
+                        <m:e>
+                          <m:r>
+                            <w:rPr>
+                              <w:rFonts w:ascii="Cambria Math" w:hAnsi="Cambria Math"/>
+                              <w:sz w:val="24"/>
+                              <w:szCs w:val="24"/>
+                            </w:rPr>
+                            <m:t>F</m:t>
+                          </m:r>
+                        </m:e>
+                        <m:sub>
+                          <m:r>
+                            <w:rPr>
+                              <w:rFonts w:ascii="Cambria Math" w:hAnsi="Cambria Math"/>
+                              <w:sz w:val="24"/>
+                              <w:szCs w:val="24"/>
+                            </w:rPr>
+                            <m:t>2</m:t>
+                          </m:r>
+                        </m:sub>
+                      </m:sSub>
+                      <m:d>
+                        <m:dPr>
+                          <m:ctrlPr>
+                            <w:rPr>
+                              <w:rFonts w:ascii="Cambria Math" w:hAnsi="Cambria Math"/>
+                              <w:i/>
+                              <w:sz w:val="24"/>
+                              <w:szCs w:val="24"/>
+                            </w:rPr>
+                          </m:ctrlPr>
+                        </m:dPr>
+                        <m:e>
+                          <m:r>
+                            <w:rPr>
+                              <w:rFonts w:ascii="Cambria Math" w:hAnsi="Cambria Math"/>
+                              <w:sz w:val="24"/>
+                              <w:szCs w:val="24"/>
+                            </w:rPr>
+                            <m:t>u,v</m:t>
+                          </m:r>
+                        </m:e>
+                      </m:d>
+                    </m:e>
+                  </m:acc>
+                </m:e>
+              </m:d>
+              <m:r>
+                <w:rPr>
+                  <w:rFonts w:ascii="Cambria Math" w:hAnsi="Cambria Math"/>
+                  <w:sz w:val="24"/>
+                  <w:szCs w:val="24"/>
+                </w:rPr>
+                <m:t>+ε</m:t>
+              </m:r>
+            </m:den>
+          </m:f>
+        </m:oMath>
+      </m:oMathPara>
+    </w:p>
+    <w:p>
+      <w:pPr>
+        <w:rPr>
+          <w:sz w:val="24"/>
+          <w:szCs w:val="24"/>
+        </w:rPr>
+      </w:pPr>
+      <w:r>
+        <w:rPr>
+          <w:sz w:val="24"/>
+          <w:szCs w:val="24"/>
+        </w:rPr>
+        <w:lastRenderedPageBreak/>
+        <w:t>Finalmente, al aplicar la transformada inversa de Fourier sobre $R(</w:t>
+      </w:r>
+      <w:proofErr w:type="spellStart"/>
+      <w:proofErr w:type="gramStart"/>
+      <w:r>
+        <w:rPr>
+          <w:sz w:val="24"/>
+          <w:szCs w:val="24"/>
+        </w:rPr>
+        <w:t>u,v</w:t>
+      </w:r>
+      <w:proofErr w:type="spellEnd"/>
+      <w:proofErr w:type="gramEnd"/>
+      <w:r>
+        <w:rPr>
+          <w:sz w:val="24"/>
+          <w:szCs w:val="24"/>
+        </w:rPr>
+        <w:t xml:space="preserve">)$, obtenemos un mapa espacial </w:t>
+      </w:r>
+      <m:oMath>
+        <m:r>
+          <w:rPr>
+            <w:rFonts w:ascii="Cambria Math" w:hAnsi="Cambria Math"/>
+            <w:sz w:val="24"/>
+            <w:szCs w:val="24"/>
+          </w:rPr>
+          <m:t>r(x,y)</m:t>
+        </m:r>
+      </m:oMath>
+      <w:r>
+        <w:rPr>
+          <w:sz w:val="24"/>
+          <w:szCs w:val="24"/>
+        </w:rPr>
+        <w:t>:</w:t>
+      </w:r>
+    </w:p>
+    <w:p>
+      <w:pPr>
+        <w:rPr>
+          <w:rFonts w:eastAsiaTheme="minorEastAsia"/>
+          <w:sz w:val="24"/>
+          <w:szCs w:val="24"/>
+        </w:rPr>
+      </w:pPr>
+      <m:oMathPara>
+        <m:oMath>
+          <m:r>
+            <w:rPr>
+              <w:rFonts w:ascii="Cambria Math" w:hAnsi="Cambria Math"/>
+              <w:sz w:val="24"/>
+              <w:szCs w:val="24"/>
+            </w:rPr>
+            <m:t>r</m:t>
+          </m:r>
+          <m:d>
+            <m:dPr>
+              <m:ctrlPr>
+                <w:rPr>
+                  <w:rFonts w:ascii="Cambria Math" w:hAnsi="Cambria Math"/>
+                  <w:i/>
+                  <w:sz w:val="24"/>
+                  <w:szCs w:val="24"/>
+                </w:rPr>
+              </m:ctrlPr>
+            </m:dPr>
+            <m:e>
+              <m:r>
+                <w:rPr>
+                  <w:rFonts w:ascii="Cambria Math" w:hAnsi="Cambria Math"/>
+                  <w:sz w:val="24"/>
+                  <w:szCs w:val="24"/>
+                </w:rPr>
+                <m:t>x,y</m:t>
+              </m:r>
+            </m:e>
+          </m:d>
+          <m:r>
+            <w:rPr>
+              <w:rFonts w:ascii="Cambria Math" w:hAnsi="Cambria Math"/>
+              <w:sz w:val="24"/>
+              <w:szCs w:val="24"/>
+            </w:rPr>
+            <m:t>=</m:t>
+          </m:r>
+          <m:sSup>
+            <m:sSupPr>
+              <m:ctrlPr>
+                <w:rPr>
+                  <w:rFonts w:ascii="Cambria Math" w:hAnsi="Cambria Math"/>
+                  <w:i/>
+                  <w:sz w:val="24"/>
+                  <w:szCs w:val="24"/>
+                </w:rPr>
+              </m:ctrlPr>
+            </m:sSupPr>
+            <m:e>
+              <m:r>
+                <m:rPr>
+                  <m:scr m:val="script"/>
+                </m:rPr>
+                <w:rPr>
+                  <w:rFonts w:ascii="Cambria Math" w:hAnsi="Cambria Math"/>
+                  <w:sz w:val="24"/>
+                  <w:szCs w:val="24"/>
+                </w:rPr>
+                <m:t>F</m:t>
+              </m:r>
+            </m:e>
+            <m:sup>
+              <m:r>
+                <w:rPr>
+                  <w:rFonts w:ascii="Cambria Math" w:hAnsi="Cambria Math"/>
+                  <w:sz w:val="24"/>
+                  <w:szCs w:val="24"/>
+                </w:rPr>
+                <m:t>-1</m:t>
+              </m:r>
+            </m:sup>
+          </m:sSup>
+          <m:d>
+            <m:dPr>
+              <m:begChr m:val="{"/>
+              <m:endChr m:val="}"/>
+              <m:ctrlPr>
+                <w:rPr>
+                  <w:rFonts w:ascii="Cambria Math" w:hAnsi="Cambria Math"/>
+                  <w:i/>
+                  <w:sz w:val="24"/>
+                  <w:szCs w:val="24"/>
+                </w:rPr>
+              </m:ctrlPr>
+            </m:dPr>
+            <m:e>
+              <m:r>
+                <w:rPr>
+                  <w:rFonts w:ascii="Cambria Math" w:hAnsi="Cambria Math"/>
+                  <w:sz w:val="24"/>
+                  <w:szCs w:val="24"/>
+                </w:rPr>
+                <m:t>R</m:t>
+              </m:r>
+              <m:d>
+                <m:dPr>
+                  <m:ctrlPr>
+                    <w:rPr>
+                      <w:rFonts w:ascii="Cambria Math" w:hAnsi="Cambria Math"/>
+                      <w:i/>
+                      <w:sz w:val="24"/>
+                      <w:szCs w:val="24"/>
+                    </w:rPr>
+                  </m:ctrlPr>
+                </m:dPr>
+                <m:e>
+                  <m:r>
+                    <w:rPr>
+                      <w:rFonts w:ascii="Cambria Math" w:hAnsi="Cambria Math"/>
+                      <w:sz w:val="24"/>
+                      <w:szCs w:val="24"/>
+                    </w:rPr>
+                    <m:t>u,v</m:t>
+                  </m:r>
+                </m:e>
+              </m:d>
+            </m:e>
+          </m:d>
+        </m:oMath>
+      </m:oMathPara>
+    </w:p>
+    <w:p>
+      <w:pPr>
+        <w:rPr>
+          <w:sz w:val="24"/>
+          <w:szCs w:val="24"/>
+        </w:rPr>
+      </w:pPr>
+      <w:r>
+        <w:rPr>
+          <w:sz w:val="24"/>
+          <w:szCs w:val="24"/>
+        </w:rPr>
+        <w:t xml:space="preserve">En estas fórmulas, </w:t>
+      </w:r>
+      <m:oMath>
+        <m:sSub>
+          <m:sSubPr>
+            <m:ctrlPr>
+              <w:rPr>
+                <w:rFonts w:ascii="Cambria Math" w:hAnsi="Cambria Math"/>
+                <w:i/>
+                <w:sz w:val="24"/>
+                <w:szCs w:val="24"/>
+              </w:rPr>
+            </m:ctrlPr>
+          </m:sSubPr>
+          <m:e>
+            <m:r>
+              <w:rPr>
+                <w:rFonts w:ascii="Cambria Math" w:hAnsi="Cambria Math"/>
+                <w:sz w:val="24"/>
+                <w:szCs w:val="24"/>
+              </w:rPr>
+              <m:t>f</m:t>
+            </m:r>
+          </m:e>
+          <m:sub>
+            <m:r>
+              <w:rPr>
+                <w:rFonts w:ascii="Cambria Math" w:hAnsi="Cambria Math"/>
+                <w:sz w:val="24"/>
+                <w:szCs w:val="24"/>
+              </w:rPr>
+              <m:t>1</m:t>
+            </m:r>
+          </m:sub>
+        </m:sSub>
+      </m:oMath>
+      <w:r>
+        <w:rPr>
+          <w:sz w:val="24"/>
+          <w:szCs w:val="24"/>
+        </w:rPr>
+        <w:t xml:space="preserve"> y</w:t>
+      </w:r>
+      <w:r>
+        <w:rPr>
+          <w:sz w:val="24"/>
+          <w:szCs w:val="24"/>
+        </w:rPr>
+        <w:t xml:space="preserve"> </w:t>
+      </w:r>
+      <m:oMath>
+        <m:sSub>
+          <m:sSubPr>
+            <m:ctrlPr>
+              <w:rPr>
+                <w:rFonts w:ascii="Cambria Math" w:hAnsi="Cambria Math"/>
+                <w:i/>
+                <w:sz w:val="24"/>
+                <w:szCs w:val="24"/>
+              </w:rPr>
+            </m:ctrlPr>
+          </m:sSubPr>
+          <m:e>
+            <m:r>
+              <w:rPr>
+                <w:rFonts w:ascii="Cambria Math" w:hAnsi="Cambria Math"/>
+                <w:sz w:val="24"/>
+                <w:szCs w:val="24"/>
+              </w:rPr>
+              <m:t>f</m:t>
+            </m:r>
+          </m:e>
+          <m:sub>
+            <m:r>
+              <w:rPr>
+                <w:rFonts w:ascii="Cambria Math" w:hAnsi="Cambria Math"/>
+                <w:sz w:val="24"/>
+                <w:szCs w:val="24"/>
+              </w:rPr>
+              <m:t>2</m:t>
+            </m:r>
+          </m:sub>
+        </m:sSub>
+      </m:oMath>
+      <w:r>
+        <w:rPr>
+          <w:sz w:val="24"/>
+          <w:szCs w:val="24"/>
+        </w:rPr>
+        <w:t xml:space="preserve"> representan las imágenes en el dominio espacial, mientras que </w:t>
+      </w:r>
+      <m:oMath>
+        <m:sSub>
+          <m:sSubPr>
+            <m:ctrlPr>
+              <w:rPr>
+                <w:rFonts w:ascii="Cambria Math" w:hAnsi="Cambria Math"/>
+                <w:i/>
+                <w:sz w:val="24"/>
+                <w:szCs w:val="24"/>
+              </w:rPr>
+            </m:ctrlPr>
+          </m:sSubPr>
+          <m:e>
+            <m:r>
+              <w:rPr>
+                <w:rFonts w:ascii="Cambria Math" w:hAnsi="Cambria Math"/>
+                <w:sz w:val="24"/>
+                <w:szCs w:val="24"/>
+              </w:rPr>
+              <m:t>F</m:t>
+            </m:r>
+          </m:e>
+          <m:sub>
+            <m:r>
+              <w:rPr>
+                <w:rFonts w:ascii="Cambria Math" w:hAnsi="Cambria Math"/>
+                <w:sz w:val="24"/>
+                <w:szCs w:val="24"/>
+              </w:rPr>
+              <m:t>1</m:t>
+            </m:r>
+          </m:sub>
+        </m:sSub>
+        <m:d>
+          <m:dPr>
+            <m:ctrlPr>
+              <w:rPr>
+                <w:rFonts w:ascii="Cambria Math" w:hAnsi="Cambria Math"/>
+                <w:i/>
+                <w:sz w:val="24"/>
+                <w:szCs w:val="24"/>
+              </w:rPr>
+            </m:ctrlPr>
+          </m:dPr>
+          <m:e>
+            <m:r>
+              <w:rPr>
+                <w:rFonts w:ascii="Cambria Math" w:hAnsi="Cambria Math"/>
+                <w:sz w:val="24"/>
+                <w:szCs w:val="24"/>
+              </w:rPr>
+              <m:t>u,v</m:t>
+            </m:r>
+          </m:e>
+        </m:d>
+      </m:oMath>
+      <w:r>
+        <w:rPr>
+          <w:sz w:val="24"/>
+          <w:szCs w:val="24"/>
+        </w:rPr>
+        <w:t xml:space="preserve"> y </w:t>
+      </w:r>
+      <m:oMath>
+        <m:sSub>
+          <m:sSubPr>
+            <m:ctrlPr>
+              <w:rPr>
+                <w:rFonts w:ascii="Cambria Math" w:hAnsi="Cambria Math"/>
+                <w:i/>
+                <w:sz w:val="24"/>
+                <w:szCs w:val="24"/>
+              </w:rPr>
+            </m:ctrlPr>
+          </m:sSubPr>
+          <m:e>
+            <m:r>
+              <w:rPr>
+                <w:rFonts w:ascii="Cambria Math" w:hAnsi="Cambria Math"/>
+                <w:sz w:val="24"/>
+                <w:szCs w:val="24"/>
+              </w:rPr>
+              <m:t>F</m:t>
+            </m:r>
+          </m:e>
+          <m:sub>
+            <m:r>
+              <w:rPr>
+                <w:rFonts w:ascii="Cambria Math" w:hAnsi="Cambria Math"/>
+                <w:sz w:val="24"/>
+                <w:szCs w:val="24"/>
+              </w:rPr>
+              <m:t>2</m:t>
+            </m:r>
+          </m:sub>
+        </m:sSub>
+        <m:d>
+          <m:dPr>
+            <m:ctrlPr>
+              <w:rPr>
+                <w:rFonts w:ascii="Cambria Math" w:hAnsi="Cambria Math"/>
+                <w:i/>
+                <w:sz w:val="24"/>
+                <w:szCs w:val="24"/>
+              </w:rPr>
+            </m:ctrlPr>
+          </m:dPr>
+          <m:e>
+            <m:r>
+              <w:rPr>
+                <w:rFonts w:ascii="Cambria Math" w:hAnsi="Cambria Math"/>
+                <w:sz w:val="24"/>
+                <w:szCs w:val="24"/>
+              </w:rPr>
+              <m:t>u,v</m:t>
+            </m:r>
+          </m:e>
+        </m:d>
+      </m:oMath>
+      <w:r>
+        <w:rPr>
+          <w:sz w:val="24"/>
+          <w:szCs w:val="24"/>
+        </w:rPr>
+        <w:t xml:space="preserve"> son sus respectivas Transformadas Discretas de Fourier bidimensionales, donde </w:t>
+      </w:r>
+      <m:oMath>
+        <m:r>
+          <w:rPr>
+            <w:rFonts w:ascii="Cambria Math" w:hAnsi="Cambria Math"/>
+            <w:sz w:val="24"/>
+            <w:szCs w:val="24"/>
+          </w:rPr>
+          <m:t>u</m:t>
+        </m:r>
+      </m:oMath>
+      <w:r>
+        <w:rPr>
+          <w:sz w:val="24"/>
+          <w:szCs w:val="24"/>
+        </w:rPr>
+        <w:t xml:space="preserve"> y </w:t>
+      </w:r>
+      <m:oMath>
+        <m:r>
+          <w:rPr>
+            <w:rFonts w:ascii="Cambria Math" w:hAnsi="Cambria Math"/>
+            <w:sz w:val="24"/>
+            <w:szCs w:val="24"/>
+          </w:rPr>
+          <m:t>v</m:t>
+        </m:r>
+      </m:oMath>
+      <w:r>
+        <w:rPr>
+          <w:sz w:val="24"/>
+          <w:szCs w:val="24"/>
+        </w:rPr>
+        <w:t xml:space="preserve"> indican las coordenadas de frecuencia. Las variables </w:t>
+      </w:r>
+      <m:oMath>
+        <m:r>
+          <w:rPr>
+            <w:rFonts w:ascii="Cambria Math" w:hAnsi="Cambria Math"/>
+            <w:sz w:val="24"/>
+            <w:szCs w:val="24"/>
+          </w:rPr>
+          <m:t>M</m:t>
+        </m:r>
+      </m:oMath>
+      <w:r>
+        <w:rPr>
+          <w:sz w:val="24"/>
+          <w:szCs w:val="24"/>
+        </w:rPr>
+        <w:t xml:space="preserve"> y </w:t>
+      </w:r>
+      <m:oMath>
+        <m:r>
+          <w:rPr>
+            <w:rFonts w:ascii="Cambria Math" w:hAnsi="Cambria Math"/>
+            <w:sz w:val="24"/>
+            <w:szCs w:val="24"/>
+          </w:rPr>
+          <m:t>N</m:t>
+        </m:r>
+      </m:oMath>
+      <w:r>
+        <w:rPr>
+          <w:sz w:val="24"/>
+          <w:szCs w:val="24"/>
+        </w:rPr>
+        <w:t xml:space="preserve"> corresponden al ancho y alto total de la imagen en píxeles. El vector </w:t>
+      </w:r>
+      <m:oMath>
+        <m:d>
+          <m:dPr>
+            <m:ctrlPr>
+              <w:rPr>
+                <w:rFonts w:ascii="Cambria Math" w:hAnsi="Cambria Math"/>
+                <w:i/>
+                <w:sz w:val="24"/>
+                <w:szCs w:val="24"/>
+              </w:rPr>
+            </m:ctrlPr>
+          </m:dPr>
+          <m:e>
+            <m:sSub>
+              <m:sSubPr>
+                <m:ctrlPr>
+                  <w:rPr>
+                    <w:rFonts w:ascii="Cambria Math" w:hAnsi="Cambria Math"/>
+                    <w:i/>
+                    <w:sz w:val="24"/>
+                    <w:szCs w:val="24"/>
+                  </w:rPr>
+                </m:ctrlPr>
+              </m:sSubPr>
+              <m:e>
+                <m:r>
+                  <w:rPr>
+                    <w:rFonts w:ascii="Cambria Math" w:hAnsi="Cambria Math"/>
+                    <w:sz w:val="24"/>
+                    <w:szCs w:val="24"/>
+                  </w:rPr>
+                  <m:t>x</m:t>
+                </m:r>
+              </m:e>
+              <m:sub>
+                <m:r>
+                  <w:rPr>
+                    <w:rFonts w:ascii="Cambria Math" w:hAnsi="Cambria Math"/>
+                    <w:sz w:val="24"/>
+                    <w:szCs w:val="24"/>
+                  </w:rPr>
+                  <m:t>0</m:t>
+                </m:r>
+              </m:sub>
+            </m:sSub>
+            <m:r>
+              <w:rPr>
+                <w:rFonts w:ascii="Cambria Math" w:hAnsi="Cambria Math"/>
+                <w:sz w:val="24"/>
+                <w:szCs w:val="24"/>
+              </w:rPr>
+              <m:t>,</m:t>
+            </m:r>
+            <m:sSub>
+              <m:sSubPr>
+                <m:ctrlPr>
+                  <w:rPr>
+                    <w:rFonts w:ascii="Cambria Math" w:hAnsi="Cambria Math"/>
+                    <w:i/>
+                    <w:sz w:val="24"/>
+                    <w:szCs w:val="24"/>
+                  </w:rPr>
+                </m:ctrlPr>
+              </m:sSubPr>
+              <m:e>
+                <m:r>
+                  <w:rPr>
+                    <w:rFonts w:ascii="Cambria Math" w:hAnsi="Cambria Math"/>
+                    <w:sz w:val="24"/>
+                    <w:szCs w:val="24"/>
+                  </w:rPr>
+                  <m:t>y</m:t>
+                </m:r>
+              </m:e>
+              <m:sub>
+                <m:r>
+                  <w:rPr>
+                    <w:rFonts w:ascii="Cambria Math" w:hAnsi="Cambria Math"/>
+                    <w:sz w:val="24"/>
+                    <w:szCs w:val="24"/>
+                  </w:rPr>
+                  <m:t>0</m:t>
+                </m:r>
+              </m:sub>
+            </m:sSub>
+          </m:e>
+        </m:d>
+      </m:oMath>
+      <w:r>
+        <w:rPr>
+          <w:sz w:val="24"/>
+          <w:szCs w:val="24"/>
+        </w:rPr>
+        <w:t xml:space="preserve"> es el desplazamiento espacial exacto que buscamos encontrar y la letra </w:t>
+      </w:r>
+      <m:oMath>
+        <m:r>
+          <w:rPr>
+            <w:rFonts w:ascii="Cambria Math" w:hAnsi="Cambria Math"/>
+            <w:sz w:val="24"/>
+            <w:szCs w:val="24"/>
+          </w:rPr>
+          <m:t>j</m:t>
+        </m:r>
+      </m:oMath>
+      <w:r>
+        <w:rPr>
+          <w:sz w:val="24"/>
+          <w:szCs w:val="24"/>
+        </w:rPr>
+        <w:t xml:space="preserve"> representa la unidad imaginaria de los números complejos. En el cálculo de correlación, </w:t>
+      </w:r>
+      <m:oMath>
+        <m:acc>
+          <m:accPr>
+            <m:chr m:val="̅"/>
+            <m:ctrlPr>
+              <w:rPr>
+                <w:rFonts w:ascii="Cambria Math" w:hAnsi="Cambria Math"/>
+                <w:i/>
+                <w:sz w:val="24"/>
+                <w:szCs w:val="24"/>
+              </w:rPr>
+            </m:ctrlPr>
+          </m:accPr>
+          <m:e>
+            <m:sSub>
+              <m:sSubPr>
+                <m:ctrlPr>
+                  <w:rPr>
+                    <w:rFonts w:ascii="Cambria Math" w:hAnsi="Cambria Math"/>
+                    <w:i/>
+                    <w:sz w:val="24"/>
+                    <w:szCs w:val="24"/>
+                  </w:rPr>
+                </m:ctrlPr>
+              </m:sSubPr>
+              <m:e>
+                <m:r>
+                  <w:rPr>
+                    <w:rFonts w:ascii="Cambria Math" w:hAnsi="Cambria Math"/>
+                    <w:sz w:val="24"/>
+                    <w:szCs w:val="24"/>
+                  </w:rPr>
+                  <m:t>F</m:t>
+                </m:r>
+              </m:e>
+              <m:sub>
+                <m:r>
+                  <w:rPr>
+                    <w:rFonts w:ascii="Cambria Math" w:hAnsi="Cambria Math"/>
+                    <w:sz w:val="24"/>
+                    <w:szCs w:val="24"/>
+                  </w:rPr>
+                  <m:t>2</m:t>
+                </m:r>
+              </m:sub>
+            </m:sSub>
+            <m:d>
+              <m:dPr>
+                <m:ctrlPr>
+                  <w:rPr>
+                    <w:rFonts w:ascii="Cambria Math" w:hAnsi="Cambria Math"/>
+                    <w:i/>
+                    <w:sz w:val="24"/>
+                    <w:szCs w:val="24"/>
+                  </w:rPr>
+                </m:ctrlPr>
+              </m:dPr>
+              <m:e>
+                <m:r>
+                  <w:rPr>
+                    <w:rFonts w:ascii="Cambria Math" w:hAnsi="Cambria Math"/>
+                    <w:sz w:val="24"/>
+                    <w:szCs w:val="24"/>
+                  </w:rPr>
+                  <m:t>u,v</m:t>
+                </m:r>
+              </m:e>
+            </m:d>
+          </m:e>
+        </m:acc>
+      </m:oMath>
+      <w:r>
+        <w:rPr>
+          <w:sz w:val="24"/>
+          <w:szCs w:val="24"/>
+        </w:rPr>
+        <w:t xml:space="preserve"> denota el conjugado complejo de </w:t>
+      </w:r>
+      <m:oMath>
+        <m:sSub>
+          <m:sSubPr>
+            <m:ctrlPr>
+              <w:rPr>
+                <w:rFonts w:ascii="Cambria Math" w:hAnsi="Cambria Math"/>
+                <w:i/>
+                <w:sz w:val="24"/>
+                <w:szCs w:val="24"/>
+              </w:rPr>
+            </m:ctrlPr>
+          </m:sSubPr>
+          <m:e>
+            <m:r>
+              <w:rPr>
+                <w:rFonts w:ascii="Cambria Math" w:hAnsi="Cambria Math"/>
+                <w:sz w:val="24"/>
+                <w:szCs w:val="24"/>
+              </w:rPr>
+              <m:t>F</m:t>
+            </m:r>
+          </m:e>
+          <m:sub>
+            <m:r>
+              <w:rPr>
+                <w:rFonts w:ascii="Cambria Math" w:hAnsi="Cambria Math"/>
+                <w:sz w:val="24"/>
+                <w:szCs w:val="24"/>
+              </w:rPr>
+              <m:t>2</m:t>
+            </m:r>
+          </m:sub>
+        </m:sSub>
+        <m:d>
+          <m:dPr>
+            <m:ctrlPr>
+              <w:rPr>
+                <w:rFonts w:ascii="Cambria Math" w:hAnsi="Cambria Math"/>
+                <w:i/>
+                <w:sz w:val="24"/>
+                <w:szCs w:val="24"/>
+              </w:rPr>
+            </m:ctrlPr>
+          </m:dPr>
+          <m:e>
+            <m:r>
+              <w:rPr>
+                <w:rFonts w:ascii="Cambria Math" w:hAnsi="Cambria Math"/>
+                <w:sz w:val="24"/>
+                <w:szCs w:val="24"/>
+              </w:rPr>
+              <m:t>u,v</m:t>
+            </m:r>
+          </m:e>
+        </m:d>
+      </m:oMath>
+      <w:r>
+        <w:rPr>
+          <w:sz w:val="24"/>
+          <w:szCs w:val="24"/>
+        </w:rPr>
+        <w:t xml:space="preserve">, </w:t>
+      </w:r>
+      <m:oMath>
+        <m:r>
+          <w:rPr>
+            <w:rFonts w:ascii="Cambria Math" w:hAnsi="Cambria Math"/>
+            <w:sz w:val="24"/>
+            <w:szCs w:val="24"/>
+          </w:rPr>
+          <m:t>R</m:t>
+        </m:r>
+        <m:d>
+          <m:dPr>
+            <m:ctrlPr>
+              <w:rPr>
+                <w:rFonts w:ascii="Cambria Math" w:hAnsi="Cambria Math"/>
+                <w:i/>
+                <w:sz w:val="24"/>
+                <w:szCs w:val="24"/>
+              </w:rPr>
+            </m:ctrlPr>
+          </m:dPr>
+          <m:e>
+            <m:r>
+              <w:rPr>
+                <w:rFonts w:ascii="Cambria Math" w:hAnsi="Cambria Math"/>
+                <w:sz w:val="24"/>
+                <w:szCs w:val="24"/>
+              </w:rPr>
+              <m:t>u,v</m:t>
+            </m:r>
+          </m:e>
+        </m:d>
+      </m:oMath>
+      <w:r>
+        <w:rPr>
+          <w:sz w:val="24"/>
+          <w:szCs w:val="24"/>
+        </w:rPr>
+        <w:t xml:space="preserve"> es el espectro cruzado normalizado resultante y </w:t>
+      </w:r>
+      <m:oMath>
+        <m:r>
+          <w:rPr>
+            <w:rFonts w:ascii="Cambria Math" w:hAnsi="Cambria Math"/>
+            <w:sz w:val="24"/>
+            <w:szCs w:val="24"/>
+          </w:rPr>
+          <m:t>ε</m:t>
+        </m:r>
+      </m:oMath>
+      <w:r>
+        <w:rPr>
+          <w:sz w:val="24"/>
+          <w:szCs w:val="24"/>
+        </w:rPr>
+        <w:t xml:space="preserve"> </w:t>
+      </w:r>
+      <w:r>
+        <w:rPr>
+          <w:sz w:val="24"/>
+          <w:szCs w:val="24"/>
+        </w:rPr>
+        <w:t xml:space="preserve">(épsilon) es una constante minúscula arbitraria que sumamos al denominador estrictamente para evitar divisiones por cero y mantener la estabilidad numérica del algoritmo. Por último, </w:t>
+      </w:r>
+      <m:oMath>
+        <m:sSup>
+          <m:sSupPr>
+            <m:ctrlPr>
+              <w:rPr>
+                <w:rFonts w:ascii="Cambria Math" w:hAnsi="Cambria Math"/>
+                <w:i/>
+                <w:sz w:val="24"/>
+                <w:szCs w:val="24"/>
+              </w:rPr>
+            </m:ctrlPr>
+          </m:sSupPr>
+          <m:e>
+            <m:r>
+              <m:rPr>
+                <m:scr m:val="script"/>
+              </m:rPr>
+              <w:rPr>
+                <w:rFonts w:ascii="Cambria Math" w:hAnsi="Cambria Math"/>
+                <w:sz w:val="24"/>
+                <w:szCs w:val="24"/>
+              </w:rPr>
+              <m:t>F</m:t>
+            </m:r>
+          </m:e>
+          <m:sup>
+            <m:r>
+              <w:rPr>
+                <w:rFonts w:ascii="Cambria Math" w:hAnsi="Cambria Math"/>
+                <w:sz w:val="24"/>
+                <w:szCs w:val="24"/>
+              </w:rPr>
+              <m:t>-1</m:t>
+            </m:r>
+          </m:sup>
+        </m:sSup>
+      </m:oMath>
+      <w:r>
+        <w:rPr>
+          <w:sz w:val="24"/>
+          <w:szCs w:val="24"/>
+        </w:rPr>
+        <w:t xml:space="preserve"> </w:t>
+      </w:r>
+      <w:r>
+        <w:rPr>
+          <w:sz w:val="24"/>
+          <w:szCs w:val="24"/>
+        </w:rPr>
+        <w:t xml:space="preserve">indica la Transformada Inversa de Fourier, la cual nos devuelve la función </w:t>
+      </w:r>
+      <m:oMath>
+        <m:r>
+          <w:rPr>
+            <w:rFonts w:ascii="Cambria Math" w:hAnsi="Cambria Math"/>
+            <w:sz w:val="24"/>
+            <w:szCs w:val="24"/>
+          </w:rPr>
+          <m:t>r</m:t>
+        </m:r>
+        <m:d>
+          <m:dPr>
+            <m:ctrlPr>
+              <w:rPr>
+                <w:rFonts w:ascii="Cambria Math" w:hAnsi="Cambria Math"/>
+                <w:i/>
+                <w:sz w:val="24"/>
+                <w:szCs w:val="24"/>
+              </w:rPr>
+            </m:ctrlPr>
+          </m:dPr>
+          <m:e>
+            <m:r>
+              <w:rPr>
+                <w:rFonts w:ascii="Cambria Math" w:hAnsi="Cambria Math"/>
+                <w:sz w:val="24"/>
+                <w:szCs w:val="24"/>
+              </w:rPr>
+              <m:t>x,y</m:t>
+            </m:r>
+          </m:e>
+        </m:d>
+      </m:oMath>
+      <w:r>
+        <w:rPr>
+          <w:sz w:val="24"/>
+          <w:szCs w:val="24"/>
+        </w:rPr>
+        <w:t xml:space="preserve"> en el dominio espacial, cuyo valor máximo (pico de energía) revelará las coordenadas del desplazamiento.</w:t>
+      </w:r>
+    </w:p>
+    <w:p>
+      <w:pPr>
+        <w:rPr>
+          <w:b/>
+          <w:bCs/>
+          <w:szCs w:val="28"/>
+        </w:rPr>
+      </w:pPr>
+      <w:r>
+        <w:rPr>
+          <w:b/>
+          <w:bCs/>
+          <w:szCs w:val="28"/>
+        </w:rPr>
+        <w:t>R</w:t>
+      </w:r>
+      <w:r>
+        <w:rPr>
+          <w:b/>
+          <w:bCs/>
+          <w:szCs w:val="28"/>
+        </w:rPr>
+        <w:t>esolución</w:t>
+      </w:r>
+    </w:p>
+    <w:p>
+      <w:pPr>
+        <w:rPr>
+          <w:sz w:val="24"/>
+          <w:szCs w:val="24"/>
+        </w:rPr>
+      </w:pPr>
+      <w:r>
+        <w:rPr>
+          <w:sz w:val="24"/>
+          <w:szCs w:val="24"/>
+        </w:rPr>
+        <w:t xml:space="preserve">Comenzamos el desarrollo creando un código para cargar las imágenes utilizando la librería </w:t>
+      </w:r>
+      <w:proofErr w:type="spellStart"/>
+      <w:r>
+        <w:rPr>
+          <w:sz w:val="24"/>
+          <w:szCs w:val="24"/>
+        </w:rPr>
+        <w:t>OpenCV</w:t>
+      </w:r>
+      <w:proofErr w:type="spellEnd"/>
+      <w:r>
+        <w:rPr>
+          <w:sz w:val="24"/>
+          <w:szCs w:val="24"/>
+        </w:rPr>
+        <w:t xml:space="preserve"> y calculamos sus transformadas de Fourier. Al aplicar la lógica del espectro cruzado, la función nos devolvió un pico máximo en una coordenada específica, traduciéndose en un vector de desplazamiento de </w:t>
+      </w:r>
+      <w:r>
+        <w:rPr>
+          <w:b/>
+          <w:bCs/>
+          <w:sz w:val="24"/>
+          <w:szCs w:val="24"/>
+        </w:rPr>
+        <w:t>(40, 10)</w:t>
+      </w:r>
+      <w:r>
+        <w:rPr>
+          <w:sz w:val="24"/>
+          <w:szCs w:val="24"/>
+        </w:rPr>
+        <w:t xml:space="preserve">. Es decir, la imagen 2 se encuentra desplazada 40 píxeles en el eje </w:t>
+      </w:r>
+      <m:oMath>
+        <m:r>
+          <w:rPr>
+            <w:rFonts w:ascii="Cambria Math" w:hAnsi="Cambria Math"/>
+            <w:sz w:val="24"/>
+            <w:szCs w:val="24"/>
+          </w:rPr>
+          <m:t>x</m:t>
+        </m:r>
+      </m:oMath>
+      <w:r>
+        <w:rPr>
+          <w:sz w:val="24"/>
+          <w:szCs w:val="24"/>
+        </w:rPr>
+        <w:t xml:space="preserve"> y 10 píxeles en el eje </w:t>
+      </w:r>
+      <m:oMath>
+        <m:r>
+          <w:rPr>
+            <w:rFonts w:ascii="Cambria Math" w:hAnsi="Cambria Math"/>
+            <w:sz w:val="24"/>
+            <w:szCs w:val="24"/>
+          </w:rPr>
+          <m:t>y</m:t>
+        </m:r>
+      </m:oMath>
+      <w:r>
+        <w:rPr>
+          <w:sz w:val="24"/>
+          <w:szCs w:val="24"/>
+        </w:rPr>
+        <w:t xml:space="preserve"> con respecto a la imagen 1. Para validar la robustez de este método, creamos una imagen sintética desplazada a propósito con esos mismos valores y corroboramos que el algoritmo lograba identificar el desplazamiento de manera perfecta.</w:t>
+      </w:r>
+    </w:p>
+    <w:p>
+      <w:pPr>
+        <w:rPr>
+          <w:sz w:val="24"/>
+          <w:szCs w:val="24"/>
+        </w:rPr>
+      </w:pPr>
+      <w:r>
+        <w:rPr>
+          <w:sz w:val="24"/>
+          <w:szCs w:val="24"/>
+        </w:rPr>
+        <w:t xml:space="preserve">Para contrastar, también implementamos un algoritmo de fuerza bruta con lógica espacial. Este programa compara píxel a píxel distintas versiones desplazadas de la imagen original hasta encontrar una coincidencia. Si bien este método empírico arrojó el mismo resultado (40, 10), confirmamos que su costo computacional es de la magnitud </w:t>
+      </w:r>
+      <m:oMath>
+        <m:r>
+          <w:rPr>
+            <w:rFonts w:ascii="Cambria Math" w:hAnsi="Cambria Math"/>
+            <w:sz w:val="24"/>
+            <w:szCs w:val="24"/>
+          </w:rPr>
+          <m:t>O(</m:t>
+        </m:r>
+        <m:sSup>
+          <m:sSupPr>
+            <m:ctrlPr>
+              <w:rPr>
+                <w:rFonts w:ascii="Cambria Math" w:hAnsi="Cambria Math"/>
+                <w:i/>
+                <w:sz w:val="24"/>
+                <w:szCs w:val="24"/>
+              </w:rPr>
+            </m:ctrlPr>
+          </m:sSupPr>
+          <m:e>
+            <m:r>
+              <w:rPr>
+                <w:rFonts w:ascii="Cambria Math" w:hAnsi="Cambria Math"/>
+                <w:sz w:val="24"/>
+                <w:szCs w:val="24"/>
+              </w:rPr>
+              <m:t>N</m:t>
+            </m:r>
+          </m:e>
+          <m:sup>
+            <m:r>
+              <w:rPr>
+                <w:rFonts w:ascii="Cambria Math" w:hAnsi="Cambria Math"/>
+                <w:sz w:val="24"/>
+                <w:szCs w:val="24"/>
+              </w:rPr>
+              <m:t>2</m:t>
+            </m:r>
+          </m:sup>
+        </m:sSup>
+        <m:r>
+          <w:rPr>
+            <w:rFonts w:ascii="Cambria Math" w:hAnsi="Cambria Math"/>
+            <w:sz w:val="24"/>
+            <w:szCs w:val="24"/>
+          </w:rPr>
+          <m:t>)</m:t>
+        </m:r>
+      </m:oMath>
+      <w:r>
+        <w:rPr>
+          <w:sz w:val="24"/>
+          <w:szCs w:val="24"/>
+        </w:rPr>
+        <w:t xml:space="preserve"> en el peor de los casos, volviéndolo extremadamente lento e impracticable para imágenes de alta resolución. Por el contrario, la correlación de fase mediante la FFT tiene una complejidad de </w:t>
+      </w:r>
+      <m:oMath>
+        <m:r>
+          <w:rPr>
+            <w:rFonts w:ascii="Cambria Math" w:hAnsi="Cambria Math"/>
+            <w:sz w:val="24"/>
+            <w:szCs w:val="24"/>
+          </w:rPr>
+          <m:t>O</m:t>
+        </m:r>
+        <m:d>
+          <m:dPr>
+            <m:ctrlPr>
+              <w:rPr>
+                <w:rFonts w:ascii="Cambria Math" w:hAnsi="Cambria Math"/>
+                <w:i/>
+                <w:sz w:val="24"/>
+                <w:szCs w:val="24"/>
+              </w:rPr>
+            </m:ctrlPr>
+          </m:dPr>
+          <m:e>
+            <m:r>
+              <w:rPr>
+                <w:rFonts w:ascii="Cambria Math" w:hAnsi="Cambria Math"/>
+                <w:sz w:val="24"/>
+                <w:szCs w:val="24"/>
+              </w:rPr>
+              <m:t>Nlog</m:t>
+            </m:r>
+            <m:d>
+              <m:dPr>
+                <m:ctrlPr>
+                  <w:rPr>
+                    <w:rFonts w:ascii="Cambria Math" w:hAnsi="Cambria Math"/>
+                    <w:i/>
+                    <w:sz w:val="24"/>
+                    <w:szCs w:val="24"/>
+                  </w:rPr>
+                </m:ctrlPr>
+              </m:dPr>
+              <m:e>
+                <m:r>
+                  <w:rPr>
+                    <w:rFonts w:ascii="Cambria Math" w:hAnsi="Cambria Math"/>
+                    <w:sz w:val="24"/>
+                    <w:szCs w:val="24"/>
+                  </w:rPr>
+                  <m:t>N</m:t>
+                </m:r>
+              </m:e>
+            </m:d>
+          </m:e>
+        </m:d>
+      </m:oMath>
+      <w:r>
+        <w:rPr>
+          <w:sz w:val="24"/>
+          <w:szCs w:val="24"/>
+        </w:rPr>
+        <w:t>, lo que demostró ser una solución drásticamente más eficiente y escalable.</w:t>
+      </w:r>
+    </w:p>
+    <w:p>
+      <w:pPr>
+        <w:rPr>
+          <w:b/>
+          <w:bCs/>
+          <w:sz w:val="24"/>
+          <w:szCs w:val="20"/>
+        </w:rPr>
+      </w:pPr>
+      <w:r>
+        <w:rPr>
+          <w:b/>
+          <w:bCs/>
+          <w:sz w:val="24"/>
+          <w:szCs w:val="20"/>
+        </w:rPr>
+        <w:t>[Sugerencia de gráfico para agregar en el informe]: Inserten una imagen del mapa de correlación espacial $|r(</w:t>
+      </w:r>
+      <w:proofErr w:type="spellStart"/>
+      <w:proofErr w:type="gramStart"/>
+      <w:r>
+        <w:rPr>
+          <w:b/>
+          <w:bCs/>
+          <w:sz w:val="24"/>
+          <w:szCs w:val="20"/>
+        </w:rPr>
+        <w:t>x,y</w:t>
+      </w:r>
+      <w:proofErr w:type="spellEnd"/>
+      <w:proofErr w:type="gramEnd"/>
+      <w:r>
+        <w:rPr>
+          <w:b/>
+          <w:bCs/>
+          <w:sz w:val="24"/>
+          <w:szCs w:val="20"/>
+        </w:rPr>
+        <w:t>)|$ en 2D o 3D, mostrando claramente cómo todo el plano es oscuro (valores cercanos a cero) a excepción del pico brillante y nítido (impulso de Dirac) en las coordenadas (40, 10).</w:t>
+      </w:r>
+    </w:p>
+    <w:p/>
+    <w:p>
+      <w:pPr>
+        <w:pStyle w:val="Ttulo1"/>
+      </w:pPr>
+      <w:bookmarkStart w:id="2" w:name="_Toc231549185"/>
+      <w:r>
+        <w:t>Inciso 2:</w:t>
+      </w:r>
+      <w:bookmarkEnd w:id="2"/>
+    </w:p>
+    <w:p>
+      <w:pPr>
+        <w:rPr>
+          <w:b/>
+          <w:u w:val="single"/>
+        </w:rPr>
+      </w:pPr>
+      <w:r>
+        <w:rPr>
+          <w:b/>
+        </w:rPr>
+        <w:t xml:space="preserve">Registro de Rotación: Considere ahora las imágenes f3 y f4, siendo esta última una versión rotada de f3. Dado que una rotación en el dominio espacial se traduce en una rotación idéntica en el dominio de la frecuencia, implemente un mapeo de las magnitudes de los espectros a </w:t>
+      </w:r>
+      <w:r>
+        <w:rPr>
+          <w:b/>
+        </w:rPr>
+        <w:lastRenderedPageBreak/>
+        <w:t>coordenadas polares (</w:t>
+      </w:r>
+      <w:r>
+        <w:rPr>
+          <w:rFonts w:hint="eastAsia"/>
+          <w:b/>
+          <w:sz w:val="22"/>
+        </w:rPr>
+        <w:t>ρ</w:t>
+      </w:r>
+      <w:r>
+        <w:rPr>
+          <w:b/>
+        </w:rPr>
+        <w:t xml:space="preserve">, </w:t>
+      </w:r>
+      <w:r>
+        <w:rPr>
+          <w:rFonts w:hint="eastAsia"/>
+          <w:b/>
+          <w:sz w:val="22"/>
+        </w:rPr>
+        <w:t>θ</w:t>
+      </w:r>
+      <w:r>
+        <w:rPr>
+          <w:b/>
+        </w:rPr>
+        <w:t xml:space="preserve">). Determine el ángulo de rotación encontrando el desplazamiento lineal en el eje </w:t>
+      </w:r>
+      <w:r>
+        <w:rPr>
+          <w:rFonts w:hint="eastAsia"/>
+          <w:b/>
+          <w:sz w:val="22"/>
+        </w:rPr>
+        <w:t>θ</w:t>
+      </w:r>
+      <w:r>
+        <w:rPr>
+          <w:b/>
+        </w:rPr>
+        <w:t>.</w:t>
+      </w:r>
+    </w:p>
+    <w:p>
+      <w:pPr>
+        <w:rPr>
+          <w:sz w:val="24"/>
+          <w:szCs w:val="20"/>
+        </w:rPr>
+      </w:pPr>
+      <w:r>
+        <w:rPr>
+          <w:sz w:val="24"/>
+          <w:szCs w:val="20"/>
+        </w:rPr>
+        <w:t xml:space="preserve">El objetivo de este inciso fue determinar el ángulo de rotación </w:t>
+      </w:r>
+      <m:oMath>
+        <m:sSub>
+          <m:sSubPr>
+            <m:ctrlPr>
+              <w:rPr>
+                <w:rFonts w:ascii="Cambria Math" w:hAnsi="Cambria Math"/>
+                <w:i/>
+                <w:sz w:val="24"/>
+                <w:szCs w:val="20"/>
+              </w:rPr>
+            </m:ctrlPr>
+          </m:sSubPr>
+          <m:e>
+            <m:r>
+              <w:rPr>
+                <w:rFonts w:ascii="Cambria Math" w:hAnsi="Cambria Math"/>
+                <w:sz w:val="24"/>
+                <w:szCs w:val="20"/>
+              </w:rPr>
+              <m:t>θ</m:t>
+            </m:r>
+          </m:e>
+          <m:sub>
+            <m:r>
+              <w:rPr>
+                <w:rFonts w:ascii="Cambria Math" w:hAnsi="Cambria Math"/>
+                <w:sz w:val="24"/>
+                <w:szCs w:val="20"/>
+              </w:rPr>
+              <m:t>0</m:t>
+            </m:r>
+          </m:sub>
+        </m:sSub>
+      </m:oMath>
+      <w:r>
+        <w:rPr>
+          <w:rFonts w:eastAsiaTheme="minorEastAsia"/>
+          <w:sz w:val="24"/>
+          <w:szCs w:val="20"/>
+        </w:rPr>
+        <w:t xml:space="preserve"> </w:t>
+      </w:r>
+      <w:r>
+        <w:rPr>
+          <w:sz w:val="24"/>
+          <w:szCs w:val="20"/>
+        </w:rPr>
+        <w:t xml:space="preserve">entre dos imágenes, </w:t>
+      </w:r>
+      <m:oMath>
+        <m:sSub>
+          <m:sSubPr>
+            <m:ctrlPr>
+              <w:rPr>
+                <w:rFonts w:ascii="Cambria Math" w:hAnsi="Cambria Math"/>
+                <w:i/>
+                <w:sz w:val="24"/>
+                <w:szCs w:val="20"/>
+              </w:rPr>
+            </m:ctrlPr>
+          </m:sSubPr>
+          <m:e>
+            <m:r>
+              <w:rPr>
+                <w:rFonts w:ascii="Cambria Math" w:hAnsi="Cambria Math"/>
+                <w:sz w:val="24"/>
+                <w:szCs w:val="20"/>
+              </w:rPr>
+              <m:t>f</m:t>
+            </m:r>
+          </m:e>
+          <m:sub>
+            <m:r>
+              <w:rPr>
+                <w:rFonts w:ascii="Cambria Math" w:hAnsi="Cambria Math"/>
+                <w:sz w:val="24"/>
+                <w:szCs w:val="20"/>
+              </w:rPr>
+              <m:t>3</m:t>
+            </m:r>
+          </m:sub>
+        </m:sSub>
+      </m:oMath>
+      <w:r>
+        <w:rPr>
+          <w:sz w:val="24"/>
+          <w:szCs w:val="20"/>
+        </w:rPr>
+        <w:t xml:space="preserve"> y </w:t>
+      </w:r>
+      <m:oMath>
+        <m:sSub>
+          <m:sSubPr>
+            <m:ctrlPr>
+              <w:rPr>
+                <w:rFonts w:ascii="Cambria Math" w:hAnsi="Cambria Math"/>
+                <w:i/>
+                <w:sz w:val="24"/>
+                <w:szCs w:val="20"/>
+              </w:rPr>
+            </m:ctrlPr>
+          </m:sSubPr>
+          <m:e>
+            <m:r>
+              <w:rPr>
+                <w:rFonts w:ascii="Cambria Math" w:hAnsi="Cambria Math"/>
+                <w:sz w:val="24"/>
+                <w:szCs w:val="20"/>
+              </w:rPr>
+              <m:t>f</m:t>
+            </m:r>
+          </m:e>
+          <m:sub>
+            <m:r>
+              <w:rPr>
+                <w:rFonts w:ascii="Cambria Math" w:hAnsi="Cambria Math"/>
+                <w:sz w:val="24"/>
+                <w:szCs w:val="20"/>
+              </w:rPr>
+              <m:t>4</m:t>
+            </m:r>
+          </m:sub>
+        </m:sSub>
+      </m:oMath>
+      <w:r>
+        <w:rPr>
+          <w:sz w:val="24"/>
+          <w:szCs w:val="20"/>
+        </w:rPr>
+        <w:t>, sabiendo que la segunda es una versión rotada de la primera.</w:t>
+      </w:r>
+    </w:p>
+    <w:p>
+      <w:pPr>
+        <w:rPr>
+          <w:b/>
+          <w:bCs/>
+        </w:rPr>
+      </w:pPr>
+      <w:r>
+        <w:rPr>
+          <w:b/>
+          <w:bCs/>
+        </w:rPr>
+        <w:t>Fundamento Matemático</w:t>
+      </w:r>
+    </w:p>
+    <w:p>
+      <w:pPr>
+        <w:rPr>
+          <w:sz w:val="24"/>
+          <w:szCs w:val="20"/>
+        </w:rPr>
+      </w:pPr>
+      <w:r>
+        <w:rPr>
+          <w:sz w:val="24"/>
+          <w:szCs w:val="20"/>
+        </w:rPr>
+        <w:t xml:space="preserve">Teóricamente, cuando una imagen sufre una rotación espacial por un ángulo determinado, su espectro de frecuencias rota exactamente en la misma proporción y dirección. Para aprovechar esta propiedad computacionalmente, lo que hacemos es cambiar el sistema de referencia. Si tomamos las magnitudes de los espectros y las pasamos de coordenadas cartesianas </w:t>
+      </w:r>
+      <m:oMath>
+        <m:r>
+          <w:rPr>
+            <w:rFonts w:ascii="Cambria Math" w:hAnsi="Cambria Math"/>
+            <w:sz w:val="24"/>
+            <w:szCs w:val="20"/>
+          </w:rPr>
+          <m:t>(u,v)</m:t>
+        </m:r>
+      </m:oMath>
+      <w:r>
+        <w:rPr>
+          <w:sz w:val="24"/>
+          <w:szCs w:val="20"/>
+        </w:rPr>
+        <w:t xml:space="preserve"> a coordenadas polares</w:t>
+      </w:r>
+      <w:r>
+        <w:rPr>
+          <w:sz w:val="24"/>
+          <w:szCs w:val="20"/>
+        </w:rPr>
+        <w:t xml:space="preserve"> </w:t>
+      </w:r>
+      <m:oMath>
+        <m:d>
+          <m:dPr>
+            <m:ctrlPr>
+              <w:rPr>
+                <w:rFonts w:ascii="Cambria Math" w:hAnsi="Cambria Math"/>
+                <w:i/>
+                <w:sz w:val="24"/>
+                <w:szCs w:val="20"/>
+              </w:rPr>
+            </m:ctrlPr>
+          </m:dPr>
+          <m:e>
+            <m:r>
+              <w:rPr>
+                <w:rFonts w:ascii="Cambria Math" w:hAnsi="Cambria Math"/>
+                <w:sz w:val="24"/>
+                <w:szCs w:val="20"/>
+              </w:rPr>
+              <m:t>ρ,</m:t>
+            </m:r>
+            <m:r>
+              <w:rPr>
+                <w:rFonts w:ascii="Cambria Math" w:hAnsi="Cambria Math"/>
+                <w:sz w:val="24"/>
+                <w:szCs w:val="20"/>
+              </w:rPr>
+              <m:t>θ</m:t>
+            </m:r>
+          </m:e>
+        </m:d>
+      </m:oMath>
+      <w:r>
+        <w:rPr>
+          <w:sz w:val="24"/>
+          <w:szCs w:val="20"/>
+        </w:rPr>
+        <w:t>, la rotación deja de ser un giro y se transforma en un simple desplazamiento lineal (una traslación) a lo largo del eje angular. Matemáticamente, esto se expresa de la siguiente manera:</w:t>
+      </w:r>
+    </w:p>
+    <w:p>
+      <w:pPr>
+        <w:rPr>
+          <w:rFonts w:eastAsiaTheme="minorEastAsia"/>
+          <w:sz w:val="24"/>
+          <w:szCs w:val="24"/>
+        </w:rPr>
+      </w:pPr>
+      <m:oMathPara>
+        <m:oMath>
+          <m:d>
+            <m:dPr>
+              <m:begChr m:val="|"/>
+              <m:endChr m:val="|"/>
+              <m:ctrlPr>
+                <w:rPr>
+                  <w:rFonts w:ascii="Cambria Math" w:hAnsi="Cambria Math"/>
+                  <w:i/>
+                  <w:sz w:val="24"/>
+                  <w:szCs w:val="24"/>
+                </w:rPr>
+              </m:ctrlPr>
+            </m:dPr>
+            <m:e>
+              <m:sSub>
+                <m:sSubPr>
+                  <m:ctrlPr>
+                    <w:rPr>
+                      <w:rFonts w:ascii="Cambria Math" w:hAnsi="Cambria Math"/>
+                      <w:i/>
+                      <w:sz w:val="24"/>
+                      <w:szCs w:val="24"/>
+                    </w:rPr>
+                  </m:ctrlPr>
+                </m:sSubPr>
+                <m:e>
+                  <m:r>
+                    <w:rPr>
+                      <w:rFonts w:ascii="Cambria Math" w:hAnsi="Cambria Math"/>
+                      <w:sz w:val="24"/>
+                      <w:szCs w:val="24"/>
+                    </w:rPr>
+                    <m:t>F</m:t>
+                  </m:r>
+                </m:e>
+                <m:sub>
+                  <m:r>
+                    <w:rPr>
+                      <w:rFonts w:ascii="Cambria Math" w:hAnsi="Cambria Math"/>
+                      <w:sz w:val="24"/>
+                      <w:szCs w:val="24"/>
+                    </w:rPr>
+                    <m:t>4</m:t>
+                  </m:r>
+                </m:sub>
+              </m:sSub>
+              <m:d>
+                <m:dPr>
+                  <m:ctrlPr>
+                    <w:rPr>
+                      <w:rFonts w:ascii="Cambria Math" w:hAnsi="Cambria Math"/>
+                      <w:i/>
+                      <w:sz w:val="24"/>
+                      <w:szCs w:val="24"/>
+                    </w:rPr>
+                  </m:ctrlPr>
+                </m:dPr>
+                <m:e>
+                  <m:r>
+                    <w:rPr>
+                      <w:rFonts w:ascii="Cambria Math" w:hAnsi="Cambria Math"/>
+                      <w:sz w:val="24"/>
+                      <w:szCs w:val="24"/>
+                    </w:rPr>
+                    <m:t>ρ,θ</m:t>
+                  </m:r>
+                </m:e>
+              </m:d>
+            </m:e>
+          </m:d>
+          <m:r>
+            <w:rPr>
+              <w:rFonts w:ascii="Cambria Math" w:hAnsi="Cambria Math"/>
+              <w:sz w:val="24"/>
+              <w:szCs w:val="24"/>
+            </w:rPr>
+            <m:t>=</m:t>
+          </m:r>
+          <m:d>
+            <m:dPr>
+              <m:begChr m:val="|"/>
+              <m:endChr m:val="|"/>
+              <m:ctrlPr>
+                <w:rPr>
+                  <w:rFonts w:ascii="Cambria Math" w:hAnsi="Cambria Math"/>
+                  <w:i/>
+                  <w:sz w:val="24"/>
+                  <w:szCs w:val="24"/>
+                </w:rPr>
+              </m:ctrlPr>
+            </m:dPr>
+            <m:e>
+              <m:sSub>
+                <m:sSubPr>
+                  <m:ctrlPr>
+                    <w:rPr>
+                      <w:rFonts w:ascii="Cambria Math" w:hAnsi="Cambria Math"/>
+                      <w:i/>
+                      <w:sz w:val="24"/>
+                      <w:szCs w:val="24"/>
+                    </w:rPr>
+                  </m:ctrlPr>
+                </m:sSubPr>
+                <m:e>
+                  <m:r>
+                    <w:rPr>
+                      <w:rFonts w:ascii="Cambria Math" w:hAnsi="Cambria Math"/>
+                      <w:sz w:val="24"/>
+                      <w:szCs w:val="24"/>
+                    </w:rPr>
+                    <m:t>F</m:t>
+                  </m:r>
+                </m:e>
+                <m:sub>
+                  <m:r>
+                    <w:rPr>
+                      <w:rFonts w:ascii="Cambria Math" w:hAnsi="Cambria Math"/>
+                      <w:sz w:val="24"/>
+                      <w:szCs w:val="24"/>
+                    </w:rPr>
+                    <m:t>3</m:t>
+                  </m:r>
+                </m:sub>
+              </m:sSub>
+              <m:d>
+                <m:dPr>
+                  <m:ctrlPr>
+                    <w:rPr>
+                      <w:rFonts w:ascii="Cambria Math" w:hAnsi="Cambria Math"/>
+                      <w:i/>
+                      <w:sz w:val="24"/>
+                      <w:szCs w:val="24"/>
+                    </w:rPr>
+                  </m:ctrlPr>
+                </m:dPr>
+                <m:e>
+                  <m:r>
+                    <w:rPr>
+                      <w:rFonts w:ascii="Cambria Math" w:hAnsi="Cambria Math"/>
+                      <w:sz w:val="24"/>
+                      <w:szCs w:val="24"/>
+                    </w:rPr>
+                    <m:t>ρ,θ</m:t>
+                  </m:r>
+                  <m:r>
+                    <w:rPr>
+                      <w:rFonts w:ascii="Cambria Math" w:hAnsi="Cambria Math"/>
+                      <w:sz w:val="24"/>
+                      <w:szCs w:val="24"/>
+                    </w:rPr>
+                    <m:t>-</m:t>
+                  </m:r>
+                  <m:sSub>
+                    <m:sSubPr>
+                      <m:ctrlPr>
+                        <w:rPr>
+                          <w:rFonts w:ascii="Cambria Math" w:hAnsi="Cambria Math"/>
+                          <w:i/>
+                          <w:sz w:val="24"/>
+                          <w:szCs w:val="24"/>
+                        </w:rPr>
+                      </m:ctrlPr>
+                    </m:sSubPr>
+                    <m:e>
+                      <m:r>
+                        <w:rPr>
+                          <w:rFonts w:ascii="Cambria Math" w:hAnsi="Cambria Math"/>
+                          <w:sz w:val="24"/>
+                          <w:szCs w:val="24"/>
+                        </w:rPr>
+                        <m:t>θ</m:t>
+                      </m:r>
+                    </m:e>
+                    <m:sub>
+                      <m:r>
+                        <w:rPr>
+                          <w:rFonts w:ascii="Cambria Math" w:hAnsi="Cambria Math"/>
+                          <w:sz w:val="24"/>
+                          <w:szCs w:val="24"/>
+                        </w:rPr>
+                        <m:t>0</m:t>
+                      </m:r>
+                    </m:sub>
+                  </m:sSub>
+                </m:e>
+              </m:d>
+            </m:e>
+          </m:d>
+        </m:oMath>
+      </m:oMathPara>
+    </w:p>
+    <w:p>
+      <w:pPr>
+        <w:rPr>
+          <w:sz w:val="24"/>
+          <w:szCs w:val="24"/>
+        </w:rPr>
+      </w:pPr>
+      <w:r>
+        <w:rPr>
+          <w:sz w:val="24"/>
+          <w:szCs w:val="24"/>
+        </w:rPr>
+        <w:t xml:space="preserve">En esta ecuación, </w:t>
+      </w:r>
+      <m:oMath>
+        <m:sSub>
+          <m:sSubPr>
+            <m:ctrlPr>
+              <w:rPr>
+                <w:rFonts w:ascii="Cambria Math" w:hAnsi="Cambria Math"/>
+                <w:i/>
+                <w:sz w:val="24"/>
+                <w:szCs w:val="24"/>
+              </w:rPr>
+            </m:ctrlPr>
+          </m:sSubPr>
+          <m:e>
+            <m:r>
+              <w:rPr>
+                <w:rFonts w:ascii="Cambria Math" w:hAnsi="Cambria Math"/>
+                <w:sz w:val="24"/>
+                <w:szCs w:val="24"/>
+              </w:rPr>
+              <m:t>F</m:t>
+            </m:r>
+          </m:e>
+          <m:sub>
+            <m:r>
+              <w:rPr>
+                <w:rFonts w:ascii="Cambria Math" w:hAnsi="Cambria Math"/>
+                <w:sz w:val="24"/>
+                <w:szCs w:val="24"/>
+              </w:rPr>
+              <m:t>3</m:t>
+            </m:r>
+          </m:sub>
+        </m:sSub>
+      </m:oMath>
+      <w:r>
+        <w:rPr>
+          <w:sz w:val="24"/>
+          <w:szCs w:val="24"/>
+        </w:rPr>
+        <w:t xml:space="preserve"> y </w:t>
+      </w:r>
+      <m:oMath>
+        <m:sSub>
+          <m:sSubPr>
+            <m:ctrlPr>
+              <w:rPr>
+                <w:rFonts w:ascii="Cambria Math" w:hAnsi="Cambria Math"/>
+                <w:i/>
+                <w:sz w:val="24"/>
+                <w:szCs w:val="24"/>
+              </w:rPr>
+            </m:ctrlPr>
+          </m:sSubPr>
+          <m:e>
+            <m:r>
+              <w:rPr>
+                <w:rFonts w:ascii="Cambria Math" w:hAnsi="Cambria Math"/>
+                <w:sz w:val="24"/>
+                <w:szCs w:val="24"/>
+              </w:rPr>
+              <m:t>F</m:t>
+            </m:r>
+          </m:e>
+          <m:sub>
+            <m:r>
+              <w:rPr>
+                <w:rFonts w:ascii="Cambria Math" w:hAnsi="Cambria Math"/>
+                <w:sz w:val="24"/>
+                <w:szCs w:val="24"/>
+              </w:rPr>
+              <m:t>4</m:t>
+            </m:r>
+          </m:sub>
+        </m:sSub>
+      </m:oMath>
+      <w:r>
+        <w:rPr>
+          <w:sz w:val="24"/>
+          <w:szCs w:val="24"/>
+        </w:rPr>
+        <w:t xml:space="preserve"> son las Transformadas Discretas de Fourier de nuestras imágenes originales </w:t>
+      </w:r>
+      <m:oMath>
+        <m:sSub>
+          <m:sSubPr>
+            <m:ctrlPr>
+              <w:rPr>
+                <w:rFonts w:ascii="Cambria Math" w:hAnsi="Cambria Math"/>
+                <w:i/>
+                <w:sz w:val="24"/>
+                <w:szCs w:val="24"/>
+              </w:rPr>
+            </m:ctrlPr>
+          </m:sSubPr>
+          <m:e>
+            <m:r>
+              <w:rPr>
+                <w:rFonts w:ascii="Cambria Math" w:hAnsi="Cambria Math"/>
+                <w:sz w:val="24"/>
+                <w:szCs w:val="24"/>
+              </w:rPr>
+              <m:t>f</m:t>
+            </m:r>
+          </m:e>
+          <m:sub>
+            <m:r>
+              <w:rPr>
+                <w:rFonts w:ascii="Cambria Math" w:hAnsi="Cambria Math"/>
+                <w:sz w:val="24"/>
+                <w:szCs w:val="24"/>
+              </w:rPr>
+              <m:t>3</m:t>
+            </m:r>
+          </m:sub>
+        </m:sSub>
+      </m:oMath>
+      <w:r>
+        <w:rPr>
+          <w:sz w:val="24"/>
+          <w:szCs w:val="24"/>
+        </w:rPr>
+        <w:t xml:space="preserve"> y </w:t>
+      </w:r>
+      <m:oMath>
+        <m:sSub>
+          <m:sSubPr>
+            <m:ctrlPr>
+              <w:rPr>
+                <w:rFonts w:ascii="Cambria Math" w:hAnsi="Cambria Math"/>
+                <w:i/>
+                <w:sz w:val="24"/>
+                <w:szCs w:val="24"/>
+              </w:rPr>
+            </m:ctrlPr>
+          </m:sSubPr>
+          <m:e>
+            <m:r>
+              <w:rPr>
+                <w:rFonts w:ascii="Cambria Math" w:hAnsi="Cambria Math"/>
+                <w:sz w:val="24"/>
+                <w:szCs w:val="24"/>
+              </w:rPr>
+              <m:t>f</m:t>
+            </m:r>
+          </m:e>
+          <m:sub>
+            <m:r>
+              <w:rPr>
+                <w:rFonts w:ascii="Cambria Math" w:hAnsi="Cambria Math"/>
+                <w:sz w:val="24"/>
+                <w:szCs w:val="24"/>
+              </w:rPr>
+              <m:t>4</m:t>
+            </m:r>
+          </m:sub>
+        </m:sSub>
+      </m:oMath>
+      <w:r>
+        <w:rPr>
+          <w:sz w:val="24"/>
+          <w:szCs w:val="24"/>
+        </w:rPr>
+        <w:t xml:space="preserve">. Las barras de valor absoluto indican que estamos trabajando estrictamente con la </w:t>
+      </w:r>
+      <w:r>
+        <w:rPr>
+          <w:b/>
+          <w:bCs/>
+          <w:sz w:val="24"/>
+          <w:szCs w:val="24"/>
+        </w:rPr>
+        <w:t>magnitud</w:t>
+      </w:r>
+      <w:r>
+        <w:rPr>
+          <w:sz w:val="24"/>
+          <w:szCs w:val="24"/>
+        </w:rPr>
+        <w:t xml:space="preserve"> de dichos espectros, ignorando la fase. Las letras griegas </w:t>
+      </w:r>
+      <m:oMath>
+        <m:r>
+          <w:rPr>
+            <w:rFonts w:ascii="Cambria Math" w:hAnsi="Cambria Math"/>
+            <w:sz w:val="24"/>
+            <w:szCs w:val="24"/>
+          </w:rPr>
+          <m:t>ρ</m:t>
+        </m:r>
+      </m:oMath>
+      <w:r>
+        <w:rPr>
+          <w:sz w:val="24"/>
+          <w:szCs w:val="24"/>
+        </w:rPr>
+        <w:t xml:space="preserve"> (rho) y </w:t>
+      </w:r>
+      <m:oMath>
+        <m:r>
+          <w:rPr>
+            <w:rFonts w:ascii="Cambria Math" w:hAnsi="Cambria Math"/>
+            <w:sz w:val="24"/>
+            <w:szCs w:val="24"/>
+          </w:rPr>
+          <m:t>θ</m:t>
+        </m:r>
+      </m:oMath>
+      <w:r>
+        <w:rPr>
+          <w:sz w:val="24"/>
+          <w:szCs w:val="24"/>
+        </w:rPr>
+        <w:t xml:space="preserve"> (theta) representan los ejes de nuestro nuevo sistema de coordenadas polares: </w:t>
+      </w:r>
+      <m:oMath>
+        <m:r>
+          <w:rPr>
+            <w:rFonts w:ascii="Cambria Math" w:hAnsi="Cambria Math"/>
+            <w:sz w:val="24"/>
+            <w:szCs w:val="24"/>
+          </w:rPr>
+          <m:t>ρ</m:t>
+        </m:r>
+      </m:oMath>
+      <w:r>
+        <w:rPr>
+          <w:sz w:val="24"/>
+          <w:szCs w:val="24"/>
+        </w:rPr>
+        <w:t xml:space="preserve"> indica el radio de frecuencia (la distancia desde el centro del espectro hacia los bordes) y </w:t>
+      </w:r>
+      <m:oMath>
+        <m:r>
+          <w:rPr>
+            <w:rFonts w:ascii="Cambria Math" w:hAnsi="Cambria Math"/>
+            <w:sz w:val="24"/>
+            <w:szCs w:val="24"/>
+          </w:rPr>
+          <m:t>θ</m:t>
+        </m:r>
+      </m:oMath>
+      <w:r>
+        <w:rPr>
+          <w:sz w:val="24"/>
+          <w:szCs w:val="24"/>
+        </w:rPr>
+        <w:t xml:space="preserve"> representa el ángulo. Por último, </w:t>
+      </w:r>
+      <m:oMath>
+        <m:sSub>
+          <m:sSubPr>
+            <m:ctrlPr>
+              <w:rPr>
+                <w:rFonts w:ascii="Cambria Math" w:hAnsi="Cambria Math"/>
+                <w:i/>
+                <w:sz w:val="24"/>
+                <w:szCs w:val="24"/>
+              </w:rPr>
+            </m:ctrlPr>
+          </m:sSubPr>
+          <m:e>
+            <m:r>
+              <w:rPr>
+                <w:rFonts w:ascii="Cambria Math" w:hAnsi="Cambria Math"/>
+                <w:sz w:val="24"/>
+                <w:szCs w:val="24"/>
+              </w:rPr>
+              <m:t>θ</m:t>
+            </m:r>
+          </m:e>
+          <m:sub>
+            <m:r>
+              <w:rPr>
+                <w:rFonts w:ascii="Cambria Math" w:hAnsi="Cambria Math"/>
+                <w:sz w:val="24"/>
+                <w:szCs w:val="24"/>
+              </w:rPr>
+              <m:t>0</m:t>
+            </m:r>
+          </m:sub>
+        </m:sSub>
+      </m:oMath>
+      <w:r>
+        <w:rPr>
+          <w:sz w:val="24"/>
+          <w:szCs w:val="24"/>
+        </w:rPr>
+        <w:t xml:space="preserve"> es la constante que representa el ángulo exacto de rotación que estamos buscando</w:t>
+      </w:r>
+      <w:r>
+        <w:rPr>
+          <w:sz w:val="24"/>
+          <w:szCs w:val="24"/>
+        </w:rPr>
+        <w:t>.</w:t>
+      </w:r>
+      <w:r>
+        <w:rPr>
+          <w:sz w:val="24"/>
+          <w:szCs w:val="24"/>
+        </w:rPr>
+        <w:t xml:space="preserve"> Al ver el término </w:t>
+      </w:r>
+      <m:oMath>
+        <m:d>
+          <m:dPr>
+            <m:ctrlPr>
+              <w:rPr>
+                <w:rFonts w:ascii="Cambria Math" w:hAnsi="Cambria Math"/>
+                <w:i/>
+                <w:sz w:val="24"/>
+                <w:szCs w:val="24"/>
+              </w:rPr>
+            </m:ctrlPr>
+          </m:dPr>
+          <m:e>
+            <m:r>
+              <w:rPr>
+                <w:rFonts w:ascii="Cambria Math" w:hAnsi="Cambria Math"/>
+                <w:sz w:val="24"/>
+                <w:szCs w:val="24"/>
+              </w:rPr>
+              <m:t>θ-</m:t>
+            </m:r>
+            <m:sSub>
+              <m:sSubPr>
+                <m:ctrlPr>
+                  <w:rPr>
+                    <w:rFonts w:ascii="Cambria Math" w:hAnsi="Cambria Math"/>
+                    <w:i/>
+                    <w:sz w:val="24"/>
+                    <w:szCs w:val="24"/>
+                  </w:rPr>
+                </m:ctrlPr>
+              </m:sSubPr>
+              <m:e>
+                <m:r>
+                  <w:rPr>
+                    <w:rFonts w:ascii="Cambria Math" w:hAnsi="Cambria Math"/>
+                    <w:sz w:val="24"/>
+                    <w:szCs w:val="24"/>
+                  </w:rPr>
+                  <m:t>θ</m:t>
+                </m:r>
+              </m:e>
+              <m:sub>
+                <m:r>
+                  <w:rPr>
+                    <w:rFonts w:ascii="Cambria Math" w:hAnsi="Cambria Math"/>
+                    <w:sz w:val="24"/>
+                    <w:szCs w:val="24"/>
+                  </w:rPr>
+                  <m:t>0</m:t>
+                </m:r>
+              </m:sub>
+            </m:sSub>
+          </m:e>
+        </m:d>
+      </m:oMath>
+      <w:r>
+        <w:rPr>
+          <w:sz w:val="24"/>
+          <w:szCs w:val="24"/>
+        </w:rPr>
+        <w:t>,</w:t>
+      </w:r>
+      <w:r>
+        <w:rPr>
+          <w:sz w:val="24"/>
+          <w:szCs w:val="24"/>
+        </w:rPr>
+        <w:t>demostramos matemáticamente que el espectro de la imagen rotada es idéntico al original, pero con un corrimiento constante sobre el eje de los ángulos</w:t>
+      </w:r>
+      <w:r>
+        <w:rPr>
+          <w:sz w:val="24"/>
+          <w:szCs w:val="24"/>
+        </w:rPr>
+        <w:t>.</w:t>
+      </w:r>
+    </w:p>
+    <w:p>
+      <w:pPr>
+        <w:rPr>
+          <w:b/>
+          <w:bCs/>
+          <w:szCs w:val="28"/>
+        </w:rPr>
+      </w:pPr>
+      <w:r>
+        <w:rPr>
+          <w:b/>
+          <w:bCs/>
+          <w:szCs w:val="28"/>
+        </w:rPr>
+        <w:t>R</w:t>
+      </w:r>
+      <w:r>
+        <w:rPr>
+          <w:b/>
+          <w:bCs/>
+          <w:szCs w:val="28"/>
+        </w:rPr>
+        <w:t>esolución</w:t>
+      </w:r>
+    </w:p>
+    <w:p>
+      <w:pPr>
+        <w:rPr>
+          <w:sz w:val="24"/>
+          <w:szCs w:val="20"/>
+        </w:rPr>
+      </w:pPr>
+      <w:r>
+        <w:rPr>
+          <w:sz w:val="24"/>
+          <w:szCs w:val="20"/>
+        </w:rPr>
+        <w:t xml:space="preserve">Para resolver este problema, desarrollamos un programa que primero calcula las transformadas de Fourier de ambas imágenes y extrae sus magnitudes. Luego, aplicamos una interpolación para </w:t>
+      </w:r>
+      <w:proofErr w:type="spellStart"/>
+      <w:r>
+        <w:rPr>
+          <w:sz w:val="24"/>
+          <w:szCs w:val="20"/>
+        </w:rPr>
+        <w:t>remapear</w:t>
+      </w:r>
+      <w:proofErr w:type="spellEnd"/>
+      <w:r>
+        <w:rPr>
+          <w:sz w:val="24"/>
+          <w:szCs w:val="20"/>
+        </w:rPr>
+        <w:t xml:space="preserve"> estas magnitudes cartesianas a coordenadas polares. El resultado de esta operación es una matriz bidimensional donde el eje horizontal representa el ángulo </w:t>
+      </w:r>
+      <m:oMath>
+        <m:r>
+          <w:rPr>
+            <w:rFonts w:ascii="Cambria Math" w:hAnsi="Cambria Math"/>
+            <w:sz w:val="24"/>
+            <w:szCs w:val="20"/>
+          </w:rPr>
+          <m:t>θ</m:t>
+        </m:r>
+      </m:oMath>
+      <w:r>
+        <w:rPr>
+          <w:rFonts w:eastAsiaTheme="minorEastAsia"/>
+          <w:sz w:val="24"/>
+          <w:szCs w:val="20"/>
+        </w:rPr>
+        <w:t xml:space="preserve"> </w:t>
+      </w:r>
+      <w:r>
+        <w:rPr>
+          <w:sz w:val="24"/>
+          <w:szCs w:val="20"/>
+        </w:rPr>
+        <w:t xml:space="preserve">y el vertical representa el radio </w:t>
+      </w:r>
+      <m:oMath>
+        <m:r>
+          <w:rPr>
+            <w:rFonts w:ascii="Cambria Math" w:hAnsi="Cambria Math"/>
+            <w:sz w:val="24"/>
+            <w:szCs w:val="20"/>
+          </w:rPr>
+          <m:t>ρ</m:t>
+        </m:r>
+      </m:oMath>
+      <w:r>
+        <w:rPr>
+          <w:sz w:val="24"/>
+          <w:szCs w:val="20"/>
+        </w:rPr>
+        <w:t>.</w:t>
+      </w:r>
+    </w:p>
+    <w:p>
+      <w:pPr>
+        <w:rPr>
+          <w:sz w:val="24"/>
+          <w:szCs w:val="20"/>
+        </w:rPr>
+      </w:pPr>
+      <w:r>
+        <w:rPr>
+          <w:sz w:val="24"/>
+          <w:szCs w:val="20"/>
+        </w:rPr>
+        <w:t xml:space="preserve">Una vez obtenido este mapa polar, decidimos promediar la información a lo largo del eje radial para reducir los datos a una señal unidimensional que dependa exclusivamente del ángulo. Al aplicar correlación entre las señales angulares de ambas imágenes, el algoritmo encontró un pico máximo de desplazamiento que corresponde exactamente a un ángulo de rotación de </w:t>
+      </w:r>
+      <w:r>
+        <w:rPr>
+          <w:b/>
+          <w:bCs/>
+          <w:sz w:val="24"/>
+          <w:szCs w:val="20"/>
+        </w:rPr>
+        <w:t>35°</w:t>
+      </w:r>
+      <w:r>
+        <w:rPr>
+          <w:sz w:val="24"/>
+          <w:szCs w:val="20"/>
+        </w:rPr>
+        <w:t>.</w:t>
+      </w:r>
+    </w:p>
+    <w:p>
+      <w:pPr>
+        <w:rPr>
+          <w:sz w:val="24"/>
+          <w:szCs w:val="20"/>
+        </w:rPr>
+      </w:pPr>
+      <w:r>
+        <w:rPr>
+          <w:sz w:val="24"/>
+          <w:szCs w:val="20"/>
+        </w:rPr>
+        <w:t xml:space="preserve">Para corroborar la validez de este hallazgo, creamos una función de validación que toma una imagen cualquiera y la rota el ángulo que le indiquemos. Al pasarle nuestra imagen </w:t>
+      </w:r>
+      <m:oMath>
+        <m:sSub>
+          <m:sSubPr>
+            <m:ctrlPr>
+              <w:rPr>
+                <w:rFonts w:ascii="Cambria Math" w:hAnsi="Cambria Math"/>
+                <w:i/>
+                <w:sz w:val="24"/>
+                <w:szCs w:val="24"/>
+              </w:rPr>
+            </m:ctrlPr>
+          </m:sSubPr>
+          <m:e>
+            <m:r>
+              <w:rPr>
+                <w:rFonts w:ascii="Cambria Math" w:hAnsi="Cambria Math"/>
+                <w:sz w:val="24"/>
+                <w:szCs w:val="24"/>
+              </w:rPr>
+              <m:t>f</m:t>
+            </m:r>
+          </m:e>
+          <m:sub>
+            <m:r>
+              <w:rPr>
+                <w:rFonts w:ascii="Cambria Math" w:hAnsi="Cambria Math"/>
+                <w:sz w:val="24"/>
+                <w:szCs w:val="24"/>
+              </w:rPr>
+              <m:t>3</m:t>
+            </m:r>
+          </m:sub>
+        </m:sSub>
+      </m:oMath>
+      <w:r>
+        <w:rPr>
+          <w:sz w:val="24"/>
+          <w:szCs w:val="20"/>
+        </w:rPr>
+        <w:t xml:space="preserve"> original y pedirle que la rote 35°, obtuvimos como resultado una imagen visualmente idéntica a </w:t>
+      </w:r>
+      <m:oMath>
+        <m:sSub>
+          <m:sSubPr>
+            <m:ctrlPr>
+              <w:rPr>
+                <w:rFonts w:ascii="Cambria Math" w:hAnsi="Cambria Math"/>
+                <w:i/>
+                <w:sz w:val="24"/>
+                <w:szCs w:val="24"/>
+              </w:rPr>
+            </m:ctrlPr>
+          </m:sSubPr>
+          <m:e>
+            <m:r>
+              <w:rPr>
+                <w:rFonts w:ascii="Cambria Math" w:hAnsi="Cambria Math"/>
+                <w:sz w:val="24"/>
+                <w:szCs w:val="24"/>
+              </w:rPr>
+              <m:t>f</m:t>
+            </m:r>
+          </m:e>
+          <m:sub>
+            <m:r>
+              <w:rPr>
+                <w:rFonts w:ascii="Cambria Math" w:hAnsi="Cambria Math"/>
+                <w:sz w:val="24"/>
+                <w:szCs w:val="24"/>
+              </w:rPr>
+              <m:t>4</m:t>
+            </m:r>
+          </m:sub>
+        </m:sSub>
+      </m:oMath>
+      <w:r>
+        <w:rPr>
+          <w:sz w:val="24"/>
+          <w:szCs w:val="20"/>
+        </w:rPr>
+        <w:t>, confirmando el éxito de nuestro proceso</w:t>
+      </w:r>
+      <w:r>
+        <w:rPr>
+          <w:sz w:val="24"/>
+          <w:szCs w:val="20"/>
+        </w:rPr>
+        <w:t>.</w:t>
+      </w:r>
+    </w:p>
+    <w:p>
+      <w:pPr>
+        <w:rPr>
+          <w:b/>
+          <w:bCs/>
+          <w:sz w:val="24"/>
+          <w:szCs w:val="20"/>
+        </w:rPr>
+      </w:pPr>
+      <w:r>
+        <w:rPr>
+          <w:b/>
+          <w:bCs/>
+          <w:sz w:val="24"/>
+          <w:szCs w:val="20"/>
+        </w:rPr>
+        <w:t xml:space="preserve">[Sugerencia de gráfico para agregar en el informe]: Inserten una figura comparativa que muestre el espectro de magnitud en coordenadas cartesianas (donde se vea el giro) y al lado su representación </w:t>
+      </w:r>
+      <w:proofErr w:type="spellStart"/>
+      <w:r>
+        <w:rPr>
+          <w:b/>
+          <w:bCs/>
+          <w:sz w:val="24"/>
+          <w:szCs w:val="20"/>
+        </w:rPr>
+        <w:t>remapeada</w:t>
+      </w:r>
+      <w:proofErr w:type="spellEnd"/>
+      <w:r>
+        <w:rPr>
+          <w:b/>
+          <w:bCs/>
+          <w:sz w:val="24"/>
+          <w:szCs w:val="20"/>
+        </w:rPr>
+        <w:t xml:space="preserve"> en coordenadas polares (donde el giro </w:t>
+      </w:r>
+      <w:r>
+        <w:rPr>
+          <w:b/>
+          <w:bCs/>
+          <w:sz w:val="24"/>
+          <w:szCs w:val="20"/>
+        </w:rPr>
+        <w:lastRenderedPageBreak/>
+        <w:t>se ve como un corrimiento horizontal). Adicionalmente, sumar el gráfico 1D de la correlación angular con el pico marcado en 35° le daría mucha solidez a la explicación.</w:t>
+      </w:r>
+    </w:p>
+    <w:p>
+      <w:pPr>
+        <w:rPr>
+          <w:u w:val="single"/>
+          <w:lang w:val="es-ES"/>
+        </w:rPr>
+      </w:pPr>
+    </w:p>
+    <w:p>
+      <w:pPr>
+        <w:pStyle w:val="Ttulo1"/>
+      </w:pPr>
+      <w:bookmarkStart w:id="3" w:name="_Toc231549186"/>
+      <w:r>
+        <w:t>Inciso 3:</w:t>
+      </w:r>
+      <w:bookmarkEnd w:id="3"/>
+    </w:p>
+    <w:p>
+      <w:pPr>
+        <w:rPr>
+          <w:b/>
+        </w:rPr>
+      </w:pPr>
+      <w:r>
+        <w:rPr>
+          <w:b/>
+        </w:rPr>
+        <w:t>Cuando una imagen sufre un c</w:t>
+      </w:r>
+      <w:r>
+        <w:rPr>
+          <w:b/>
+        </w:rPr>
+        <w:t xml:space="preserve">ambio de escala, su espectro de </w:t>
+      </w:r>
+      <w:r>
+        <w:rPr>
+          <w:b/>
+        </w:rPr>
+        <w:t>Fourier se escala de forma inversa. Investigue cómo el uso de coordenadas Log</w:t>
+      </w:r>
+      <w:r>
+        <w:rPr>
+          <w:b/>
+        </w:rPr>
+        <w:t xml:space="preserve">-Polares transforma los cambios </w:t>
+      </w:r>
+      <w:r>
+        <w:rPr>
+          <w:b/>
+        </w:rPr>
+        <w:t>de escala en desplazamientos lineales. Implemente un algoritmo que recuper</w:t>
+      </w:r>
+      <w:r>
+        <w:rPr>
+          <w:b/>
+        </w:rPr>
+        <w:t xml:space="preserve">e el factor de escala entre las </w:t>
+      </w:r>
+      <w:r>
+        <w:rPr>
+          <w:b/>
+        </w:rPr>
+        <w:t>imágenes f5 y f1, utilizando la correlación de fase sobre el mapa log-polar.</w:t>
+      </w:r>
+    </w:p>
+    <w:p>
+      <w:r>
+        <w:t xml:space="preserve">El objetivo de esta sección fue recuperar el factor de escala </w:t>
+      </w:r>
+      <m:oMath>
+        <m:r>
+          <w:rPr>
+            <w:rFonts w:ascii="Cambria Math" w:hAnsi="Cambria Math"/>
+          </w:rPr>
+          <m:t>s</m:t>
+        </m:r>
+      </m:oMath>
+      <w:r>
+        <w:t xml:space="preserve"> existente entre dos imágenes, </w:t>
+      </w:r>
+      <m:oMath>
+        <m:sSub>
+          <m:sSubPr>
+            <m:ctrlPr>
+              <w:rPr>
+                <w:rFonts w:ascii="Cambria Math" w:hAnsi="Cambria Math"/>
+                <w:i/>
+              </w:rPr>
+            </m:ctrlPr>
+          </m:sSubPr>
+          <m:e>
+            <m:r>
+              <w:rPr>
+                <w:rFonts w:ascii="Cambria Math" w:hAnsi="Cambria Math"/>
+              </w:rPr>
+              <m:t>f</m:t>
+            </m:r>
+          </m:e>
+          <m:sub>
+            <m:r>
+              <w:rPr>
+                <w:rFonts w:ascii="Cambria Math" w:hAnsi="Cambria Math"/>
+              </w:rPr>
+              <m:t>1</m:t>
+            </m:r>
+          </m:sub>
+        </m:sSub>
+      </m:oMath>
+      <w:r>
+        <w:t xml:space="preserve"> y</w:t>
+      </w:r>
+      <w:r>
+        <w:t xml:space="preserve"> </w:t>
+      </w:r>
+      <m:oMath>
+        <m:sSub>
+          <m:sSubPr>
+            <m:ctrlPr>
+              <w:rPr>
+                <w:rFonts w:ascii="Cambria Math" w:hAnsi="Cambria Math"/>
+                <w:i/>
+              </w:rPr>
+            </m:ctrlPr>
+          </m:sSubPr>
+          <m:e>
+            <m:r>
+              <w:rPr>
+                <w:rFonts w:ascii="Cambria Math" w:hAnsi="Cambria Math"/>
+              </w:rPr>
+              <m:t>f</m:t>
+            </m:r>
+          </m:e>
+          <m:sub>
+            <m:r>
+              <w:rPr>
+                <w:rFonts w:ascii="Cambria Math" w:hAnsi="Cambria Math"/>
+              </w:rPr>
+              <m:t>5</m:t>
+            </m:r>
+          </m:sub>
+        </m:sSub>
+      </m:oMath>
+      <w:r>
+        <w:t>, partiendo de la premisa de que la segunda es una versión escalada (agrandada o achicada) de la primera.</w:t>
+      </w:r>
+    </w:p>
+    <w:p>
+      <w:pPr>
+        <w:rPr>
+          <w:b/>
+          <w:bCs/>
+        </w:rPr>
+      </w:pPr>
+      <w:r>
+        <w:rPr>
+          <w:b/>
+          <w:bCs/>
+        </w:rPr>
+        <w:t>Fundamento Matemático</w:t>
+      </w:r>
+    </w:p>
+    <w:p>
+      <w:pPr>
+        <w:rPr>
+          <w:sz w:val="24"/>
+          <w:szCs w:val="20"/>
+        </w:rPr>
+      </w:pPr>
+      <w:r>
+        <w:rPr>
+          <w:sz w:val="24"/>
+          <w:szCs w:val="20"/>
+        </w:rPr>
+        <w:t>Teóricamente, cuando una imagen sufre un cambio de escala en el dominio espacial, su espectro de Fourier se escala de forma inversa. Para poder medir este cambio utilizando las herramientas de correlación que venimos trabajando, necesitamos transformar esta diferencia de escala (que es una multiplicación) en un desplazamiento lineal (que es una suma o resta). Esto lo logramos pasando nuestro sistema a coordenadas log-polares. Al aplicar el logaritmo natural al radio, la relación matemática se transforma de la siguiente manera:</w:t>
+      </w:r>
+    </w:p>
+    <w:p>
+      <w:pPr>
+        <w:rPr>
+          <w:rFonts w:eastAsiaTheme="minorEastAsia"/>
+          <w:i/>
+          <w:sz w:val="24"/>
+          <w:szCs w:val="20"/>
+          <w:lang w:val="en-US"/>
+        </w:rPr>
+      </w:pPr>
+      <m:oMathPara>
+        <m:oMath>
+          <m:sSup>
+            <m:sSupPr>
+              <m:ctrlPr>
+                <w:rPr>
+                  <w:rFonts w:ascii="Cambria Math" w:hAnsi="Cambria Math"/>
+                  <w:i/>
+                  <w:sz w:val="24"/>
+                  <w:szCs w:val="20"/>
+                  <w:lang w:val="en-US"/>
+                </w:rPr>
+              </m:ctrlPr>
+            </m:sSupPr>
+            <m:e>
+              <m:r>
+                <w:rPr>
+                  <w:rFonts w:ascii="Cambria Math" w:hAnsi="Cambria Math"/>
+                  <w:sz w:val="24"/>
+                  <w:szCs w:val="20"/>
+                </w:rPr>
+                <m:t>ρ</m:t>
+              </m:r>
+              <m:ctrlPr>
+                <w:rPr>
+                  <w:rFonts w:ascii="Cambria Math" w:hAnsi="Cambria Math"/>
+                  <w:i/>
+                  <w:sz w:val="24"/>
+                  <w:szCs w:val="20"/>
+                </w:rPr>
+              </m:ctrlPr>
+            </m:e>
+            <m:sup>
+              <m:r>
+                <w:rPr>
+                  <w:rFonts w:ascii="Cambria Math" w:hAnsi="Cambria Math"/>
+                  <w:sz w:val="24"/>
+                  <w:szCs w:val="20"/>
+                  <w:lang w:val="en-US"/>
+                </w:rPr>
+                <m:t>'</m:t>
+              </m:r>
+            </m:sup>
+          </m:sSup>
+          <m:r>
+            <w:rPr>
+              <w:rFonts w:ascii="Cambria Math" w:hAnsi="Cambria Math"/>
+              <w:sz w:val="24"/>
+              <w:szCs w:val="20"/>
+              <w:lang w:val="en-US"/>
+            </w:rPr>
+            <m:t>=ln</m:t>
+          </m:r>
+          <m:d>
+            <m:dPr>
+              <m:ctrlPr>
+                <w:rPr>
+                  <w:rFonts w:ascii="Cambria Math" w:hAnsi="Cambria Math"/>
+                  <w:i/>
+                  <w:sz w:val="24"/>
+                  <w:szCs w:val="20"/>
+                  <w:lang w:val="en-US"/>
+                </w:rPr>
+              </m:ctrlPr>
+            </m:dPr>
+            <m:e>
+              <m:r>
+                <w:rPr>
+                  <w:rFonts w:ascii="Cambria Math" w:hAnsi="Cambria Math"/>
+                  <w:sz w:val="24"/>
+                  <w:szCs w:val="20"/>
+                  <w:lang w:val="en-US"/>
+                </w:rPr>
+                <m:t>k*r</m:t>
+              </m:r>
+            </m:e>
+          </m:d>
+          <m:r>
+            <w:rPr>
+              <w:rFonts w:ascii="Cambria Math" w:hAnsi="Cambria Math"/>
+              <w:sz w:val="24"/>
+              <w:szCs w:val="20"/>
+              <w:lang w:val="en-US"/>
+            </w:rPr>
+            <m:t>=</m:t>
+          </m:r>
+          <m:r>
+            <w:rPr>
+              <w:rFonts w:ascii="Cambria Math" w:eastAsiaTheme="minorEastAsia" w:hAnsi="Cambria Math"/>
+              <w:sz w:val="24"/>
+              <w:szCs w:val="20"/>
+              <w:lang w:val="en-US"/>
+            </w:rPr>
+            <m:t>ln</m:t>
+          </m:r>
+          <m:d>
+            <m:dPr>
+              <m:ctrlPr>
+                <w:rPr>
+                  <w:rFonts w:ascii="Cambria Math" w:eastAsiaTheme="minorEastAsia" w:hAnsi="Cambria Math"/>
+                  <w:i/>
+                  <w:sz w:val="24"/>
+                  <w:szCs w:val="20"/>
+                  <w:lang w:val="en-US"/>
+                </w:rPr>
+              </m:ctrlPr>
+            </m:dPr>
+            <m:e>
+              <m:r>
+                <w:rPr>
+                  <w:rFonts w:ascii="Cambria Math" w:eastAsiaTheme="minorEastAsia" w:hAnsi="Cambria Math"/>
+                  <w:sz w:val="24"/>
+                  <w:szCs w:val="20"/>
+                  <w:lang w:val="en-US"/>
+                </w:rPr>
+                <m:t>k</m:t>
+              </m:r>
+            </m:e>
+          </m:d>
+          <m:r>
+            <w:rPr>
+              <w:rFonts w:ascii="Cambria Math" w:eastAsiaTheme="minorEastAsia" w:hAnsi="Cambria Math"/>
+              <w:sz w:val="24"/>
+              <w:szCs w:val="20"/>
+              <w:lang w:val="en-US"/>
+            </w:rPr>
+            <m:t>+</m:t>
+          </m:r>
+          <m:r>
+            <w:rPr>
+              <w:rFonts w:ascii="Cambria Math" w:eastAsiaTheme="minorEastAsia" w:hAnsi="Cambria Math"/>
+              <w:sz w:val="24"/>
+              <w:szCs w:val="20"/>
+              <w:lang w:val="en-US"/>
+            </w:rPr>
+            <m:t>ln</m:t>
+          </m:r>
+          <m:d>
+            <m:dPr>
+              <m:ctrlPr>
+                <w:rPr>
+                  <w:rFonts w:ascii="Cambria Math" w:eastAsiaTheme="minorEastAsia" w:hAnsi="Cambria Math"/>
+                  <w:i/>
+                  <w:sz w:val="24"/>
+                  <w:szCs w:val="20"/>
+                  <w:lang w:val="en-US"/>
+                </w:rPr>
+              </m:ctrlPr>
+            </m:dPr>
+            <m:e>
+              <m:r>
+                <w:rPr>
+                  <w:rFonts w:ascii="Cambria Math" w:eastAsiaTheme="minorEastAsia" w:hAnsi="Cambria Math"/>
+                  <w:sz w:val="24"/>
+                  <w:szCs w:val="20"/>
+                  <w:lang w:val="en-US"/>
+                </w:rPr>
+                <m:t>r</m:t>
+              </m:r>
+            </m:e>
+          </m:d>
+          <m:r>
+            <w:rPr>
+              <w:rFonts w:ascii="Cambria Math" w:eastAsiaTheme="minorEastAsia" w:hAnsi="Cambria Math"/>
+              <w:sz w:val="24"/>
+              <w:szCs w:val="20"/>
+              <w:lang w:val="en-US"/>
+            </w:rPr>
+            <m:t>=</m:t>
+          </m:r>
+          <m:r>
+            <w:rPr>
+              <w:rFonts w:ascii="Cambria Math" w:eastAsiaTheme="minorEastAsia" w:hAnsi="Cambria Math"/>
+              <w:sz w:val="24"/>
+              <w:szCs w:val="20"/>
+              <w:lang w:val="en-US"/>
+            </w:rPr>
+            <m:t>ln</m:t>
+          </m:r>
+          <m:d>
+            <m:dPr>
+              <m:ctrlPr>
+                <w:rPr>
+                  <w:rFonts w:ascii="Cambria Math" w:eastAsiaTheme="minorEastAsia" w:hAnsi="Cambria Math"/>
+                  <w:i/>
+                  <w:sz w:val="24"/>
+                  <w:szCs w:val="20"/>
+                  <w:lang w:val="en-US"/>
+                </w:rPr>
+              </m:ctrlPr>
+            </m:dPr>
+            <m:e>
+              <m:r>
+                <w:rPr>
+                  <w:rFonts w:ascii="Cambria Math" w:eastAsiaTheme="minorEastAsia" w:hAnsi="Cambria Math"/>
+                  <w:sz w:val="24"/>
+                  <w:szCs w:val="20"/>
+                  <w:lang w:val="en-US"/>
+                </w:rPr>
+                <m:t>k</m:t>
+              </m:r>
+            </m:e>
+          </m:d>
+          <m:r>
+            <w:rPr>
+              <w:rFonts w:ascii="Cambria Math" w:eastAsiaTheme="minorEastAsia" w:hAnsi="Cambria Math"/>
+              <w:sz w:val="24"/>
+              <w:szCs w:val="20"/>
+              <w:lang w:val="en-US"/>
+            </w:rPr>
+            <m:t>+ρ</m:t>
+          </m:r>
+        </m:oMath>
+      </m:oMathPara>
+    </w:p>
+    <w:p>
+      <w:pPr>
+        <w:rPr>
+          <w:iCs/>
+          <w:sz w:val="24"/>
+          <w:szCs w:val="20"/>
+        </w:rPr>
+      </w:pPr>
+      <w:r>
+        <w:rPr>
+          <w:iCs/>
+          <w:sz w:val="24"/>
+          <w:szCs w:val="20"/>
+        </w:rPr>
+        <w:t xml:space="preserve">En esta serie de igualdades, </w:t>
+      </w:r>
+      <m:oMath>
+        <m:r>
+          <w:rPr>
+            <w:rFonts w:ascii="Cambria Math" w:hAnsi="Cambria Math"/>
+            <w:sz w:val="24"/>
+            <w:szCs w:val="20"/>
+          </w:rPr>
+          <m:t>r</m:t>
+        </m:r>
+      </m:oMath>
+      <w:r>
+        <w:rPr>
+          <w:iCs/>
+          <w:sz w:val="24"/>
+          <w:szCs w:val="20"/>
+        </w:rPr>
+        <w:t xml:space="preserve"> representa el radio original de la coordenada polar estándar (la distancia desde el centro del espectro cartesiano). La constante </w:t>
+      </w:r>
+      <m:oMath>
+        <m:r>
+          <w:rPr>
+            <w:rFonts w:ascii="Cambria Math" w:hAnsi="Cambria Math"/>
+            <w:sz w:val="24"/>
+            <w:szCs w:val="20"/>
+          </w:rPr>
+          <m:t>k</m:t>
+        </m:r>
+      </m:oMath>
+      <w:r>
+        <w:rPr>
+          <w:iCs/>
+          <w:sz w:val="24"/>
+          <w:szCs w:val="20"/>
+        </w:rPr>
+        <w:t xml:space="preserve"> es nuestro factor de escala en el dominio de la frecuencia. Al aplicar el logaritmo natural </w:t>
+      </w:r>
+      <m:oMath>
+        <m:r>
+          <w:rPr>
+            <w:rFonts w:ascii="Cambria Math" w:hAnsi="Cambria Math"/>
+            <w:sz w:val="24"/>
+            <w:szCs w:val="20"/>
+          </w:rPr>
+          <m:t>(ln)</m:t>
+        </m:r>
+      </m:oMath>
+      <w:r>
+        <w:rPr>
+          <w:iCs/>
+          <w:sz w:val="24"/>
+          <w:szCs w:val="20"/>
+        </w:rPr>
+        <w:t xml:space="preserve"> sobre el radio original obtenemos </w:t>
+      </w:r>
+      <m:oMath>
+        <m:r>
+          <w:rPr>
+            <w:rFonts w:ascii="Cambria Math" w:hAnsi="Cambria Math"/>
+            <w:sz w:val="24"/>
+            <w:szCs w:val="20"/>
+          </w:rPr>
+          <m:t>ρ</m:t>
+        </m:r>
+      </m:oMath>
+      <w:r>
+        <w:rPr>
+          <w:iCs/>
+          <w:sz w:val="24"/>
+          <w:szCs w:val="20"/>
+        </w:rPr>
+        <w:t xml:space="preserve"> </w:t>
+      </w:r>
+      <w:r>
+        <w:rPr>
+          <w:iCs/>
+          <w:sz w:val="24"/>
+          <w:szCs w:val="20"/>
+        </w:rPr>
+        <w:t xml:space="preserve">(rho), que es la coordenada radial en nuestro nuevo sistema log-polar. Por su parte, </w:t>
+      </w:r>
+      <m:oMath>
+        <m:r>
+          <w:rPr>
+            <w:rFonts w:ascii="Cambria Math" w:hAnsi="Cambria Math"/>
+            <w:sz w:val="24"/>
+            <w:szCs w:val="20"/>
+          </w:rPr>
+          <m:t>ρ'</m:t>
+        </m:r>
+      </m:oMath>
+      <w:r>
+        <w:rPr>
+          <w:iCs/>
+          <w:sz w:val="24"/>
+          <w:szCs w:val="20"/>
+        </w:rPr>
+        <w:t xml:space="preserve"> (rho prima) representa esa misma </w:t>
+      </w:r>
+      <w:r>
+        <w:rPr>
+          <w:iCs/>
+          <w:sz w:val="24"/>
+          <w:szCs w:val="20"/>
+        </w:rPr>
+        <w:t>coordenada,</w:t>
+      </w:r>
+      <w:r>
+        <w:rPr>
+          <w:iCs/>
+          <w:sz w:val="24"/>
+          <w:szCs w:val="20"/>
+        </w:rPr>
+        <w:t xml:space="preserve"> pero en el espectro escalado. Como la multiplicación dentro de un logaritmo se convierte en una suma geométrica, el término final </w:t>
+      </w:r>
+      <m:oMath>
+        <m:d>
+          <m:dPr>
+            <m:ctrlPr>
+              <w:rPr>
+                <w:rFonts w:ascii="Cambria Math" w:hAnsi="Cambria Math"/>
+                <w:i/>
+                <w:iCs/>
+                <w:sz w:val="24"/>
+                <w:szCs w:val="20"/>
+              </w:rPr>
+            </m:ctrlPr>
+          </m:dPr>
+          <m:e>
+            <m:r>
+              <w:rPr>
+                <w:rFonts w:ascii="Cambria Math" w:hAnsi="Cambria Math"/>
+                <w:sz w:val="24"/>
+                <w:szCs w:val="20"/>
+              </w:rPr>
+              <m:t>ln</m:t>
+            </m:r>
+            <m:d>
+              <m:dPr>
+                <m:ctrlPr>
+                  <w:rPr>
+                    <w:rFonts w:ascii="Cambria Math" w:hAnsi="Cambria Math"/>
+                    <w:i/>
+                    <w:iCs/>
+                    <w:sz w:val="24"/>
+                    <w:szCs w:val="20"/>
+                  </w:rPr>
+                </m:ctrlPr>
+              </m:dPr>
+              <m:e>
+                <m:r>
+                  <w:rPr>
+                    <w:rFonts w:ascii="Cambria Math" w:hAnsi="Cambria Math"/>
+                    <w:sz w:val="24"/>
+                    <w:szCs w:val="20"/>
+                  </w:rPr>
+                  <m:t>k</m:t>
+                </m:r>
+              </m:e>
+            </m:d>
+            <m:r>
+              <w:rPr>
+                <w:rFonts w:ascii="Cambria Math" w:hAnsi="Cambria Math"/>
+                <w:sz w:val="24"/>
+                <w:szCs w:val="20"/>
+              </w:rPr>
+              <m:t>+ρ</m:t>
+            </m:r>
+          </m:e>
+        </m:d>
+      </m:oMath>
+      <w:r>
+        <w:rPr>
+          <w:iCs/>
+          <w:sz w:val="24"/>
+          <w:szCs w:val="20"/>
+        </w:rPr>
+        <w:t xml:space="preserve"> nos demuestra matemáticamente que el factor de escala se ha transformado en un simple corrimiento lineal y aditivo, constante e igual a </w:t>
+      </w:r>
+      <m:oMath>
+        <m:r>
+          <w:rPr>
+            <w:rFonts w:ascii="Cambria Math" w:hAnsi="Cambria Math"/>
+            <w:sz w:val="24"/>
+            <w:szCs w:val="20"/>
+          </w:rPr>
+          <m:t>ln(k)</m:t>
+        </m:r>
+      </m:oMath>
+      <w:r>
+        <w:rPr>
+          <w:iCs/>
+          <w:sz w:val="24"/>
+          <w:szCs w:val="20"/>
+        </w:rPr>
+        <w:t>, a lo largo del eje radial modificado.</w:t>
+      </w:r>
+    </w:p>
+    <w:p>
+      <w:pPr>
+        <w:rPr>
+          <w:b/>
+          <w:bCs/>
+          <w:szCs w:val="28"/>
+        </w:rPr>
+      </w:pPr>
+      <w:r>
+        <w:rPr>
+          <w:b/>
+          <w:bCs/>
+          <w:szCs w:val="28"/>
+        </w:rPr>
+        <w:t>R</w:t>
+      </w:r>
+      <w:r>
+        <w:rPr>
+          <w:b/>
+          <w:bCs/>
+          <w:szCs w:val="28"/>
+        </w:rPr>
+        <w:t>esolución</w:t>
+      </w:r>
+    </w:p>
+    <w:p>
+      <w:pPr>
+        <w:rPr>
+          <w:iCs/>
+          <w:sz w:val="24"/>
+          <w:szCs w:val="20"/>
+        </w:rPr>
+      </w:pPr>
+      <w:r>
+        <w:rPr>
+          <w:iCs/>
+          <w:sz w:val="24"/>
+          <w:szCs w:val="20"/>
+        </w:rPr>
+        <w:t xml:space="preserve">Para llevar esto a la práctica, primero calculamos las magnitudes espectrales de ambas imágenes, </w:t>
+      </w:r>
+      <m:oMath>
+        <m:d>
+          <m:dPr>
+            <m:begChr m:val="|"/>
+            <m:endChr m:val="|"/>
+            <m:ctrlPr>
+              <w:rPr>
+                <w:rFonts w:ascii="Cambria Math" w:hAnsi="Cambria Math"/>
+                <w:i/>
+                <w:iCs/>
+                <w:sz w:val="24"/>
+                <w:szCs w:val="20"/>
+              </w:rPr>
+            </m:ctrlPr>
+          </m:dPr>
+          <m:e>
+            <m:sSub>
+              <m:sSubPr>
+                <m:ctrlPr>
+                  <w:rPr>
+                    <w:rFonts w:ascii="Cambria Math" w:hAnsi="Cambria Math"/>
+                    <w:i/>
+                    <w:iCs/>
+                    <w:sz w:val="24"/>
+                    <w:szCs w:val="20"/>
+                  </w:rPr>
+                </m:ctrlPr>
+              </m:sSubPr>
+              <m:e>
+                <m:r>
+                  <w:rPr>
+                    <w:rFonts w:ascii="Cambria Math" w:hAnsi="Cambria Math"/>
+                    <w:sz w:val="24"/>
+                    <w:szCs w:val="20"/>
+                  </w:rPr>
+                  <m:t>F</m:t>
+                </m:r>
+              </m:e>
+              <m:sub>
+                <m:r>
+                  <w:rPr>
+                    <w:rFonts w:ascii="Cambria Math" w:hAnsi="Cambria Math"/>
+                    <w:sz w:val="24"/>
+                    <w:szCs w:val="20"/>
+                  </w:rPr>
+                  <m:t>1</m:t>
+                </m:r>
+              </m:sub>
+            </m:sSub>
+          </m:e>
+        </m:d>
+      </m:oMath>
+      <w:r>
+        <w:rPr>
+          <w:iCs/>
+          <w:sz w:val="24"/>
+          <w:szCs w:val="20"/>
+        </w:rPr>
+        <w:t xml:space="preserve"> y </w:t>
+      </w:r>
+      <m:oMath>
+        <m:d>
+          <m:dPr>
+            <m:begChr m:val="|"/>
+            <m:endChr m:val="|"/>
+            <m:ctrlPr>
+              <w:rPr>
+                <w:rFonts w:ascii="Cambria Math" w:hAnsi="Cambria Math"/>
+                <w:i/>
+                <w:iCs/>
+                <w:sz w:val="24"/>
+                <w:szCs w:val="20"/>
+              </w:rPr>
+            </m:ctrlPr>
+          </m:dPr>
+          <m:e>
+            <m:sSub>
+              <m:sSubPr>
+                <m:ctrlPr>
+                  <w:rPr>
+                    <w:rFonts w:ascii="Cambria Math" w:hAnsi="Cambria Math"/>
+                    <w:i/>
+                    <w:iCs/>
+                    <w:sz w:val="24"/>
+                    <w:szCs w:val="20"/>
+                  </w:rPr>
+                </m:ctrlPr>
+              </m:sSubPr>
+              <m:e>
+                <m:r>
+                  <w:rPr>
+                    <w:rFonts w:ascii="Cambria Math" w:hAnsi="Cambria Math"/>
+                    <w:sz w:val="24"/>
+                    <w:szCs w:val="20"/>
+                  </w:rPr>
+                  <m:t>F</m:t>
+                </m:r>
+              </m:e>
+              <m:sub>
+                <m:r>
+                  <w:rPr>
+                    <w:rFonts w:ascii="Cambria Math" w:hAnsi="Cambria Math"/>
+                    <w:sz w:val="24"/>
+                    <w:szCs w:val="20"/>
+                  </w:rPr>
+                  <m:t>5</m:t>
+                </m:r>
+              </m:sub>
+            </m:sSub>
+          </m:e>
+        </m:d>
+      </m:oMath>
+      <w:r>
+        <w:rPr>
+          <w:iCs/>
+          <w:sz w:val="24"/>
+          <w:szCs w:val="20"/>
+        </w:rPr>
+        <w:t xml:space="preserve">. Luego, aplicamos una transformación computacional para </w:t>
+      </w:r>
+      <w:proofErr w:type="spellStart"/>
+      <w:r>
+        <w:rPr>
+          <w:iCs/>
+          <w:sz w:val="24"/>
+          <w:szCs w:val="20"/>
+        </w:rPr>
+        <w:t>remapear</w:t>
+      </w:r>
+      <w:proofErr w:type="spellEnd"/>
+      <w:r>
+        <w:rPr>
+          <w:iCs/>
+          <w:sz w:val="24"/>
+          <w:szCs w:val="20"/>
+        </w:rPr>
+        <w:t xml:space="preserve"> estas matrices de coordenadas cartesianas a nuestro nuevo sistema log-polar, donde un eje representa el ángulo </w:t>
+      </w:r>
+      <m:oMath>
+        <m:r>
+          <w:rPr>
+            <w:rFonts w:ascii="Cambria Math" w:hAnsi="Cambria Math"/>
+            <w:sz w:val="24"/>
+            <w:szCs w:val="20"/>
+          </w:rPr>
+          <m:t>θ</m:t>
+        </m:r>
+      </m:oMath>
+      <w:r>
+        <w:rPr>
+          <w:iCs/>
+          <w:sz w:val="24"/>
+          <w:szCs w:val="20"/>
+        </w:rPr>
+        <w:t xml:space="preserve"> y el otro el logaritmo del radio </w:t>
+      </w:r>
+      <m:oMath>
+        <m:r>
+          <w:rPr>
+            <w:rFonts w:ascii="Cambria Math" w:hAnsi="Cambria Math"/>
+            <w:sz w:val="24"/>
+            <w:szCs w:val="20"/>
+          </w:rPr>
+          <m:t>ρ</m:t>
+        </m:r>
+      </m:oMath>
+      <w:r>
+        <w:rPr>
+          <w:iCs/>
+          <w:sz w:val="24"/>
+          <w:szCs w:val="20"/>
+        </w:rPr>
+        <w:t xml:space="preserve">. Al tener el cambio de escala convertido en un desplazamiento lineal a lo largo de este eje </w:t>
+      </w:r>
+      <m:oMath>
+        <m:r>
+          <w:rPr>
+            <w:rFonts w:ascii="Cambria Math" w:hAnsi="Cambria Math"/>
+            <w:sz w:val="24"/>
+            <w:szCs w:val="20"/>
+          </w:rPr>
+          <m:t>ρ</m:t>
+        </m:r>
+      </m:oMath>
+      <w:r>
+        <w:rPr>
+          <w:iCs/>
+          <w:sz w:val="24"/>
+          <w:szCs w:val="20"/>
+        </w:rPr>
+        <w:t xml:space="preserve">, pudimos aplicar nuestra función de correlación de fase sobre el mapa log-polar. El algoritmo identificó un pico máximo de correlación que nos indicó el desplazamiento exacto </w:t>
+      </w:r>
+      <m:oMath>
+        <m:r>
+          <m:rPr>
+            <m:sty m:val="p"/>
+          </m:rPr>
+          <w:rPr>
+            <w:rFonts w:ascii="Cambria Math" w:hAnsi="Cambria Math"/>
+            <w:sz w:val="24"/>
+            <w:szCs w:val="20"/>
+          </w:rPr>
+          <m:t>Δ</m:t>
+        </m:r>
+        <m:r>
+          <w:rPr>
+            <w:rFonts w:ascii="Cambria Math" w:hAnsi="Cambria Math"/>
+            <w:sz w:val="24"/>
+            <w:szCs w:val="20"/>
+          </w:rPr>
+          <m:t>ρ</m:t>
+        </m:r>
+      </m:oMath>
+      <w:r>
+        <w:rPr>
+          <w:iCs/>
+          <w:sz w:val="24"/>
+          <w:szCs w:val="20"/>
+        </w:rPr>
+        <w:t xml:space="preserve">. Sabiendo teóricamente </w:t>
+      </w:r>
+      <w:r>
+        <w:rPr>
+          <w:iCs/>
+          <w:sz w:val="24"/>
+          <w:szCs w:val="20"/>
+        </w:rPr>
+        <w:lastRenderedPageBreak/>
+        <w:t xml:space="preserve">que este desplazamiento era igual a </w:t>
+      </w:r>
+      <m:oMath>
+        <m:r>
+          <w:rPr>
+            <w:rFonts w:ascii="Cambria Math" w:hAnsi="Cambria Math"/>
+            <w:sz w:val="24"/>
+            <w:szCs w:val="20"/>
+          </w:rPr>
+          <m:t>ln(k)</m:t>
+        </m:r>
+      </m:oMath>
+      <w:r>
+        <w:rPr>
+          <w:iCs/>
+          <w:sz w:val="24"/>
+          <w:szCs w:val="20"/>
+        </w:rPr>
+        <w:t xml:space="preserve">, simplemente aplicamos la función exponencial para despejar nuestra incógnita matemática, obteniendo </w:t>
+      </w:r>
+      <m:oMath>
+        <m:r>
+          <w:rPr>
+            <w:rFonts w:ascii="Cambria Math" w:hAnsi="Cambria Math"/>
+            <w:sz w:val="24"/>
+            <w:szCs w:val="20"/>
+          </w:rPr>
+          <m:t>k=</m:t>
+        </m:r>
+        <m:sSup>
+          <m:sSupPr>
+            <m:ctrlPr>
+              <w:rPr>
+                <w:rFonts w:ascii="Cambria Math" w:hAnsi="Cambria Math"/>
+                <w:i/>
+                <w:iCs/>
+                <w:sz w:val="24"/>
+                <w:szCs w:val="20"/>
+              </w:rPr>
+            </m:ctrlPr>
+          </m:sSupPr>
+          <m:e>
+            <m:r>
+              <w:rPr>
+                <w:rFonts w:ascii="Cambria Math" w:hAnsi="Cambria Math"/>
+                <w:sz w:val="24"/>
+                <w:szCs w:val="20"/>
+              </w:rPr>
+              <m:t>e</m:t>
+            </m:r>
+          </m:e>
+          <m:sup>
+            <m:r>
+              <m:rPr>
+                <m:sty m:val="p"/>
+              </m:rPr>
+              <w:rPr>
+                <w:rFonts w:ascii="Cambria Math" w:hAnsi="Cambria Math"/>
+                <w:sz w:val="24"/>
+                <w:szCs w:val="20"/>
+              </w:rPr>
+              <m:t>Δ</m:t>
+            </m:r>
+            <m:r>
+              <w:rPr>
+                <w:rFonts w:ascii="Cambria Math" w:hAnsi="Cambria Math"/>
+                <w:sz w:val="24"/>
+                <w:szCs w:val="20"/>
+              </w:rPr>
+              <m:t>ρ</m:t>
+            </m:r>
+          </m:sup>
+        </m:sSup>
+      </m:oMath>
+      <w:r>
+        <w:rPr>
+          <w:iCs/>
+          <w:sz w:val="24"/>
+          <w:szCs w:val="20"/>
+        </w:rPr>
+        <w:t>.</w:t>
+      </w:r>
+    </w:p>
+    <w:p>
+      <w:pPr>
+        <w:rPr>
+          <w:iCs/>
+          <w:sz w:val="24"/>
+          <w:szCs w:val="20"/>
+        </w:rPr>
+      </w:pPr>
+      <w:r>
+        <w:rPr>
+          <w:iCs/>
+          <w:sz w:val="24"/>
+          <w:szCs w:val="20"/>
+        </w:rPr>
+        <w:t xml:space="preserve">Este cálculo nos arrojó un factor de escala aproximado de </w:t>
+      </w:r>
+      <w:r>
+        <w:rPr>
+          <w:b/>
+          <w:bCs/>
+          <w:iCs/>
+          <w:sz w:val="24"/>
+          <w:szCs w:val="20"/>
+        </w:rPr>
+        <w:t>1.2935</w:t>
+      </w:r>
+      <w:r>
+        <w:rPr>
+          <w:iCs/>
+          <w:sz w:val="24"/>
+          <w:szCs w:val="20"/>
+        </w:rPr>
+        <w:t xml:space="preserve">. Finalmente, para validar empíricamente este resultado, diseñamos un programa adicional de prueba que recibe una imagen y un factor constante </w:t>
+      </w:r>
+      <m:oMath>
+        <m:r>
+          <w:rPr>
+            <w:rFonts w:ascii="Cambria Math" w:hAnsi="Cambria Math"/>
+            <w:sz w:val="24"/>
+            <w:szCs w:val="20"/>
+          </w:rPr>
+          <m:t>k</m:t>
+        </m:r>
+      </m:oMath>
+      <w:r>
+        <w:rPr>
+          <w:iCs/>
+          <w:sz w:val="24"/>
+          <w:szCs w:val="20"/>
+        </w:rPr>
+        <w:t xml:space="preserve">, y genera una nueva imagen aplicando el escalado mediante la multiplicación de sus coordenadas polares </w:t>
+      </w:r>
+      <m:oMath>
+        <m:d>
+          <m:dPr>
+            <m:ctrlPr>
+              <w:rPr>
+                <w:rFonts w:ascii="Cambria Math" w:hAnsi="Cambria Math"/>
+                <w:i/>
+                <w:iCs/>
+                <w:sz w:val="24"/>
+                <w:szCs w:val="20"/>
+              </w:rPr>
+            </m:ctrlPr>
+          </m:dPr>
+          <m:e>
+            <m:r>
+              <w:rPr>
+                <w:rFonts w:ascii="Cambria Math" w:hAnsi="Cambria Math"/>
+                <w:sz w:val="24"/>
+                <w:szCs w:val="20"/>
+              </w:rPr>
+              <m:t>r*k</m:t>
+            </m:r>
+          </m:e>
+        </m:d>
+      </m:oMath>
+      <w:r>
+        <w:rPr>
+          <w:iCs/>
+          <w:sz w:val="24"/>
+          <w:szCs w:val="20"/>
+        </w:rPr>
+        <w:t xml:space="preserve">. Al enviarle como argumentos nuestra imagen </w:t>
+      </w:r>
+      <m:oMath>
+        <m:sSub>
+          <m:sSubPr>
+            <m:ctrlPr>
+              <w:rPr>
+                <w:rFonts w:ascii="Cambria Math" w:hAnsi="Cambria Math"/>
+                <w:i/>
+                <w:iCs/>
+                <w:sz w:val="24"/>
+                <w:szCs w:val="20"/>
+              </w:rPr>
+            </m:ctrlPr>
+          </m:sSubPr>
+          <m:e>
+            <m:r>
+              <w:rPr>
+                <w:rFonts w:ascii="Cambria Math" w:hAnsi="Cambria Math"/>
+                <w:sz w:val="24"/>
+                <w:szCs w:val="20"/>
+              </w:rPr>
+              <m:t>f</m:t>
+            </m:r>
+          </m:e>
+          <m:sub>
+            <m:r>
+              <w:rPr>
+                <w:rFonts w:ascii="Cambria Math" w:hAnsi="Cambria Math"/>
+                <w:sz w:val="24"/>
+                <w:szCs w:val="20"/>
+              </w:rPr>
+              <m:t>1</m:t>
+            </m:r>
+          </m:sub>
+        </m:sSub>
+      </m:oMath>
+      <w:r>
+        <w:rPr>
+          <w:iCs/>
+          <w:sz w:val="24"/>
+          <w:szCs w:val="20"/>
+        </w:rPr>
+        <w:t xml:space="preserve"> original y la constante calculada </w:t>
+      </w:r>
+      <m:oMath>
+        <m:r>
+          <w:rPr>
+            <w:rFonts w:ascii="Cambria Math" w:hAnsi="Cambria Math"/>
+            <w:sz w:val="24"/>
+            <w:szCs w:val="20"/>
+          </w:rPr>
+          <m:t>k=1.2935</m:t>
+        </m:r>
+      </m:oMath>
+      <w:r>
+        <w:rPr>
+          <w:iCs/>
+          <w:sz w:val="24"/>
+          <w:szCs w:val="20"/>
+        </w:rPr>
+        <w:t xml:space="preserve">, el programa generó una imagen visualmente idéntica a </w:t>
+      </w:r>
+      <m:oMath>
+        <m:sSub>
+          <m:sSubPr>
+            <m:ctrlPr>
+              <w:rPr>
+                <w:rFonts w:ascii="Cambria Math" w:hAnsi="Cambria Math"/>
+                <w:i/>
+                <w:iCs/>
+                <w:sz w:val="24"/>
+                <w:szCs w:val="20"/>
+              </w:rPr>
+            </m:ctrlPr>
+          </m:sSubPr>
+          <m:e>
+            <m:r>
+              <w:rPr>
+                <w:rFonts w:ascii="Cambria Math" w:hAnsi="Cambria Math"/>
+                <w:sz w:val="24"/>
+                <w:szCs w:val="20"/>
+              </w:rPr>
+              <m:t>f</m:t>
+            </m:r>
+          </m:e>
+          <m:sub>
+            <m:r>
+              <w:rPr>
+                <w:rFonts w:ascii="Cambria Math" w:hAnsi="Cambria Math"/>
+                <w:sz w:val="24"/>
+                <w:szCs w:val="20"/>
+              </w:rPr>
+              <m:t>5</m:t>
+            </m:r>
+          </m:sub>
+        </m:sSub>
+      </m:oMath>
+      <w:r>
+        <w:rPr>
+          <w:iCs/>
+          <w:sz w:val="24"/>
+          <w:szCs w:val="20"/>
+        </w:rPr>
+        <w:t>, lo que confirmó el éxito y la precisión de nuestro proceso de estimación.</w:t>
+      </w:r>
+    </w:p>
+    <w:p>
+      <w:pPr>
+        <w:rPr>
+          <w:b/>
+          <w:bCs/>
+          <w:iCs/>
+          <w:sz w:val="24"/>
+          <w:szCs w:val="20"/>
+        </w:rPr>
+      </w:pPr>
+      <w:r>
+        <w:rPr>
+          <w:b/>
+          <w:bCs/>
+          <w:iCs/>
+          <w:sz w:val="24"/>
+          <w:szCs w:val="20"/>
+        </w:rPr>
+        <w:t xml:space="preserve">[Sugerencia de gráfico para agregar en el informe]: Inserten aquí una imagen de los espectros </w:t>
+      </w:r>
+      <w:proofErr w:type="spellStart"/>
+      <w:r>
+        <w:rPr>
+          <w:b/>
+          <w:bCs/>
+          <w:iCs/>
+          <w:sz w:val="24"/>
+          <w:szCs w:val="20"/>
+        </w:rPr>
+        <w:t>remapeados</w:t>
+      </w:r>
+      <w:proofErr w:type="spellEnd"/>
+      <w:r>
+        <w:rPr>
+          <w:b/>
+          <w:bCs/>
+          <w:iCs/>
+          <w:sz w:val="24"/>
+          <w:szCs w:val="20"/>
+        </w:rPr>
+        <w:t xml:space="preserve"> en coordenadas log-polares, acompañada de un gráfico de la correlación de fase donde se vea claramente el pico en el valor $\Delta\rho$. Además, sumar una comparación visual directa entre la imagen $f_5$ original y la $f_1$ escalada artificialmente por su código terminará de demostrar empíricamente que el cálculo es correcto.</w:t>
+      </w:r>
+    </w:p>
+    <w:p/>
+    <w:p>
+      <w:pPr>
+        <w:pStyle w:val="Ttulo1"/>
+      </w:pPr>
+      <w:bookmarkStart w:id="4" w:name="_Toc231549187"/>
+      <w:r>
+        <w:t>Inciso 4:</w:t>
+      </w:r>
+      <w:bookmarkEnd w:id="4"/>
+    </w:p>
+    <w:p>
+      <w:pPr>
+        <w:rPr>
+          <w:b/>
+          <w:bCs/>
+        </w:rPr>
+      </w:pPr>
+      <w:r>
+        <w:rPr>
+          <w:b/>
+          <w:bCs/>
+        </w:rPr>
+        <w:t xml:space="preserve">Se desea recuperar una imagen objetivo. Se proporcionan dos imágenes en formato TIF, f6 y f7. En el primer caso, la magnitud corresponde a la imagen que se desea recuperar, mientras que en el segundo caso la fase corresponde a la imagen que se desea recuperar, pero ha sido alterada mediante un factor de compresión de fase k. Diseñe un proceso de búsqueda automática que, mediante una métrica de nitidez (como la magnitud del gradiente espacial), encuentre el factor k óptimo para recuperar la imagen objetivo y </w:t>
+      </w:r>
+      <w:proofErr w:type="spellStart"/>
+      <w:r>
+        <w:rPr>
+          <w:b/>
+          <w:bCs/>
+        </w:rPr>
+        <w:t>muestrela</w:t>
+      </w:r>
+      <w:proofErr w:type="spellEnd"/>
+      <w:r>
+        <w:rPr>
+          <w:b/>
+          <w:bCs/>
+        </w:rPr>
+        <w:t>. Realice el mismo procedimiento ahora con las imágenes en formato JPG. ¿Qué diferencia nota y por qué?</w:t>
+      </w:r>
+    </w:p>
+    <w:p>
+      <w:pPr>
+        <w:rPr>
+          <w:sz w:val="24"/>
+          <w:szCs w:val="20"/>
+        </w:rPr>
+      </w:pPr>
+      <w:r>
+        <w:rPr>
+          <w:sz w:val="24"/>
+          <w:szCs w:val="20"/>
+        </w:rPr>
+        <w:t>El objetivo final de este trabajo fue diseñar un proceso de búsqueda automática para recuperar una imagen objetivo. Para ello, se nos proporcionó la magnitud espectral en una imagen $f_6$ y la fase en otra imagen $f_7$, sabiendo que esta última había sido alterada por un factor de compresión desconocido. Además, debíamos comparar el impacto de realizar este proceso con imágenes en formato sin pérdida (TIF) y con pérdida (JPG).</w:t>
+      </w:r>
+    </w:p>
+    <w:p>
+      <w:pPr>
+        <w:rPr>
+          <w:b/>
+          <w:bCs/>
+        </w:rPr>
+      </w:pPr>
+      <w:r>
+        <w:rPr>
+          <w:b/>
+          <w:bCs/>
+        </w:rPr>
+        <w:t>Fundamento Matemático</w:t>
+      </w:r>
+    </w:p>
+    <w:p>
+      <w:pPr>
+        <w:rPr>
+          <w:sz w:val="24"/>
+          <w:szCs w:val="20"/>
+        </w:rPr>
+      </w:pPr>
+      <w:r>
+        <w:rPr>
+          <w:sz w:val="24"/>
+          <w:szCs w:val="20"/>
+        </w:rPr>
+        <w:t xml:space="preserve">Para reconstruir la imagen, en el dominio de Fourier combinamos la magnitud de </w:t>
+      </w:r>
+      <m:oMath>
+        <m:sSub>
+          <m:sSubPr>
+            <m:ctrlPr>
+              <w:rPr>
+                <w:rFonts w:ascii="Cambria Math" w:hAnsi="Cambria Math"/>
+                <w:i/>
+                <w:sz w:val="24"/>
+                <w:szCs w:val="20"/>
+              </w:rPr>
+            </m:ctrlPr>
+          </m:sSubPr>
+          <m:e>
+            <m:r>
+              <w:rPr>
+                <w:rFonts w:ascii="Cambria Math" w:hAnsi="Cambria Math"/>
+                <w:sz w:val="24"/>
+                <w:szCs w:val="20"/>
+              </w:rPr>
+              <m:t>f</m:t>
+            </m:r>
+          </m:e>
+          <m:sub>
+            <m:r>
+              <w:rPr>
+                <w:rFonts w:ascii="Cambria Math" w:hAnsi="Cambria Math"/>
+                <w:sz w:val="24"/>
+                <w:szCs w:val="20"/>
+              </w:rPr>
+              <m:t>6</m:t>
+            </m:r>
+          </m:sub>
+        </m:sSub>
+      </m:oMath>
+      <w:r>
+        <w:rPr>
+          <w:sz w:val="24"/>
+          <w:szCs w:val="20"/>
+        </w:rPr>
+        <w:t xml:space="preserve"> con la fase alterada de </w:t>
+      </w:r>
+      <m:oMath>
+        <m:sSub>
+          <m:sSubPr>
+            <m:ctrlPr>
+              <w:rPr>
+                <w:rFonts w:ascii="Cambria Math" w:hAnsi="Cambria Math"/>
+                <w:i/>
+                <w:sz w:val="24"/>
+                <w:szCs w:val="20"/>
+              </w:rPr>
+            </m:ctrlPr>
+          </m:sSubPr>
+          <m:e>
+            <m:r>
+              <w:rPr>
+                <w:rFonts w:ascii="Cambria Math" w:hAnsi="Cambria Math"/>
+                <w:sz w:val="24"/>
+                <w:szCs w:val="20"/>
+              </w:rPr>
+              <m:t>f</m:t>
+            </m:r>
+          </m:e>
+          <m:sub>
+            <m:r>
+              <w:rPr>
+                <w:rFonts w:ascii="Cambria Math" w:hAnsi="Cambria Math"/>
+                <w:sz w:val="24"/>
+                <w:szCs w:val="20"/>
+              </w:rPr>
+              <m:t>7</m:t>
+            </m:r>
+          </m:sub>
+        </m:sSub>
+      </m:oMath>
+      <w:r>
+        <w:rPr>
+          <w:sz w:val="24"/>
+          <w:szCs w:val="20"/>
+        </w:rPr>
+        <w:t xml:space="preserve"> multiplicada por un factor </w:t>
+      </w:r>
+      <m:oMath>
+        <m:r>
+          <w:rPr>
+            <w:rFonts w:ascii="Cambria Math" w:hAnsi="Cambria Math"/>
+            <w:sz w:val="24"/>
+            <w:szCs w:val="20"/>
+          </w:rPr>
+          <m:t>k</m:t>
+        </m:r>
+      </m:oMath>
+      <w:r>
+        <w:rPr>
+          <w:sz w:val="24"/>
+          <w:szCs w:val="20"/>
+        </w:rPr>
+        <w:t xml:space="preserve"> que debemos iterar. Matemáticamente, el espectro reconstruido se define como:</w:t>
+      </w:r>
+    </w:p>
+    <w:p>
+      <w:pPr>
+        <w:rPr>
+          <w:rFonts w:eastAsiaTheme="minorEastAsia"/>
+          <w:sz w:val="24"/>
+          <w:szCs w:val="20"/>
+        </w:rPr>
+      </w:pPr>
+      <m:oMathPara>
+        <m:oMath>
+          <m:acc>
+            <m:accPr>
+              <m:ctrlPr>
+                <w:rPr>
+                  <w:rFonts w:ascii="Cambria Math" w:eastAsiaTheme="minorEastAsia" w:hAnsi="Cambria Math"/>
+                  <w:i/>
+                  <w:sz w:val="24"/>
+                  <w:szCs w:val="20"/>
+                </w:rPr>
+              </m:ctrlPr>
+            </m:accPr>
+            <m:e>
+              <m:r>
+                <w:rPr>
+                  <w:rFonts w:ascii="Cambria Math" w:eastAsiaTheme="minorEastAsia" w:hAnsi="Cambria Math"/>
+                  <w:sz w:val="24"/>
+                  <w:szCs w:val="20"/>
+                </w:rPr>
+                <m:t>F</m:t>
+              </m:r>
+            </m:e>
+          </m:acc>
+          <m:r>
+            <w:rPr>
+              <w:rFonts w:ascii="Cambria Math" w:hAnsi="Cambria Math"/>
+              <w:sz w:val="24"/>
+              <w:szCs w:val="20"/>
+            </w:rPr>
+            <m:t>(u,v,k)</m:t>
+          </m:r>
+          <m:r>
+            <w:rPr>
+              <w:rFonts w:ascii="Cambria Math" w:hAnsi="Cambria Math"/>
+              <w:sz w:val="24"/>
+              <w:szCs w:val="20"/>
+            </w:rPr>
+            <m:t>=</m:t>
+          </m:r>
+          <m:d>
+            <m:dPr>
+              <m:begChr m:val="|"/>
+              <m:endChr m:val="|"/>
+              <m:ctrlPr>
+                <w:rPr>
+                  <w:rFonts w:ascii="Cambria Math" w:hAnsi="Cambria Math"/>
+                  <w:i/>
+                  <w:sz w:val="24"/>
+                  <w:szCs w:val="20"/>
+                </w:rPr>
+              </m:ctrlPr>
+            </m:dPr>
+            <m:e>
+              <m:sSub>
+                <m:sSubPr>
+                  <m:ctrlPr>
+                    <w:rPr>
+                      <w:rFonts w:ascii="Cambria Math" w:hAnsi="Cambria Math"/>
+                      <w:i/>
+                      <w:sz w:val="24"/>
+                      <w:szCs w:val="20"/>
+                    </w:rPr>
+                  </m:ctrlPr>
+                </m:sSubPr>
+                <m:e>
+                  <m:r>
+                    <w:rPr>
+                      <w:rFonts w:ascii="Cambria Math" w:hAnsi="Cambria Math"/>
+                      <w:sz w:val="24"/>
+                      <w:szCs w:val="20"/>
+                    </w:rPr>
+                    <m:t>F</m:t>
+                  </m:r>
+                </m:e>
+                <m:sub>
+                  <m:r>
+                    <w:rPr>
+                      <w:rFonts w:ascii="Cambria Math" w:hAnsi="Cambria Math"/>
+                      <w:sz w:val="24"/>
+                      <w:szCs w:val="20"/>
+                    </w:rPr>
+                    <m:t>6</m:t>
+                  </m:r>
+                </m:sub>
+              </m:sSub>
+              <m:r>
+                <w:rPr>
+                  <w:rFonts w:ascii="Cambria Math" w:hAnsi="Cambria Math"/>
+                  <w:sz w:val="24"/>
+                  <w:szCs w:val="20"/>
+                </w:rPr>
+                <m:t>(u,v)</m:t>
+              </m:r>
+            </m:e>
+          </m:d>
+          <m:r>
+            <w:rPr>
+              <w:rFonts w:ascii="Cambria Math" w:hAnsi="Cambria Math"/>
+              <w:sz w:val="24"/>
+              <w:szCs w:val="20"/>
             </w:rPr>
             <m:t>*</m:t>
           </m:r>
@@ -976,6 +5965,8 @@
                 <w:rPr>
                   <w:rFonts w:ascii="Cambria Math" w:hAnsi="Cambria Math"/>
                   <w:i/>
+                  <w:sz w:val="24"/>
+                  <w:szCs w:val="20"/>
                 </w:rPr>
               </m:ctrlPr>
             </m:sSupPr>
@@ -983,6 +5974,8 @@
               <m:r>
                 <w:rPr>
                   <w:rFonts w:ascii="Cambria Math" w:hAnsi="Cambria Math"/>
+                  <w:sz w:val="24"/>
+                  <w:szCs w:val="20"/>
                 </w:rPr>
                 <m:t>e</m:t>
               </m:r>
@@ -991,8 +5984,50 @@
               <m:r>
                 <w:rPr>
                   <w:rFonts w:ascii="Cambria Math" w:hAnsi="Cambria Math"/>
+                  <w:sz w:val="24"/>
+                  <w:szCs w:val="20"/>
                 </w:rPr>
-                <m:t>j*φ</m:t>
+                <m:t>i*k*∠</m:t>
+              </m:r>
+              <m:sSub>
+                <m:sSubPr>
+                  <m:ctrlPr>
+                    <w:rPr>
+                      <w:rFonts w:ascii="Cambria Math" w:hAnsi="Cambria Math"/>
+                      <w:i/>
+                      <w:sz w:val="24"/>
+                      <w:szCs w:val="20"/>
+                    </w:rPr>
+                  </m:ctrlPr>
+                </m:sSubPr>
+                <m:e>
+                  <m:r>
+                    <w:rPr>
+                      <w:rFonts w:ascii="Cambria Math" w:hAnsi="Cambria Math"/>
+                      <w:sz w:val="24"/>
+                      <w:szCs w:val="20"/>
+                    </w:rPr>
+                    <m:t>F</m:t>
+                  </m:r>
+                </m:e>
+                <m:sub>
+                  <m:r>
+                    <w:rPr>
+                      <w:rFonts w:ascii="Cambria Math" w:hAnsi="Cambria Math"/>
+                      <w:sz w:val="24"/>
+                      <w:szCs w:val="20"/>
+                    </w:rPr>
+                    <m:t>7</m:t>
+                  </m:r>
+                </m:sub>
+              </m:sSub>
+              <m:r>
+                <w:rPr>
+                  <w:rFonts w:ascii="Cambria Math" w:hAnsi="Cambria Math"/>
+                  <w:sz w:val="24"/>
+                  <w:szCs w:val="20"/>
+                </w:rPr>
+                <m:t>(u,v)</m:t>
               </m:r>
             </m:sup>
           </m:sSup>
@@ -1000,673 +6035,340 @@
       </m:oMathPara>
     </w:p>
     <w:p>
-      <w:r>
-        <w:t xml:space="preserve">Entendiendo que </w:t>
-      </w:r>
-      <m:oMath>
-        <m:d>
-          <m:dPr>
-            <m:begChr m:val="|"/>
-            <m:endChr m:val="|"/>
-            <m:ctrlPr>
-              <w:rPr>
-                <w:rFonts w:ascii="Cambria Math" w:hAnsi="Cambria Math"/>
-                <w:i/>
-              </w:rPr>
-            </m:ctrlPr>
-          </m:dPr>
-          <m:e>
-            <m:r>
-              <w:rPr>
-                <w:rFonts w:ascii="Cambria Math" w:hAnsi="Cambria Math"/>
-              </w:rPr>
-              <m:t>F</m:t>
-            </m:r>
-          </m:e>
-        </m:d>
-      </m:oMath>
-      <w:r>
+      <w:pPr>
         <w:rPr>
           <w:rFonts w:eastAsiaTheme="minorEastAsia"/>
-        </w:rPr>
-        <w:t xml:space="preserve"> es la magnitud de la función, podemos observar que si se traslada, lo que conseguimos es que se mueva el </w:t>
+          <w:sz w:val="24"/>
+          <w:szCs w:val="20"/>
+        </w:rPr>
+      </w:pPr>
+      <w:r>
+        <w:rPr>
+          <w:rFonts w:eastAsiaTheme="minorEastAsia"/>
+          <w:sz w:val="24"/>
+          <w:szCs w:val="20"/>
+        </w:rPr>
+        <w:t xml:space="preserve">Para que nuestro algoritmo encuentre automáticamente el valor correcto de </w:t>
       </w:r>
       <m:oMath>
         <m:r>
           <w:rPr>
-            <w:rFonts w:ascii="Cambria Math" w:hAnsi="Cambria Math"/>
-          </w:rPr>
-          <m:t>φ</m:t>
-        </m:r>
-      </m:oMath>
-      <w:r>
-        <w:rPr>
-          <w:rFonts w:eastAsiaTheme="minorEastAsia"/>
-        </w:rPr>
-        <w:t>, o sea, la fase, pero su magnitud sigue invariante.</w:t>
-      </w:r>
-    </w:p>
-    <w:p>
-      <w:r>
-        <w:t>Luego creamos un programa que a fuerza bruta va comparando distintos desplazamientos pixel a pixel hasta que encuentra uno que hace coincidir ambas imágenes, que también da un resultado de desplazamiento de 40 y 10 para x e y respectivamente. Este acercamiento es mucho más lento porque tiene que hacer prueba y error hasta que encuentra un match de imágenes</w:t>
-      </w:r>
-      <w:r>
-        <w:t>,</w:t>
-      </w:r>
-      <w:r>
-        <w:t xml:space="preserve"> </w:t>
-      </w:r>
-      <w:r>
-        <w:t xml:space="preserve">y también </w:t>
-      </w:r>
-      <w:r>
-        <w:t>tiene un costo computacional considerablemente más grande.</w:t>
-      </w:r>
-    </w:p>
-    <w:p/>
-    <w:p>
-      <w:pPr>
-        <w:pStyle w:val="Ttulo1"/>
-      </w:pPr>
-      <w:bookmarkStart w:id="3" w:name="_Toc231549185"/>
-      <w:r>
-        <w:t>Inciso 2:</w:t>
-      </w:r>
-      <w:bookmarkEnd w:id="3"/>
-    </w:p>
-    <w:p>
-      <w:pPr>
-        <w:rPr>
-          <w:b/>
-          <w:u w:val="single"/>
-        </w:rPr>
-      </w:pPr>
-      <w:r>
-        <w:rPr>
-          <w:b/>
-        </w:rPr>
-        <w:t>Registro de Rotación: Considere ahora las imágenes f3 y f4, siendo esta última una versión rotada de f3. Dado que una rotación en el dominio espacial se traduce en una rotación idéntica en el dominio de la frecuencia, implemente un mapeo de las magnitudes de los espectros a coordenadas polares (</w:t>
-      </w:r>
-      <w:r>
-        <w:rPr>
-          <w:rFonts w:hint="eastAsia"/>
-          <w:b/>
-          <w:sz w:val="22"/>
-        </w:rPr>
-        <w:t>ρ</w:t>
-      </w:r>
-      <w:r>
-        <w:rPr>
-          <w:b/>
-        </w:rPr>
-        <w:t xml:space="preserve">, </w:t>
-      </w:r>
-      <w:r>
-        <w:rPr>
-          <w:rFonts w:hint="eastAsia"/>
-          <w:b/>
-          <w:sz w:val="22"/>
-        </w:rPr>
-        <w:t>θ</w:t>
-      </w:r>
-      <w:r>
-        <w:rPr>
-          <w:b/>
-        </w:rPr>
-        <w:t xml:space="preserve">). Determine el ángulo de rotación encontrando el desplazamiento lineal en el eje </w:t>
-      </w:r>
-      <w:r>
-        <w:rPr>
-          <w:rFonts w:hint="eastAsia"/>
-          <w:b/>
-          <w:sz w:val="22"/>
-        </w:rPr>
-        <w:t>θ</w:t>
-      </w:r>
-      <w:r>
-        <w:rPr>
-          <w:b/>
-        </w:rPr>
-        <w:t>.</w:t>
-      </w:r>
-    </w:p>
-    <w:p>
-      <w:r>
-        <w:t xml:space="preserve">Para resolver este ejercicio, creamos un programa que primero pasa las transformadas de Fourier de coordenadas cartesianas a coordenadas polares, dando como resultado una matriz donde el eje horizontal es θ indicando el ángulo y el vertical </w:t>
-      </w:r>
-      <w:r>
-        <w:rPr>
-          <w:rFonts w:hint="eastAsia"/>
-          <w:sz w:val="22"/>
-        </w:rPr>
-        <w:t>ρ</w:t>
-      </w:r>
-      <w:r>
-        <w:rPr>
-          <w:rFonts w:hint="eastAsia"/>
-          <w:sz w:val="22"/>
-        </w:rPr>
-        <w:t xml:space="preserve"> </w:t>
-      </w:r>
-      <w:r>
-        <w:t>que indica el radio de frecuencia. Una vez tiene esos datos los promedia</w:t>
-      </w:r>
-      <w:r>
-        <w:t>,</w:t>
-      </w:r>
-      <w:r>
-        <w:t xml:space="preserve"> y luego compara distintos </w:t>
-      </w:r>
-      <w:r>
-        <w:t>ángulos hasta que encuentra el ángulo de rotación</w:t>
-      </w:r>
-      <w:r>
-        <w:t xml:space="preserve"> de la imagen 4 comparada con la 3</w:t>
-      </w:r>
-      <w:r>
-        <w:t>, que nos dio una rotación de 35°.</w:t>
-      </w:r>
-    </w:p>
-    <w:p>
-      <w:r>
-        <w:t>Nuevamente, como en el problema anterior, para corroborar creamos un código que recibe una imagen y un ángulo y la rota dicho ángulo. Aplicando este código con la imagen 3 y un ángulo de 35°, conseguimos una imagen idéntica a la 4.</w:t>
-      </w:r>
-    </w:p>
-    <w:p>
-      <w:pPr>
-        <w:rPr>
-          <w:u w:val="single"/>
-        </w:rPr>
-      </w:pPr>
-    </w:p>
-    <w:p>
-      <w:pPr>
-        <w:pStyle w:val="Ttulo1"/>
-      </w:pPr>
-      <w:bookmarkStart w:id="4" w:name="_Toc231549186"/>
-      <w:r>
-        <w:t>Inciso 3:</w:t>
-      </w:r>
-      <w:bookmarkEnd w:id="4"/>
-    </w:p>
-    <w:p>
-      <w:pPr>
-        <w:rPr>
-          <w:b/>
-        </w:rPr>
-      </w:pPr>
-      <w:r>
-        <w:rPr>
-          <w:b/>
-        </w:rPr>
-        <w:t>Cuando una imagen sufre un c</w:t>
-      </w:r>
-      <w:r>
-        <w:rPr>
-          <w:b/>
-        </w:rPr>
-        <w:t xml:space="preserve">ambio de escala, su espectro de </w:t>
-      </w:r>
-      <w:r>
-        <w:rPr>
-          <w:b/>
-        </w:rPr>
-        <w:t>Fourier se escala de forma inversa. Investigue cómo el uso de coordenadas Log</w:t>
-      </w:r>
-      <w:r>
-        <w:rPr>
-          <w:b/>
-        </w:rPr>
-        <w:t xml:space="preserve">-Polares transforma los cambios </w:t>
-      </w:r>
-      <w:r>
-        <w:rPr>
-          <w:b/>
-        </w:rPr>
-        <w:t xml:space="preserve">de escala en desplazamientos lineales. </w:t>
-      </w:r>
-      <w:r>
-        <w:rPr>
-          <w:b/>
-        </w:rPr>
-        <w:lastRenderedPageBreak/>
-        <w:t>Implemente un algoritmo que recuper</w:t>
-      </w:r>
-      <w:r>
-        <w:rPr>
-          <w:b/>
-        </w:rPr>
-        <w:t xml:space="preserve">e el factor de escala entre las </w:t>
-      </w:r>
-      <w:r>
-        <w:rPr>
-          <w:b/>
-        </w:rPr>
-        <w:t>imágenes f5 y f1, utilizando la correlación de fase sobre el mapa log-polar.</w:t>
-      </w:r>
-    </w:p>
-    <w:p>
-      <w:r>
-        <w:t xml:space="preserve">Para entender cómo transforma los cambios de escala en desplazamientos lineales, primero hay que entender que en las coordenadas log-polares, </w:t>
-      </w:r>
-      <w:r>
-        <w:rPr>
-          <w:rFonts w:hint="eastAsia"/>
-          <w:sz w:val="22"/>
-        </w:rPr>
-        <w:t>ρ</w:t>
-      </w:r>
-      <w:r>
-        <w:t xml:space="preserve"> = </w:t>
-      </w:r>
-      <w:proofErr w:type="spellStart"/>
-      <w:r>
-        <w:t>ln</w:t>
-      </w:r>
-      <w:proofErr w:type="spellEnd"/>
-      <w:r>
-        <w:t xml:space="preserve">(r), por ende, si se hace un cambio en la escala de k*r, siendo k una constante, al pasarlo a coordenadas polares quedaría </w:t>
-      </w:r>
-      <w:r>
-        <w:rPr>
-          <w:rFonts w:hint="eastAsia"/>
-          <w:sz w:val="22"/>
-        </w:rPr>
-        <w:t>ρ</w:t>
-      </w:r>
-      <w:r>
-        <w:t xml:space="preserve"> = </w:t>
-      </w:r>
-      <w:proofErr w:type="spellStart"/>
-      <w:r>
-        <w:t>ln</w:t>
-      </w:r>
-      <w:proofErr w:type="spellEnd"/>
-      <w:r>
-        <w:t>(k*r)</w:t>
-      </w:r>
-      <w:r>
-        <w:t>,</w:t>
-      </w:r>
-      <w:r>
-        <w:t xml:space="preserve"> y por propiedades de los logaritmos tenemos que </w:t>
-      </w:r>
-      <w:r>
-        <w:rPr>
-          <w:rFonts w:hint="eastAsia"/>
-          <w:sz w:val="22"/>
-        </w:rPr>
-        <w:t>ρ</w:t>
-      </w:r>
-      <w:r>
-        <w:t xml:space="preserve"> = </w:t>
-      </w:r>
-      <w:proofErr w:type="spellStart"/>
-      <w:r>
-        <w:t>ln</w:t>
-      </w:r>
-      <w:proofErr w:type="spellEnd"/>
-      <w:r>
-        <w:t>(k)+</w:t>
-      </w:r>
-      <w:proofErr w:type="spellStart"/>
-      <w:r>
-        <w:t>ln</w:t>
-      </w:r>
-      <w:proofErr w:type="spellEnd"/>
-      <w:r>
-        <w:t xml:space="preserve">(r) siendo </w:t>
-      </w:r>
-      <w:proofErr w:type="spellStart"/>
-      <w:r>
-        <w:t>ln</w:t>
-      </w:r>
-      <w:proofErr w:type="spellEnd"/>
-      <w:r>
-        <w:t>(k) otra constante y dándonos así un desplazamiento lineal.</w:t>
-      </w:r>
-    </w:p>
-    <w:p>
-      <w:r>
-        <w:t xml:space="preserve">Luego implementamos un algoritmo que utiliza la </w:t>
-      </w:r>
-      <w:r>
-        <w:t>correlación</w:t>
-      </w:r>
-      <w:r>
-        <w:t xml:space="preserve"> de fase sobre el mapa log-polar para calcular el factor de escala entre las imágenes, dándonos como resultado</w:t>
-      </w:r>
-      <w:r>
-        <w:t xml:space="preserve"> un desplazamiento de 1,2935 aproximadamente.</w:t>
-      </w:r>
-    </w:p>
-    <w:p>
-      <w:r>
-        <w:t>Finalmente creamos un nuevo programa para validar, al que le pasas una imagen y un factor k como argumento y te genera una imagen a la que</w:t>
-      </w:r>
-      <w:r>
-        <w:t xml:space="preserve"> le aplica el desplazamiento enviado como argumento haciendo para las coordenadas polares r*k, y le mandamos como argumento la imagen 1 y una k=1,2935, dándonos una imagen idéntica a la 5.</w:t>
-      </w:r>
-    </w:p>
-    <w:p/>
-    <w:p>
-      <w:pPr>
-        <w:pStyle w:val="Ttulo1"/>
-      </w:pPr>
-      <w:bookmarkStart w:id="5" w:name="_Toc231549187"/>
-      <w:r>
-        <w:t>Inciso 4:</w:t>
-      </w:r>
-      <w:bookmarkEnd w:id="5"/>
-    </w:p>
-    <w:p>
-      <w:pPr>
-        <w:rPr>
-          <w:b/>
-          <w:bCs/>
-        </w:rPr>
-      </w:pPr>
-      <w:r>
-        <w:rPr>
-          <w:b/>
-          <w:bCs/>
-        </w:rPr>
-        <w:t xml:space="preserve">Se desea recuperar una imagen objetivo. Se proporcionan dos imágenes en formato TIF, f6 y f7. En el primer caso, la magnitud corresponde a la imagen que se desea recuperar, mientras que en el segundo caso la fase corresponde a la imagen que se desea recuperar, pero ha sido alterada mediante un factor de compresión de fase k. Diseñe un proceso de búsqueda automática que, mediante una métrica de nitidez (como la magnitud del gradiente espacial), encuentre el factor k óptimo para recuperar la imagen objetivo y </w:t>
-      </w:r>
-      <w:proofErr w:type="spellStart"/>
-      <w:r>
-        <w:rPr>
-          <w:b/>
-          <w:bCs/>
-        </w:rPr>
-        <w:t>muestrela</w:t>
-      </w:r>
-      <w:proofErr w:type="spellEnd"/>
-      <w:r>
-        <w:rPr>
-          <w:b/>
-          <w:bCs/>
-        </w:rPr>
-        <w:t>. Realice el mismo procedimiento ahora con las imágenes en formato JPG. ¿Qué diferencia nota y por qué?</w:t>
-      </w:r>
-    </w:p>
-    <w:p>
-      <w:r>
-        <w:t xml:space="preserve">Para resolver este inciso, diseñamos un proceso de búsqueda automática con el objetivo de encontrar el factor de compresión de fase </w:t>
-      </w:r>
-      <m:oMath>
-        <m:r>
-          <w:rPr>
-            <w:rFonts w:ascii="Cambria Math" w:hAnsi="Cambria Math"/>
+            <w:rFonts w:ascii="Cambria Math" w:eastAsiaTheme="minorEastAsia" w:hAnsi="Cambria Math"/>
+            <w:sz w:val="24"/>
+            <w:szCs w:val="20"/>
           </w:rPr>
           <m:t>k</m:t>
         </m:r>
       </m:oMath>
       <w:r>
-        <w:t xml:space="preserve"> óptimo que nos permita recuperar la imagen objetivo. Primero, establecimos como métrica de nitidez a la magnitud del gradiente espacial, ya que los gradientes más altos nos indican bordes más definidos y una imagen más clara. En el dominio de Fourier, combinamos la magnitud espectral de la imagen </w:t>
-      </w:r>
-      <m:oMath>
-        <m:sSub>
-          <m:sSubPr>
-            <m:ctrlPr>
-              <w:rPr>
-                <w:rFonts w:ascii="Cambria Math" w:hAnsi="Cambria Math"/>
-                <w:i/>
-              </w:rPr>
-            </m:ctrlPr>
-          </m:sSubPr>
-          <m:e>
-            <m:r>
-              <w:rPr>
-                <w:rFonts w:ascii="Cambria Math" w:hAnsi="Cambria Math"/>
-              </w:rPr>
-              <m:t>f</m:t>
-            </m:r>
-          </m:e>
-          <m:sub>
-            <m:r>
-              <w:rPr>
-                <w:rFonts w:ascii="Cambria Math" w:hAnsi="Cambria Math"/>
-              </w:rPr>
-              <m:t>6</m:t>
-            </m:r>
-          </m:sub>
-        </m:sSub>
-      </m:oMath>
-      <w:r>
-        <w:t xml:space="preserve"> con la fase alterada de la imagen </w:t>
-      </w:r>
-      <m:oMath>
-        <m:sSub>
-          <m:sSubPr>
-            <m:ctrlPr>
-              <w:rPr>
-                <w:rFonts w:ascii="Cambria Math" w:hAnsi="Cambria Math"/>
-                <w:i/>
-              </w:rPr>
-            </m:ctrlPr>
-          </m:sSubPr>
-          <m:e>
-            <m:r>
-              <w:rPr>
-                <w:rFonts w:ascii="Cambria Math" w:hAnsi="Cambria Math"/>
-              </w:rPr>
-              <m:t>f</m:t>
-            </m:r>
-          </m:e>
-          <m:sub>
-            <m:r>
-              <w:rPr>
-                <w:rFonts w:ascii="Cambria Math" w:hAnsi="Cambria Math"/>
-              </w:rPr>
-              <m:t>7</m:t>
-            </m:r>
-          </m:sub>
-        </m:sSub>
-      </m:oMath>
-      <w:r>
-        <w:t xml:space="preserve"> mediante la siguiente relación fundamental:</w:t>
+        <w:rPr>
+          <w:rFonts w:eastAsiaTheme="minorEastAsia"/>
+          <w:sz w:val="24"/>
+          <w:szCs w:val="20"/>
+        </w:rPr>
+        <w:t xml:space="preserve">, implementamos como métrica de nitidez la norma de Frobenius de la magnitud del gradiente </w:t>
+      </w:r>
+      <w:r>
+        <w:rPr>
+          <w:rFonts w:eastAsiaTheme="minorEastAsia"/>
+          <w:sz w:val="24"/>
+          <w:szCs w:val="20"/>
+        </w:rPr>
+        <w:lastRenderedPageBreak/>
+        <w:t>espacial, calculada mediante operadores de Sobel. Una vez que obtenemos la imagen espacial reconstruida aplicando la transformada inversa, su nitidez se evalúa con la siguiente ecuación:</w:t>
       </w:r>
     </w:p>
     <w:p>
+      <w:pPr>
+        <w:rPr>
+          <w:rFonts w:eastAsiaTheme="minorEastAsia"/>
+          <w:sz w:val="24"/>
+          <w:szCs w:val="20"/>
+        </w:rPr>
+      </w:pPr>
+      <m:oMathPara>
+        <m:oMath>
+          <m:r>
+            <w:rPr>
+              <w:rFonts w:ascii="Cambria Math" w:eastAsiaTheme="minorEastAsia" w:hAnsi="Cambria Math"/>
+              <w:sz w:val="24"/>
+              <w:szCs w:val="20"/>
+            </w:rPr>
+            <m:t>Nitidez</m:t>
+          </m:r>
+          <m:d>
+            <m:dPr>
+              <m:ctrlPr>
+                <w:rPr>
+                  <w:rFonts w:ascii="Cambria Math" w:eastAsiaTheme="minorEastAsia" w:hAnsi="Cambria Math"/>
+                  <w:i/>
+                  <w:sz w:val="24"/>
+                  <w:szCs w:val="20"/>
+                </w:rPr>
+              </m:ctrlPr>
+            </m:dPr>
+            <m:e>
+              <m:acc>
+                <m:accPr>
+                  <m:ctrlPr>
+                    <w:rPr>
+                      <w:rFonts w:ascii="Cambria Math" w:eastAsiaTheme="minorEastAsia" w:hAnsi="Cambria Math"/>
+                      <w:i/>
+                      <w:sz w:val="24"/>
+                      <w:szCs w:val="20"/>
+                    </w:rPr>
+                  </m:ctrlPr>
+                </m:accPr>
+                <m:e>
+                  <m:r>
+                    <w:rPr>
+                      <w:rFonts w:ascii="Cambria Math" w:eastAsiaTheme="minorEastAsia" w:hAnsi="Cambria Math"/>
+                      <w:sz w:val="24"/>
+                      <w:szCs w:val="20"/>
+                    </w:rPr>
+                    <m:t>f</m:t>
+                  </m:r>
+                </m:e>
+              </m:acc>
+            </m:e>
+          </m:d>
+          <m:r>
+            <w:rPr>
+              <w:rFonts w:ascii="Cambria Math" w:eastAsiaTheme="minorEastAsia" w:hAnsi="Cambria Math"/>
+              <w:sz w:val="24"/>
+              <w:szCs w:val="20"/>
+            </w:rPr>
+            <m:t>=</m:t>
+          </m:r>
+          <m:rad>
+            <m:radPr>
+              <m:degHide m:val="1"/>
+              <m:ctrlPr>
+                <w:rPr>
+                  <w:rFonts w:ascii="Cambria Math" w:eastAsiaTheme="minorEastAsia" w:hAnsi="Cambria Math"/>
+                  <w:i/>
+                  <w:sz w:val="24"/>
+                  <w:szCs w:val="20"/>
+                </w:rPr>
+              </m:ctrlPr>
+            </m:radPr>
+            <m:deg/>
+            <m:e>
+              <m:nary>
+                <m:naryPr>
+                  <m:chr m:val="∑"/>
+                  <m:limLoc m:val="undOvr"/>
+                  <m:supHide m:val="1"/>
+                  <m:ctrlPr>
+                    <w:rPr>
+                      <w:rFonts w:ascii="Cambria Math" w:eastAsiaTheme="minorEastAsia" w:hAnsi="Cambria Math"/>
+                      <w:i/>
+                      <w:sz w:val="24"/>
+                      <w:szCs w:val="20"/>
+                    </w:rPr>
+                  </m:ctrlPr>
+                </m:naryPr>
+                <m:sub>
+                  <m:r>
+                    <w:rPr>
+                      <w:rFonts w:ascii="Cambria Math" w:eastAsiaTheme="minorEastAsia" w:hAnsi="Cambria Math"/>
+                      <w:sz w:val="24"/>
+                      <w:szCs w:val="20"/>
+                    </w:rPr>
+                    <m:t>x,y</m:t>
+                  </m:r>
+                </m:sub>
+                <m:sup/>
+                <m:e>
+                  <m:d>
+                    <m:dPr>
+                      <m:ctrlPr>
+                        <w:rPr>
+                          <w:rFonts w:ascii="Cambria Math" w:eastAsiaTheme="minorEastAsia" w:hAnsi="Cambria Math"/>
+                          <w:i/>
+                          <w:sz w:val="24"/>
+                          <w:szCs w:val="20"/>
+                        </w:rPr>
+                      </m:ctrlPr>
+                    </m:dPr>
+                    <m:e>
+                      <m:sSubSup>
+                        <m:sSubSupPr>
+                          <m:ctrlPr>
+                            <w:rPr>
+                              <w:rFonts w:ascii="Cambria Math" w:eastAsiaTheme="minorEastAsia" w:hAnsi="Cambria Math"/>
+                              <w:i/>
+                              <w:sz w:val="24"/>
+                              <w:szCs w:val="20"/>
+                            </w:rPr>
+                          </m:ctrlPr>
+                        </m:sSubSupPr>
+                        <m:e>
+                          <m:r>
+                            <w:rPr>
+                              <w:rFonts w:ascii="Cambria Math" w:eastAsiaTheme="minorEastAsia" w:hAnsi="Cambria Math"/>
+                              <w:sz w:val="24"/>
+                              <w:szCs w:val="20"/>
+                            </w:rPr>
+                            <m:t>G</m:t>
+                          </m:r>
+                        </m:e>
+                        <m:sub>
+                          <m:r>
+                            <w:rPr>
+                              <w:rFonts w:ascii="Cambria Math" w:eastAsiaTheme="minorEastAsia" w:hAnsi="Cambria Math"/>
+                              <w:sz w:val="24"/>
+                              <w:szCs w:val="20"/>
+                            </w:rPr>
+                            <m:t>x</m:t>
+                          </m:r>
+                        </m:sub>
+                        <m:sup>
+                          <m:r>
+                            <w:rPr>
+                              <w:rFonts w:ascii="Cambria Math" w:eastAsiaTheme="minorEastAsia" w:hAnsi="Cambria Math"/>
+                              <w:sz w:val="24"/>
+                              <w:szCs w:val="20"/>
+                            </w:rPr>
+                            <m:t>2</m:t>
+                          </m:r>
+                        </m:sup>
+                      </m:sSubSup>
+                      <m:d>
+                        <m:dPr>
+                          <m:ctrlPr>
+                            <w:rPr>
+                              <w:rFonts w:ascii="Cambria Math" w:eastAsiaTheme="minorEastAsia" w:hAnsi="Cambria Math"/>
+                              <w:i/>
+                              <w:sz w:val="24"/>
+                              <w:szCs w:val="20"/>
+                            </w:rPr>
+                          </m:ctrlPr>
+                        </m:dPr>
+                        <m:e>
+                          <m:r>
+                            <w:rPr>
+                              <w:rFonts w:ascii="Cambria Math" w:eastAsiaTheme="minorEastAsia" w:hAnsi="Cambria Math"/>
+                              <w:sz w:val="24"/>
+                              <w:szCs w:val="20"/>
+                            </w:rPr>
+                            <m:t>x,y</m:t>
+                          </m:r>
+                        </m:e>
+                      </m:d>
+                      <m:r>
+                        <w:rPr>
+                          <w:rFonts w:ascii="Cambria Math" w:eastAsiaTheme="minorEastAsia" w:hAnsi="Cambria Math"/>
+                          <w:sz w:val="24"/>
+                          <w:szCs w:val="20"/>
+                        </w:rPr>
+                        <m:t>+</m:t>
+                      </m:r>
+                      <m:sSubSup>
+                        <m:sSubSupPr>
+                          <m:ctrlPr>
+                            <w:rPr>
+                              <w:rFonts w:ascii="Cambria Math" w:eastAsiaTheme="minorEastAsia" w:hAnsi="Cambria Math"/>
+                              <w:i/>
+                              <w:sz w:val="24"/>
+                              <w:szCs w:val="20"/>
+                            </w:rPr>
+                          </m:ctrlPr>
+                        </m:sSubSupPr>
+                        <m:e>
+                          <m:r>
+                            <w:rPr>
+                              <w:rFonts w:ascii="Cambria Math" w:eastAsiaTheme="minorEastAsia" w:hAnsi="Cambria Math"/>
+                              <w:sz w:val="24"/>
+                              <w:szCs w:val="20"/>
+                            </w:rPr>
+                            <m:t>G</m:t>
+                          </m:r>
+                        </m:e>
+                        <m:sub>
+                          <m:r>
+                            <w:rPr>
+                              <w:rFonts w:ascii="Cambria Math" w:eastAsiaTheme="minorEastAsia" w:hAnsi="Cambria Math"/>
+                              <w:sz w:val="24"/>
+                              <w:szCs w:val="20"/>
+                            </w:rPr>
+                            <m:t>y</m:t>
+                          </m:r>
+                        </m:sub>
+                        <m:sup>
+                          <m:r>
+                            <w:rPr>
+                              <w:rFonts w:ascii="Cambria Math" w:eastAsiaTheme="minorEastAsia" w:hAnsi="Cambria Math"/>
+                              <w:sz w:val="24"/>
+                              <w:szCs w:val="20"/>
+                            </w:rPr>
+                            <m:t>2</m:t>
+                          </m:r>
+                        </m:sup>
+                      </m:sSubSup>
+                      <m:d>
+                        <m:dPr>
+                          <m:ctrlPr>
+                            <w:rPr>
+                              <w:rFonts w:ascii="Cambria Math" w:eastAsiaTheme="minorEastAsia" w:hAnsi="Cambria Math"/>
+                              <w:i/>
+                              <w:sz w:val="24"/>
+                              <w:szCs w:val="20"/>
+                            </w:rPr>
+                          </m:ctrlPr>
+                        </m:dPr>
+                        <m:e>
+                          <m:r>
+                            <w:rPr>
+                              <w:rFonts w:ascii="Cambria Math" w:eastAsiaTheme="minorEastAsia" w:hAnsi="Cambria Math"/>
+                              <w:sz w:val="24"/>
+                              <w:szCs w:val="20"/>
+                            </w:rPr>
+                            <m:t>x,y</m:t>
+                          </m:r>
+                        </m:e>
+                      </m:d>
+                    </m:e>
+                  </m:d>
+                </m:e>
+              </m:nary>
+            </m:e>
+          </m:rad>
+        </m:oMath>
+      </m:oMathPara>
+    </w:p>
+    <w:p>
+      <w:pPr>
+        <w:rPr>
+          <w:rFonts w:eastAsiaTheme="minorEastAsia"/>
+          <w:sz w:val="24"/>
+          <w:szCs w:val="20"/>
+        </w:rPr>
+      </w:pPr>
+      <w:r>
+        <w:rPr>
+          <w:rFonts w:eastAsiaTheme="minorEastAsia"/>
+          <w:sz w:val="24"/>
+          <w:szCs w:val="20"/>
+        </w:rPr>
+        <w:t>Por otro lado, al analizar el formato JPG, notamos que su compresión afecta fuertemente las altas frecuencias. Matemáticamente, esto introduce una perturbación no lineal en la fase, lo cual modelamos de la siguiente manera:</w:t>
+      </w:r>
+    </w:p>
+    <w:p>
+      <w:pPr>
+        <w:rPr>
+          <w:rFonts w:eastAsiaTheme="minorEastAsia"/>
+          <w:sz w:val="24"/>
+          <w:szCs w:val="20"/>
+        </w:rPr>
+      </w:pPr>
       <m:oMathPara>
         <m:oMath>
           <m:r>
             <w:rPr>
               <w:rFonts w:ascii="Cambria Math" w:hAnsi="Cambria Math"/>
-            </w:rPr>
-            <m:t>Espectro=</m:t>
-          </m:r>
-          <m:d>
-            <m:dPr>
-              <m:begChr m:val="|"/>
-              <m:endChr m:val="|"/>
-              <m:ctrlPr>
-                <w:rPr>
-                  <w:rFonts w:ascii="Cambria Math" w:hAnsi="Cambria Math"/>
-                  <w:i/>
-                </w:rPr>
-              </m:ctrlPr>
-            </m:dPr>
-            <m:e>
-              <m:r>
-                <w:rPr>
-                  <w:rFonts w:ascii="Cambria Math" w:hAnsi="Cambria Math"/>
-                </w:rPr>
-                <m:t>FFT(</m:t>
-              </m:r>
-              <m:sSub>
-                <m:sSubPr>
-                  <m:ctrlPr>
-                    <w:rPr>
-                      <w:rFonts w:ascii="Cambria Math" w:hAnsi="Cambria Math"/>
-                      <w:i/>
-                    </w:rPr>
-                  </m:ctrlPr>
-                </m:sSubPr>
-                <m:e>
-                  <m:r>
-                    <w:rPr>
-                      <w:rFonts w:ascii="Cambria Math" w:hAnsi="Cambria Math"/>
-                    </w:rPr>
-                    <m:t>f</m:t>
-                  </m:r>
-                </m:e>
-                <m:sub>
-                  <m:r>
-                    <w:rPr>
-                      <w:rFonts w:ascii="Cambria Math" w:hAnsi="Cambria Math"/>
-                    </w:rPr>
-                    <m:t>6</m:t>
-                  </m:r>
-                </m:sub>
-              </m:sSub>
-              <m:r>
-                <w:rPr>
-                  <w:rFonts w:ascii="Cambria Math" w:hAnsi="Cambria Math"/>
-                </w:rPr>
-                <m:t>)</m:t>
-              </m:r>
-            </m:e>
-          </m:d>
-          <m:r>
-            <w:rPr>
-              <w:rFonts w:ascii="Cambria Math" w:hAnsi="Cambria Math"/>
-            </w:rPr>
-            <m:t>*</m:t>
-          </m:r>
-          <m:sSup>
-            <m:sSupPr>
-              <m:ctrlPr>
-                <w:rPr>
-                  <w:rFonts w:ascii="Cambria Math" w:hAnsi="Cambria Math"/>
-                  <w:i/>
-                </w:rPr>
-              </m:ctrlPr>
-            </m:sSupPr>
-            <m:e>
-              <m:r>
-                <w:rPr>
-                  <w:rFonts w:ascii="Cambria Math" w:hAnsi="Cambria Math"/>
-                </w:rPr>
-                <m:t>e</m:t>
-              </m:r>
-            </m:e>
-            <m:sup>
-              <m:r>
-                <w:rPr>
-                  <w:rFonts w:ascii="Cambria Math" w:hAnsi="Cambria Math"/>
-                </w:rPr>
-                <m:t>i*k*∠FFT</m:t>
-              </m:r>
-              <m:d>
-                <m:dPr>
-                  <m:ctrlPr>
-                    <w:rPr>
-                      <w:rFonts w:ascii="Cambria Math" w:hAnsi="Cambria Math"/>
-                    </w:rPr>
-                  </m:ctrlPr>
-                </m:dPr>
-                <m:e>
-                  <m:sSub>
-                    <m:sSubPr>
-                      <m:ctrlPr>
-                        <w:rPr>
-                          <w:rFonts w:ascii="Cambria Math" w:hAnsi="Cambria Math"/>
-                        </w:rPr>
-                      </m:ctrlPr>
-                    </m:sSubPr>
-                    <m:e>
-                      <m:r>
-                        <w:rPr>
-                          <w:rFonts w:ascii="Cambria Math" w:hAnsi="Cambria Math"/>
-                        </w:rPr>
-                        <m:t>f</m:t>
-                      </m:r>
-                    </m:e>
-                    <m:sub>
-                      <m:r>
-                        <w:rPr>
-                          <w:rFonts w:ascii="Cambria Math" w:hAnsi="Cambria Math"/>
-                        </w:rPr>
-                        <m:t>7</m:t>
-                      </m:r>
-                    </m:sub>
-                  </m:sSub>
-                </m:e>
-              </m:d>
-            </m:sup>
-          </m:sSup>
-        </m:oMath>
-      </m:oMathPara>
-    </w:p>
-    <w:p>
-      <w:r>
-        <w:lastRenderedPageBreak/>
-        <w:t xml:space="preserve">donde </w:t>
-      </w:r>
-      <m:oMath>
-        <m:r>
-          <w:rPr>
-            <w:rFonts w:ascii="Cambria Math" w:hAnsi="Cambria Math"/>
-          </w:rPr>
-          <m:t>k</m:t>
-        </m:r>
-      </m:oMath>
-      <w:r>
-        <w:t xml:space="preserve"> es el factor de compresión que buscamos optimizar. Luego, aplicamos la transformada inversa de Fourier para volver al dominio espacial y obtener la imagen reconstruida. Para hacer esto de forma eficiente, implementamos una búsqueda en dos etapas sobre un rango amplio de [0.1, 5.0]: primero una búsqueda gruesa para identificar la región del máximo, y luego una búsqueda fina que evalúa y selecciona el valor exacto de </w:t>
-      </w:r>
-      <m:oMath>
-        <m:r>
-          <w:rPr>
-            <w:rFonts w:ascii="Cambria Math" w:hAnsi="Cambria Math"/>
-          </w:rPr>
-          <m:t>k</m:t>
-        </m:r>
-      </m:oMath>
-      <w:r>
-        <w:t xml:space="preserve"> que maximiza nuestra métrica de nitidez.</w:t>
-      </w:r>
-    </w:p>
-    <w:p>
-      <w:r>
-        <w:t xml:space="preserve">Al realizar este mismo procedimiento comparando los formatos TIF y JPG, notamos diferencias importantes derivadas de cómo cada uno maneja los datos espectrales de la imagen. Con el formato TIF, al ser sin pérdida, logramos una nitidez máxima superior y resultados predecibles porque la información matemática completa del espectro se mantiene intacta en magnitud y fase. En este caso, el factor </w:t>
-      </w:r>
-      <m:oMath>
-        <m:r>
-          <w:rPr>
-            <w:rFonts w:ascii="Cambria Math" w:hAnsi="Cambria Math"/>
-          </w:rPr>
-          <m:t>k</m:t>
-        </m:r>
-      </m:oMath>
-      <w:r>
-        <w:t xml:space="preserve"> óptimo que encontramos se aproxima a 3.0</w:t>
-      </w:r>
-      <w:r>
-        <w:t xml:space="preserve"> (3.333)</w:t>
-      </w:r>
-      <w:r>
-        <w:t xml:space="preserve">. En cambio, con el formato JPG notamos que su algoritmo de compresión basado en DCT recorta severamente las altas frecuencias, lo cual tiene un efecto asimétrico: la fase sufre alteraciones mucho más drásticas que la magnitud. Matemáticamente, la cuantización del JPG altera la fase introduciendo un ruido </w:t>
-      </w:r>
-      <m:oMath>
-        <m:r>
-          <w:rPr>
-            <w:rFonts w:ascii="Cambria Math" w:hAnsi="Cambria Math"/>
-          </w:rPr>
-          <m:t>∆∅(ω)</m:t>
-        </m:r>
-      </m:oMath>
-      <w:r>
-        <w:t xml:space="preserve"> en las altas frecuencias, lo que podemos expresar de la siguiente forma:</w:t>
-      </w:r>
-    </w:p>
-    <w:p>
-      <m:oMathPara>
-        <m:oMath>
-          <m:r>
-            <w:rPr>
-              <w:rFonts w:ascii="Cambria Math" w:hAnsi="Cambria Math"/>
+              <w:sz w:val="24"/>
+              <w:szCs w:val="20"/>
             </w:rPr>
             <m:t>∠</m:t>
           </m:r>
@@ -1676,6 +6378,8 @@
                 <w:rPr>
                   <w:rFonts w:ascii="Cambria Math" w:hAnsi="Cambria Math"/>
                   <w:i/>
+                  <w:sz w:val="24"/>
+                  <w:szCs w:val="20"/>
                 </w:rPr>
               </m:ctrlPr>
             </m:sSubPr>
@@ -1683,6 +6387,8 @@
               <m:r>
                 <w:rPr>
                   <w:rFonts w:ascii="Cambria Math" w:hAnsi="Cambria Math"/>
+                  <w:sz w:val="24"/>
+                  <w:szCs w:val="20"/>
                 </w:rPr>
                 <m:t>FFT</m:t>
               </m:r>
@@ -1691,6 +6397,8 @@
               <m:r>
                 <w:rPr>
                   <w:rFonts w:ascii="Cambria Math" w:hAnsi="Cambria Math"/>
+                  <w:sz w:val="24"/>
+                  <w:szCs w:val="20"/>
                 </w:rPr>
                 <m:t>JPG</m:t>
               </m:r>
@@ -1701,6 +6409,8 @@
               <m:ctrlPr>
                 <w:rPr>
                   <w:rFonts w:ascii="Cambria Math" w:hAnsi="Cambria Math"/>
+                  <w:sz w:val="24"/>
+                  <w:szCs w:val="20"/>
                 </w:rPr>
               </m:ctrlPr>
             </m:dPr>
@@ -1710,6 +6420,8 @@
                   <m:ctrlPr>
                     <w:rPr>
                       <w:rFonts w:ascii="Cambria Math" w:hAnsi="Cambria Math"/>
+                      <w:sz w:val="24"/>
+                      <w:szCs w:val="20"/>
                     </w:rPr>
                   </m:ctrlPr>
                 </m:sSubPr>
@@ -1717,6 +6429,8 @@
                   <m:r>
                     <w:rPr>
                       <w:rFonts w:ascii="Cambria Math" w:hAnsi="Cambria Math"/>
+                      <w:sz w:val="24"/>
+                      <w:szCs w:val="20"/>
                     </w:rPr>
                     <m:t>f</m:t>
                   </m:r>
@@ -1725,6 +6439,8 @@
                   <m:r>
                     <w:rPr>
                       <w:rFonts w:ascii="Cambria Math" w:hAnsi="Cambria Math"/>
+                      <w:sz w:val="24"/>
+                      <w:szCs w:val="20"/>
                     </w:rPr>
                     <m:t>7</m:t>
                   </m:r>
@@ -1735,6 +6451,16 @@
           <m:r>
             <w:rPr>
               <w:rFonts w:ascii="Cambria Math" w:hAnsi="Cambria Math"/>
+              <w:sz w:val="24"/>
+              <w:szCs w:val="20"/>
+            </w:rPr>
+            <m:t>(ω)</m:t>
+          </m:r>
+          <m:r>
+            <w:rPr>
+              <w:rFonts w:ascii="Cambria Math" w:hAnsi="Cambria Math"/>
+              <w:sz w:val="24"/>
+              <w:szCs w:val="20"/>
             </w:rPr>
             <m:t>≈∠</m:t>
           </m:r>
@@ -1744,6 +6470,8 @@
                 <w:rPr>
                   <w:rFonts w:ascii="Cambria Math" w:hAnsi="Cambria Math"/>
                   <w:i/>
+                  <w:sz w:val="24"/>
+                  <w:szCs w:val="20"/>
                 </w:rPr>
               </m:ctrlPr>
             </m:sSubPr>
@@ -1751,6 +6479,8 @@
               <m:r>
                 <w:rPr>
                   <w:rFonts w:ascii="Cambria Math" w:hAnsi="Cambria Math"/>
+                  <w:sz w:val="24"/>
+                  <w:szCs w:val="20"/>
                 </w:rPr>
                 <m:t>FFT</m:t>
               </m:r>
@@ -1759,6 +6489,8 @@
               <m:r>
                 <w:rPr>
                   <w:rFonts w:ascii="Cambria Math" w:hAnsi="Cambria Math"/>
+                  <w:sz w:val="24"/>
+                  <w:szCs w:val="20"/>
                 </w:rPr>
                 <m:t>TIF</m:t>
               </m:r>
@@ -1769,6 +6501,8 @@
               <m:ctrlPr>
                 <w:rPr>
                   <w:rFonts w:ascii="Cambria Math" w:hAnsi="Cambria Math"/>
+                  <w:sz w:val="24"/>
+                  <w:szCs w:val="20"/>
                 </w:rPr>
               </m:ctrlPr>
             </m:dPr>
@@ -1778,6 +6512,8 @@
                   <m:ctrlPr>
                     <w:rPr>
                       <w:rFonts w:ascii="Cambria Math" w:hAnsi="Cambria Math"/>
+                      <w:sz w:val="24"/>
+                      <w:szCs w:val="20"/>
                     </w:rPr>
                   </m:ctrlPr>
                 </m:sSubPr>
@@ -1785,6 +6521,8 @@
                   <m:r>
                     <w:rPr>
                       <w:rFonts w:ascii="Cambria Math" w:hAnsi="Cambria Math"/>
+                      <w:sz w:val="24"/>
+                      <w:szCs w:val="20"/>
                     </w:rPr>
                     <m:t>f</m:t>
                   </m:r>
@@ -1793,6 +6531,8 @@
                   <m:r>
                     <w:rPr>
                       <w:rFonts w:ascii="Cambria Math" w:hAnsi="Cambria Math"/>
+                      <w:sz w:val="24"/>
+                      <w:szCs w:val="20"/>
                     </w:rPr>
                     <m:t>7</m:t>
                   </m:r>
@@ -1803,63 +6543,843 @@
           <m:r>
             <w:rPr>
               <w:rFonts w:ascii="Cambria Math" w:hAnsi="Cambria Math"/>
+              <w:sz w:val="24"/>
+              <w:szCs w:val="20"/>
             </w:rPr>
-            <m:t>+∆∅(ω)</m:t>
+            <m:t>(ω)</m:t>
+          </m:r>
+          <m:r>
+            <w:rPr>
+              <w:rFonts w:ascii="Cambria Math" w:hAnsi="Cambria Math"/>
+              <w:sz w:val="24"/>
+              <w:szCs w:val="20"/>
+            </w:rPr>
+            <m:t>+∆</m:t>
+          </m:r>
+          <m:r>
+            <w:rPr>
+              <w:rFonts w:ascii="Cambria Math" w:hAnsi="Cambria Math"/>
+              <w:sz w:val="24"/>
+              <w:szCs w:val="20"/>
+            </w:rPr>
+            <m:t>ϕ</m:t>
+          </m:r>
+          <m:r>
+            <w:rPr>
+              <w:rFonts w:ascii="Cambria Math" w:hAnsi="Cambria Math"/>
+              <w:sz w:val="24"/>
+              <w:szCs w:val="20"/>
+            </w:rPr>
+            <m:t>(ω)</m:t>
           </m:r>
         </m:oMath>
       </m:oMathPara>
     </w:p>
     <w:p>
-      <w:r>
-        <w:t xml:space="preserve">Esta perturbación no lineal provoca que el valor del </w:t>
+      <w:pPr>
+        <w:rPr>
+          <w:rFonts w:eastAsiaTheme="minorEastAsia"/>
+          <w:sz w:val="24"/>
+          <w:szCs w:val="20"/>
+        </w:rPr>
+      </w:pPr>
+      <w:r>
+        <w:rPr>
+          <w:rFonts w:eastAsiaTheme="minorEastAsia"/>
+          <w:sz w:val="24"/>
+          <w:szCs w:val="20"/>
+        </w:rPr>
+        <w:t>En la primera fórmula,</w:t>
+      </w:r>
+      <w:r>
+        <w:rPr>
+          <w:rFonts w:eastAsiaTheme="minorEastAsia"/>
+          <w:sz w:val="24"/>
+          <w:szCs w:val="20"/>
+        </w:rPr>
+        <w:t xml:space="preserve"> </w:t>
+      </w:r>
+      <m:oMath>
+        <m:acc>
+          <m:accPr>
+            <m:ctrlPr>
+              <w:rPr>
+                <w:rFonts w:ascii="Cambria Math" w:eastAsiaTheme="minorEastAsia" w:hAnsi="Cambria Math"/>
+                <w:i/>
+                <w:sz w:val="24"/>
+                <w:szCs w:val="20"/>
+              </w:rPr>
+            </m:ctrlPr>
+          </m:accPr>
+          <m:e>
+            <m:r>
+              <w:rPr>
+                <w:rFonts w:ascii="Cambria Math" w:eastAsiaTheme="minorEastAsia" w:hAnsi="Cambria Math"/>
+                <w:sz w:val="24"/>
+                <w:szCs w:val="20"/>
+              </w:rPr>
+              <m:t>F</m:t>
+            </m:r>
+          </m:e>
+        </m:acc>
+        <m:r>
+          <w:rPr>
+            <w:rFonts w:ascii="Cambria Math" w:hAnsi="Cambria Math"/>
+            <w:sz w:val="24"/>
+            <w:szCs w:val="20"/>
+          </w:rPr>
+          <m:t>(u,v,k)</m:t>
+        </m:r>
+      </m:oMath>
+      <w:r>
+        <w:rPr>
+          <w:rFonts w:eastAsiaTheme="minorEastAsia"/>
+          <w:sz w:val="24"/>
+          <w:szCs w:val="20"/>
+        </w:rPr>
+        <w:t xml:space="preserve"> representa el espectro complejo bidimensional de nuestra</w:t>
+      </w:r>
+      <w:r>
+        <w:rPr>
+          <w:rFonts w:eastAsiaTheme="minorEastAsia"/>
+          <w:sz w:val="24"/>
+          <w:szCs w:val="20"/>
+        </w:rPr>
+        <w:t xml:space="preserve"> </w:t>
+      </w:r>
+      <w:r>
+        <w:rPr>
+          <w:rFonts w:eastAsiaTheme="minorEastAsia"/>
+          <w:sz w:val="24"/>
+          <w:szCs w:val="20"/>
+        </w:rPr>
+        <w:t xml:space="preserve">imagen reconstruida para un valor específico de </w:t>
+      </w:r>
+      <m:oMath>
+        <m:r>
+          <w:rPr>
+            <w:rFonts w:ascii="Cambria Math" w:eastAsiaTheme="minorEastAsia" w:hAnsi="Cambria Math"/>
+            <w:sz w:val="24"/>
+            <w:szCs w:val="20"/>
+          </w:rPr>
+          <m:t>k</m:t>
+        </m:r>
+      </m:oMath>
+      <w:r>
+        <w:rPr>
+          <w:rFonts w:eastAsiaTheme="minorEastAsia"/>
+          <w:sz w:val="24"/>
+          <w:szCs w:val="20"/>
+        </w:rPr>
+        <w:t xml:space="preserve">. El término </w:t>
+      </w:r>
+      <m:oMath>
+        <m:d>
+          <m:dPr>
+            <m:begChr m:val="|"/>
+            <m:endChr m:val="|"/>
+            <m:ctrlPr>
+              <w:rPr>
+                <w:rFonts w:ascii="Cambria Math" w:hAnsi="Cambria Math"/>
+                <w:i/>
+                <w:sz w:val="24"/>
+                <w:szCs w:val="20"/>
+              </w:rPr>
+            </m:ctrlPr>
+          </m:dPr>
+          <m:e>
+            <m:sSub>
+              <m:sSubPr>
+                <m:ctrlPr>
+                  <w:rPr>
+                    <w:rFonts w:ascii="Cambria Math" w:hAnsi="Cambria Math"/>
+                    <w:i/>
+                    <w:sz w:val="24"/>
+                    <w:szCs w:val="20"/>
+                  </w:rPr>
+                </m:ctrlPr>
+              </m:sSubPr>
+              <m:e>
+                <m:r>
+                  <w:rPr>
+                    <w:rFonts w:ascii="Cambria Math" w:hAnsi="Cambria Math"/>
+                    <w:sz w:val="24"/>
+                    <w:szCs w:val="20"/>
+                  </w:rPr>
+                  <m:t>F</m:t>
+                </m:r>
+              </m:e>
+              <m:sub>
+                <m:r>
+                  <w:rPr>
+                    <w:rFonts w:ascii="Cambria Math" w:hAnsi="Cambria Math"/>
+                    <w:sz w:val="24"/>
+                    <w:szCs w:val="20"/>
+                  </w:rPr>
+                  <m:t>6</m:t>
+                </m:r>
+              </m:sub>
+            </m:sSub>
+            <m:r>
+              <w:rPr>
+                <w:rFonts w:ascii="Cambria Math" w:hAnsi="Cambria Math"/>
+                <w:sz w:val="24"/>
+                <w:szCs w:val="20"/>
+              </w:rPr>
+              <m:t>(u,v)</m:t>
+            </m:r>
+          </m:e>
+        </m:d>
+      </m:oMath>
+      <w:r>
+        <w:rPr>
+          <w:rFonts w:eastAsiaTheme="minorEastAsia"/>
+          <w:sz w:val="24"/>
+          <w:szCs w:val="20"/>
+        </w:rPr>
+        <w:t xml:space="preserve"> es la magnitud extraída de la imagen </w:t>
+      </w:r>
+      <m:oMath>
+        <m:sSub>
+          <m:sSubPr>
+            <m:ctrlPr>
+              <w:rPr>
+                <w:rFonts w:ascii="Cambria Math" w:eastAsiaTheme="minorEastAsia" w:hAnsi="Cambria Math"/>
+                <w:i/>
+                <w:sz w:val="24"/>
+                <w:szCs w:val="20"/>
+              </w:rPr>
+            </m:ctrlPr>
+          </m:sSubPr>
+          <m:e>
+            <m:r>
+              <w:rPr>
+                <w:rFonts w:ascii="Cambria Math" w:eastAsiaTheme="minorEastAsia" w:hAnsi="Cambria Math"/>
+                <w:sz w:val="24"/>
+                <w:szCs w:val="20"/>
+              </w:rPr>
+              <m:t>f</m:t>
+            </m:r>
+          </m:e>
+          <m:sub>
+            <m:r>
+              <w:rPr>
+                <w:rFonts w:ascii="Cambria Math" w:eastAsiaTheme="minorEastAsia" w:hAnsi="Cambria Math"/>
+                <w:sz w:val="24"/>
+                <w:szCs w:val="20"/>
+              </w:rPr>
+              <m:t>6</m:t>
+            </m:r>
+          </m:sub>
+        </m:sSub>
+      </m:oMath>
+      <w:r>
+        <w:rPr>
+          <w:rFonts w:eastAsiaTheme="minorEastAsia"/>
+          <w:sz w:val="24"/>
+          <w:szCs w:val="20"/>
+        </w:rPr>
+        <w:t xml:space="preserve">, mientras que </w:t>
       </w:r>
       <m:oMath>
         <m:r>
           <w:rPr>
             <w:rFonts w:ascii="Cambria Math" w:hAnsi="Cambria Math"/>
+            <w:sz w:val="24"/>
+            <w:szCs w:val="20"/>
+          </w:rPr>
+          <m:t>∠</m:t>
+        </m:r>
+        <m:sSub>
+          <m:sSubPr>
+            <m:ctrlPr>
+              <w:rPr>
+                <w:rFonts w:ascii="Cambria Math" w:hAnsi="Cambria Math"/>
+                <w:i/>
+                <w:sz w:val="24"/>
+                <w:szCs w:val="20"/>
+              </w:rPr>
+            </m:ctrlPr>
+          </m:sSubPr>
+          <m:e>
+            <m:r>
+              <w:rPr>
+                <w:rFonts w:ascii="Cambria Math" w:hAnsi="Cambria Math"/>
+                <w:sz w:val="24"/>
+                <w:szCs w:val="20"/>
+              </w:rPr>
+              <m:t>F</m:t>
+            </m:r>
+          </m:e>
+          <m:sub>
+            <m:r>
+              <w:rPr>
+                <w:rFonts w:ascii="Cambria Math" w:hAnsi="Cambria Math"/>
+                <w:sz w:val="24"/>
+                <w:szCs w:val="20"/>
+              </w:rPr>
+              <m:t>7</m:t>
+            </m:r>
+          </m:sub>
+        </m:sSub>
+        <m:r>
+          <w:rPr>
+            <w:rFonts w:ascii="Cambria Math" w:hAnsi="Cambria Math"/>
+            <w:sz w:val="24"/>
+            <w:szCs w:val="20"/>
+          </w:rPr>
+          <m:t>(u,v)</m:t>
+        </m:r>
+      </m:oMath>
+      <w:r>
+        <w:rPr>
+          <w:rFonts w:eastAsiaTheme="minorEastAsia"/>
+          <w:sz w:val="24"/>
+          <w:szCs w:val="20"/>
+        </w:rPr>
+        <w:t xml:space="preserve"> es el ángulo (la fase) extraído de </w:t>
+      </w:r>
+      <m:oMath>
+        <m:sSub>
+          <m:sSubPr>
+            <m:ctrlPr>
+              <w:rPr>
+                <w:rFonts w:ascii="Cambria Math" w:eastAsiaTheme="minorEastAsia" w:hAnsi="Cambria Math"/>
+                <w:i/>
+                <w:sz w:val="24"/>
+                <w:szCs w:val="20"/>
+              </w:rPr>
+            </m:ctrlPr>
+          </m:sSubPr>
+          <m:e>
+            <m:r>
+              <w:rPr>
+                <w:rFonts w:ascii="Cambria Math" w:eastAsiaTheme="minorEastAsia" w:hAnsi="Cambria Math"/>
+                <w:sz w:val="24"/>
+                <w:szCs w:val="20"/>
+              </w:rPr>
+              <m:t>f</m:t>
+            </m:r>
+          </m:e>
+          <m:sub>
+            <m:r>
+              <w:rPr>
+                <w:rFonts w:ascii="Cambria Math" w:eastAsiaTheme="minorEastAsia" w:hAnsi="Cambria Math"/>
+                <w:sz w:val="24"/>
+                <w:szCs w:val="20"/>
+              </w:rPr>
+              <m:t>7</m:t>
+            </m:r>
+          </m:sub>
+        </m:sSub>
+      </m:oMath>
+      <w:r>
+        <w:rPr>
+          <w:rFonts w:eastAsiaTheme="minorEastAsia"/>
+          <w:sz w:val="24"/>
+          <w:szCs w:val="20"/>
+        </w:rPr>
+        <w:t xml:space="preserve">. La letra </w:t>
+      </w:r>
+      <m:oMath>
+        <m:r>
+          <w:rPr>
+            <w:rFonts w:ascii="Cambria Math" w:eastAsiaTheme="minorEastAsia" w:hAnsi="Cambria Math"/>
+            <w:sz w:val="24"/>
+            <w:szCs w:val="20"/>
+          </w:rPr>
+          <m:t>i</m:t>
+        </m:r>
+      </m:oMath>
+      <w:r>
+        <w:rPr>
+          <w:rFonts w:eastAsiaTheme="minorEastAsia"/>
+          <w:sz w:val="24"/>
+          <w:szCs w:val="20"/>
+        </w:rPr>
+        <w:t xml:space="preserve"> denota la unidad imaginaria y </w:t>
+      </w:r>
+      <m:oMath>
+        <m:r>
+          <w:rPr>
+            <w:rFonts w:ascii="Cambria Math" w:eastAsiaTheme="minorEastAsia" w:hAnsi="Cambria Math"/>
+            <w:sz w:val="24"/>
+            <w:szCs w:val="20"/>
           </w:rPr>
           <m:t>k</m:t>
         </m:r>
       </m:oMath>
       <w:r>
-        <w:t xml:space="preserve"> óptimo para JPG difiera del encontrado en TIF, ya que la relación original entre magnitud y fase se perdió. Como resultado de esta degradación, en la reconstrucción con JPG observamos la aparición de artefactos visuales, una textura más ruidosa y una nitidez máxima alcanzable considerablemente menor. Todo esto nos demostró la importancia crítica de mantener la integridad espectral en procesos que dependen de la coherencia de fase, justificando el uso de formatos sin pérdida para estos casos.</w:t>
+        <w:rPr>
+          <w:rFonts w:eastAsiaTheme="minorEastAsia"/>
+          <w:sz w:val="24"/>
+          <w:szCs w:val="20"/>
+        </w:rPr>
+        <w:t xml:space="preserve"> es el factor de compresión de fase que buscamos optimizar. En la segunda ecuación, </w:t>
+      </w:r>
+      <m:oMath>
+        <m:r>
+          <w:rPr>
+            <w:rFonts w:ascii="Cambria Math" w:eastAsiaTheme="minorEastAsia" w:hAnsi="Cambria Math"/>
+            <w:sz w:val="24"/>
+            <w:szCs w:val="20"/>
+          </w:rPr>
+          <m:t>Nitidez</m:t>
+        </m:r>
+        <m:d>
+          <m:dPr>
+            <m:ctrlPr>
+              <w:rPr>
+                <w:rFonts w:ascii="Cambria Math" w:eastAsiaTheme="minorEastAsia" w:hAnsi="Cambria Math"/>
+                <w:i/>
+                <w:sz w:val="24"/>
+                <w:szCs w:val="20"/>
+              </w:rPr>
+            </m:ctrlPr>
+          </m:dPr>
+          <m:e>
+            <m:acc>
+              <m:accPr>
+                <m:ctrlPr>
+                  <w:rPr>
+                    <w:rFonts w:ascii="Cambria Math" w:eastAsiaTheme="minorEastAsia" w:hAnsi="Cambria Math"/>
+                    <w:i/>
+                    <w:sz w:val="24"/>
+                    <w:szCs w:val="20"/>
+                  </w:rPr>
+                </m:ctrlPr>
+              </m:accPr>
+              <m:e>
+                <m:r>
+                  <w:rPr>
+                    <w:rFonts w:ascii="Cambria Math" w:eastAsiaTheme="minorEastAsia" w:hAnsi="Cambria Math"/>
+                    <w:sz w:val="24"/>
+                    <w:szCs w:val="20"/>
+                  </w:rPr>
+                  <m:t>f</m:t>
+                </m:r>
+              </m:e>
+            </m:acc>
+          </m:e>
+        </m:d>
+      </m:oMath>
+      <w:r>
+        <w:rPr>
+          <w:rFonts w:eastAsiaTheme="minorEastAsia"/>
+          <w:sz w:val="24"/>
+          <w:szCs w:val="20"/>
+        </w:rPr>
+        <w:t xml:space="preserve"> es el valor numérico</w:t>
+      </w:r>
+      <w:r>
+        <w:rPr>
+          <w:rFonts w:eastAsiaTheme="minorEastAsia"/>
+          <w:sz w:val="24"/>
+          <w:szCs w:val="20"/>
+        </w:rPr>
+        <w:t xml:space="preserve"> </w:t>
+      </w:r>
+      <w:r>
+        <w:rPr>
+          <w:rFonts w:eastAsiaTheme="minorEastAsia"/>
+          <w:sz w:val="24"/>
+          <w:szCs w:val="20"/>
+        </w:rPr>
+        <w:t xml:space="preserve">escalar que cuantifica la claridad de los bordes en nuestra imagen final reconstruida </w:t>
+      </w:r>
+      <m:oMath>
+        <m:acc>
+          <m:accPr>
+            <m:ctrlPr>
+              <w:rPr>
+                <w:rFonts w:ascii="Cambria Math" w:eastAsiaTheme="minorEastAsia" w:hAnsi="Cambria Math"/>
+                <w:i/>
+                <w:sz w:val="24"/>
+                <w:szCs w:val="20"/>
+              </w:rPr>
+            </m:ctrlPr>
+          </m:accPr>
+          <m:e>
+            <m:r>
+              <w:rPr>
+                <w:rFonts w:ascii="Cambria Math" w:eastAsiaTheme="minorEastAsia" w:hAnsi="Cambria Math"/>
+                <w:sz w:val="24"/>
+                <w:szCs w:val="20"/>
+              </w:rPr>
+              <m:t>f</m:t>
+            </m:r>
+          </m:e>
+        </m:acc>
+      </m:oMath>
+      <w:r>
+        <w:rPr>
+          <w:rFonts w:eastAsiaTheme="minorEastAsia"/>
+          <w:sz w:val="24"/>
+          <w:szCs w:val="20"/>
+        </w:rPr>
+        <w:t xml:space="preserve">. Las variables </w:t>
+      </w:r>
+      <m:oMath>
+        <m:sSub>
+          <m:sSubPr>
+            <m:ctrlPr>
+              <w:rPr>
+                <w:rFonts w:ascii="Cambria Math" w:eastAsiaTheme="minorEastAsia" w:hAnsi="Cambria Math"/>
+                <w:i/>
+                <w:sz w:val="24"/>
+                <w:szCs w:val="20"/>
+              </w:rPr>
+            </m:ctrlPr>
+          </m:sSubPr>
+          <m:e>
+            <m:r>
+              <w:rPr>
+                <w:rFonts w:ascii="Cambria Math" w:eastAsiaTheme="minorEastAsia" w:hAnsi="Cambria Math"/>
+                <w:sz w:val="24"/>
+                <w:szCs w:val="20"/>
+              </w:rPr>
+              <m:t>G</m:t>
+            </m:r>
+          </m:e>
+          <m:sub>
+            <m:r>
+              <w:rPr>
+                <w:rFonts w:ascii="Cambria Math" w:eastAsiaTheme="minorEastAsia" w:hAnsi="Cambria Math"/>
+                <w:sz w:val="24"/>
+                <w:szCs w:val="20"/>
+              </w:rPr>
+              <m:t>y</m:t>
+            </m:r>
+          </m:sub>
+        </m:sSub>
+        <m:r>
+          <w:rPr>
+            <w:rFonts w:ascii="Cambria Math" w:eastAsiaTheme="minorEastAsia" w:hAnsi="Cambria Math"/>
+            <w:sz w:val="24"/>
+            <w:szCs w:val="20"/>
+          </w:rPr>
+          <m:t>(x,y)</m:t>
+        </m:r>
+      </m:oMath>
+      <w:r>
+        <w:rPr>
+          <w:rFonts w:eastAsiaTheme="minorEastAsia"/>
+          <w:sz w:val="24"/>
+          <w:szCs w:val="20"/>
+        </w:rPr>
+        <w:t xml:space="preserve"> y </w:t>
+      </w:r>
+      <m:oMath>
+        <m:sSub>
+          <m:sSubPr>
+            <m:ctrlPr>
+              <w:rPr>
+                <w:rFonts w:ascii="Cambria Math" w:eastAsiaTheme="minorEastAsia" w:hAnsi="Cambria Math"/>
+                <w:i/>
+                <w:sz w:val="24"/>
+                <w:szCs w:val="20"/>
+              </w:rPr>
+            </m:ctrlPr>
+          </m:sSubPr>
+          <m:e>
+            <m:r>
+              <w:rPr>
+                <w:rFonts w:ascii="Cambria Math" w:eastAsiaTheme="minorEastAsia" w:hAnsi="Cambria Math"/>
+                <w:sz w:val="24"/>
+                <w:szCs w:val="20"/>
+              </w:rPr>
+              <m:t>G</m:t>
+            </m:r>
+          </m:e>
+          <m:sub>
+            <m:r>
+              <w:rPr>
+                <w:rFonts w:ascii="Cambria Math" w:eastAsiaTheme="minorEastAsia" w:hAnsi="Cambria Math"/>
+                <w:sz w:val="24"/>
+                <w:szCs w:val="20"/>
+              </w:rPr>
+              <m:t>y</m:t>
+            </m:r>
+          </m:sub>
+        </m:sSub>
+        <m:r>
+          <w:rPr>
+            <w:rFonts w:ascii="Cambria Math" w:eastAsiaTheme="minorEastAsia" w:hAnsi="Cambria Math"/>
+            <w:sz w:val="24"/>
+            <w:szCs w:val="20"/>
+          </w:rPr>
+          <m:t>(x,y)</m:t>
+        </m:r>
+      </m:oMath>
+      <w:r>
+        <w:rPr>
+          <w:rFonts w:eastAsiaTheme="minorEastAsia"/>
+          <w:sz w:val="24"/>
+          <w:szCs w:val="20"/>
+        </w:rPr>
+        <w:t xml:space="preserve"> son las componentes horizontal y vertical del gradiente espacial evaluadas en cada píxel de coordenadas </w:t>
+      </w:r>
+      <m:oMath>
+        <m:r>
+          <w:rPr>
+            <w:rFonts w:ascii="Cambria Math" w:eastAsiaTheme="minorEastAsia" w:hAnsi="Cambria Math"/>
+            <w:sz w:val="24"/>
+            <w:szCs w:val="20"/>
+          </w:rPr>
+          <m:t>(x,y)</m:t>
+        </m:r>
+      </m:oMath>
+      <w:r>
+        <w:rPr>
+          <w:rFonts w:eastAsiaTheme="minorEastAsia"/>
+          <w:sz w:val="24"/>
+          <w:szCs w:val="20"/>
+        </w:rPr>
+        <w:t xml:space="preserve">. Finalmente, en la tercera ecuación, </w:t>
+      </w:r>
+      <m:oMath>
+        <m:r>
+          <w:rPr>
+            <w:rFonts w:ascii="Cambria Math" w:eastAsiaTheme="minorEastAsia" w:hAnsi="Cambria Math"/>
+            <w:sz w:val="24"/>
+            <w:szCs w:val="20"/>
+          </w:rPr>
+          <m:t>ω</m:t>
+        </m:r>
+      </m:oMath>
+      <w:r>
+        <w:rPr>
+          <w:rFonts w:eastAsiaTheme="minorEastAsia"/>
+          <w:sz w:val="24"/>
+          <w:szCs w:val="20"/>
+        </w:rPr>
+        <w:t xml:space="preserve"> representa las distintas bandas de frecuencia del espectro y </w:t>
+      </w:r>
+      <m:oMath>
+        <m:r>
+          <w:rPr>
+            <w:rFonts w:ascii="Cambria Math" w:hAnsi="Cambria Math"/>
+            <w:sz w:val="24"/>
+            <w:szCs w:val="20"/>
+          </w:rPr>
+          <m:t>∆ϕ(ω)</m:t>
+        </m:r>
+      </m:oMath>
+      <w:r>
+        <w:rPr>
+          <w:rFonts w:eastAsiaTheme="minorEastAsia"/>
+          <w:sz w:val="24"/>
+          <w:szCs w:val="20"/>
+        </w:rPr>
+        <w:t xml:space="preserve"> es el ruido de fase o error introducido específicamente por la cuantización del algoritmo JPG, el cual es mucho más grande en las altas frecuencias</w:t>
+      </w:r>
+      <w:r>
+        <w:rPr>
+          <w:rFonts w:eastAsiaTheme="minorEastAsia"/>
+          <w:sz w:val="24"/>
+          <w:szCs w:val="20"/>
+        </w:rPr>
+        <w:t xml:space="preserve"> </w:t>
       </w:r>
     </w:p>
     <w:p>
-      <w:r>
-        <w:t>Imagen Objetivo (TIF):</w:t>
-      </w:r>
-      <w:r>
-        <w:t xml:space="preserve"> </w:t>
-      </w:r>
-      <w:r>
-        <w:tab/>
-      </w:r>
-      <w:r>
-        <w:tab/>
-      </w:r>
-      <w:r>
-        <w:tab/>
-        <w:t>Imagen Objetivo (JPG</w:t>
-      </w:r>
-      <w:r>
-        <w:t>):</w:t>
+      <w:pPr>
+        <w:rPr>
+          <w:b/>
+          <w:bCs/>
+          <w:szCs w:val="28"/>
+        </w:rPr>
+      </w:pPr>
+      <w:r>
+        <w:rPr>
+          <w:b/>
+          <w:bCs/>
+          <w:szCs w:val="28"/>
+        </w:rPr>
+        <w:t>R</w:t>
+      </w:r>
+      <w:r>
+        <w:rPr>
+          <w:b/>
+          <w:bCs/>
+          <w:szCs w:val="28"/>
+        </w:rPr>
+        <w:t>esolución</w:t>
       </w:r>
     </w:p>
     <w:p>
+      <w:pPr>
+        <w:rPr>
+          <w:rFonts w:eastAsiaTheme="minorEastAsia"/>
+          <w:sz w:val="24"/>
+          <w:szCs w:val="20"/>
+        </w:rPr>
+      </w:pPr>
+      <w:r>
+        <w:rPr>
+          <w:rFonts w:eastAsiaTheme="minorEastAsia"/>
+          <w:sz w:val="24"/>
+          <w:szCs w:val="20"/>
+        </w:rPr>
+        <w:t xml:space="preserve">Para resolver este problema computacionalmente y encontrar el parámetro óptimo que maximice nuestra métrica de nitidez, diseñamos una búsqueda en dos etapas sobre el rango [0.1, 5.0]. Primero realizamos una búsqueda gruesa para identificar rápidamente la región donde la nitidez alcanzaba su máximo, y luego ejecutamos una búsqueda fina en esa zona específica para extraer el valor exacto de </w:t>
+      </w:r>
+      <m:oMath>
+        <m:r>
+          <w:rPr>
+            <w:rFonts w:ascii="Cambria Math" w:eastAsiaTheme="minorEastAsia" w:hAnsi="Cambria Math"/>
+            <w:sz w:val="24"/>
+            <w:szCs w:val="20"/>
+          </w:rPr>
+          <m:t>k</m:t>
+        </m:r>
+      </m:oMath>
+      <w:r>
+        <w:rPr>
+          <w:rFonts w:eastAsiaTheme="minorEastAsia"/>
+          <w:sz w:val="24"/>
+          <w:szCs w:val="20"/>
+        </w:rPr>
+        <w:t>.</w:t>
+      </w:r>
+    </w:p>
+    <w:p>
+      <w:pPr>
+        <w:rPr>
+          <w:rFonts w:eastAsiaTheme="minorEastAsia"/>
+          <w:sz w:val="24"/>
+          <w:szCs w:val="20"/>
+        </w:rPr>
+      </w:pPr>
+      <w:r>
+        <w:rPr>
+          <w:rFonts w:eastAsiaTheme="minorEastAsia"/>
+          <w:sz w:val="24"/>
+          <w:szCs w:val="20"/>
+        </w:rPr>
+        <w:t>Al aplicar este procedimiento comparando ambos formatos, notamos diferencias cruciales. Con el formato TIF, al ser sin pérdida, la información matemática completa del espectro se mantuvo intacta. Logramos resultados sumamente predecibles, encontrando un factor óptimo aproximado de 3.0 (3.333) y alcanzando una nitidez máxima excelente en la reconstrucción.</w:t>
+      </w:r>
+    </w:p>
+    <w:p>
+      <w:pPr>
+        <w:rPr>
+          <w:rFonts w:eastAsiaTheme="minorEastAsia"/>
+          <w:sz w:val="24"/>
+          <w:szCs w:val="20"/>
+        </w:rPr>
+      </w:pPr>
+      <w:r>
+        <w:rPr>
+          <w:rFonts w:eastAsiaTheme="minorEastAsia"/>
+          <w:sz w:val="24"/>
+          <w:szCs w:val="20"/>
+        </w:rPr>
+        <w:t xml:space="preserve">Por otro lado, al ejecutar este mismo procedimiento sobre las imágenes en formato JPG, observamos directamente el impacto de su compresión basada en la Transformada Discreta del Coseno (DCT). Como este formato descarta gran parte de las altas frecuencias, se genera el ruido de fase que modelamos previamente, rompiendo la coherencia original entre la magnitud y la fase. En la práctica, esto provocó que nuestro algoritmo convergiera hacia un valor de </w:t>
+      </w:r>
+      <m:oMath>
+        <m:r>
+          <w:rPr>
+            <w:rFonts w:ascii="Cambria Math" w:eastAsiaTheme="minorEastAsia" w:hAnsi="Cambria Math"/>
+            <w:sz w:val="24"/>
+            <w:szCs w:val="20"/>
+          </w:rPr>
+          <m:t>k</m:t>
+        </m:r>
+      </m:oMath>
+      <w:r>
+        <w:rPr>
+          <w:rFonts w:eastAsiaTheme="minorEastAsia"/>
+          <w:sz w:val="24"/>
+          <w:szCs w:val="20"/>
+        </w:rPr>
+        <w:t xml:space="preserve"> óptimo completamente distinto al del TIF. Además, la nitidez máxima que logramos en la reconstrucción fue notablemente inferior, y la imagen final presentó texturas sucias y los clásicos artefactos visuales de compresión. Toda esta degradación asimétrica nos comprobó de forma empírica que es indispensable trabajar con formatos sin pérdida cuando el proceso matemático depende de mantener intacta la integridad del espectro.</w:t>
+      </w:r>
+    </w:p>
+    <w:p>
+      <w:pPr>
+        <w:rPr>
+          <w:rFonts w:eastAsiaTheme="minorEastAsia"/>
+          <w:sz w:val="24"/>
+          <w:szCs w:val="20"/>
+        </w:rPr>
+      </w:pPr>
+      <w:r>
+        <w:rPr>
+          <w:rFonts w:eastAsiaTheme="minorEastAsia"/>
+          <w:b/>
+          <w:bCs/>
+          <w:sz w:val="24"/>
+          <w:szCs w:val="20"/>
+        </w:rPr>
+        <w:lastRenderedPageBreak/>
+        <w:t>[Sugerencia de gráfico para agregar en el informe]: Inserten aquí un gráfico de curvas (Nitidez vs $k$) donde se vean las dos líneas superpuestas: la del TIF con su pico claro en $\</w:t>
+      </w:r>
+      <w:proofErr w:type="spellStart"/>
+      <w:r>
+        <w:rPr>
+          <w:rFonts w:eastAsiaTheme="minorEastAsia"/>
+          <w:b/>
+          <w:bCs/>
+          <w:sz w:val="24"/>
+          <w:szCs w:val="20"/>
+        </w:rPr>
+        <w:t>approx</w:t>
+      </w:r>
+      <w:proofErr w:type="spellEnd"/>
+      <w:r>
+        <w:rPr>
+          <w:rFonts w:eastAsiaTheme="minorEastAsia"/>
+          <w:b/>
+          <w:bCs/>
+          <w:sz w:val="24"/>
+          <w:szCs w:val="20"/>
+        </w:rPr>
+        <w:t xml:space="preserve"> 3.0$ y la del JPG con un pico más bajo y desplazado. Debajo, agreguen las dos imágenes finales reconstruidas lado a lado para que el profesor pueda apreciar los artefactos visuales del JPG en contraste con la claridad del TIF.</w:t>
+      </w:r>
+    </w:p>
+    <w:p>
+      <w:pPr>
+        <w:rPr>
+          <w:b/>
+          <w:bCs/>
+        </w:rPr>
+      </w:pPr>
+      <w:r>
+        <w:rPr>
+          <w:b/>
+          <w:bCs/>
+        </w:rPr>
+        <w:t>Imagen Objetivo (TIF):</w:t>
+      </w:r>
+      <w:r>
+        <w:rPr>
+          <w:b/>
+          <w:bCs/>
+        </w:rPr>
+        <w:t xml:space="preserve"> </w:t>
+      </w:r>
+      <w:r>
+        <w:rPr>
+          <w:b/>
+          <w:bCs/>
+        </w:rPr>
+        <w:tab/>
+        <w:t>Imagen Objetivo (JPG):</w:t>
+      </w:r>
+    </w:p>
+    <w:p>
       <w:r>
         <w:rPr>
           <w:noProof/>
           <w:lang w:eastAsia="es-AR"/>
         </w:rPr>
         <w:drawing>
-          <wp:anchor distT="0" distB="0" distL="114300" distR="114300" simplePos="0" relativeHeight="251658240" behindDoc="1" locked="0" layoutInCell="1" allowOverlap="1" wp14:anchorId="1B8C12FA" wp14:editId="5582A5DA">
+          <wp:anchor distT="0" distB="0" distL="114300" distR="114300" simplePos="0" relativeHeight="251658240" behindDoc="1" locked="0" layoutInCell="1" allowOverlap="1" wp14:anchorId="1B8C12FA" wp14:editId="0C54A75B">
             <wp:simplePos x="0" y="0"/>
             <wp:positionH relativeFrom="margin">
-              <wp:posOffset>2705073</wp:posOffset>
+              <wp:posOffset>2258060</wp:posOffset>
             </wp:positionH>
             <wp:positionV relativeFrom="page">
-              <wp:posOffset>7572164</wp:posOffset>
+              <wp:posOffset>2249170</wp:posOffset>
             </wp:positionV>
             <wp:extent cx="1645920" cy="1645920"/>
             <wp:effectExtent l="0" t="0" r="0" b="0"/>
@@ -1923,7 +7443,7 @@
           <w:lang w:eastAsia="es-AR"/>
         </w:rPr>
         <w:drawing>
-          <wp:inline distT="0" distB="0" distL="0" distR="0" wp14:anchorId="149A008E" wp14:editId="2583C611">
+          <wp:inline distT="0" distB="0" distL="0" distR="0" wp14:anchorId="149A008E" wp14:editId="6B2BEB0A">
             <wp:extent cx="1637969" cy="1637969"/>
             <wp:effectExtent l="0" t="0" r="635" b="635"/>
             <wp:docPr id="1556253534" name="Imagen 2"/>
@@ -1986,7 +7506,7 @@
 </file>
 
 <file path=word/endnotes.xml><?xml version="1.0" encoding="utf-8"?>
-<w:endnotes xmlns:wpc="http://schemas.microsoft.com/office/word/2010/wordprocessingCanvas" xmlns:cx="http://schemas.microsoft.com/office/drawing/2014/chartex" xmlns:mc="http://schemas.openxmlformats.org/markup-compatibility/2006" xmlns:o="urn:schemas-microsoft-com:office:office" xmlns:r="http://schemas.openxmlformats.org/officeDocument/2006/relationships" xmlns:m="http://schemas.openxmlformats.org/officeDocument/2006/math" xmlns:v="urn:schemas-microsoft-com:vml" xmlns:wp14="http://schemas.microsoft.com/office/word/2010/wordprocessingDrawing" xmlns:wp="http://schemas.openxmlformats.org/drawingml/2006/wordprocessingDrawing" xmlns:w10="urn:schemas-microsoft-com:office:word" xmlns:w="http://schemas.openxmlformats.org/wordprocessingml/2006/main" xmlns:w14="http://schemas.microsoft.com/office/word/2010/wordml" xmlns:w15="http://schemas.microsoft.com/office/word/2012/wordml" xmlns:w16se="http://schemas.microsoft.com/office/word/2015/wordml/symex" xmlns:wpg="http://schemas.microsoft.com/office/word/2010/wordprocessingGroup" xmlns:wpi="http://schemas.microsoft.com/office/word/2010/wordprocessingInk" xmlns:wne="http://schemas.microsoft.com/office/word/2006/wordml" xmlns:wps="http://schemas.microsoft.com/office/word/2010/wordprocessingShape" mc:Ignorable="w14 w15 w16se wp14">
+<w:endnotes xmlns:wpc="http://schemas.microsoft.com/office/word/2010/wordprocessingCanvas" xmlns:cx="http://schemas.microsoft.com/office/drawing/2014/chartex" xmlns:cx1="http://schemas.microsoft.com/office/drawing/2015/9/8/chartex" xmlns:cx2="http://schemas.microsoft.com/office/drawing/2015/10/21/chartex" xmlns:cx3="http://schemas.microsoft.com/office/drawing/2016/5/9/chartex" xmlns:cx4="http://schemas.microsoft.com/office/drawing/2016/5/10/chartex" xmlns:cx5="http://schemas.microsoft.com/office/drawing/2016/5/11/chartex" xmlns:cx6="http://schemas.microsoft.com/office/drawing/2016/5/12/chartex" xmlns:cx7="http://schemas.microsoft.com/office/drawing/2016/5/13/chartex" xmlns:cx8="http://schemas.microsoft.com/office/drawing/2016/5/14/chartex" xmlns:mc="http://schemas.openxmlformats.org/markup-compatibility/2006" xmlns:aink="http://schemas.microsoft.com/office/drawing/2016/ink" xmlns:am3d="http://schemas.microsoft.com/office/drawing/2017/model3d" xmlns:o="urn:schemas-microsoft-com:office:office" xmlns:oel="http://schemas.microsoft.com/office/2019/extlst" xmlns:r="http://schemas.openxmlformats.org/officeDocument/2006/relationships" xmlns:m="http://schemas.openxmlformats.org/officeDocument/2006/math" xmlns:v="urn:schemas-microsoft-com:vml" xmlns:wp14="http://schemas.microsoft.com/office/word/2010/wordprocessingDrawing" xmlns:wp="http://schemas.openxmlformats.org/drawingml/2006/wordprocessingDrawing" xmlns:w10="urn:schemas-microsoft-com:office:word" xmlns:w="http://schemas.openxmlformats.org/wordprocessingml/2006/main" xmlns:w14="http://schemas.microsoft.com/office/word/2010/wordml" xmlns:w15="http://schemas.microsoft.com/office/word/2012/wordml" xmlns:w16cex="http://schemas.microsoft.com/office/word/2018/wordml/cex" xmlns:w16cid="http://schemas.microsoft.com/office/word/2016/wordml/cid" xmlns:w16="http://schemas.microsoft.com/office/word/2018/wordml" xmlns:w16du="http://schemas.microsoft.com/office/word/2023/wordml/word16du" xmlns:w16sdtdh="http://schemas.microsoft.com/office/word/2020/wordml/sdtdatahash" xmlns:w16sdtfl="http://schemas.microsoft.com/office/word/2024/wordml/sdtformatlock" xmlns:w16se="http://schemas.microsoft.com/office/word/2015/wordml/symex" xmlns:wpg="http://schemas.microsoft.com/office/word/2010/wordprocessingGroup" xmlns:wpi="http://schemas.microsoft.com/office/word/2010/wordprocessingInk" xmlns:wne="http://schemas.microsoft.com/office/word/2006/wordml" xmlns:wps="http://schemas.microsoft.com/office/word/2010/wordprocessingShape" mc:Ignorable="w14 w15 w16se w16cid w16 w16cex w16sdtdh w16sdtfl w16du wp14">
   <w:endnote w:type="separator" w:id="-1">
     <w:p>
       <w:pPr>
@@ -2011,7 +7531,7 @@
 </file>
 
 <file path=word/footer1.xml><?xml version="1.0" encoding="utf-8"?>
-<w:ftr xmlns:wpc="http://schemas.microsoft.com/office/word/2010/wordprocessingCanvas" xmlns:cx="http://schemas.microsoft.com/office/drawing/2014/chartex" xmlns:mc="http://schemas.openxmlformats.org/markup-compatibility/2006" xmlns:o="urn:schemas-microsoft-com:office:office" xmlns:r="http://schemas.openxmlformats.org/officeDocument/2006/relationships" xmlns:m="http://schemas.openxmlformats.org/officeDocument/2006/math" xmlns:v="urn:schemas-microsoft-com:vml" xmlns:wp14="http://schemas.microsoft.com/office/word/2010/wordprocessingDrawing" xmlns:wp="http://schemas.openxmlformats.org/drawingml/2006/wordprocessingDrawing" xmlns:w10="urn:schemas-microsoft-com:office:word" xmlns:w="http://schemas.openxmlformats.org/wordprocessingml/2006/main" xmlns:w14="http://schemas.microsoft.com/office/word/2010/wordml" xmlns:w15="http://schemas.microsoft.com/office/word/2012/wordml" xmlns:w16se="http://schemas.microsoft.com/office/word/2015/wordml/symex" xmlns:wpg="http://schemas.microsoft.com/office/word/2010/wordprocessingGroup" xmlns:wpi="http://schemas.microsoft.com/office/word/2010/wordprocessingInk" xmlns:wne="http://schemas.microsoft.com/office/word/2006/wordml" xmlns:wps="http://schemas.microsoft.com/office/word/2010/wordprocessingShape" mc:Ignorable="w14 w15 w16se wp14">
+<w:ftr xmlns:wpc="http://schemas.microsoft.com/office/word/2010/wordprocessingCanvas" xmlns:cx="http://schemas.microsoft.com/office/drawing/2014/chartex" xmlns:cx1="http://schemas.microsoft.com/office/drawing/2015/9/8/chartex" xmlns:cx2="http://schemas.microsoft.com/office/drawing/2015/10/21/chartex" xmlns:cx3="http://schemas.microsoft.com/office/drawing/2016/5/9/chartex" xmlns:cx4="http://schemas.microsoft.com/office/drawing/2016/5/10/chartex" xmlns:cx5="http://schemas.microsoft.com/office/drawing/2016/5/11/chartex" xmlns:cx6="http://schemas.microsoft.com/office/drawing/2016/5/12/chartex" xmlns:cx7="http://schemas.microsoft.com/office/drawing/2016/5/13/chartex" xmlns:cx8="http://schemas.microsoft.com/office/drawing/2016/5/14/chartex" xmlns:mc="http://schemas.openxmlformats.org/markup-compatibility/2006" xmlns:aink="http://schemas.microsoft.com/office/drawing/2016/ink" xmlns:am3d="http://schemas.microsoft.com/office/drawing/2017/model3d" xmlns:o="urn:schemas-microsoft-com:office:office" xmlns:oel="http://schemas.microsoft.com/office/2019/extlst" xmlns:r="http://schemas.openxmlformats.org/officeDocument/2006/relationships" xmlns:m="http://schemas.openxmlformats.org/officeDocument/2006/math" xmlns:v="urn:schemas-microsoft-com:vml" xmlns:wp14="http://schemas.microsoft.com/office/word/2010/wordprocessingDrawing" xmlns:wp="http://schemas.openxmlformats.org/drawingml/2006/wordprocessingDrawing" xmlns:w10="urn:schemas-microsoft-com:office:word" xmlns:w="http://schemas.openxmlformats.org/wordprocessingml/2006/main" xmlns:w14="http://schemas.microsoft.com/office/word/2010/wordml" xmlns:w15="http://schemas.microsoft.com/office/word/2012/wordml" xmlns:w16cex="http://schemas.microsoft.com/office/word/2018/wordml/cex" xmlns:w16cid="http://schemas.microsoft.com/office/word/2016/wordml/cid" xmlns:w16="http://schemas.microsoft.com/office/word/2018/wordml" xmlns:w16du="http://schemas.microsoft.com/office/word/2023/wordml/word16du" xmlns:w16sdtdh="http://schemas.microsoft.com/office/word/2020/wordml/sdtdatahash" xmlns:w16sdtfl="http://schemas.microsoft.com/office/word/2024/wordml/sdtformatlock" xmlns:w16se="http://schemas.microsoft.com/office/word/2015/wordml/symex" xmlns:wpg="http://schemas.microsoft.com/office/word/2010/wordprocessingGroup" xmlns:wpi="http://schemas.microsoft.com/office/word/2010/wordprocessingInk" xmlns:wne="http://schemas.microsoft.com/office/word/2006/wordml" xmlns:wps="http://schemas.microsoft.com/office/word/2010/wordprocessingShape" mc:Ignorable="w14 w15 w16se w16cid w16 w16cex w16sdtdh w16sdtfl w16du wp14">
   <w:p>
     <w:pPr>
       <w:tabs>
@@ -2148,7 +7668,7 @@
 </file>
 
 <file path=word/footnotes.xml><?xml version="1.0" encoding="utf-8"?>
-<w:footnotes xmlns:wpc="http://schemas.microsoft.com/office/word/2010/wordprocessingCanvas" xmlns:cx="http://schemas.microsoft.com/office/drawing/2014/chartex" xmlns:mc="http://schemas.openxmlformats.org/markup-compatibility/2006" xmlns:o="urn:schemas-microsoft-com:office:office" xmlns:r="http://schemas.openxmlformats.org/officeDocument/2006/relationships" xmlns:m="http://schemas.openxmlformats.org/officeDocument/2006/math" xmlns:v="urn:schemas-microsoft-com:vml" xmlns:wp14="http://schemas.microsoft.com/office/word/2010/wordprocessingDrawing" xmlns:wp="http://schemas.openxmlformats.org/drawingml/2006/wordprocessingDrawing" xmlns:w10="urn:schemas-microsoft-com:office:word" xmlns:w="http://schemas.openxmlformats.org/wordprocessingml/2006/main" xmlns:w14="http://schemas.microsoft.com/office/word/2010/wordml" xmlns:w15="http://schemas.microsoft.com/office/word/2012/wordml" xmlns:w16se="http://schemas.microsoft.com/office/word/2015/wordml/symex" xmlns:wpg="http://schemas.microsoft.com/office/word/2010/wordprocessingGroup" xmlns:wpi="http://schemas.microsoft.com/office/word/2010/wordprocessingInk" xmlns:wne="http://schemas.microsoft.com/office/word/2006/wordml" xmlns:wps="http://schemas.microsoft.com/office/word/2010/wordprocessingShape" mc:Ignorable="w14 w15 w16se wp14">
+<w:footnotes xmlns:wpc="http://schemas.microsoft.com/office/word/2010/wordprocessingCanvas" xmlns:cx="http://schemas.microsoft.com/office/drawing/2014/chartex" xmlns:cx1="http://schemas.microsoft.com/office/drawing/2015/9/8/chartex" xmlns:cx2="http://schemas.microsoft.com/office/drawing/2015/10/21/chartex" xmlns:cx3="http://schemas.microsoft.com/office/drawing/2016/5/9/chartex" xmlns:cx4="http://schemas.microsoft.com/office/drawing/2016/5/10/chartex" xmlns:cx5="http://schemas.microsoft.com/office/drawing/2016/5/11/chartex" xmlns:cx6="http://schemas.microsoft.com/office/drawing/2016/5/12/chartex" xmlns:cx7="http://schemas.microsoft.com/office/drawing/2016/5/13/chartex" xmlns:cx8="http://schemas.microsoft.com/office/drawing/2016/5/14/chartex" xmlns:mc="http://schemas.openxmlformats.org/markup-compatibility/2006" xmlns:aink="http://schemas.microsoft.com/office/drawing/2016/ink" xmlns:am3d="http://schemas.microsoft.com/office/drawing/2017/model3d" xmlns:o="urn:schemas-microsoft-com:office:office" xmlns:oel="http://schemas.microsoft.com/office/2019/extlst" xmlns:r="http://schemas.openxmlformats.org/officeDocument/2006/relationships" xmlns:m="http://schemas.openxmlformats.org/officeDocument/2006/math" xmlns:v="urn:schemas-microsoft-com:vml" xmlns:wp14="http://schemas.microsoft.com/office/word/2010/wordprocessingDrawing" xmlns:wp="http://schemas.openxmlformats.org/drawingml/2006/wordprocessingDrawing" xmlns:w10="urn:schemas-microsoft-com:office:word" xmlns:w="http://schemas.openxmlformats.org/wordprocessingml/2006/main" xmlns:w14="http://schemas.microsoft.com/office/word/2010/wordml" xmlns:w15="http://schemas.microsoft.com/office/word/2012/wordml" xmlns:w16cex="http://schemas.microsoft.com/office/word/2018/wordml/cex" xmlns:w16cid="http://schemas.microsoft.com/office/word/2016/wordml/cid" xmlns:w16="http://schemas.microsoft.com/office/word/2018/wordml" xmlns:w16du="http://schemas.microsoft.com/office/word/2023/wordml/word16du" xmlns:w16sdtdh="http://schemas.microsoft.com/office/word/2020/wordml/sdtdatahash" xmlns:w16sdtfl="http://schemas.microsoft.com/office/word/2024/wordml/sdtformatlock" xmlns:w16se="http://schemas.microsoft.com/office/word/2015/wordml/symex" xmlns:wpg="http://schemas.microsoft.com/office/word/2010/wordprocessingGroup" xmlns:wpi="http://schemas.microsoft.com/office/word/2010/wordprocessingInk" xmlns:wne="http://schemas.microsoft.com/office/word/2006/wordml" xmlns:wps="http://schemas.microsoft.com/office/word/2010/wordprocessingShape" mc:Ignorable="w14 w15 w16se w16cid w16 w16cex w16sdtdh w16sdtfl w16du wp14">
   <w:footnote w:type="separator" w:id="-1">
     <w:p>
       <w:pPr>
@@ -2173,7 +7693,7 @@
 </file>
 
 <file path=word/numbering.xml><?xml version="1.0" encoding="utf-8"?>
-<w:numbering xmlns:wpc="http://schemas.microsoft.com/office/word/2010/wordprocessingCanvas" xmlns:cx="http://schemas.microsoft.com/office/drawing/2014/chartex" xmlns:mc="http://schemas.openxmlformats.org/markup-compatibility/2006" xmlns:o="urn:schemas-microsoft-com:office:office" xmlns:r="http://schemas.openxmlformats.org/officeDocument/2006/relationships" xmlns:m="http://schemas.openxmlformats.org/officeDocument/2006/math" xmlns:v="urn:schemas-microsoft-com:vml" xmlns:wp14="http://schemas.microsoft.com/office/word/2010/wordprocessingDrawing" xmlns:wp="http://schemas.openxmlformats.org/drawingml/2006/wordprocessingDrawing" xmlns:w10="urn:schemas-microsoft-com:office:word" xmlns:w="http://schemas.openxmlformats.org/wordprocessingml/2006/main" xmlns:w14="http://schemas.microsoft.com/office/word/2010/wordml" xmlns:w15="http://schemas.microsoft.com/office/word/2012/wordml" xmlns:w16se="http://schemas.microsoft.com/office/word/2015/wordml/symex" xmlns:wpg="http://schemas.microsoft.com/office/word/2010/wordprocessingGroup" xmlns:wpi="http://schemas.microsoft.com/office/word/2010/wordprocessingInk" xmlns:wne="http://schemas.microsoft.com/office/word/2006/wordml" xmlns:wps="http://schemas.microsoft.com/office/word/2010/wordprocessingShape" mc:Ignorable="w14 w15 w16se wp14">
+<w:numbering xmlns:wpc="http://schemas.microsoft.com/office/word/2010/wordprocessingCanvas" xmlns:cx="http://schemas.microsoft.com/office/drawing/2014/chartex" xmlns:cx1="http://schemas.microsoft.com/office/drawing/2015/9/8/chartex" xmlns:cx2="http://schemas.microsoft.com/office/drawing/2015/10/21/chartex" xmlns:cx3="http://schemas.microsoft.com/office/drawing/2016/5/9/chartex" xmlns:cx4="http://schemas.microsoft.com/office/drawing/2016/5/10/chartex" xmlns:cx5="http://schemas.microsoft.com/office/drawing/2016/5/11/chartex" xmlns:cx6="http://schemas.microsoft.com/office/drawing/2016/5/12/chartex" xmlns:cx7="http://schemas.microsoft.com/office/drawing/2016/5/13/chartex" xmlns:cx8="http://schemas.microsoft.com/office/drawing/2016/5/14/chartex" xmlns:mc="http://schemas.openxmlformats.org/markup-compatibility/2006" xmlns:aink="http://schemas.microsoft.com/office/drawing/2016/ink" xmlns:am3d="http://schemas.microsoft.com/office/drawing/2017/model3d" xmlns:o="urn:schemas-microsoft-com:office:office" xmlns:oel="http://schemas.microsoft.com/office/2019/extlst" xmlns:r="http://schemas.openxmlformats.org/officeDocument/2006/relationships" xmlns:m="http://schemas.openxmlformats.org/officeDocument/2006/math" xmlns:v="urn:schemas-microsoft-com:vml" xmlns:wp14="http://schemas.microsoft.com/office/word/2010/wordprocessingDrawing" xmlns:wp="http://schemas.openxmlformats.org/drawingml/2006/wordprocessingDrawing" xmlns:w10="urn:schemas-microsoft-com:office:word" xmlns:w="http://schemas.openxmlformats.org/wordprocessingml/2006/main" xmlns:w14="http://schemas.microsoft.com/office/word/2010/wordml" xmlns:w15="http://schemas.microsoft.com/office/word/2012/wordml" xmlns:w16cex="http://schemas.microsoft.com/office/word/2018/wordml/cex" xmlns:w16cid="http://schemas.microsoft.com/office/word/2016/wordml/cid" xmlns:w16="http://schemas.microsoft.com/office/word/2018/wordml" xmlns:w16du="http://schemas.microsoft.com/office/word/2023/wordml/word16du" xmlns:w16sdtdh="http://schemas.microsoft.com/office/word/2020/wordml/sdtdatahash" xmlns:w16sdtfl="http://schemas.microsoft.com/office/word/2024/wordml/sdtformatlock" xmlns:w16se="http://schemas.microsoft.com/office/word/2015/wordml/symex" xmlns:wpg="http://schemas.microsoft.com/office/word/2010/wordprocessingGroup" xmlns:wpi="http://schemas.microsoft.com/office/word/2010/wordprocessingInk" xmlns:wne="http://schemas.microsoft.com/office/word/2006/wordml" xmlns:wps="http://schemas.microsoft.com/office/word/2010/wordprocessingShape" mc:Ignorable="w14 w15 w16se w16cid w16 w16cex w16sdtdh w16sdtfl w16du wp14">
   <w:abstractNum w:abstractNumId="0" w15:restartNumberingAfterBreak="0">
     <w:nsid w:val="0250685B"/>
     <w:multiLevelType w:val="hybridMultilevel"/>
@@ -4808,83 +10328,83 @@
       </w:pPr>
     </w:lvl>
   </w:abstractNum>
-  <w:num w:numId="1">
+  <w:num w:numId="1" w16cid:durableId="470827672">
     <w:abstractNumId w:val="15"/>
   </w:num>
-  <w:num w:numId="2">
+  <w:num w:numId="2" w16cid:durableId="88425735">
     <w:abstractNumId w:val="11"/>
   </w:num>
-  <w:num w:numId="3">
+  <w:num w:numId="3" w16cid:durableId="351608507">
     <w:abstractNumId w:val="10"/>
   </w:num>
-  <w:num w:numId="4">
+  <w:num w:numId="4" w16cid:durableId="1663316377">
     <w:abstractNumId w:val="13"/>
   </w:num>
-  <w:num w:numId="5">
+  <w:num w:numId="5" w16cid:durableId="484202038">
     <w:abstractNumId w:val="21"/>
   </w:num>
-  <w:num w:numId="6">
+  <w:num w:numId="6" w16cid:durableId="1183935257">
     <w:abstractNumId w:val="3"/>
   </w:num>
-  <w:num w:numId="7">
+  <w:num w:numId="7" w16cid:durableId="368065736">
     <w:abstractNumId w:val="14"/>
   </w:num>
-  <w:num w:numId="8">
+  <w:num w:numId="8" w16cid:durableId="1950431018">
     <w:abstractNumId w:val="9"/>
   </w:num>
-  <w:num w:numId="9">
+  <w:num w:numId="9" w16cid:durableId="1863743417">
     <w:abstractNumId w:val="4"/>
   </w:num>
-  <w:num w:numId="10">
+  <w:num w:numId="10" w16cid:durableId="507407846">
     <w:abstractNumId w:val="0"/>
   </w:num>
-  <w:num w:numId="11">
+  <w:num w:numId="11" w16cid:durableId="222108322">
     <w:abstractNumId w:val="23"/>
   </w:num>
-  <w:num w:numId="12">
+  <w:num w:numId="12" w16cid:durableId="1952584842">
     <w:abstractNumId w:val="7"/>
   </w:num>
-  <w:num w:numId="13">
+  <w:num w:numId="13" w16cid:durableId="507183157">
     <w:abstractNumId w:val="18"/>
   </w:num>
-  <w:num w:numId="14">
+  <w:num w:numId="14" w16cid:durableId="516651304">
     <w:abstractNumId w:val="17"/>
   </w:num>
-  <w:num w:numId="15">
+  <w:num w:numId="15" w16cid:durableId="3872240">
     <w:abstractNumId w:val="12"/>
   </w:num>
-  <w:num w:numId="16">
+  <w:num w:numId="16" w16cid:durableId="977875506">
     <w:abstractNumId w:val="5"/>
   </w:num>
-  <w:num w:numId="17">
+  <w:num w:numId="17" w16cid:durableId="1754664088">
     <w:abstractNumId w:val="2"/>
   </w:num>
-  <w:num w:numId="18">
+  <w:num w:numId="18" w16cid:durableId="1874150016">
     <w:abstractNumId w:val="19"/>
   </w:num>
-  <w:num w:numId="19">
+  <w:num w:numId="19" w16cid:durableId="375274604">
     <w:abstractNumId w:val="20"/>
   </w:num>
-  <w:num w:numId="20">
+  <w:num w:numId="20" w16cid:durableId="1328173958">
     <w:abstractNumId w:val="6"/>
   </w:num>
-  <w:num w:numId="21">
+  <w:num w:numId="21" w16cid:durableId="2062709262">
     <w:abstractNumId w:val="8"/>
   </w:num>
-  <w:num w:numId="22">
+  <w:num w:numId="22" w16cid:durableId="807865064">
     <w:abstractNumId w:val="16"/>
   </w:num>
-  <w:num w:numId="23">
+  <w:num w:numId="23" w16cid:durableId="1780904905">
     <w:abstractNumId w:val="1"/>
   </w:num>
-  <w:num w:numId="24">
+  <w:num w:numId="24" w16cid:durableId="1826389115">
     <w:abstractNumId w:val="22"/>
   </w:num>
 </w:numbering>
 </file>
 
 <file path=word/styles.xml><?xml version="1.0" encoding="utf-8"?>
-<w:styles xmlns:mc="http://schemas.openxmlformats.org/markup-compatibility/2006" xmlns:r="http://schemas.openxmlformats.org/officeDocument/2006/relationships" xmlns:w="http://schemas.openxmlformats.org/wordprocessingml/2006/main" xmlns:w14="http://schemas.microsoft.com/office/word/2010/wordml" xmlns:w15="http://schemas.microsoft.com/office/word/2012/wordml" xmlns:w16se="http://schemas.microsoft.com/office/word/2015/wordml/symex" mc:Ignorable="w14 w15 w16se">
+<w:styles xmlns:mc="http://schemas.openxmlformats.org/markup-compatibility/2006" xmlns:r="http://schemas.openxmlformats.org/officeDocument/2006/relationships" xmlns:w="http://schemas.openxmlformats.org/wordprocessingml/2006/main" xmlns:w14="http://schemas.microsoft.com/office/word/2010/wordml" xmlns:w15="http://schemas.microsoft.com/office/word/2012/wordml" xmlns:w16cex="http://schemas.microsoft.com/office/word/2018/wordml/cex" xmlns:w16cid="http://schemas.microsoft.com/office/word/2016/wordml/cid" xmlns:w16="http://schemas.microsoft.com/office/word/2018/wordml" xmlns:w16du="http://schemas.microsoft.com/office/word/2023/wordml/word16du" xmlns:w16sdtdh="http://schemas.microsoft.com/office/word/2020/wordml/sdtdatahash" xmlns:w16sdtfl="http://schemas.microsoft.com/office/word/2024/wordml/sdtformatlock" xmlns:w16se="http://schemas.microsoft.com/office/word/2015/wordml/symex" mc:Ignorable="w14 w15 w16se w16cid w16 w16cex w16sdtdh w16sdtfl w16du">
   <w:docDefaults>
     <w:rPrDefault>
       <w:rPr>
@@ -4900,7 +10420,7 @@
       </w:pPr>
     </w:pPrDefault>
   </w:docDefaults>
-  <w:latentStyles w:defLockedState="0" w:defUIPriority="99" w:defSemiHidden="0" w:defUnhideWhenUsed="0" w:defQFormat="0" w:count="371">
+  <w:latentStyles w:defLockedState="0" w:defUIPriority="99" w:defSemiHidden="0" w:defUnhideWhenUsed="0" w:defQFormat="0" w:count="376">
     <w:lsdException w:name="Normal" w:uiPriority="0" w:qFormat="1"/>
     <w:lsdException w:name="heading 1" w:uiPriority="9" w:qFormat="1"/>
     <w:lsdException w:name="heading 2" w:semiHidden="1" w:uiPriority="9" w:unhideWhenUsed="1" w:qFormat="1"/>
@@ -5272,6 +10792,11 @@
     <w:lsdException w:name="List Table 5 Dark Accent 6" w:uiPriority="50"/>
     <w:lsdException w:name="List Table 6 Colorful Accent 6" w:uiPriority="51"/>
     <w:lsdException w:name="List Table 7 Colorful Accent 6" w:uiPriority="52"/>
+    <w:lsdException w:name="Mention" w:semiHidden="1" w:unhideWhenUsed="1"/>
+    <w:lsdException w:name="Smart Hyperlink" w:semiHidden="1" w:unhideWhenUsed="1"/>
+    <w:lsdException w:name="Hashtag" w:semiHidden="1" w:unhideWhenUsed="1"/>
+    <w:lsdException w:name="Unresolved Mention" w:semiHidden="1" w:unhideWhenUsed="1"/>
+    <w:lsdException w:name="Smart Link" w:semiHidden="1" w:unhideWhenUsed="1"/>
   </w:latentStyles>
   <w:style w:type="paragraph" w:default="1" w:styleId="Normal">
     <w:name w:val="Normal"/>
@@ -5329,10 +10854,32 @@
       <w:szCs w:val="26"/>
     </w:rPr>
   </w:style>
+  <w:style w:type="paragraph" w:styleId="Ttulo3">
+    <w:name w:val="heading 3"/>
+    <w:basedOn w:val="Normal"/>
+    <w:next w:val="Normal"/>
+    <w:link w:val="Ttulo3Car"/>
+    <w:uiPriority w:val="9"/>
+    <w:semiHidden/>
+    <w:unhideWhenUsed/>
+    <w:qFormat/>
+    <w:rsid w:val="00D456C6"/>
+    <w:pPr>
+      <w:keepNext/>
+      <w:keepLines/>
+      <w:spacing w:before="40" w:after="0"/>
+      <w:outlineLvl w:val="2"/>
+    </w:pPr>
+    <w:rPr>
+      <w:rFonts w:asciiTheme="majorHAnsi" w:eastAsiaTheme="majorEastAsia" w:hAnsiTheme="majorHAnsi" w:cstheme="majorBidi"/>
+      <w:color w:val="1F3763" w:themeColor="accent1" w:themeShade="7F"/>
+      <w:sz w:val="24"/>
+      <w:szCs w:val="24"/>
+    </w:rPr>
+  </w:style>
   <w:style w:type="character" w:default="1" w:styleId="Fuentedeprrafopredeter">
     <w:name w:val="Default Paragraph Font"/>
     <w:uiPriority w:val="1"/>
-    <w:semiHidden/>
     <w:unhideWhenUsed/>
   </w:style>
   <w:style w:type="table" w:default="1" w:styleId="Tablanormal">
@@ -5579,7 +11126,7 @@
       <w:contextualSpacing/>
     </w:pPr>
   </w:style>
-  <w:style w:type="character" w:styleId="Textoennegrita">
+  <w:style w:type="character" w:styleId="Fuerte">
     <w:name w:val="Strong"/>
     <w:basedOn w:val="Fuentedeprrafopredeter"/>
     <w:uiPriority w:val="22"/>
@@ -5626,6 +11173,20 @@
     <w:name w:val="mrel"/>
     <w:basedOn w:val="Fuentedeprrafopredeter"/>
     <w:rsid w:val="005E2555"/>
+  </w:style>
+  <w:style w:type="character" w:customStyle="1" w:styleId="Ttulo3Car">
+    <w:name w:val="Título 3 Car"/>
+    <w:basedOn w:val="Fuentedeprrafopredeter"/>
+    <w:link w:val="Ttulo3"/>
+    <w:uiPriority w:val="9"/>
+    <w:semiHidden/>
+    <w:rsid w:val="00D456C6"/>
+    <w:rPr>
+      <w:rFonts w:asciiTheme="majorHAnsi" w:eastAsiaTheme="majorEastAsia" w:hAnsiTheme="majorHAnsi" w:cstheme="majorBidi"/>
+      <w:color w:val="1F3763" w:themeColor="accent1" w:themeShade="7F"/>
+      <w:sz w:val="24"/>
+      <w:szCs w:val="24"/>
+    </w:rPr>
   </w:style>
 </w:styles>
 </file>
